--- a/Algae Bloom Project Final Report.docx
+++ b/Algae Bloom Project Final Report.docx
@@ -14,7 +14,6 @@
           <w:docPartUnique/>
         </w:docPartObj>
       </w:sdtPr>
-      <w:sdtEndPr/>
       <w:sdtContent>
         <w:p>
           <w:pPr>
@@ -97,7 +96,7 @@
                                   <w:tblLook w:val="04A0" w:firstRow="1" w:lastRow="0" w:firstColumn="1" w:lastColumn="0" w:noHBand="0" w:noVBand="1"/>
                                 </w:tblPr>
                                 <w:tblGrid>
-                                  <w:gridCol w:w="6283"/>
+                                  <w:gridCol w:w="6570"/>
                                   <w:gridCol w:w="2028"/>
                                 </w:tblGrid>
                                 <w:tr>
@@ -118,10 +117,10 @@
                                           <w:noProof/>
                                         </w:rPr>
                                         <w:drawing>
-                                          <wp:inline distT="0" distB="0" distL="0" distR="0" wp14:anchorId="6793DC7D" wp14:editId="7DDBE06E">
-                                            <wp:extent cx="3532505" cy="3532505"/>
+                                          <wp:inline distT="0" distB="0" distL="0" distR="0" wp14:anchorId="0745667B" wp14:editId="51BFD572">
+                                            <wp:extent cx="3714750" cy="3714750"/>
                                             <wp:effectExtent l="0" t="0" r="0" b="0"/>
-                                            <wp:docPr id="493874857" name="Picture 1" descr="What is causing Florida's algae crisis? 5 questions answered - News -  University of Florida"/>
+                                            <wp:docPr id="1283397240" name="Picture 2" descr="Red Tide Events in the Gulf of Mexico"/>
                                             <wp:cNvGraphicFramePr>
                                               <a:graphicFrameLocks xmlns:a="http://schemas.openxmlformats.org/drawingml/2006/main" noChangeAspect="1"/>
                                             </wp:cNvGraphicFramePr>
@@ -129,7 +128,7 @@
                                               <a:graphicData uri="http://schemas.openxmlformats.org/drawingml/2006/picture">
                                                 <pic:pic xmlns:pic="http://schemas.openxmlformats.org/drawingml/2006/picture">
                                                   <pic:nvPicPr>
-                                                    <pic:cNvPr id="0" name="Picture 1" descr="What is causing Florida's algae crisis? 5 questions answered - News -  University of Florida"/>
+                                                    <pic:cNvPr id="0" name="Picture 1" descr="Red Tide Events in the Gulf of Mexico"/>
                                                     <pic:cNvPicPr>
                                                       <a:picLocks noChangeAspect="1" noChangeArrowheads="1"/>
                                                     </pic:cNvPicPr>
@@ -150,7 +149,7 @@
                                                   <pic:spPr bwMode="auto">
                                                     <a:xfrm>
                                                       <a:off x="0" y="0"/>
-                                                      <a:ext cx="3542349" cy="3542349"/>
+                                                      <a:ext cx="3714750" cy="3714750"/>
                                                     </a:xfrm>
                                                     <a:prstGeom prst="rect">
                                                       <a:avLst/>
@@ -181,7 +180,6 @@
                                         <w:dataBinding w:prefixMappings="xmlns:ns0='http://purl.org/dc/elements/1.1/' xmlns:ns1='http://schemas.openxmlformats.org/package/2006/metadata/core-properties' " w:xpath="/ns1:coreProperties[1]/ns0:title[1]" w:storeItemID="{6C3C8BC8-F283-45AE-878A-BAB7291924A1}"/>
                                         <w:text/>
                                       </w:sdtPr>
-                                      <w:sdtEndPr/>
                                       <w:sdtContent>
                                         <w:p>
                                           <w:pPr>
@@ -202,7 +200,7 @@
                                               <w:sz w:val="40"/>
                                               <w:szCs w:val="40"/>
                                             </w:rPr>
-                                            <w:t>algae bloom predictibility with machine learning</w:t>
+                                            <w:t>algae bloom predictION with INTERPRETABLE machine learning</w:t>
                                           </w:r>
                                         </w:p>
                                       </w:sdtContent>
@@ -219,7 +217,6 @@
                                         <w:dataBinding w:prefixMappings="xmlns:ns0='http://purl.org/dc/elements/1.1/' xmlns:ns1='http://schemas.openxmlformats.org/package/2006/metadata/core-properties' " w:xpath="/ns1:coreProperties[1]/ns0:subject[1]" w:storeItemID="{6C3C8BC8-F283-45AE-878A-BAB7291924A1}"/>
                                         <w:text/>
                                       </w:sdtPr>
-                                      <w:sdtEndPr/>
                                       <w:sdtContent>
                                         <w:p>
                                           <w:pPr>
@@ -260,7 +257,6 @@
                                         <w:dataBinding w:prefixMappings="xmlns:ns0='http://purl.org/dc/elements/1.1/' xmlns:ns1='http://schemas.openxmlformats.org/package/2006/metadata/core-properties' " w:xpath="/ns1:coreProperties[1]/ns0:creator[1]" w:storeItemID="{6C3C8BC8-F283-45AE-878A-BAB7291924A1}"/>
                                         <w:text/>
                                       </w:sdtPr>
-                                      <w:sdtEndPr/>
                                       <w:sdtContent>
                                         <w:p>
                                           <w:pPr>
@@ -297,7 +293,6 @@
                                           <w:dataBinding w:prefixMappings="xmlns:ns0='http://purl.org/dc/elements/1.1/' xmlns:ns1='http://schemas.openxmlformats.org/package/2006/metadata/core-properties' " w:xpath="/ns1:coreProperties[1]/ns1:category[1]" w:storeItemID="{6C3C8BC8-F283-45AE-878A-BAB7291924A1}"/>
                                           <w:text/>
                                         </w:sdtPr>
-                                        <w:sdtEndPr/>
                                         <w:sdtContent>
                                           <w:r>
                                             <w:rPr>
@@ -363,7 +358,7 @@
                             <w:tblLook w:val="04A0" w:firstRow="1" w:lastRow="0" w:firstColumn="1" w:lastColumn="0" w:noHBand="0" w:noVBand="1"/>
                           </w:tblPr>
                           <w:tblGrid>
-                            <w:gridCol w:w="6283"/>
+                            <w:gridCol w:w="6570"/>
                             <w:gridCol w:w="2028"/>
                           </w:tblGrid>
                           <w:tr>
@@ -384,10 +379,10 @@
                                     <w:noProof/>
                                   </w:rPr>
                                   <w:drawing>
-                                    <wp:inline distT="0" distB="0" distL="0" distR="0" wp14:anchorId="6793DC7D" wp14:editId="7DDBE06E">
-                                      <wp:extent cx="3532505" cy="3532505"/>
+                                    <wp:inline distT="0" distB="0" distL="0" distR="0" wp14:anchorId="0745667B" wp14:editId="51BFD572">
+                                      <wp:extent cx="3714750" cy="3714750"/>
                                       <wp:effectExtent l="0" t="0" r="0" b="0"/>
-                                      <wp:docPr id="493874857" name="Picture 1" descr="What is causing Florida's algae crisis? 5 questions answered - News -  University of Florida"/>
+                                      <wp:docPr id="1283397240" name="Picture 2" descr="Red Tide Events in the Gulf of Mexico"/>
                                       <wp:cNvGraphicFramePr>
                                         <a:graphicFrameLocks xmlns:a="http://schemas.openxmlformats.org/drawingml/2006/main" noChangeAspect="1"/>
                                       </wp:cNvGraphicFramePr>
@@ -395,7 +390,7 @@
                                         <a:graphicData uri="http://schemas.openxmlformats.org/drawingml/2006/picture">
                                           <pic:pic xmlns:pic="http://schemas.openxmlformats.org/drawingml/2006/picture">
                                             <pic:nvPicPr>
-                                              <pic:cNvPr id="0" name="Picture 1" descr="What is causing Florida's algae crisis? 5 questions answered - News -  University of Florida"/>
+                                              <pic:cNvPr id="0" name="Picture 1" descr="Red Tide Events in the Gulf of Mexico"/>
                                               <pic:cNvPicPr>
                                                 <a:picLocks noChangeAspect="1" noChangeArrowheads="1"/>
                                               </pic:cNvPicPr>
@@ -416,7 +411,7 @@
                                             <pic:spPr bwMode="auto">
                                               <a:xfrm>
                                                 <a:off x="0" y="0"/>
-                                                <a:ext cx="3542349" cy="3542349"/>
+                                                <a:ext cx="3714750" cy="3714750"/>
                                               </a:xfrm>
                                               <a:prstGeom prst="rect">
                                                 <a:avLst/>
@@ -447,7 +442,6 @@
                                   <w:dataBinding w:prefixMappings="xmlns:ns0='http://purl.org/dc/elements/1.1/' xmlns:ns1='http://schemas.openxmlformats.org/package/2006/metadata/core-properties' " w:xpath="/ns1:coreProperties[1]/ns0:title[1]" w:storeItemID="{6C3C8BC8-F283-45AE-878A-BAB7291924A1}"/>
                                   <w:text/>
                                 </w:sdtPr>
-                                <w:sdtEndPr/>
                                 <w:sdtContent>
                                   <w:p>
                                     <w:pPr>
@@ -468,7 +462,7 @@
                                         <w:sz w:val="40"/>
                                         <w:szCs w:val="40"/>
                                       </w:rPr>
-                                      <w:t>algae bloom predictibility with machine learning</w:t>
+                                      <w:t>algae bloom predictION with INTERPRETABLE machine learning</w:t>
                                     </w:r>
                                   </w:p>
                                 </w:sdtContent>
@@ -485,7 +479,6 @@
                                   <w:dataBinding w:prefixMappings="xmlns:ns0='http://purl.org/dc/elements/1.1/' xmlns:ns1='http://schemas.openxmlformats.org/package/2006/metadata/core-properties' " w:xpath="/ns1:coreProperties[1]/ns0:subject[1]" w:storeItemID="{6C3C8BC8-F283-45AE-878A-BAB7291924A1}"/>
                                   <w:text/>
                                 </w:sdtPr>
-                                <w:sdtEndPr/>
                                 <w:sdtContent>
                                   <w:p>
                                     <w:pPr>
@@ -526,7 +519,6 @@
                                   <w:dataBinding w:prefixMappings="xmlns:ns0='http://purl.org/dc/elements/1.1/' xmlns:ns1='http://schemas.openxmlformats.org/package/2006/metadata/core-properties' " w:xpath="/ns1:coreProperties[1]/ns0:creator[1]" w:storeItemID="{6C3C8BC8-F283-45AE-878A-BAB7291924A1}"/>
                                   <w:text/>
                                 </w:sdtPr>
-                                <w:sdtEndPr/>
                                 <w:sdtContent>
                                   <w:p>
                                     <w:pPr>
@@ -563,7 +555,6 @@
                                     <w:dataBinding w:prefixMappings="xmlns:ns0='http://purl.org/dc/elements/1.1/' xmlns:ns1='http://schemas.openxmlformats.org/package/2006/metadata/core-properties' " w:xpath="/ns1:coreProperties[1]/ns1:category[1]" w:storeItemID="{6C3C8BC8-F283-45AE-878A-BAB7291924A1}"/>
                                     <w:text/>
                                   </w:sdtPr>
-                                  <w:sdtEndPr/>
                                   <w:sdtContent>
                                     <w:r>
                                       <w:rPr>
@@ -742,127 +733,85 @@
         <w:rPr>
           <w:rFonts w:cstheme="minorHAnsi"/>
         </w:rPr>
-        <w:t>precision.</w:t>
+        <w:t xml:space="preserve">precision. </w:t>
       </w:r>
       <w:r>
         <w:rPr>
           <w:rFonts w:cstheme="minorHAnsi"/>
         </w:rPr>
+        <w:t xml:space="preserve">Additionally, </w:t>
+      </w:r>
+      <w:r>
+        <w:rPr>
+          <w:rFonts w:cstheme="minorHAnsi"/>
+        </w:rPr>
+        <w:t>i</w:t>
+      </w:r>
+      <w:r>
+        <w:rPr>
+          <w:rFonts w:cstheme="minorHAnsi"/>
+        </w:rPr>
+        <w:t>ncorporating</w:t>
+      </w:r>
+      <w:r>
+        <w:rPr>
+          <w:rFonts w:cstheme="minorHAnsi"/>
+        </w:rPr>
+        <w:t xml:space="preserve"> 1-week lagged variables </w:t>
+      </w:r>
+      <w:r>
+        <w:rPr>
+          <w:rFonts w:cstheme="minorHAnsi"/>
+        </w:rPr>
+        <w:t>improved the overall model performance</w:t>
+      </w:r>
+      <w:r>
+        <w:rPr>
+          <w:rFonts w:cstheme="minorHAnsi"/>
+        </w:rPr>
+        <w:t>.</w:t>
+      </w:r>
+      <w:r>
+        <w:rPr>
+          <w:rFonts w:cstheme="minorHAnsi"/>
+        </w:rPr>
         <w:t xml:space="preserve"> </w:t>
       </w:r>
       <w:r>
         <w:rPr>
           <w:rFonts w:cstheme="minorHAnsi"/>
         </w:rPr>
-        <w:t xml:space="preserve">Additionally, </w:t>
+        <w:t>The SMOTE-</w:t>
       </w:r>
       <w:r>
         <w:rPr>
           <w:rFonts w:cstheme="minorHAnsi"/>
         </w:rPr>
-        <w:t>i</w:t>
+        <w:t>enhance</w:t>
       </w:r>
       <w:r>
         <w:rPr>
           <w:rFonts w:cstheme="minorHAnsi"/>
         </w:rPr>
-        <w:t>ncorporating</w:t>
+        <w:t>d</w:t>
       </w:r>
       <w:r>
         <w:rPr>
           <w:rFonts w:cstheme="minorHAnsi"/>
         </w:rPr>
-        <w:t xml:space="preserve"> 1-week lagged variables </w:t>
+        <w:t xml:space="preserve"> model achieved the greatest re</w:t>
       </w:r>
       <w:r>
         <w:rPr>
           <w:rFonts w:cstheme="minorHAnsi"/>
         </w:rPr>
-        <w:t>improved the overall model performance</w:t>
+        <w:t>call and accuracy</w:t>
       </w:r>
       <w:r>
         <w:rPr>
           <w:rFonts w:cstheme="minorHAnsi"/>
         </w:rPr>
-        <w:t>.</w:t>
-      </w:r>
-      <w:r>
-        <w:rPr>
-          <w:rFonts w:cstheme="minorHAnsi"/>
-        </w:rPr>
-        <w:t xml:space="preserve"> </w:t>
-      </w:r>
-      <w:r>
-        <w:rPr>
-          <w:rFonts w:cstheme="minorHAnsi"/>
-        </w:rPr>
-        <w:t>The SMOTE-</w:t>
-      </w:r>
-      <w:r>
-        <w:rPr>
-          <w:rFonts w:cstheme="minorHAnsi"/>
-        </w:rPr>
-        <w:t>enhance</w:t>
-      </w:r>
-      <w:r>
-        <w:rPr>
-          <w:rFonts w:cstheme="minorHAnsi"/>
-        </w:rPr>
-        <w:t>d</w:t>
-      </w:r>
-      <w:r>
-        <w:rPr>
-          <w:rFonts w:cstheme="minorHAnsi"/>
-        </w:rPr>
-        <w:t xml:space="preserve"> model achieved the greatest re</w:t>
-      </w:r>
-      <w:r>
-        <w:rPr>
-          <w:rFonts w:cstheme="minorHAnsi"/>
-        </w:rPr>
-        <w:t>call and accuracy</w:t>
-      </w:r>
-      <w:r>
-        <w:rPr>
-          <w:rFonts w:cstheme="minorHAnsi"/>
-        </w:rPr>
-        <w:t xml:space="preserve">. The next best was </w:t>
-      </w:r>
-      <w:r>
-        <w:rPr>
-          <w:rFonts w:cstheme="minorHAnsi"/>
-        </w:rPr>
-        <w:t xml:space="preserve">the </w:t>
-      </w:r>
-      <w:r>
-        <w:rPr>
-          <w:rFonts w:cstheme="minorHAnsi"/>
-        </w:rPr>
-        <w:t>ROC-AUC</w:t>
-      </w:r>
-      <w:r>
-        <w:rPr>
-          <w:rFonts w:cstheme="minorHAnsi"/>
-        </w:rPr>
-        <w:t xml:space="preserve"> model</w:t>
-      </w:r>
-      <w:r>
-        <w:rPr>
-          <w:rFonts w:cstheme="minorHAnsi"/>
-        </w:rPr>
-        <w:t xml:space="preserve">, but it </w:t>
-      </w:r>
-      <w:r>
-        <w:rPr>
-          <w:rFonts w:cstheme="minorHAnsi"/>
-        </w:rPr>
-        <w:t>came with</w:t>
-      </w:r>
-      <w:r>
-        <w:rPr>
-          <w:rFonts w:cstheme="minorHAnsi"/>
-        </w:rPr>
-        <w:t xml:space="preserve"> increased false positives.</w:t>
+        <w:t xml:space="preserve">. </w:t>
       </w:r>
     </w:p>
     <w:p>
@@ -1035,556 +984,210 @@
     </w:p>
     <w:p>
       <w:pPr>
-        <w:shd w:val="clear" w:color="auto" w:fill="FFFFFF" w:themeFill="background1"/>
-        <w:spacing w:after="0"/>
-        <w:ind w:firstLine="720"/>
-        <w:rPr>
-          <w:rFonts w:eastAsia="Segoe UI" w:cstheme="minorHAnsi"/>
-          <w:color w:val="0D0D0D" w:themeColor="text1" w:themeTint="F2"/>
-        </w:rPr>
-      </w:pPr>
-      <w:r>
-        <w:rPr>
-          <w:rFonts w:eastAsia="Segoe UI" w:cstheme="minorHAnsi"/>
-          <w:color w:val="0D0D0D" w:themeColor="text1" w:themeTint="F2"/>
-        </w:rPr>
-        <w:t>Harmful algal blooms (HABs), commonly referred to as red tide, pose significant ecological, economic, and public health risks along Florida’s Gulf Coast</w:t>
-      </w:r>
-      <w:r>
-        <w:rPr>
-          <w:rFonts w:eastAsia="Segoe UI" w:cstheme="minorHAnsi"/>
-          <w:color w:val="0D0D0D" w:themeColor="text1" w:themeTint="F2"/>
-        </w:rPr>
-        <w:t>, which experiences the most devast</w:t>
-      </w:r>
-      <w:r>
-        <w:rPr>
-          <w:rFonts w:eastAsia="Segoe UI" w:cstheme="minorHAnsi"/>
-          <w:color w:val="0D0D0D" w:themeColor="text1" w:themeTint="F2"/>
-        </w:rPr>
-        <w:t>at</w:t>
-      </w:r>
-      <w:r>
-        <w:rPr>
-          <w:rFonts w:eastAsia="Segoe UI" w:cstheme="minorHAnsi"/>
-          <w:color w:val="0D0D0D" w:themeColor="text1" w:themeTint="F2"/>
-        </w:rPr>
-        <w:t>ing HAB interna</w:t>
-      </w:r>
-      <w:r>
-        <w:rPr>
-          <w:rFonts w:eastAsia="Segoe UI" w:cstheme="minorHAnsi"/>
-          <w:color w:val="0D0D0D" w:themeColor="text1" w:themeTint="F2"/>
-        </w:rPr>
-        <w:t>tionally every summer</w:t>
-      </w:r>
-      <w:r>
-        <w:rPr>
-          <w:rFonts w:eastAsia="Segoe UI" w:cstheme="minorHAnsi"/>
-          <w:color w:val="0D0D0D" w:themeColor="text1" w:themeTint="F2"/>
-        </w:rPr>
-        <w:t xml:space="preserve">. </w:t>
-      </w:r>
-      <w:r>
-        <w:rPr>
-          <w:rFonts w:eastAsia="Segoe UI" w:cstheme="minorHAnsi"/>
-          <w:color w:val="0D0D0D" w:themeColor="text1" w:themeTint="F2"/>
-        </w:rPr>
-        <w:t xml:space="preserve">These </w:t>
-      </w:r>
-      <w:r>
-        <w:rPr>
-          <w:rFonts w:eastAsia="Segoe UI" w:cstheme="minorHAnsi"/>
-          <w:color w:val="0D0D0D" w:themeColor="text1" w:themeTint="F2"/>
-        </w:rPr>
-        <w:t xml:space="preserve">events are primarily caused by </w:t>
-      </w:r>
-      <w:r>
-        <w:rPr>
-          <w:rFonts w:eastAsia="Segoe UI" w:cstheme="minorHAnsi"/>
-          <w:color w:val="0D0D0D" w:themeColor="text1" w:themeTint="F2"/>
-        </w:rPr>
-        <w:t xml:space="preserve">a dinoflagellate named </w:t>
-      </w:r>
-      <w:r>
-        <w:rPr>
-          <w:rFonts w:eastAsia="Segoe UI" w:cstheme="minorHAnsi"/>
-          <w:i/>
-          <w:color w:val="0D0D0D" w:themeColor="text1" w:themeTint="F2"/>
-        </w:rPr>
-        <w:t>Karenia brevis,</w:t>
-      </w:r>
-      <w:r>
-        <w:rPr>
-          <w:rFonts w:eastAsia="Segoe UI" w:cstheme="minorHAnsi"/>
-          <w:i/>
-          <w:color w:val="0D0D0D" w:themeColor="text1" w:themeTint="F2"/>
-        </w:rPr>
-        <w:t xml:space="preserve"> </w:t>
-      </w:r>
-      <w:r>
-        <w:rPr>
-          <w:rFonts w:eastAsia="Segoe UI" w:cstheme="minorHAnsi"/>
-          <w:color w:val="0D0D0D" w:themeColor="text1" w:themeTint="F2"/>
-        </w:rPr>
-        <w:t>wh</w:t>
-      </w:r>
-      <w:r>
-        <w:rPr>
-          <w:rFonts w:eastAsia="Segoe UI" w:cstheme="minorHAnsi"/>
-          <w:color w:val="0D0D0D" w:themeColor="text1" w:themeTint="F2"/>
-        </w:rPr>
-        <w:t>ich</w:t>
-      </w:r>
-      <w:r>
-        <w:rPr>
-          <w:rFonts w:eastAsia="Segoe UI" w:cstheme="minorHAnsi"/>
-          <w:i/>
-          <w:color w:val="0D0D0D" w:themeColor="text1" w:themeTint="F2"/>
-        </w:rPr>
-        <w:t xml:space="preserve"> </w:t>
-      </w:r>
-      <w:r>
-        <w:rPr>
-          <w:rFonts w:eastAsia="Segoe UI" w:cstheme="minorHAnsi"/>
-          <w:color w:val="0D0D0D" w:themeColor="text1" w:themeTint="F2"/>
-        </w:rPr>
-        <w:t>produce</w:t>
-      </w:r>
-      <w:r>
-        <w:rPr>
-          <w:rFonts w:eastAsia="Segoe UI" w:cstheme="minorHAnsi"/>
-          <w:color w:val="0D0D0D" w:themeColor="text1" w:themeTint="F2"/>
-        </w:rPr>
-        <w:t>s</w:t>
-      </w:r>
-      <w:r>
-        <w:rPr>
-          <w:rFonts w:eastAsia="Segoe UI" w:cstheme="minorHAnsi"/>
-          <w:color w:val="0D0D0D" w:themeColor="text1" w:themeTint="F2"/>
-        </w:rPr>
-        <w:t xml:space="preserve"> brevetoxins. These toxins accumulate inside smaller fish, causing the fish to become poisonous; this transfers the toxins </w:t>
-      </w:r>
-      <w:r>
-        <w:rPr>
-          <w:rFonts w:eastAsia="Segoe UI" w:cstheme="minorHAnsi"/>
-          <w:color w:val="0D0D0D" w:themeColor="text1" w:themeTint="F2"/>
-        </w:rPr>
-        <w:t xml:space="preserve">around the food web </w:t>
-      </w:r>
-      <w:r>
-        <w:rPr>
-          <w:rFonts w:eastAsia="Segoe UI" w:cstheme="minorHAnsi"/>
-          <w:color w:val="0D0D0D" w:themeColor="text1" w:themeTint="F2"/>
-        </w:rPr>
-        <w:t xml:space="preserve">to impact </w:t>
-      </w:r>
-      <w:r>
-        <w:rPr>
-          <w:rFonts w:eastAsia="Segoe UI" w:cstheme="minorHAnsi"/>
-          <w:color w:val="0D0D0D" w:themeColor="text1" w:themeTint="F2"/>
-        </w:rPr>
-        <w:t xml:space="preserve">larger animals </w:t>
-      </w:r>
-      <w:r>
-        <w:rPr>
-          <w:rFonts w:eastAsia="Segoe UI" w:cstheme="minorHAnsi"/>
-          <w:color w:val="0D0D0D" w:themeColor="text1" w:themeTint="F2"/>
-        </w:rPr>
-        <w:t>such as</w:t>
-      </w:r>
-      <w:r>
-        <w:rPr>
-          <w:rFonts w:eastAsia="Segoe UI" w:cstheme="minorHAnsi"/>
-          <w:color w:val="0D0D0D" w:themeColor="text1" w:themeTint="F2"/>
-        </w:rPr>
-        <w:t> manatees, dolphins, turtles</w:t>
-      </w:r>
-      <w:r>
-        <w:rPr>
-          <w:rFonts w:eastAsia="Segoe UI" w:cstheme="minorHAnsi"/>
-          <w:color w:val="0D0D0D" w:themeColor="text1" w:themeTint="F2"/>
-        </w:rPr>
-        <w:t xml:space="preserve">, many of which are </w:t>
-      </w:r>
-      <w:r>
-        <w:rPr>
-          <w:rFonts w:eastAsia="Segoe UI" w:cstheme="minorHAnsi"/>
-          <w:color w:val="0D0D0D" w:themeColor="text1" w:themeTint="F2"/>
-        </w:rPr>
-        <w:t>threatened with extinction</w:t>
-      </w:r>
-      <w:r>
-        <w:rPr>
-          <w:rFonts w:eastAsia="Segoe UI" w:cstheme="minorHAnsi"/>
-          <w:color w:val="0D0D0D" w:themeColor="text1" w:themeTint="F2"/>
-        </w:rPr>
-        <w:t xml:space="preserve">. </w:t>
-      </w:r>
-      <w:r>
-        <w:rPr>
-          <w:rFonts w:eastAsia="Segoe UI" w:cstheme="minorHAnsi"/>
-          <w:color w:val="0D0D0D" w:themeColor="text1" w:themeTint="F2"/>
-        </w:rPr>
-        <w:t xml:space="preserve">Additionally, it costs the </w:t>
-      </w:r>
-      <w:r>
-        <w:rPr>
-          <w:rFonts w:eastAsia="Segoe UI" w:cstheme="minorHAnsi"/>
-          <w:color w:val="0D0D0D" w:themeColor="text1" w:themeTint="F2"/>
-        </w:rPr>
-        <w:t xml:space="preserve">US economy millions of dollars </w:t>
-      </w:r>
-      <w:r>
-        <w:rPr>
-          <w:rFonts w:eastAsia="Segoe UI" w:cstheme="minorHAnsi"/>
-          <w:color w:val="0D0D0D" w:themeColor="text1" w:themeTint="F2"/>
-        </w:rPr>
-        <w:t>every year</w:t>
-      </w:r>
-      <w:r>
-        <w:rPr>
-          <w:rFonts w:eastAsia="Segoe UI" w:cstheme="minorHAnsi"/>
-          <w:color w:val="0D0D0D" w:themeColor="text1" w:themeTint="F2"/>
-        </w:rPr>
-        <w:t xml:space="preserve"> by disrupting </w:t>
-      </w:r>
-      <w:r>
-        <w:rPr>
-          <w:rFonts w:eastAsia="Segoe UI" w:cstheme="minorHAnsi"/>
-          <w:color w:val="0D0D0D" w:themeColor="text1" w:themeTint="F2"/>
-        </w:rPr>
-        <w:t>fisheries</w:t>
-      </w:r>
-      <w:r>
-        <w:rPr>
-          <w:rFonts w:eastAsia="Segoe UI" w:cstheme="minorHAnsi"/>
-          <w:color w:val="0D0D0D" w:themeColor="text1" w:themeTint="F2"/>
-        </w:rPr>
-        <w:t xml:space="preserve"> and tourism</w:t>
-      </w:r>
-      <w:r>
-        <w:rPr>
-          <w:rFonts w:eastAsia="Segoe UI" w:cstheme="minorHAnsi"/>
-          <w:color w:val="0D0D0D" w:themeColor="text1" w:themeTint="F2"/>
-        </w:rPr>
-        <w:t xml:space="preserve">, </w:t>
-      </w:r>
-      <w:r>
-        <w:rPr>
-          <w:rFonts w:eastAsia="Segoe UI" w:cstheme="minorHAnsi"/>
-          <w:color w:val="0D0D0D" w:themeColor="text1" w:themeTint="F2"/>
-        </w:rPr>
-        <w:t xml:space="preserve">increasing </w:t>
-      </w:r>
-      <w:r>
-        <w:rPr>
-          <w:rFonts w:eastAsia="Segoe UI" w:cstheme="minorHAnsi"/>
-          <w:color w:val="0D0D0D" w:themeColor="text1" w:themeTint="F2"/>
-        </w:rPr>
-        <w:t>respiratory </w:t>
-      </w:r>
-      <w:r>
-        <w:rPr>
-          <w:rFonts w:eastAsia="Segoe UI" w:cstheme="minorHAnsi"/>
-          <w:color w:val="0D0D0D" w:themeColor="text1" w:themeTint="F2"/>
-        </w:rPr>
-        <w:t xml:space="preserve">visits to the </w:t>
-      </w:r>
-      <w:r>
-        <w:rPr>
-          <w:rFonts w:eastAsia="Segoe UI" w:cstheme="minorHAnsi"/>
-          <w:color w:val="0D0D0D" w:themeColor="text1" w:themeTint="F2"/>
-        </w:rPr>
-        <w:t xml:space="preserve">emergency room, </w:t>
-      </w:r>
-      <w:r>
-        <w:rPr>
-          <w:rFonts w:eastAsia="Segoe UI" w:cstheme="minorHAnsi"/>
-          <w:color w:val="0D0D0D" w:themeColor="text1" w:themeTint="F2"/>
-        </w:rPr>
-        <w:t>and much more</w:t>
-      </w:r>
-      <w:r>
-        <w:rPr>
-          <w:rFonts w:eastAsia="Segoe UI" w:cstheme="minorHAnsi"/>
-          <w:color w:val="0D0D0D" w:themeColor="text1" w:themeTint="F2"/>
+        <w:ind w:firstLine="360"/>
+        <w:rPr>
+          <w:rFonts w:eastAsia="Segoe UI" w:cstheme="minorHAnsi"/>
+        </w:rPr>
+      </w:pPr>
+      <w:r>
+        <w:rPr>
+          <w:rFonts w:eastAsia="Segoe UI" w:cstheme="minorHAnsi"/>
+        </w:rPr>
+        <w:t>Red tide, a form of harmful algae bloom (HAB), poses significant ecological, economic, and public health risks along Florida’s Gulf Coast. These events are primarily caused by the dinoflagellate Karenia brevis, which produces potent neurotoxins known as brevetoxins. These toxins bioaccumulate within marine food webs, beginning with small fish and transferring to higher trophic levels, ultimately impacting larger organisms such as manatees, dolphins, and sea turtles—many of which are already threatened or endangered</w:t>
+      </w:r>
+      <w:r>
+        <w:rPr>
+          <w:rStyle w:val="FootnoteReference"/>
+          <w:rFonts w:eastAsia="Segoe UI" w:cstheme="minorHAnsi"/>
+        </w:rPr>
+        <w:footnoteReference w:id="1"/>
+      </w:r>
+      <w:r>
+        <w:rPr>
+          <w:rFonts w:eastAsia="Segoe UI" w:cstheme="minorHAnsi"/>
+        </w:rPr>
+        <w:t>. In addition to ecological damage, red tide events impose substantial economic burdens, disrupting fisheries and tourism industries while also contributing to increased respiratory-related hospital visits in coastal communities</w:t>
+      </w:r>
+      <w:r>
+        <w:rPr>
+          <w:rStyle w:val="FootnoteReference"/>
+          <w:rFonts w:eastAsia="Segoe UI" w:cstheme="minorHAnsi"/>
+        </w:rPr>
+        <w:footnoteReference w:id="2"/>
+      </w:r>
+      <w:r>
+        <w:rPr>
+          <w:rFonts w:eastAsia="Segoe UI" w:cstheme="minorHAnsi"/>
         </w:rPr>
         <w:t>.</w:t>
       </w:r>
-      <w:r>
-        <w:rPr>
-          <w:rFonts w:eastAsia="Segoe UI" w:cstheme="minorHAnsi"/>
-          <w:color w:val="0D0D0D" w:themeColor="text1" w:themeTint="F2"/>
-        </w:rPr>
-        <w:t xml:space="preserve"> (NOAA Fisheries)</w:t>
-      </w:r>
-    </w:p>
-    <w:p>
-      <w:pPr>
-        <w:shd w:val="clear" w:color="auto" w:fill="FFFFFF" w:themeFill="background1"/>
-        <w:spacing w:after="0"/>
-        <w:ind w:firstLine="720"/>
-        <w:rPr>
-          <w:rFonts w:eastAsia="Segoe UI" w:cstheme="minorHAnsi"/>
-          <w:color w:val="0D0D0D" w:themeColor="text1" w:themeTint="F2"/>
-        </w:rPr>
-      </w:pPr>
-    </w:p>
-    <w:p>
-      <w:pPr>
-        <w:shd w:val="clear" w:color="auto" w:fill="FFFFFF" w:themeFill="background1"/>
-        <w:spacing w:after="0"/>
-        <w:ind w:firstLine="720"/>
-        <w:rPr>
-          <w:rFonts w:eastAsia="Segoe UI"/>
-          <w:color w:val="0D0D0D" w:themeColor="text1" w:themeTint="F2"/>
-        </w:rPr>
-      </w:pPr>
-      <w:r>
-        <w:rPr>
-          <w:rFonts w:eastAsia="Segoe UI"/>
-          <w:color w:val="0D0D0D" w:themeColor="text1" w:themeTint="F2"/>
-        </w:rPr>
-        <w:t xml:space="preserve">According to the Florida Fish and Wildlife Conservation Commission, red tides usually develop 10-40 miles offshore, and there is no direct link between </w:t>
-      </w:r>
-      <w:r>
-        <w:rPr>
-          <w:rFonts w:eastAsia="Segoe UI"/>
-          <w:color w:val="0D0D0D" w:themeColor="text1" w:themeTint="F2"/>
-        </w:rPr>
-        <w:t xml:space="preserve">anthropogenic </w:t>
-      </w:r>
-      <w:r>
-        <w:rPr>
-          <w:rFonts w:eastAsia="Segoe UI"/>
-          <w:color w:val="0D0D0D" w:themeColor="text1" w:themeTint="F2"/>
-        </w:rPr>
-        <w:t xml:space="preserve">nutrient </w:t>
-      </w:r>
-      <w:r>
-        <w:rPr>
-          <w:rFonts w:eastAsia="Segoe UI"/>
-          <w:color w:val="0D0D0D" w:themeColor="text1" w:themeTint="F2"/>
-        </w:rPr>
-        <w:t>inputs</w:t>
-      </w:r>
-      <w:r>
-        <w:rPr>
-          <w:rFonts w:eastAsia="Segoe UI"/>
-          <w:color w:val="0D0D0D" w:themeColor="text1" w:themeTint="F2"/>
-        </w:rPr>
-        <w:t xml:space="preserve"> and the initiation of offshore </w:t>
-      </w:r>
-      <w:r>
-        <w:rPr>
-          <w:rFonts w:eastAsia="Segoe UI"/>
-          <w:i/>
-          <w:color w:val="0D0D0D" w:themeColor="text1" w:themeTint="F2"/>
-        </w:rPr>
-        <w:t>Karenia brevis</w:t>
-      </w:r>
-      <w:r>
-        <w:rPr>
-          <w:rFonts w:eastAsia="Segoe UI"/>
-          <w:color w:val="0D0D0D" w:themeColor="text1" w:themeTint="F2"/>
-        </w:rPr>
-        <w:t xml:space="preserve"> blooms. However, </w:t>
-      </w:r>
-      <w:r>
-        <w:rPr>
-          <w:rFonts w:eastAsia="Segoe UI"/>
-          <w:color w:val="0D0D0D" w:themeColor="text1" w:themeTint="F2"/>
-        </w:rPr>
-        <w:t>as</w:t>
-      </w:r>
-      <w:r>
-        <w:rPr>
-          <w:rFonts w:eastAsia="Segoe UI"/>
-          <w:color w:val="0D0D0D" w:themeColor="text1" w:themeTint="F2"/>
-        </w:rPr>
-        <w:t xml:space="preserve"> blooms move inshore, they </w:t>
-      </w:r>
-      <w:r>
-        <w:rPr>
-          <w:rFonts w:eastAsia="Segoe UI"/>
-          <w:color w:val="0D0D0D" w:themeColor="text1" w:themeTint="F2"/>
-        </w:rPr>
-        <w:t>begin to</w:t>
-      </w:r>
-      <w:r>
-        <w:rPr>
-          <w:rFonts w:eastAsia="Segoe UI"/>
-          <w:color w:val="0D0D0D" w:themeColor="text1" w:themeTint="F2"/>
-        </w:rPr>
-        <w:t> utilize both oceanic and land</w:t>
-      </w:r>
-      <w:r>
-        <w:rPr>
-          <w:rFonts w:eastAsia="Segoe UI"/>
-          <w:color w:val="0D0D0D" w:themeColor="text1" w:themeTint="F2"/>
-        </w:rPr>
-        <w:t>-</w:t>
-      </w:r>
-      <w:r>
-        <w:rPr>
-          <w:rFonts w:eastAsia="Segoe UI"/>
-          <w:color w:val="0D0D0D" w:themeColor="text1" w:themeTint="F2"/>
-        </w:rPr>
-        <w:t>based nutrients</w:t>
-      </w:r>
-      <w:r>
-        <w:rPr>
-          <w:rFonts w:eastAsia="Segoe UI"/>
-          <w:color w:val="0D0D0D" w:themeColor="text1" w:themeTint="F2"/>
-        </w:rPr>
-        <w:t xml:space="preserve"> to intensify</w:t>
-      </w:r>
-      <w:r>
-        <w:rPr>
-          <w:rFonts w:eastAsia="Segoe UI"/>
-          <w:color w:val="0D0D0D" w:themeColor="text1" w:themeTint="F2"/>
-        </w:rPr>
-        <w:t xml:space="preserve">. </w:t>
-      </w:r>
-      <w:r>
-        <w:rPr>
-          <w:rFonts w:eastAsia="Segoe UI"/>
-          <w:color w:val="0D0D0D" w:themeColor="text1" w:themeTint="F2"/>
-        </w:rPr>
-        <w:t>This complexity highlights a key challenge: HAB formation and persistence are not driven by a single factor, but rather by the interaction of physical, chemical, and biological processes.</w:t>
-      </w:r>
-    </w:p>
-    <w:p>
-      <w:pPr>
-        <w:shd w:val="clear" w:color="auto" w:fill="FFFFFF" w:themeFill="background1"/>
-        <w:spacing w:after="0"/>
-        <w:ind w:firstLine="720"/>
-        <w:rPr>
-          <w:rFonts w:eastAsia="Segoe UI"/>
-          <w:color w:val="0D0D0D" w:themeColor="text1" w:themeTint="F2"/>
-        </w:rPr>
-      </w:pPr>
-    </w:p>
-    <w:p>
-      <w:pPr>
-        <w:shd w:val="clear" w:color="auto" w:fill="FFFFFF" w:themeFill="background1"/>
-        <w:spacing w:after="0"/>
-        <w:ind w:firstLine="720"/>
-        <w:rPr>
-          <w:rFonts w:eastAsia="Segoe UI"/>
-          <w:color w:val="0D0D0D" w:themeColor="text1" w:themeTint="F2"/>
-        </w:rPr>
-      </w:pPr>
-      <w:r>
-        <w:rPr>
-          <w:rFonts w:eastAsia="Segoe UI"/>
-          <w:color w:val="0D0D0D" w:themeColor="text1" w:themeTint="F2"/>
-        </w:rPr>
-        <w:t xml:space="preserve">Even with extensive monitoring efforts, </w:t>
-      </w:r>
-      <w:r>
-        <w:rPr>
-          <w:rFonts w:eastAsia="Segoe UI"/>
-          <w:color w:val="0D0D0D" w:themeColor="text1" w:themeTint="F2"/>
-        </w:rPr>
-        <w:t>predicting</w:t>
-      </w:r>
-      <w:r>
-        <w:rPr>
-          <w:rFonts w:eastAsia="Segoe UI"/>
-          <w:color w:val="0D0D0D" w:themeColor="text1" w:themeTint="F2"/>
-        </w:rPr>
-        <w:t xml:space="preserve"> </w:t>
-      </w:r>
-      <w:r>
-        <w:rPr>
-          <w:rFonts w:eastAsia="Segoe UI"/>
-          <w:color w:val="0D0D0D" w:themeColor="text1" w:themeTint="F2"/>
-        </w:rPr>
-        <w:t>algae</w:t>
-      </w:r>
-      <w:r>
-        <w:rPr>
-          <w:rFonts w:eastAsia="Segoe UI"/>
-          <w:color w:val="0D0D0D" w:themeColor="text1" w:themeTint="F2"/>
-        </w:rPr>
-        <w:t xml:space="preserve"> bloom occurrence remains difficult due to the</w:t>
-      </w:r>
-      <w:r>
-        <w:rPr>
-          <w:rFonts w:eastAsia="Segoe UI"/>
-          <w:color w:val="0D0D0D" w:themeColor="text1" w:themeTint="F2"/>
-        </w:rPr>
-        <w:t xml:space="preserve"> complex relationships among physical, chemical, and hydrologic conditions. </w:t>
-      </w:r>
-      <w:r>
-        <w:rPr>
-          <w:rFonts w:eastAsia="Segoe UI"/>
-          <w:color w:val="0D0D0D" w:themeColor="text1" w:themeTint="F2"/>
-        </w:rPr>
-        <w:t xml:space="preserve">Traditional approaches can oftentimes struggle </w:t>
-      </w:r>
-      <w:r>
-        <w:rPr>
-          <w:rFonts w:eastAsia="Segoe UI"/>
-          <w:color w:val="0D0D0D" w:themeColor="text1" w:themeTint="F2"/>
-        </w:rPr>
-        <w:t>t</w:t>
-      </w:r>
-      <w:r>
-        <w:rPr>
-          <w:rFonts w:eastAsia="Segoe UI"/>
-          <w:color w:val="0D0D0D" w:themeColor="text1" w:themeTint="F2"/>
-        </w:rPr>
-        <w:t xml:space="preserve">o </w:t>
-      </w:r>
-      <w:r>
-        <w:rPr>
-          <w:rFonts w:eastAsia="Segoe UI"/>
-          <w:color w:val="0D0D0D" w:themeColor="text1" w:themeTint="F2"/>
-        </w:rPr>
-        <w:t>successfully analyze these results</w:t>
-      </w:r>
-      <w:r>
-        <w:rPr>
-          <w:rFonts w:eastAsia="Segoe UI"/>
-          <w:color w:val="0D0D0D" w:themeColor="text1" w:themeTint="F2"/>
-        </w:rPr>
-        <w:t xml:space="preserve">, resulting in the need for predictive methods to evolve and improve the </w:t>
-      </w:r>
-      <w:r>
-        <w:rPr>
-          <w:rFonts w:eastAsia="Segoe UI"/>
-          <w:color w:val="0D0D0D" w:themeColor="text1" w:themeTint="F2"/>
-        </w:rPr>
-        <w:t xml:space="preserve">accuracy </w:t>
-      </w:r>
-      <w:r>
-        <w:rPr>
-          <w:rFonts w:eastAsia="Segoe UI"/>
-          <w:color w:val="0D0D0D" w:themeColor="text1" w:themeTint="F2"/>
-        </w:rPr>
-        <w:t xml:space="preserve">of </w:t>
-      </w:r>
-      <w:r>
-        <w:rPr>
-          <w:rFonts w:eastAsia="Segoe UI"/>
-          <w:color w:val="0D0D0D" w:themeColor="text1" w:themeTint="F2"/>
-        </w:rPr>
-        <w:t>algal bloom predictions.</w:t>
-      </w:r>
-    </w:p>
-    <w:p>
-      <w:pPr>
-        <w:rPr>
-          <w:rFonts w:eastAsia="Segoe UI"/>
-          <w:color w:val="24292E"/>
-        </w:rPr>
-      </w:pPr>
-    </w:p>
-    <w:p>
-      <w:pPr>
+    </w:p>
+    <w:p>
+      <w:pPr>
+        <w:ind w:firstLine="360"/>
+        <w:rPr>
+          <w:rFonts w:eastAsia="Segoe UI" w:cstheme="minorHAnsi"/>
+        </w:rPr>
+      </w:pPr>
+      <w:r>
+        <w:rPr>
+          <w:rFonts w:eastAsia="Segoe UI" w:cstheme="minorHAnsi"/>
+        </w:rPr>
+        <w:t>Red tides in Florida typically originate offshore, often forming 10–40 miles from the coastline, and current research indicates no consistent direct link between anthropogenic nutrient inputs and their initial formation. However, as these blooms migrate inshore, they can utilize both oceanic and land-based nutrient sources, allowing them to intensify and persist. This progression underscores a critical challenge: the development and persistence of Karenia brevis blooms are governed by complex interactions among physical, chemical, and hydrological factors rather than a single driving variable.</w:t>
+      </w:r>
+    </w:p>
+    <w:p>
+      <w:pPr>
+        <w:ind w:firstLine="360"/>
+        <w:rPr>
+          <w:rFonts w:eastAsia="Segoe UI" w:cstheme="minorHAnsi"/>
+        </w:rPr>
+      </w:pPr>
+      <w:r>
+        <w:rPr>
+          <w:rFonts w:eastAsia="Segoe UI" w:cstheme="minorHAnsi"/>
+        </w:rPr>
+        <w:t>Despite extensive environmental monitoring programs, accurately predicting HAB occurrences remains difficult due to these nonlinear and interdependent relationships. Traditional statistical and observational approaches often struggle to capture the complexity of these systems, highlighting the need for more advanced predictive techniques. In this context, machine learning offers a promising alternative by identifying hidden patterns and interactions within large environmental datasets.</w:t>
+      </w:r>
+    </w:p>
+    <w:p>
+      <w:pPr>
+        <w:rPr>
+          <w:rFonts w:eastAsia="Segoe UI" w:cstheme="minorHAnsi"/>
+        </w:rPr>
+      </w:pPr>
+      <w:r>
+        <w:rPr>
+          <w:rFonts w:eastAsia="Segoe UI" w:cstheme="minorHAnsi"/>
+        </w:rPr>
+        <w:br w:type="page"/>
+      </w:r>
+    </w:p>
+    <w:p>
+      <w:pPr>
+        <w:ind w:firstLine="360"/>
+        <w:rPr>
+          <w:rFonts w:eastAsia="Segoe UI" w:cstheme="minorHAnsi"/>
+        </w:rPr>
+      </w:pPr>
+      <w:r>
+        <w:rPr>
+          <w:rFonts w:eastAsia="Segoe UI" w:cstheme="minorHAnsi"/>
+        </w:rPr>
+        <w:lastRenderedPageBreak/>
+        <w:t>This study investigates the following research question:</w:t>
+      </w:r>
+      <w:r>
+        <w:rPr>
+          <w:rFonts w:eastAsia="Segoe UI" w:cstheme="minorHAnsi"/>
+        </w:rPr>
+        <w:br/>
+      </w:r>
+      <w:r>
+        <w:rPr>
+          <w:rFonts w:eastAsia="Segoe UI" w:cstheme="minorHAnsi"/>
+          <w:i/>
+          <w:iCs/>
+        </w:rPr>
+        <w:t>To what extent can machine learning models, specifically a Random Forest classifier, accurately predict nearshore harmful algal bloom occurrences associated with</w:t>
+      </w:r>
+      <w:r>
+        <w:rPr>
+          <w:rFonts w:eastAsia="Segoe UI" w:cstheme="minorHAnsi"/>
+        </w:rPr>
+        <w:t xml:space="preserve"> Karenia brevis </w:t>
+      </w:r>
+      <w:r>
+        <w:rPr>
+          <w:rFonts w:eastAsia="Segoe UI" w:cstheme="minorHAnsi"/>
+          <w:i/>
+          <w:iCs/>
+        </w:rPr>
+        <w:t>using environmental data?</w:t>
+      </w:r>
+    </w:p>
+    <w:p>
+      <w:pPr>
+        <w:ind w:firstLine="360"/>
+        <w:rPr>
+          <w:rFonts w:eastAsia="Segoe UI" w:cstheme="minorHAnsi"/>
+        </w:rPr>
+      </w:pPr>
+      <w:r>
+        <w:rPr>
+          <w:rFonts w:eastAsia="Segoe UI" w:cstheme="minorHAnsi"/>
+        </w:rPr>
+        <w:t>To address this question, the study pursues three primary objectives:</w:t>
+      </w:r>
+    </w:p>
+    <w:p>
+      <w:pPr>
+        <w:numPr>
+          <w:ilvl w:val="0"/>
+          <w:numId w:val="4"/>
+        </w:numPr>
+        <w:rPr>
+          <w:rFonts w:eastAsia="Segoe UI" w:cstheme="minorHAnsi"/>
+        </w:rPr>
+      </w:pPr>
+      <w:r>
+        <w:rPr>
+          <w:rFonts w:eastAsia="Segoe UI" w:cstheme="minorHAnsi"/>
+        </w:rPr>
+        <w:t xml:space="preserve">To evaluate the performance of a Random Forest model in predicting HAB events using physical, chemical, and hydrological variables. </w:t>
+      </w:r>
+    </w:p>
+    <w:p>
+      <w:pPr>
+        <w:numPr>
+          <w:ilvl w:val="0"/>
+          <w:numId w:val="4"/>
+        </w:numPr>
+        <w:rPr>
+          <w:rFonts w:eastAsia="Segoe UI" w:cstheme="minorHAnsi"/>
+        </w:rPr>
+      </w:pPr>
+      <w:r>
+        <w:rPr>
+          <w:rFonts w:eastAsia="Segoe UI" w:cstheme="minorHAnsi"/>
+        </w:rPr>
+        <w:t xml:space="preserve">To assess how model performance changes under different configurations, including classification threshold adjustments, incorporation of lagged environmental variables, and SMOTE-based oversampling. </w:t>
+      </w:r>
+    </w:p>
+    <w:p>
+      <w:pPr>
+        <w:numPr>
+          <w:ilvl w:val="0"/>
+          <w:numId w:val="4"/>
+        </w:numPr>
+        <w:rPr>
+          <w:rFonts w:eastAsia="Segoe UI" w:cstheme="minorHAnsi"/>
+        </w:rPr>
+      </w:pPr>
+      <w:r>
+        <w:rPr>
+          <w:rFonts w:eastAsia="Segoe UI" w:cstheme="minorHAnsi"/>
+        </w:rPr>
+        <w:t xml:space="preserve">To identify the most influential environmental drivers of bloom occurrence using SHAP-based model interpretation. </w:t>
+      </w:r>
+    </w:p>
+    <w:p>
+      <w:pPr>
+        <w:ind w:firstLine="360"/>
+        <w:rPr>
+          <w:rFonts w:eastAsia="Segoe UI" w:cstheme="minorHAnsi"/>
+        </w:rPr>
+      </w:pPr>
+      <w:r>
+        <w:rPr>
+          <w:rFonts w:eastAsia="Segoe UI" w:cstheme="minorHAnsi"/>
+        </w:rPr>
+        <w:t>The scope of this research is limited to nearshore bloom prediction using a dataset of 1,617 weekly environmental observations. The analysis focuses on model performance metrics such as accuracy, recall, precision, and ROC-AUC, as well as the trade-offs associated with improving bloom detection. By integrating machine learning techniques with environmental data, this study aims to improve predictive understanding of HAB events and contribute to more effective monitoring and management strategies along Florida’s Gulf Coast.</w:t>
+      </w:r>
+    </w:p>
+    <w:p>
+      <w:pPr>
+        <w:ind w:firstLine="360"/>
         <w:rPr>
           <w:rFonts w:eastAsia="Segoe UI" w:cstheme="minorHAnsi"/>
           <w:bCs/>
@@ -1707,15 +1310,7 @@
         <w:t xml:space="preserve"> concentration (kb) alongside environmental predictors: sea surface height ano</w:t>
       </w:r>
       <w:r>
-        <w:t>maly (zos), salinity, water temperature, wind direction, wind speed, Peace River discharge, total nitrogen (</w:t>
-      </w:r>
-      <w:proofErr w:type="spellStart"/>
-      <w:r>
-        <w:t>peace_TN</w:t>
-      </w:r>
-      <w:proofErr w:type="spellEnd"/>
-      <w:r>
-        <w:t xml:space="preserve">), and total </w:t>
+        <w:t xml:space="preserve">maly (zos), salinity, water temperature, wind direction, wind speed, Peace River discharge, total nitrogen (peace_TN), and total </w:t>
       </w:r>
       <w:r>
         <w:t>phosphorus</w:t>
@@ -1724,15 +1319,7 @@
         <w:t xml:space="preserve"> </w:t>
       </w:r>
       <w:r>
-        <w:t>(</w:t>
-      </w:r>
-      <w:proofErr w:type="spellStart"/>
-      <w:r>
-        <w:t>peace_TP</w:t>
-      </w:r>
-      <w:proofErr w:type="spellEnd"/>
-      <w:r>
-        <w:t xml:space="preserve">). </w:t>
+        <w:t xml:space="preserve">(peace_TP). </w:t>
       </w:r>
     </w:p>
     <w:p>
@@ -1933,19 +1520,11 @@
       <w:r>
         <w:t xml:space="preserve">sing </w:t>
       </w:r>
-      <w:proofErr w:type="spellStart"/>
-      <w:r>
-        <w:rPr>
-          <w:i/>
-        </w:rPr>
-        <w:t>class_weight</w:t>
-      </w:r>
-      <w:proofErr w:type="spellEnd"/>
-      <w:r>
-        <w:rPr>
-          <w:i/>
-        </w:rPr>
-        <w:t xml:space="preserve"> = “balance</w:t>
+      <w:r>
+        <w:rPr>
+          <w:i/>
+        </w:rPr>
+        <w:t>class_weight = “balance</w:t>
       </w:r>
       <w:r>
         <w:rPr>
@@ -2018,31 +1597,7 @@
         <w:t>assessed</w:t>
       </w:r>
       <w:r>
-        <w:t xml:space="preserve"> using </w:t>
-      </w:r>
-      <w:proofErr w:type="spellStart"/>
-      <w:r>
-        <w:t>SHapley</w:t>
-      </w:r>
-      <w:proofErr w:type="spellEnd"/>
-      <w:r>
-        <w:t xml:space="preserve"> Additive </w:t>
-      </w:r>
-      <w:proofErr w:type="spellStart"/>
-      <w:r>
-        <w:t>exPlanations</w:t>
-      </w:r>
-      <w:proofErr w:type="spellEnd"/>
-      <w:r>
-        <w:t xml:space="preserve"> (SHAP). SHAP values were computed using </w:t>
-      </w:r>
-      <w:proofErr w:type="spellStart"/>
-      <w:r>
-        <w:t>TreeExplainer</w:t>
-      </w:r>
-      <w:proofErr w:type="spellEnd"/>
-      <w:r>
-        <w:t xml:space="preserve"> and use</w:t>
+        <w:t xml:space="preserve"> using SHapley Additive exPlanations (SHAP). SHAP values were computed using TreeExplainer and use</w:t>
       </w:r>
       <w:r>
         <w:t>d to evaluate both global feature importa</w:t>
@@ -2160,46 +1715,22 @@
     </w:p>
     <w:p>
       <w:r>
-        <w:t xml:space="preserve">All analyses were conducted in Python using </w:t>
-      </w:r>
-      <w:proofErr w:type="spellStart"/>
-      <w:r>
-        <w:t>Jupyter</w:t>
-      </w:r>
-      <w:proofErr w:type="spellEnd"/>
-      <w:r>
-        <w:t xml:space="preserve"> </w:t>
+        <w:t xml:space="preserve">All analyses were conducted in Python using Jupyter </w:t>
       </w:r>
       <w:r>
         <w:t>Notebook</w:t>
       </w:r>
       <w:r>
-        <w:t xml:space="preserve"> with pandas, </w:t>
-      </w:r>
-      <w:proofErr w:type="spellStart"/>
-      <w:r>
-        <w:t>numpy</w:t>
-      </w:r>
-      <w:proofErr w:type="spellEnd"/>
-      <w:r>
-        <w:t xml:space="preserve">, scikit-learn, imbalanced-learn, </w:t>
+        <w:t xml:space="preserve"> with pandas, numpy, scikit-learn, imbalanced-learn, </w:t>
       </w:r>
       <w:r>
         <w:t>SHAP</w:t>
       </w:r>
       <w:r>
-        <w:t xml:space="preserve">, and </w:t>
-      </w:r>
-      <w:proofErr w:type="spellStart"/>
-      <w:r>
-        <w:t>mat</w:t>
-      </w:r>
-      <w:r>
-        <w:t>plot</w:t>
-      </w:r>
-      <w:proofErr w:type="spellEnd"/>
-      <w:r>
-        <w:t xml:space="preserve">. </w:t>
+        <w:t>, and mat</w:t>
+      </w:r>
+      <w:r>
+        <w:t xml:space="preserve">plot. </w:t>
       </w:r>
     </w:p>
     <w:p>
@@ -2218,20 +1749,27 @@
     <w:p>
       <w:pPr>
         <w:pStyle w:val="Heading1"/>
+        <w:rPr>
+          <w:rFonts w:asciiTheme="minorHAnsi" w:eastAsia="Segoe UI" w:hAnsiTheme="minorHAnsi" w:cstheme="minorBidi"/>
+          <w:b w:val="0"/>
+        </w:rPr>
+      </w:pPr>
+      <w:r>
         <w:rPr>
           <w:rFonts w:asciiTheme="minorHAnsi" w:eastAsia="Segoe UI" w:hAnsiTheme="minorHAnsi" w:cstheme="minorBidi"/>
           <w:b w:val="0"/>
           <w:bCs/>
         </w:rPr>
-      </w:pPr>
+        <w:lastRenderedPageBreak/>
+        <w:t>3.</w:t>
+      </w:r>
       <w:r>
         <w:rPr>
           <w:rFonts w:asciiTheme="minorHAnsi" w:eastAsia="Segoe UI" w:hAnsiTheme="minorHAnsi" w:cstheme="minorBidi"/>
           <w:b w:val="0"/>
           <w:bCs/>
         </w:rPr>
-        <w:lastRenderedPageBreak/>
-        <w:t>3.</w:t>
+        <w:t xml:space="preserve"> </w:t>
       </w:r>
       <w:r>
         <w:rPr>
@@ -2239,7 +1777,7 @@
           <w:b w:val="0"/>
           <w:bCs/>
         </w:rPr>
-        <w:t xml:space="preserve"> </w:t>
+        <w:t xml:space="preserve">Results and </w:t>
       </w:r>
       <w:r>
         <w:rPr>
@@ -2247,7 +1785,7 @@
           <w:b w:val="0"/>
           <w:bCs/>
         </w:rPr>
-        <w:t xml:space="preserve">Results and </w:t>
+        <w:t>D</w:t>
       </w:r>
       <w:r>
         <w:rPr>
@@ -2255,14 +1793,6 @@
           <w:b w:val="0"/>
           <w:bCs/>
         </w:rPr>
-        <w:t>D</w:t>
-      </w:r>
-      <w:r>
-        <w:rPr>
-          <w:rFonts w:asciiTheme="minorHAnsi" w:eastAsia="Segoe UI" w:hAnsiTheme="minorHAnsi" w:cstheme="minorBidi"/>
-          <w:b w:val="0"/>
-          <w:bCs/>
-        </w:rPr>
         <w:t>iscussion</w:t>
       </w:r>
     </w:p>
@@ -2271,1920 +1801,10 @@
         <w:pStyle w:val="Heading2"/>
       </w:pPr>
       <w:r>
-        <w:t xml:space="preserve">3.1 Baseline Model Performance </w:t>
-      </w:r>
-    </w:p>
-    <w:p>
-      <w:pPr>
-        <w:ind w:firstLine="720"/>
-      </w:pPr>
-      <w:r>
-        <w:t>This baseline Random Forest model demonstrated moderate classification performance when evaluated using the def</w:t>
-      </w:r>
-      <w:r>
-        <w:t xml:space="preserve">ault probability threshold of 0.50. While </w:t>
-      </w:r>
-      <w:r>
-        <w:t xml:space="preserve">overall accuracy was acceptable, the model showed limited ability to correctly identify bloom events, as reflected in </w:t>
-      </w:r>
-      <w:r>
-        <w:t>relatively</w:t>
-      </w:r>
-      <w:r>
-        <w:t xml:space="preserve"> low recall for the bloom class. This indicates that the model tended to </w:t>
-      </w:r>
-      <w:r>
-        <w:t xml:space="preserve">underpredict bloom conditions, favoring non-bloom classifications. </w:t>
-      </w:r>
-    </w:p>
-    <w:p>
-      <w:pPr>
-        <w:ind w:firstLine="720"/>
-      </w:pPr>
-      <w:r>
-        <w:t xml:space="preserve">Reducing the classification threshold from 0.50 to 0.30 resulted in a </w:t>
-      </w:r>
-      <w:r>
-        <w:t>noticeable</w:t>
-      </w:r>
-      <w:r>
-        <w:t xml:space="preserve"> improvement in bloom detection. Recall for the bloom class increases, indicating that more true bloom events were correctly identifie</w:t>
-      </w:r>
-      <w:r>
-        <w:t xml:space="preserve">d. However, this improvement came at the cost of reduced precision, as the model produced more false positives. This tradeoff reflects a common </w:t>
-      </w:r>
-      <w:r>
-        <w:t>challenge</w:t>
-      </w:r>
-      <w:r>
-        <w:t xml:space="preserve"> in </w:t>
-      </w:r>
-      <w:r>
-        <w:t>environmental</w:t>
-      </w:r>
-      <w:r>
-        <w:t xml:space="preserve"> classifi</w:t>
-      </w:r>
-      <w:r>
-        <w:t xml:space="preserve">cation problems, where missing critical events such as harmful algal blooms can be more consequential than overprediction. </w:t>
-      </w:r>
-    </w:p>
-    <w:p>
-      <w:pPr>
-        <w:jc w:val="center"/>
-        <w:rPr>
-          <w:i/>
-          <w:iCs/>
-        </w:rPr>
-      </w:pPr>
-      <w:r>
-        <w:rPr>
-          <w:noProof/>
-        </w:rPr>
-        <w:drawing>
-          <wp:inline distT="0" distB="0" distL="0" distR="0" wp14:anchorId="15D0F245" wp14:editId="1BBA90D6">
-            <wp:extent cx="4541854" cy="3657600"/>
-            <wp:effectExtent l="0" t="0" r="5080" b="0"/>
-            <wp:docPr id="1808497726" name="drawing"/>
-            <wp:cNvGraphicFramePr>
-              <a:graphicFrameLocks xmlns:a="http://schemas.openxmlformats.org/drawingml/2006/main" noChangeAspect="1"/>
-            </wp:cNvGraphicFramePr>
-            <a:graphic xmlns:a="http://schemas.openxmlformats.org/drawingml/2006/main">
-              <a:graphicData uri="http://schemas.openxmlformats.org/drawingml/2006/picture">
-                <pic:pic xmlns:pic="http://schemas.openxmlformats.org/drawingml/2006/picture">
-                  <pic:nvPicPr>
-                    <pic:cNvPr id="1808497726" name="Picture 1808497726"/>
-                    <pic:cNvPicPr/>
-                  </pic:nvPicPr>
-                  <pic:blipFill>
-                    <a:blip r:embed="rId8">
-                      <a:extLst>
-                        <a:ext uri="{28A0092B-C50C-407E-A947-70E740481C1C}">
-                          <a14:useLocalDpi xmlns:a14="http://schemas.microsoft.com/office/drawing/2010/main"/>
-                        </a:ext>
-                      </a:extLst>
-                    </a:blip>
-                    <a:stretch>
-                      <a:fillRect/>
-                    </a:stretch>
-                  </pic:blipFill>
-                  <pic:spPr>
-                    <a:xfrm>
-                      <a:off x="0" y="0"/>
-                      <a:ext cx="4569805" cy="3680109"/>
-                    </a:xfrm>
-                    <a:prstGeom prst="rect">
-                      <a:avLst/>
-                    </a:prstGeom>
-                  </pic:spPr>
-                </pic:pic>
-              </a:graphicData>
-            </a:graphic>
-          </wp:inline>
-        </w:drawing>
-      </w:r>
-    </w:p>
-    <w:p>
-      <w:r>
-        <w:rPr>
-          <w:i/>
-          <w:iCs/>
-        </w:rPr>
-        <w:t xml:space="preserve">Figure 1. </w:t>
-      </w:r>
-      <w:r>
-        <w:rPr>
-          <w:i/>
-          <w:iCs/>
-        </w:rPr>
-        <w:t>The baseline model shows moderate overall performance but struggles to identify bloom events, as indicated by a high number of false negatives. This suggests the model tends to favor non-bloom classifications under the default threshold.</w:t>
-      </w:r>
-    </w:p>
-    <w:p>
-      <w:pPr>
-        <w:pStyle w:val="NormalWeb"/>
-        <w:rPr>
-          <w:i/>
-          <w:iCs/>
-        </w:rPr>
-      </w:pPr>
-    </w:p>
-    <w:p>
-      <w:pPr>
-        <w:pStyle w:val="NormalWeb"/>
-        <w:rPr>
-          <w:i/>
-          <w:iCs/>
-        </w:rPr>
-      </w:pPr>
-    </w:p>
-    <w:p>
-      <w:pPr>
-        <w:pStyle w:val="NormalWeb"/>
-        <w:rPr>
-          <w:i/>
-          <w:iCs/>
-        </w:rPr>
-      </w:pPr>
-    </w:p>
-    <w:p>
-      <w:pPr>
-        <w:pStyle w:val="NormalWeb"/>
-        <w:rPr>
-          <w:i/>
-          <w:iCs/>
-        </w:rPr>
-      </w:pPr>
-      <w:r>
-        <w:rPr>
-          <w:noProof/>
-        </w:rPr>
-        <w:drawing>
-          <wp:anchor distT="0" distB="0" distL="114300" distR="114300" simplePos="0" relativeHeight="251658242" behindDoc="0" locked="0" layoutInCell="1" allowOverlap="1" wp14:anchorId="4DBC2CE6" wp14:editId="74FAFAF4">
-            <wp:simplePos x="0" y="0"/>
-            <wp:positionH relativeFrom="column">
-              <wp:posOffset>660400</wp:posOffset>
-            </wp:positionH>
-            <wp:positionV relativeFrom="paragraph">
-              <wp:posOffset>0</wp:posOffset>
-            </wp:positionV>
-            <wp:extent cx="4229100" cy="3405505"/>
-            <wp:effectExtent l="0" t="0" r="0" b="0"/>
-            <wp:wrapSquare wrapText="bothSides"/>
-            <wp:docPr id="2052563075" name="drawing"/>
-            <wp:cNvGraphicFramePr>
-              <a:graphicFrameLocks xmlns:a="http://schemas.openxmlformats.org/drawingml/2006/main" noChangeAspect="1"/>
-            </wp:cNvGraphicFramePr>
-            <a:graphic xmlns:a="http://schemas.openxmlformats.org/drawingml/2006/main">
-              <a:graphicData uri="http://schemas.openxmlformats.org/drawingml/2006/picture">
-                <pic:pic xmlns:pic="http://schemas.openxmlformats.org/drawingml/2006/picture">
-                  <pic:nvPicPr>
-                    <pic:cNvPr id="2052563075" name="Picture 2052563075"/>
-                    <pic:cNvPicPr/>
-                  </pic:nvPicPr>
-                  <pic:blipFill>
-                    <a:blip r:embed="rId9">
-                      <a:extLst>
-                        <a:ext uri="{28A0092B-C50C-407E-A947-70E740481C1C}">
-                          <a14:useLocalDpi xmlns:a14="http://schemas.microsoft.com/office/drawing/2010/main"/>
-                        </a:ext>
-                      </a:extLst>
-                    </a:blip>
-                    <a:stretch>
-                      <a:fillRect/>
-                    </a:stretch>
-                  </pic:blipFill>
-                  <pic:spPr>
-                    <a:xfrm>
-                      <a:off x="0" y="0"/>
-                      <a:ext cx="4229100" cy="3405505"/>
-                    </a:xfrm>
-                    <a:prstGeom prst="rect">
-                      <a:avLst/>
-                    </a:prstGeom>
-                  </pic:spPr>
-                </pic:pic>
-              </a:graphicData>
-            </a:graphic>
-            <wp14:sizeRelH relativeFrom="page">
-              <wp14:pctWidth>0</wp14:pctWidth>
-            </wp14:sizeRelH>
-            <wp14:sizeRelV relativeFrom="page">
-              <wp14:pctHeight>0</wp14:pctHeight>
-            </wp14:sizeRelV>
-          </wp:anchor>
-        </w:drawing>
-      </w:r>
-    </w:p>
-    <w:p>
-      <w:pPr>
-        <w:pStyle w:val="NormalWeb"/>
-        <w:rPr>
-          <w:i/>
-          <w:iCs/>
-        </w:rPr>
-      </w:pPr>
-    </w:p>
-    <w:p>
-      <w:pPr>
-        <w:pStyle w:val="NormalWeb"/>
-        <w:rPr>
-          <w:i/>
-          <w:iCs/>
-        </w:rPr>
-      </w:pPr>
-    </w:p>
-    <w:p>
-      <w:pPr>
-        <w:pStyle w:val="NormalWeb"/>
-        <w:rPr>
-          <w:i/>
-          <w:iCs/>
-        </w:rPr>
-      </w:pPr>
-    </w:p>
-    <w:p>
-      <w:pPr>
-        <w:pStyle w:val="NormalWeb"/>
-        <w:rPr>
-          <w:i/>
-          <w:iCs/>
-        </w:rPr>
-      </w:pPr>
-    </w:p>
-    <w:p>
-      <w:pPr>
-        <w:pStyle w:val="NormalWeb"/>
-        <w:rPr>
-          <w:i/>
-          <w:iCs/>
-        </w:rPr>
-      </w:pPr>
-    </w:p>
-    <w:p>
-      <w:pPr>
-        <w:pStyle w:val="NormalWeb"/>
-        <w:rPr>
-          <w:i/>
-          <w:iCs/>
-        </w:rPr>
-      </w:pPr>
-    </w:p>
-    <w:p>
-      <w:pPr>
-        <w:pStyle w:val="NormalWeb"/>
-        <w:rPr>
-          <w:i/>
-          <w:iCs/>
-        </w:rPr>
-      </w:pPr>
-    </w:p>
-    <w:p>
-      <w:pPr>
-        <w:pStyle w:val="NormalWeb"/>
-        <w:rPr>
-          <w:i/>
-          <w:iCs/>
-        </w:rPr>
-      </w:pPr>
-    </w:p>
-    <w:p>
-      <w:pPr>
-        <w:pStyle w:val="NormalWeb"/>
-        <w:rPr>
-          <w:i/>
-          <w:iCs/>
-        </w:rPr>
-      </w:pPr>
-    </w:p>
-    <w:p>
-      <w:pPr>
-        <w:pStyle w:val="NormalWeb"/>
-        <w:rPr>
-          <w:i/>
-          <w:iCs/>
-        </w:rPr>
-      </w:pPr>
-      <w:r>
-        <w:rPr>
-          <w:i/>
-          <w:iCs/>
-        </w:rPr>
-        <w:t>Figure 2.</w:t>
-      </w:r>
-      <w:r>
-        <w:rPr>
-          <w:i/>
-          <w:iCs/>
-        </w:rPr>
-        <w:t xml:space="preserve"> </w:t>
-      </w:r>
-      <w:r>
-        <w:rPr>
-          <w:i/>
-          <w:iCs/>
-        </w:rPr>
-        <w:t>Lowering the classification threshold improves detection of bloom events, reducing false negatives and increasing true positives. However, this comes at the cost of more false positives, indicating increased overprediction of blooms.</w:t>
-      </w:r>
-    </w:p>
-    <w:p>
-      <w:pPr>
-        <w:jc w:val="center"/>
-      </w:pPr>
-      <w:r>
-        <w:rPr>
-          <w:noProof/>
-        </w:rPr>
-        <w:lastRenderedPageBreak/>
-        <w:drawing>
-          <wp:inline distT="0" distB="0" distL="0" distR="0" wp14:anchorId="64CA932E" wp14:editId="42A0CDBD">
-            <wp:extent cx="3670300" cy="3745622"/>
-            <wp:effectExtent l="0" t="0" r="0" b="1270"/>
-            <wp:docPr id="2038651020" name="drawing"/>
-            <wp:cNvGraphicFramePr>
-              <a:graphicFrameLocks xmlns:a="http://schemas.openxmlformats.org/drawingml/2006/main" noChangeAspect="1"/>
-            </wp:cNvGraphicFramePr>
-            <a:graphic xmlns:a="http://schemas.openxmlformats.org/drawingml/2006/main">
-              <a:graphicData uri="http://schemas.openxmlformats.org/drawingml/2006/picture">
-                <pic:pic xmlns:pic="http://schemas.openxmlformats.org/drawingml/2006/picture">
-                  <pic:nvPicPr>
-                    <pic:cNvPr id="2038651020" name="Picture 2038651020"/>
-                    <pic:cNvPicPr/>
-                  </pic:nvPicPr>
-                  <pic:blipFill>
-                    <a:blip r:embed="rId10">
-                      <a:extLst>
-                        <a:ext uri="{28A0092B-C50C-407E-A947-70E740481C1C}">
-                          <a14:useLocalDpi xmlns:a14="http://schemas.microsoft.com/office/drawing/2010/main"/>
-                        </a:ext>
-                      </a:extLst>
-                    </a:blip>
-                    <a:stretch>
-                      <a:fillRect/>
-                    </a:stretch>
-                  </pic:blipFill>
-                  <pic:spPr>
-                    <a:xfrm>
-                      <a:off x="0" y="0"/>
-                      <a:ext cx="3696429" cy="3772287"/>
-                    </a:xfrm>
-                    <a:prstGeom prst="rect">
-                      <a:avLst/>
-                    </a:prstGeom>
-                  </pic:spPr>
-                </pic:pic>
-              </a:graphicData>
-            </a:graphic>
-          </wp:inline>
-        </w:drawing>
-      </w:r>
-    </w:p>
-    <w:p>
-      <w:pPr>
-        <w:pStyle w:val="NormalWeb"/>
-        <w:rPr>
-          <w:i/>
-          <w:iCs/>
-        </w:rPr>
-      </w:pPr>
-      <w:r>
-        <w:rPr>
-          <w:i/>
-          <w:iCs/>
-        </w:rPr>
-        <w:t>Figure 3.</w:t>
-      </w:r>
-      <w:r>
-        <w:rPr>
-          <w:i/>
-          <w:iCs/>
-        </w:rPr>
-        <w:t xml:space="preserve"> </w:t>
-      </w:r>
-      <w:r>
-        <w:rPr>
-          <w:i/>
-          <w:iCs/>
-        </w:rPr>
-        <w:t>The ROC curve illustrates the model’s ability to distinguish between bloom and non-bloom conditions across thresholds. The area under the curve (AUC) indicates moderate classification performance.</w:t>
-      </w:r>
-    </w:p>
-    <w:p>
-      <w:r>
-        <w:t xml:space="preserve">These results suggest that the model contains meaningful predictive </w:t>
-      </w:r>
-      <w:r>
-        <w:t>signals</w:t>
-      </w:r>
-      <w:r>
-        <w:t>, but that threshold selection plays a critical role in determining how that signal is translated into actionabl</w:t>
-      </w:r>
-      <w:r>
-        <w:t xml:space="preserve">e predictions. </w:t>
-      </w:r>
-    </w:p>
-    <w:p>
-      <w:pPr>
-        <w:pStyle w:val="Heading2"/>
-      </w:pPr>
-      <w:r>
-        <w:t xml:space="preserve">3.2 Model Interpretability and Feature Influence </w:t>
-      </w:r>
-    </w:p>
-    <w:p>
-      <w:r>
-        <w:t xml:space="preserve">SHAP analysis provided insight into the environmental variables driving model predictions. Global SHAP summary plots indicated that </w:t>
-      </w:r>
-      <w:r>
-        <w:t>water temperature and sea surfa</w:t>
-      </w:r>
-      <w:r>
-        <w:t>c</w:t>
-      </w:r>
-      <w:r>
-        <w:t xml:space="preserve">e height </w:t>
-      </w:r>
-      <w:r>
-        <w:t>anomaly</w:t>
-      </w:r>
-      <w:r>
-        <w:t xml:space="preserve"> were the most influential predictors of bloom presence. W</w:t>
-      </w:r>
-      <w:r>
-        <w:t>i</w:t>
-      </w:r>
-      <w:r>
-        <w:t>nd-related variables are also showing strong contributions, sugges</w:t>
-      </w:r>
-      <w:r>
-        <w:t xml:space="preserve">ting that mixing and transport processes play a significant role in shaping bloom conditions. </w:t>
-      </w:r>
-    </w:p>
-    <w:p>
-      <w:r>
-        <w:t xml:space="preserve">Nutrient </w:t>
-      </w:r>
-      <w:r>
-        <w:t>variables</w:t>
-      </w:r>
-      <w:r>
-        <w:t xml:space="preserve">, including total phosphorus and total nitrogen, contributed to model predictions but were less </w:t>
-      </w:r>
-      <w:r>
-        <w:t>influential</w:t>
-      </w:r>
-      <w:r>
-        <w:t xml:space="preserve"> than physical drivers. This suggests that while nutrient availa</w:t>
-      </w:r>
-      <w:r>
-        <w:t xml:space="preserve">bility is important, bloom </w:t>
-      </w:r>
-      <w:r>
-        <w:t>occurrence</w:t>
-      </w:r>
-      <w:r>
-        <w:t xml:space="preserve"> in this dataset is more </w:t>
-      </w:r>
-      <w:r>
-        <w:t>strongly</w:t>
-      </w:r>
-      <w:r>
-        <w:t xml:space="preserve"> associated with environmental conditions that regulate transport, mixing, and growth dynamics. </w:t>
-      </w:r>
-    </w:p>
-    <w:p>
-      <w:r>
-        <w:t xml:space="preserve">Hydrologic input, represented by river discharge, had relatively low influence in this model, indicating that its effect may be indirect or mediated through other variables. </w:t>
-      </w:r>
-    </w:p>
-    <w:p>
-      <w:pPr>
-        <w:spacing w:before="240" w:after="240"/>
-      </w:pPr>
-      <w:r>
-        <w:rPr>
-          <w:rFonts w:ascii="Times New Roman" w:eastAsia="Times New Roman" w:hAnsi="Times New Roman" w:cs="Times New Roman"/>
-        </w:rPr>
-        <w:lastRenderedPageBreak/>
-        <w:t>This result may reflect the fact that nutrient availability alone does not determine bloom formation, but instead interacts with physical conditions that control transport, accumulation, and growth.</w:t>
-      </w:r>
-    </w:p>
-    <w:p>
-      <w:pPr>
-        <w:jc w:val="right"/>
-      </w:pPr>
-      <w:r>
-        <w:rPr>
-          <w:noProof/>
-        </w:rPr>
-        <w:drawing>
-          <wp:anchor distT="0" distB="0" distL="114300" distR="114300" simplePos="0" relativeHeight="251658241" behindDoc="1" locked="0" layoutInCell="1" allowOverlap="1" wp14:anchorId="45D988A4" wp14:editId="1657D309">
-            <wp:simplePos x="0" y="0"/>
-            <wp:positionH relativeFrom="column">
-              <wp:posOffset>495300</wp:posOffset>
-            </wp:positionH>
-            <wp:positionV relativeFrom="paragraph">
-              <wp:posOffset>-1270</wp:posOffset>
-            </wp:positionV>
-            <wp:extent cx="4838065" cy="2806700"/>
-            <wp:effectExtent l="0" t="0" r="635" b="0"/>
-            <wp:wrapTight wrapText="bothSides">
-              <wp:wrapPolygon edited="0">
-                <wp:start x="0" y="0"/>
-                <wp:lineTo x="0" y="21502"/>
-                <wp:lineTo x="21546" y="21502"/>
-                <wp:lineTo x="21546" y="0"/>
-                <wp:lineTo x="0" y="0"/>
-              </wp:wrapPolygon>
-            </wp:wrapTight>
-            <wp:docPr id="637778291" name="drawing"/>
-            <wp:cNvGraphicFramePr>
-              <a:graphicFrameLocks xmlns:a="http://schemas.openxmlformats.org/drawingml/2006/main" noChangeAspect="1"/>
-            </wp:cNvGraphicFramePr>
-            <a:graphic xmlns:a="http://schemas.openxmlformats.org/drawingml/2006/main">
-              <a:graphicData uri="http://schemas.openxmlformats.org/drawingml/2006/picture">
-                <pic:pic xmlns:pic="http://schemas.openxmlformats.org/drawingml/2006/picture">
-                  <pic:nvPicPr>
-                    <pic:cNvPr id="637778291" name="Picture 637778291"/>
-                    <pic:cNvPicPr/>
-                  </pic:nvPicPr>
-                  <pic:blipFill>
-                    <a:blip r:embed="rId11" cstate="print">
-                      <a:extLst>
-                        <a:ext uri="{28A0092B-C50C-407E-A947-70E740481C1C}">
-                          <a14:useLocalDpi xmlns:a14="http://schemas.microsoft.com/office/drawing/2010/main" val="0"/>
-                        </a:ext>
-                      </a:extLst>
-                    </a:blip>
-                    <a:stretch>
-                      <a:fillRect/>
-                    </a:stretch>
-                  </pic:blipFill>
-                  <pic:spPr>
-                    <a:xfrm>
-                      <a:off x="0" y="0"/>
-                      <a:ext cx="4838065" cy="2806700"/>
-                    </a:xfrm>
-                    <a:prstGeom prst="rect">
-                      <a:avLst/>
-                    </a:prstGeom>
-                  </pic:spPr>
-                </pic:pic>
-              </a:graphicData>
-            </a:graphic>
-            <wp14:sizeRelH relativeFrom="margin">
-              <wp14:pctWidth>0</wp14:pctWidth>
-            </wp14:sizeRelH>
-            <wp14:sizeRelV relativeFrom="margin">
-              <wp14:pctHeight>0</wp14:pctHeight>
-            </wp14:sizeRelV>
-          </wp:anchor>
-        </w:drawing>
-      </w:r>
-    </w:p>
-    <w:p>
-      <w:pPr>
-        <w:pStyle w:val="NormalWeb"/>
-        <w:rPr>
-          <w:i/>
-          <w:iCs/>
-        </w:rPr>
-      </w:pPr>
-    </w:p>
-    <w:p>
-      <w:pPr>
-        <w:pStyle w:val="NormalWeb"/>
-        <w:rPr>
-          <w:i/>
-          <w:iCs/>
-        </w:rPr>
-      </w:pPr>
-    </w:p>
-    <w:p>
-      <w:pPr>
-        <w:pStyle w:val="NormalWeb"/>
-        <w:rPr>
-          <w:i/>
-          <w:iCs/>
-        </w:rPr>
-      </w:pPr>
-    </w:p>
-    <w:p>
-      <w:pPr>
-        <w:pStyle w:val="NormalWeb"/>
-        <w:rPr>
-          <w:i/>
-          <w:iCs/>
-        </w:rPr>
-      </w:pPr>
-    </w:p>
-    <w:p>
-      <w:pPr>
-        <w:pStyle w:val="NormalWeb"/>
-        <w:rPr>
-          <w:i/>
-          <w:iCs/>
-        </w:rPr>
-      </w:pPr>
-    </w:p>
-    <w:p>
-      <w:pPr>
-        <w:pStyle w:val="NormalWeb"/>
-        <w:rPr>
-          <w:i/>
-          <w:iCs/>
-        </w:rPr>
-      </w:pPr>
-    </w:p>
-    <w:p>
-      <w:pPr>
-        <w:pStyle w:val="NormalWeb"/>
-        <w:rPr>
-          <w:i/>
-          <w:iCs/>
-        </w:rPr>
-      </w:pPr>
-    </w:p>
-    <w:p>
-      <w:pPr>
-        <w:pStyle w:val="NormalWeb"/>
-        <w:rPr>
-          <w:i/>
-          <w:iCs/>
-        </w:rPr>
-      </w:pPr>
-      <w:r>
-        <w:rPr>
-          <w:i/>
-          <w:iCs/>
-        </w:rPr>
-        <w:t xml:space="preserve">Figure 4. </w:t>
-      </w:r>
-      <w:r>
-        <w:rPr>
-          <w:i/>
-          <w:iCs/>
-        </w:rPr>
-        <w:t>The SHAP summary plot highlights the relative importance and directional influence of each predictor on bloom classification. Physical variables, particularly water temperature and ocean-related conditions, show the strongest impact on model predictions.</w:t>
-      </w:r>
-    </w:p>
-    <w:p>
-      <w:pPr>
-        <w:pStyle w:val="NormalWeb"/>
-        <w:jc w:val="center"/>
-        <w:rPr>
-          <w:i/>
-          <w:iCs/>
-        </w:rPr>
-      </w:pPr>
-      <w:r>
-        <w:rPr>
-          <w:noProof/>
-        </w:rPr>
-        <w:drawing>
-          <wp:inline distT="0" distB="0" distL="0" distR="0" wp14:anchorId="29AD836F" wp14:editId="141E987D">
-            <wp:extent cx="4368800" cy="2625480"/>
-            <wp:effectExtent l="0" t="0" r="0" b="3810"/>
-            <wp:docPr id="1937417195" name="drawing"/>
-            <wp:cNvGraphicFramePr>
-              <a:graphicFrameLocks xmlns:a="http://schemas.openxmlformats.org/drawingml/2006/main" noChangeAspect="1"/>
-            </wp:cNvGraphicFramePr>
-            <a:graphic xmlns:a="http://schemas.openxmlformats.org/drawingml/2006/main">
-              <a:graphicData uri="http://schemas.openxmlformats.org/drawingml/2006/picture">
-                <pic:pic xmlns:pic="http://schemas.openxmlformats.org/drawingml/2006/picture">
-                  <pic:nvPicPr>
-                    <pic:cNvPr id="1937417195" name="Picture 1937417195"/>
-                    <pic:cNvPicPr/>
-                  </pic:nvPicPr>
-                  <pic:blipFill>
-                    <a:blip r:embed="rId12">
-                      <a:extLst>
-                        <a:ext uri="{28A0092B-C50C-407E-A947-70E740481C1C}">
-                          <a14:useLocalDpi xmlns:a14="http://schemas.microsoft.com/office/drawing/2010/main"/>
-                        </a:ext>
-                      </a:extLst>
-                    </a:blip>
-                    <a:stretch>
-                      <a:fillRect/>
-                    </a:stretch>
-                  </pic:blipFill>
-                  <pic:spPr>
-                    <a:xfrm>
-                      <a:off x="0" y="0"/>
-                      <a:ext cx="4416582" cy="2654195"/>
-                    </a:xfrm>
-                    <a:prstGeom prst="rect">
-                      <a:avLst/>
-                    </a:prstGeom>
-                  </pic:spPr>
-                </pic:pic>
-              </a:graphicData>
-            </a:graphic>
-          </wp:inline>
-        </w:drawing>
-      </w:r>
-    </w:p>
-    <w:p>
-      <w:pPr>
-        <w:pStyle w:val="NormalWeb"/>
-        <w:rPr>
-          <w:i/>
-          <w:iCs/>
-        </w:rPr>
-      </w:pPr>
-      <w:r>
-        <w:rPr>
-          <w:i/>
-          <w:iCs/>
-        </w:rPr>
-        <w:t xml:space="preserve">Figure 5. </w:t>
-      </w:r>
-      <w:r>
-        <w:rPr>
-          <w:i/>
-          <w:iCs/>
-        </w:rPr>
-        <w:t>The bar plot displays the average magnitude of feature contributions, confirming that water temperature and physical drivers are the most influential variables. Nutrient variables contribute to predictions but are of secondary importance.</w:t>
-      </w:r>
-    </w:p>
-    <w:p>
-      <w:pPr>
-        <w:spacing w:before="240" w:after="240"/>
-        <w:rPr>
-          <w:rFonts w:ascii="Times New Roman" w:eastAsia="Times New Roman" w:hAnsi="Times New Roman" w:cs="Times New Roman"/>
-        </w:rPr>
-      </w:pPr>
-      <w:r>
-        <w:rPr>
-          <w:rFonts w:ascii="Times New Roman" w:eastAsia="Times New Roman" w:hAnsi="Times New Roman" w:cs="Times New Roman"/>
-        </w:rPr>
-        <w:t>Dependence plots revealed that relationships between nutrient variables and bloom probability were nonlinear rather than strictly increasing. For to</w:t>
-      </w:r>
-      <w:r>
-        <w:rPr>
-          <w:rFonts w:ascii="Times New Roman" w:eastAsia="Times New Roman" w:hAnsi="Times New Roman" w:cs="Times New Roman"/>
-        </w:rPr>
-        <w:t>t</w:t>
-      </w:r>
-      <w:r>
-        <w:rPr>
-          <w:rFonts w:ascii="Times New Roman" w:eastAsia="Times New Roman" w:hAnsi="Times New Roman" w:cs="Times New Roman"/>
-        </w:rPr>
-        <w:t>al nitrogen, low concentra</w:t>
-      </w:r>
-      <w:r>
-        <w:rPr>
-          <w:rFonts w:ascii="Times New Roman" w:eastAsia="Times New Roman" w:hAnsi="Times New Roman" w:cs="Times New Roman"/>
-        </w:rPr>
-        <w:t xml:space="preserve">tions were </w:t>
-      </w:r>
-      <w:r>
-        <w:rPr>
-          <w:rFonts w:ascii="Times New Roman" w:eastAsia="Times New Roman" w:hAnsi="Times New Roman" w:cs="Times New Roman"/>
-        </w:rPr>
-        <w:lastRenderedPageBreak/>
-        <w:t>associated with negative SHAP values, while moderate concentrations contributed positiv</w:t>
-      </w:r>
-      <w:r>
-        <w:rPr>
-          <w:rFonts w:ascii="Times New Roman" w:eastAsia="Times New Roman" w:hAnsi="Times New Roman" w:cs="Times New Roman"/>
-        </w:rPr>
-        <w:t>e</w:t>
-      </w:r>
-      <w:r>
-        <w:rPr>
-          <w:rFonts w:ascii="Times New Roman" w:eastAsia="Times New Roman" w:hAnsi="Times New Roman" w:cs="Times New Roman"/>
-        </w:rPr>
-        <w:t xml:space="preserve">ly to bloom classification. However, this effect leveled off </w:t>
-      </w:r>
-      <w:r>
-        <w:rPr>
-          <w:rFonts w:ascii="Times New Roman" w:eastAsia="Times New Roman" w:hAnsi="Times New Roman" w:cs="Times New Roman"/>
-        </w:rPr>
-        <w:t>to</w:t>
-      </w:r>
-      <w:r>
-        <w:rPr>
-          <w:rFonts w:ascii="Times New Roman" w:eastAsia="Times New Roman" w:hAnsi="Times New Roman" w:cs="Times New Roman"/>
-        </w:rPr>
-        <w:t xml:space="preserve"> higher concentrations, s</w:t>
-      </w:r>
-      <w:r>
-        <w:rPr>
-          <w:rFonts w:ascii="Times New Roman" w:eastAsia="Times New Roman" w:hAnsi="Times New Roman" w:cs="Times New Roman"/>
-        </w:rPr>
-        <w:t>uggesting a threshold beyond which additional nitrogen did not further increase bloom p</w:t>
-      </w:r>
-      <w:r>
-        <w:rPr>
-          <w:rFonts w:ascii="Times New Roman" w:eastAsia="Times New Roman" w:hAnsi="Times New Roman" w:cs="Times New Roman"/>
-        </w:rPr>
-        <w:t>r</w:t>
-      </w:r>
-      <w:r>
-        <w:rPr>
-          <w:rFonts w:ascii="Times New Roman" w:eastAsia="Times New Roman" w:hAnsi="Times New Roman" w:cs="Times New Roman"/>
-        </w:rPr>
-        <w:t xml:space="preserve">obability. </w:t>
-      </w:r>
-    </w:p>
-    <w:p>
-      <w:pPr>
-        <w:spacing w:before="240" w:after="240"/>
-        <w:rPr>
-          <w:rFonts w:ascii="Times New Roman" w:eastAsia="Times New Roman" w:hAnsi="Times New Roman" w:cs="Times New Roman"/>
-        </w:rPr>
-      </w:pPr>
-      <w:r>
-        <w:rPr>
-          <w:rFonts w:ascii="Times New Roman" w:eastAsia="Times New Roman" w:hAnsi="Times New Roman" w:cs="Times New Roman"/>
-        </w:rPr>
-        <w:t>A similar pattern was observed for total phosphorus, where moderate concentrations were associated</w:t>
-      </w:r>
-      <w:r>
-        <w:rPr>
-          <w:rFonts w:ascii="Times New Roman" w:eastAsia="Times New Roman" w:hAnsi="Times New Roman" w:cs="Times New Roman"/>
-        </w:rPr>
-        <w:t xml:space="preserve"> </w:t>
-      </w:r>
-      <w:r>
-        <w:rPr>
-          <w:rFonts w:ascii="Times New Roman" w:eastAsia="Times New Roman" w:hAnsi="Times New Roman" w:cs="Times New Roman"/>
-        </w:rPr>
-        <w:t xml:space="preserve">with the strongest positive </w:t>
-      </w:r>
-      <w:r>
-        <w:rPr>
-          <w:rFonts w:ascii="Times New Roman" w:eastAsia="Times New Roman" w:hAnsi="Times New Roman" w:cs="Times New Roman"/>
-        </w:rPr>
-        <w:t>contributions to bloom prediction. At both low and very high phosphorus levels, the influence on model output was more variable, indicating that optimal nutrient ranges may exist for bloom development ra</w:t>
-      </w:r>
-      <w:r>
-        <w:rPr>
-          <w:rFonts w:ascii="Times New Roman" w:eastAsia="Times New Roman" w:hAnsi="Times New Roman" w:cs="Times New Roman"/>
-        </w:rPr>
-        <w:t xml:space="preserve">ther than a simple monotonic relationship. </w:t>
-      </w:r>
-    </w:p>
-    <w:p>
-      <w:pPr>
-        <w:spacing w:before="240" w:after="240"/>
-        <w:rPr>
-          <w:rFonts w:ascii="Times New Roman" w:eastAsia="Times New Roman" w:hAnsi="Times New Roman" w:cs="Times New Roman"/>
-        </w:rPr>
-      </w:pPr>
-      <w:r>
-        <w:rPr>
-          <w:rFonts w:ascii="Times New Roman" w:eastAsia="Times New Roman" w:hAnsi="Times New Roman" w:cs="Times New Roman"/>
-        </w:rPr>
-        <w:t>In contrast, river discharge showed relatively weak in</w:t>
-      </w:r>
-      <w:r>
-        <w:rPr>
-          <w:rFonts w:ascii="Times New Roman" w:eastAsia="Times New Roman" w:hAnsi="Times New Roman" w:cs="Times New Roman"/>
-        </w:rPr>
-        <w:t>fluence, with most SHAP values near zero and occasional contributions at higher discharge values. This suggests that discharge alone is not a strong direct driver of bloom condi</w:t>
-      </w:r>
-      <w:r>
-        <w:rPr>
-          <w:rFonts w:ascii="Times New Roman" w:eastAsia="Times New Roman" w:hAnsi="Times New Roman" w:cs="Times New Roman"/>
-        </w:rPr>
-        <w:t xml:space="preserve">tions in this model and may instead influence blooms indirectly through nutrient transport. </w:t>
-      </w:r>
-    </w:p>
-    <w:p>
-      <w:pPr>
-        <w:spacing w:before="240" w:after="240"/>
-        <w:rPr>
-          <w:rFonts w:ascii="Times New Roman" w:eastAsia="Times New Roman" w:hAnsi="Times New Roman" w:cs="Times New Roman"/>
-        </w:rPr>
-      </w:pPr>
-      <w:r>
-        <w:rPr>
-          <w:rFonts w:ascii="Times New Roman" w:eastAsia="Times New Roman" w:hAnsi="Times New Roman" w:cs="Times New Roman"/>
-        </w:rPr>
-        <w:t xml:space="preserve">Physical variables such as water temperature and salinity exhibited more consistent contributions to model predictions. </w:t>
-      </w:r>
-      <w:r>
-        <w:rPr>
-          <w:rFonts w:ascii="Times New Roman" w:eastAsia="Times New Roman" w:hAnsi="Times New Roman" w:cs="Times New Roman"/>
-        </w:rPr>
-        <w:t>Temperature</w:t>
-      </w:r>
-      <w:r>
-        <w:rPr>
-          <w:rFonts w:ascii="Times New Roman" w:eastAsia="Times New Roman" w:hAnsi="Times New Roman" w:cs="Times New Roman"/>
-        </w:rPr>
-        <w:t xml:space="preserve"> showed strong positive associations with bloom pro</w:t>
-      </w:r>
-      <w:r>
-        <w:rPr>
-          <w:rFonts w:ascii="Times New Roman" w:eastAsia="Times New Roman" w:hAnsi="Times New Roman" w:cs="Times New Roman"/>
-        </w:rPr>
-        <w:t>b</w:t>
-      </w:r>
-      <w:r>
-        <w:rPr>
-          <w:rFonts w:ascii="Times New Roman" w:eastAsia="Times New Roman" w:hAnsi="Times New Roman" w:cs="Times New Roman"/>
-        </w:rPr>
-        <w:t>ability, reinfor</w:t>
-      </w:r>
-      <w:r>
-        <w:rPr>
-          <w:rFonts w:ascii="Times New Roman" w:eastAsia="Times New Roman" w:hAnsi="Times New Roman" w:cs="Times New Roman"/>
-        </w:rPr>
-        <w:t>cing its role as a key environment</w:t>
-      </w:r>
-      <w:r>
-        <w:rPr>
-          <w:rFonts w:ascii="Times New Roman" w:eastAsia="Times New Roman" w:hAnsi="Times New Roman" w:cs="Times New Roman"/>
-        </w:rPr>
-        <w:t>a</w:t>
-      </w:r>
-      <w:r>
-        <w:rPr>
-          <w:rFonts w:ascii="Times New Roman" w:eastAsia="Times New Roman" w:hAnsi="Times New Roman" w:cs="Times New Roman"/>
-        </w:rPr>
-        <w:t xml:space="preserve">l driver, while salinity appeared to have a weaker and more context-dependent effect, potentially interacting with other variables. </w:t>
-      </w:r>
-    </w:p>
-    <w:p>
-      <w:pPr>
-        <w:spacing w:before="240" w:after="240"/>
-        <w:jc w:val="center"/>
-      </w:pPr>
-      <w:r>
-        <w:rPr>
-          <w:noProof/>
-        </w:rPr>
-        <w:drawing>
-          <wp:inline distT="0" distB="0" distL="0" distR="0" wp14:anchorId="58A43C70" wp14:editId="3C815C41">
-            <wp:extent cx="4356100" cy="2931990"/>
-            <wp:effectExtent l="0" t="0" r="0" b="1905"/>
-            <wp:docPr id="279663332" name="drawing"/>
-            <wp:cNvGraphicFramePr>
-              <a:graphicFrameLocks xmlns:a="http://schemas.openxmlformats.org/drawingml/2006/main" noChangeAspect="1"/>
-            </wp:cNvGraphicFramePr>
-            <a:graphic xmlns:a="http://schemas.openxmlformats.org/drawingml/2006/main">
-              <a:graphicData uri="http://schemas.openxmlformats.org/drawingml/2006/picture">
-                <pic:pic xmlns:pic="http://schemas.openxmlformats.org/drawingml/2006/picture">
-                  <pic:nvPicPr>
-                    <pic:cNvPr id="279663332" name="Picture 279663332"/>
-                    <pic:cNvPicPr/>
-                  </pic:nvPicPr>
-                  <pic:blipFill>
-                    <a:blip r:embed="rId13">
-                      <a:extLst>
-                        <a:ext uri="{28A0092B-C50C-407E-A947-70E740481C1C}">
-                          <a14:useLocalDpi xmlns:a14="http://schemas.microsoft.com/office/drawing/2010/main"/>
-                        </a:ext>
-                      </a:extLst>
-                    </a:blip>
-                    <a:stretch>
-                      <a:fillRect/>
-                    </a:stretch>
-                  </pic:blipFill>
-                  <pic:spPr>
-                    <a:xfrm>
-                      <a:off x="0" y="0"/>
-                      <a:ext cx="4377453" cy="2946362"/>
-                    </a:xfrm>
-                    <a:prstGeom prst="rect">
-                      <a:avLst/>
-                    </a:prstGeom>
-                  </pic:spPr>
-                </pic:pic>
-              </a:graphicData>
-            </a:graphic>
-          </wp:inline>
-        </w:drawing>
-      </w:r>
-    </w:p>
-    <w:p>
-      <w:pPr>
-        <w:pStyle w:val="NormalWeb"/>
-        <w:rPr>
-          <w:i/>
-          <w:iCs/>
-        </w:rPr>
-      </w:pPr>
-      <w:r>
-        <w:rPr>
-          <w:i/>
-          <w:iCs/>
-        </w:rPr>
-        <w:t xml:space="preserve">Figure 6. </w:t>
-      </w:r>
-      <w:r>
-        <w:rPr>
-          <w:i/>
-          <w:iCs/>
-        </w:rPr>
-        <w:t>The relationship between total nitrogen and bloom probability is nonlinear, with moderate concentrations contributing most strongly to bloom prediction. At low concentrations, nitrogen has a negative influence, while higher values show a diminishing effect, suggesting a threshold response</w:t>
-      </w:r>
-      <w:r>
-        <w:rPr>
-          <w:i/>
-          <w:iCs/>
-        </w:rPr>
-        <w:t>.</w:t>
-      </w:r>
-    </w:p>
-    <w:p>
-      <w:pPr>
-        <w:pStyle w:val="NormalWeb"/>
-        <w:rPr>
-          <w:rFonts w:eastAsiaTheme="majorEastAsia"/>
-          <w:i/>
-          <w:iCs/>
-        </w:rPr>
-      </w:pPr>
-      <w:r>
-        <w:rPr>
-          <w:noProof/>
-        </w:rPr>
-        <w:lastRenderedPageBreak/>
-        <w:drawing>
-          <wp:anchor distT="0" distB="0" distL="114300" distR="114300" simplePos="0" relativeHeight="251658243" behindDoc="1" locked="0" layoutInCell="1" allowOverlap="1" wp14:anchorId="3EA1D5A2" wp14:editId="77456071">
-            <wp:simplePos x="0" y="0"/>
-            <wp:positionH relativeFrom="margin">
-              <wp:posOffset>914400</wp:posOffset>
-            </wp:positionH>
-            <wp:positionV relativeFrom="paragraph">
-              <wp:posOffset>19685</wp:posOffset>
-            </wp:positionV>
-            <wp:extent cx="4356100" cy="2931795"/>
-            <wp:effectExtent l="0" t="0" r="0" b="1905"/>
-            <wp:wrapSquare wrapText="bothSides"/>
-            <wp:docPr id="318340430" name="drawing"/>
-            <wp:cNvGraphicFramePr>
-              <a:graphicFrameLocks xmlns:a="http://schemas.openxmlformats.org/drawingml/2006/main" noChangeAspect="1"/>
-            </wp:cNvGraphicFramePr>
-            <a:graphic xmlns:a="http://schemas.openxmlformats.org/drawingml/2006/main">
-              <a:graphicData uri="http://schemas.openxmlformats.org/drawingml/2006/picture">
-                <pic:pic xmlns:pic="http://schemas.openxmlformats.org/drawingml/2006/picture">
-                  <pic:nvPicPr>
-                    <pic:cNvPr id="318340430" name="Picture 318340430"/>
-                    <pic:cNvPicPr/>
-                  </pic:nvPicPr>
-                  <pic:blipFill>
-                    <a:blip r:embed="rId14" cstate="print">
-                      <a:extLst>
-                        <a:ext uri="{28A0092B-C50C-407E-A947-70E740481C1C}">
-                          <a14:useLocalDpi xmlns:a14="http://schemas.microsoft.com/office/drawing/2010/main" val="0"/>
-                        </a:ext>
-                      </a:extLst>
-                    </a:blip>
-                    <a:stretch>
-                      <a:fillRect/>
-                    </a:stretch>
-                  </pic:blipFill>
-                  <pic:spPr>
-                    <a:xfrm>
-                      <a:off x="0" y="0"/>
-                      <a:ext cx="4356100" cy="2931795"/>
-                    </a:xfrm>
-                    <a:prstGeom prst="rect">
-                      <a:avLst/>
-                    </a:prstGeom>
-                  </pic:spPr>
-                </pic:pic>
-              </a:graphicData>
-            </a:graphic>
-            <wp14:sizeRelH relativeFrom="margin">
-              <wp14:pctWidth>0</wp14:pctWidth>
-            </wp14:sizeRelH>
-            <wp14:sizeRelV relativeFrom="margin">
-              <wp14:pctHeight>0</wp14:pctHeight>
-            </wp14:sizeRelV>
-          </wp:anchor>
-        </w:drawing>
-      </w:r>
-    </w:p>
-    <w:p>
-      <w:pPr>
-        <w:pStyle w:val="NormalWeb"/>
-        <w:rPr>
-          <w:rFonts w:eastAsiaTheme="majorEastAsia"/>
-          <w:i/>
-          <w:iCs/>
-        </w:rPr>
-      </w:pPr>
-    </w:p>
-    <w:p>
-      <w:pPr>
-        <w:pStyle w:val="NormalWeb"/>
-        <w:rPr>
-          <w:rFonts w:eastAsiaTheme="majorEastAsia"/>
-          <w:i/>
-          <w:iCs/>
-        </w:rPr>
-      </w:pPr>
-    </w:p>
-    <w:p>
-      <w:pPr>
-        <w:pStyle w:val="NormalWeb"/>
-        <w:rPr>
-          <w:rFonts w:eastAsiaTheme="majorEastAsia"/>
-          <w:i/>
-          <w:iCs/>
-        </w:rPr>
-      </w:pPr>
-    </w:p>
-    <w:p>
-      <w:pPr>
-        <w:pStyle w:val="NormalWeb"/>
-        <w:rPr>
-          <w:rFonts w:eastAsiaTheme="majorEastAsia"/>
-          <w:i/>
-          <w:iCs/>
-        </w:rPr>
-      </w:pPr>
-    </w:p>
-    <w:p>
-      <w:pPr>
-        <w:pStyle w:val="NormalWeb"/>
-        <w:rPr>
-          <w:rFonts w:eastAsiaTheme="majorEastAsia"/>
-          <w:i/>
-          <w:iCs/>
-        </w:rPr>
-      </w:pPr>
-    </w:p>
-    <w:p>
-      <w:pPr>
-        <w:pStyle w:val="NormalWeb"/>
-        <w:rPr>
-          <w:rFonts w:eastAsiaTheme="majorEastAsia"/>
-          <w:i/>
-          <w:iCs/>
-        </w:rPr>
-      </w:pPr>
-    </w:p>
-    <w:p>
-      <w:pPr>
-        <w:pStyle w:val="NormalWeb"/>
-        <w:rPr>
-          <w:rFonts w:eastAsiaTheme="majorEastAsia"/>
-          <w:i/>
-          <w:iCs/>
-        </w:rPr>
-      </w:pPr>
-    </w:p>
-    <w:p>
-      <w:pPr>
-        <w:pStyle w:val="NormalWeb"/>
-        <w:rPr>
-          <w:rFonts w:eastAsiaTheme="majorEastAsia"/>
-          <w:i/>
-          <w:iCs/>
-        </w:rPr>
-      </w:pPr>
-    </w:p>
-    <w:p>
-      <w:pPr>
-        <w:pStyle w:val="NormalWeb"/>
-        <w:rPr>
-          <w:rFonts w:eastAsiaTheme="majorEastAsia"/>
-          <w:i/>
-          <w:iCs/>
-        </w:rPr>
-      </w:pPr>
-      <w:r>
-        <w:rPr>
-          <w:rFonts w:eastAsiaTheme="majorEastAsia"/>
-          <w:i/>
-          <w:iCs/>
-        </w:rPr>
-        <w:t>Figure 7.</w:t>
-      </w:r>
-      <w:r>
-        <w:rPr>
-          <w:rFonts w:eastAsiaTheme="majorEastAsia" w:cstheme="majorBidi"/>
-          <w:i/>
-          <w:iCs/>
-          <w:color w:val="3E762A" w:themeColor="accent1" w:themeShade="BF"/>
-          <w:sz w:val="26"/>
-          <w:szCs w:val="26"/>
-        </w:rPr>
-        <w:t xml:space="preserve">  </w:t>
-      </w:r>
-      <w:r>
-        <w:rPr>
-          <w:i/>
-          <w:iCs/>
-        </w:rPr>
-        <w:t>Total phosphorus exhibits a similar nonlinear pattern, where intermediate values are associated with increased bloom probability. At very low or high concentrations, the effect becomes more variable, indicating that optimal nutrient ranges may exist for bloom development.</w:t>
-      </w:r>
-    </w:p>
-    <w:p>
-      <w:pPr>
-        <w:pStyle w:val="NormalWeb"/>
-        <w:rPr>
-          <w:rFonts w:eastAsiaTheme="majorEastAsia"/>
-          <w:i/>
-          <w:iCs/>
-        </w:rPr>
-      </w:pPr>
-      <w:r>
-        <w:rPr>
-          <w:noProof/>
-        </w:rPr>
-        <w:drawing>
-          <wp:anchor distT="0" distB="0" distL="114300" distR="114300" simplePos="0" relativeHeight="251658244" behindDoc="0" locked="0" layoutInCell="1" allowOverlap="1" wp14:anchorId="251C66CF" wp14:editId="6BD4BB3A">
-            <wp:simplePos x="0" y="0"/>
-            <wp:positionH relativeFrom="margin">
-              <wp:posOffset>736600</wp:posOffset>
-            </wp:positionH>
-            <wp:positionV relativeFrom="paragraph">
-              <wp:posOffset>354965</wp:posOffset>
-            </wp:positionV>
-            <wp:extent cx="4533900" cy="3014980"/>
-            <wp:effectExtent l="0" t="0" r="0" b="0"/>
-            <wp:wrapSquare wrapText="bothSides"/>
-            <wp:docPr id="1120736165" name="drawing"/>
-            <wp:cNvGraphicFramePr>
-              <a:graphicFrameLocks xmlns:a="http://schemas.openxmlformats.org/drawingml/2006/main" noChangeAspect="1"/>
-            </wp:cNvGraphicFramePr>
-            <a:graphic xmlns:a="http://schemas.openxmlformats.org/drawingml/2006/main">
-              <a:graphicData uri="http://schemas.openxmlformats.org/drawingml/2006/picture">
-                <pic:pic xmlns:pic="http://schemas.openxmlformats.org/drawingml/2006/picture">
-                  <pic:nvPicPr>
-                    <pic:cNvPr id="1120736165" name="Picture 1120736165"/>
-                    <pic:cNvPicPr/>
-                  </pic:nvPicPr>
-                  <pic:blipFill>
-                    <a:blip r:embed="rId15" cstate="print">
-                      <a:extLst>
-                        <a:ext uri="{28A0092B-C50C-407E-A947-70E740481C1C}">
-                          <a14:useLocalDpi xmlns:a14="http://schemas.microsoft.com/office/drawing/2010/main" val="0"/>
-                        </a:ext>
-                      </a:extLst>
-                    </a:blip>
-                    <a:stretch>
-                      <a:fillRect/>
-                    </a:stretch>
-                  </pic:blipFill>
-                  <pic:spPr>
-                    <a:xfrm>
-                      <a:off x="0" y="0"/>
-                      <a:ext cx="4533900" cy="3014980"/>
-                    </a:xfrm>
-                    <a:prstGeom prst="rect">
-                      <a:avLst/>
-                    </a:prstGeom>
-                  </pic:spPr>
-                </pic:pic>
-              </a:graphicData>
-            </a:graphic>
-            <wp14:sizeRelH relativeFrom="margin">
-              <wp14:pctWidth>0</wp14:pctWidth>
-            </wp14:sizeRelH>
-            <wp14:sizeRelV relativeFrom="margin">
-              <wp14:pctHeight>0</wp14:pctHeight>
-            </wp14:sizeRelV>
-          </wp:anchor>
-        </w:drawing>
-      </w:r>
-    </w:p>
-    <w:p>
-      <w:pPr>
-        <w:pStyle w:val="NormalWeb"/>
-        <w:rPr>
-          <w:i/>
-          <w:iCs/>
-        </w:rPr>
-      </w:pPr>
-    </w:p>
-    <w:p>
-      <w:pPr>
-        <w:pStyle w:val="NormalWeb"/>
-        <w:rPr>
-          <w:i/>
-          <w:iCs/>
-        </w:rPr>
-      </w:pPr>
-    </w:p>
-    <w:p>
-      <w:pPr>
-        <w:pStyle w:val="NormalWeb"/>
-        <w:rPr>
-          <w:i/>
-          <w:iCs/>
-        </w:rPr>
-      </w:pPr>
-    </w:p>
-    <w:p>
-      <w:pPr>
-        <w:pStyle w:val="NormalWeb"/>
-        <w:rPr>
-          <w:i/>
-          <w:iCs/>
-        </w:rPr>
-      </w:pPr>
-    </w:p>
-    <w:p>
-      <w:pPr>
-        <w:pStyle w:val="NormalWeb"/>
-        <w:rPr>
-          <w:i/>
-          <w:iCs/>
-        </w:rPr>
-      </w:pPr>
-    </w:p>
-    <w:p>
-      <w:pPr>
-        <w:pStyle w:val="NormalWeb"/>
-        <w:rPr>
-          <w:i/>
-          <w:iCs/>
-        </w:rPr>
-      </w:pPr>
-    </w:p>
-    <w:p>
-      <w:pPr>
-        <w:pStyle w:val="NormalWeb"/>
-        <w:rPr>
-          <w:i/>
-          <w:iCs/>
-        </w:rPr>
-      </w:pPr>
-    </w:p>
-    <w:p>
-      <w:pPr>
-        <w:pStyle w:val="NormalWeb"/>
-        <w:rPr>
-          <w:i/>
-          <w:iCs/>
-        </w:rPr>
-      </w:pPr>
-    </w:p>
-    <w:p>
-      <w:pPr>
-        <w:pStyle w:val="NormalWeb"/>
-        <w:rPr>
-          <w:i/>
-          <w:iCs/>
-        </w:rPr>
-      </w:pPr>
-    </w:p>
-    <w:p>
-      <w:pPr>
-        <w:pStyle w:val="NormalWeb"/>
-        <w:rPr>
-          <w:i/>
-          <w:iCs/>
-        </w:rPr>
-      </w:pPr>
-      <w:r>
-        <w:rPr>
-          <w:i/>
-          <w:iCs/>
-        </w:rPr>
-        <w:t xml:space="preserve">Figure 8. </w:t>
-      </w:r>
-      <w:r>
-        <w:rPr>
-          <w:i/>
-          <w:iCs/>
-        </w:rPr>
-        <w:t>This plot shows that physical environmental conditions influence bloom probability in a variable and context-dependent manner. The spread of SHAP values suggests interactions with other factors rather than a simple direct relationship.</w:t>
-      </w:r>
-    </w:p>
-    <w:p>
-      <w:pPr>
-        <w:pStyle w:val="NormalWeb"/>
-        <w:jc w:val="center"/>
-        <w:rPr>
-          <w:i/>
-          <w:iCs/>
-        </w:rPr>
-      </w:pPr>
-      <w:r>
-        <w:rPr>
-          <w:noProof/>
-        </w:rPr>
-        <w:lastRenderedPageBreak/>
-        <w:drawing>
-          <wp:inline distT="0" distB="0" distL="0" distR="0" wp14:anchorId="6406F8A3" wp14:editId="00CCCABC">
-            <wp:extent cx="4483100" cy="3053395"/>
-            <wp:effectExtent l="0" t="0" r="0" b="0"/>
-            <wp:docPr id="694806273" name="drawing"/>
-            <wp:cNvGraphicFramePr>
-              <a:graphicFrameLocks xmlns:a="http://schemas.openxmlformats.org/drawingml/2006/main" noChangeAspect="1"/>
-            </wp:cNvGraphicFramePr>
-            <a:graphic xmlns:a="http://schemas.openxmlformats.org/drawingml/2006/main">
-              <a:graphicData uri="http://schemas.openxmlformats.org/drawingml/2006/picture">
-                <pic:pic xmlns:pic="http://schemas.openxmlformats.org/drawingml/2006/picture">
-                  <pic:nvPicPr>
-                    <pic:cNvPr id="694806273" name="Picture 694806273"/>
-                    <pic:cNvPicPr/>
-                  </pic:nvPicPr>
-                  <pic:blipFill>
-                    <a:blip r:embed="rId16">
-                      <a:extLst>
-                        <a:ext uri="{28A0092B-C50C-407E-A947-70E740481C1C}">
-                          <a14:useLocalDpi xmlns:a14="http://schemas.microsoft.com/office/drawing/2010/main"/>
-                        </a:ext>
-                      </a:extLst>
-                    </a:blip>
-                    <a:stretch>
-                      <a:fillRect/>
-                    </a:stretch>
-                  </pic:blipFill>
-                  <pic:spPr>
-                    <a:xfrm>
-                      <a:off x="0" y="0"/>
-                      <a:ext cx="4518761" cy="3077684"/>
-                    </a:xfrm>
-                    <a:prstGeom prst="rect">
-                      <a:avLst/>
-                    </a:prstGeom>
-                  </pic:spPr>
-                </pic:pic>
-              </a:graphicData>
-            </a:graphic>
-          </wp:inline>
-        </w:drawing>
-      </w:r>
-    </w:p>
-    <w:p>
-      <w:pPr>
-        <w:pStyle w:val="NormalWeb"/>
-        <w:rPr>
-          <w:i/>
-          <w:iCs/>
-        </w:rPr>
-      </w:pPr>
-      <w:r>
-        <w:rPr>
-          <w:i/>
-          <w:iCs/>
-        </w:rPr>
-        <w:t xml:space="preserve">Figure 9. </w:t>
-      </w:r>
-      <w:r>
-        <w:rPr>
-          <w:i/>
-          <w:iCs/>
-        </w:rPr>
-        <w:t>River discharge shows a relatively weak and inconsistent influence on bloom prediction, with most values clustered near zero contribution. Occasional negative SHAP values suggest that higher discharge may reduce bloom likelihood in some cases, possibly through dilution or flushing effects</w:t>
-      </w:r>
-      <w:r>
-        <w:rPr>
-          <w:i/>
-          <w:iCs/>
-        </w:rPr>
-        <w:t>.</w:t>
-      </w:r>
-    </w:p>
-    <w:p>
-      <w:pPr>
-        <w:pStyle w:val="Heading2"/>
-      </w:pPr>
-      <w:r>
-        <w:t xml:space="preserve">3.3 Effect of Lagged Environmental Variables </w:t>
-      </w:r>
-    </w:p>
-    <w:p>
-      <w:r>
-        <w:t>Incorporating lagged predictors altered model’s classification behavior, particularly in its ability to detect bloom events. The inclusion of 1-week lag variable</w:t>
-      </w:r>
-      <w:r>
-        <w:t xml:space="preserve">s for total nitrogen, total phosphorus, and water temperature increased the number of </w:t>
-      </w:r>
-      <w:r>
-        <w:t>collectively</w:t>
-      </w:r>
-      <w:r>
-        <w:t xml:space="preserve"> identified bloom observations, indicating improved sensitivity to bloom conditions.</w:t>
-      </w:r>
-    </w:p>
-    <w:p>
-      <w:r>
-        <w:t xml:space="preserve">However, this </w:t>
-      </w:r>
-      <w:r>
-        <w:t>improvement</w:t>
-      </w:r>
-      <w:r>
-        <w:t xml:space="preserve"> in bloom detection came with a noticeable increase in false positives. The lagged model classified </w:t>
-      </w:r>
-      <w:r>
-        <w:t>many</w:t>
-      </w:r>
-      <w:r>
-        <w:t xml:space="preserve"> non-bloom observations as blooms, suggesting </w:t>
-      </w:r>
-      <w:r>
-        <w:t>that while the model became more responsive to bloom-related signals, it did so at the expense of precision. This tradeoff highlights the challenge of balancing sensitivity and s</w:t>
-      </w:r>
-      <w:r>
-        <w:t xml:space="preserve">pecificity in environmental prediction models. </w:t>
-      </w:r>
-    </w:p>
-    <w:p>
-      <w:r>
-        <w:t xml:space="preserve">These results suggest that bloom formation is influenced by prior environmental conditions, supporting the idea that HAB development reflects delayed ecological response to nutrient loading and </w:t>
-      </w:r>
-      <w:r>
-        <w:t>thermal</w:t>
-      </w:r>
-      <w:r>
-        <w:t xml:space="preserve"> </w:t>
-      </w:r>
-      <w:r>
-        <w:t>conditions</w:t>
-      </w:r>
-      <w:r>
-        <w:t xml:space="preserve">. At the same time, the increase in false positives indicates that </w:t>
-      </w:r>
-      <w:r>
-        <w:t>incorporating</w:t>
-      </w:r>
-      <w:r>
-        <w:t xml:space="preserve"> temporal variables may amplify signals that are not ex</w:t>
-      </w:r>
-      <w:r>
-        <w:t xml:space="preserve">clusively associated with bloom events. </w:t>
-      </w:r>
-    </w:p>
-    <w:p>
-      <w:pPr>
-        <w:jc w:val="center"/>
-      </w:pPr>
-      <w:r>
-        <w:rPr>
-          <w:noProof/>
-        </w:rPr>
-        <w:lastRenderedPageBreak/>
-        <w:drawing>
-          <wp:inline distT="0" distB="0" distL="0" distR="0" wp14:anchorId="1EDC17FB" wp14:editId="2C5DDA84">
-            <wp:extent cx="3886200" cy="3129594"/>
-            <wp:effectExtent l="0" t="0" r="0" b="0"/>
-            <wp:docPr id="1054604564" name="drawing"/>
-            <wp:cNvGraphicFramePr>
-              <a:graphicFrameLocks xmlns:a="http://schemas.openxmlformats.org/drawingml/2006/main" noChangeAspect="1"/>
-            </wp:cNvGraphicFramePr>
-            <a:graphic xmlns:a="http://schemas.openxmlformats.org/drawingml/2006/main">
-              <a:graphicData uri="http://schemas.openxmlformats.org/drawingml/2006/picture">
-                <pic:pic xmlns:pic="http://schemas.openxmlformats.org/drawingml/2006/picture">
-                  <pic:nvPicPr>
-                    <pic:cNvPr id="1054604564" name="Picture 1054604564"/>
-                    <pic:cNvPicPr/>
-                  </pic:nvPicPr>
-                  <pic:blipFill>
-                    <a:blip r:embed="rId17">
-                      <a:extLst>
-                        <a:ext uri="{28A0092B-C50C-407E-A947-70E740481C1C}">
-                          <a14:useLocalDpi xmlns:a14="http://schemas.microsoft.com/office/drawing/2010/main"/>
-                        </a:ext>
-                      </a:extLst>
-                    </a:blip>
-                    <a:stretch>
-                      <a:fillRect/>
-                    </a:stretch>
-                  </pic:blipFill>
-                  <pic:spPr>
-                    <a:xfrm>
-                      <a:off x="0" y="0"/>
-                      <a:ext cx="3901296" cy="3141751"/>
-                    </a:xfrm>
-                    <a:prstGeom prst="rect">
-                      <a:avLst/>
-                    </a:prstGeom>
-                  </pic:spPr>
-                </pic:pic>
-              </a:graphicData>
-            </a:graphic>
-          </wp:inline>
-        </w:drawing>
-      </w:r>
-    </w:p>
-    <w:p>
-      <w:pPr>
-        <w:pStyle w:val="NormalWeb"/>
-        <w:rPr>
-          <w:i/>
-          <w:iCs/>
-        </w:rPr>
-      </w:pPr>
-      <w:r>
-        <w:rPr>
-          <w:i/>
-          <w:iCs/>
-        </w:rPr>
-        <w:t>F</w:t>
-      </w:r>
-      <w:r>
-        <w:rPr>
-          <w:i/>
-          <w:iCs/>
-        </w:rPr>
-        <w:t xml:space="preserve">igure </w:t>
-      </w:r>
-      <w:r>
-        <w:rPr>
-          <w:i/>
-          <w:iCs/>
-        </w:rPr>
-        <w:t>10</w:t>
-      </w:r>
-      <w:r>
-        <w:rPr>
-          <w:i/>
-          <w:iCs/>
-        </w:rPr>
-        <w:t>.</w:t>
-      </w:r>
-      <w:r>
-        <w:rPr>
-          <w:i/>
-          <w:iCs/>
-        </w:rPr>
-        <w:t xml:space="preserve"> </w:t>
-      </w:r>
-      <w:r>
-        <w:rPr>
-          <w:i/>
-          <w:iCs/>
-        </w:rPr>
-        <w:t>The confusion matrix for the lagged model with SMOTE oversampling shows the highest detection of bloom events, as indicated by increased true positives and reduced false negatives. However, this improvement is accompanied by a substantial increase in false positives, reflecting a strong tendency toward overprediction of bloom conditions.</w:t>
-      </w:r>
-    </w:p>
-    <w:p>
-      <w:r>
-        <w:t>Overall, the lagged model demonstrates that temporal structure can improve bloom detection, but careful consideration is needed to manage overprediction and maintain model rel</w:t>
-      </w:r>
-      <w:r>
-        <w:t>i</w:t>
-      </w:r>
-      <w:r>
-        <w:t xml:space="preserve">ability. </w:t>
-      </w:r>
-    </w:p>
-    <w:p>
-      <w:pPr>
-        <w:rPr>
-          <w:rFonts w:ascii="Times New Roman" w:eastAsiaTheme="majorEastAsia" w:hAnsi="Times New Roman" w:cstheme="majorBidi"/>
-          <w:color w:val="3E762A" w:themeColor="accent1" w:themeShade="BF"/>
-          <w:sz w:val="26"/>
-          <w:szCs w:val="26"/>
-        </w:rPr>
-      </w:pPr>
-      <w:r>
-        <w:br w:type="page"/>
-      </w:r>
-    </w:p>
-    <w:p>
-      <w:pPr>
-        <w:pStyle w:val="Heading2"/>
-      </w:pPr>
-      <w:r>
-        <w:lastRenderedPageBreak/>
-        <w:t xml:space="preserve">3.4 Impact of SMOTE Oversampling </w:t>
-      </w:r>
-    </w:p>
-    <w:p>
-      <w:r>
-        <w:t>Applying SMOTE to the lagged training dataset further improved the model’s ability to detect bloom events. The SMOTE-balanced model showe</w:t>
-      </w:r>
-      <w:r>
-        <w:t xml:space="preserve">d </w:t>
-      </w:r>
-      <w:r>
-        <w:t>increased recall for the bloom class compared to</w:t>
-      </w:r>
-      <w:r>
-        <w:t xml:space="preserve"> both the baseline and lagged-only models, </w:t>
-      </w:r>
-      <w:r>
-        <w:t>indicating that oversampling helped the model better learn patterns associated with bloom conditions.</w:t>
-      </w:r>
-    </w:p>
-    <w:p>
-      <w:r>
-        <w:t>Howe</w:t>
-      </w:r>
-      <w:r>
-        <w:t xml:space="preserve">ver, this </w:t>
-      </w:r>
-      <w:r>
-        <w:t>improvement</w:t>
-      </w:r>
-      <w:r>
-        <w:t xml:space="preserve"> was accompanied by an increase in false positives, reflected in lower precision. This tradeoff highlights the challenge of balancing sensitivity and specificity in imbalanced detection of rare </w:t>
-      </w:r>
-      <w:r>
-        <w:t>events;</w:t>
-      </w:r>
-      <w:r>
-        <w:t xml:space="preserve"> it ca</w:t>
-      </w:r>
-      <w:r>
-        <w:t>n also lead to overprediction if not carefully evaluated</w:t>
-      </w:r>
-      <w:r>
-        <w:t>.</w:t>
-      </w:r>
-    </w:p>
-    <w:p>
-      <w:pPr>
-        <w:jc w:val="center"/>
-      </w:pPr>
-      <w:r>
-        <w:rPr>
-          <w:noProof/>
-        </w:rPr>
-        <w:drawing>
-          <wp:inline distT="0" distB="0" distL="0" distR="0" wp14:anchorId="7DADD324" wp14:editId="10D08D32">
-            <wp:extent cx="3958353" cy="3187700"/>
-            <wp:effectExtent l="0" t="0" r="4445" b="0"/>
-            <wp:docPr id="2048114545" name="drawing"/>
-            <wp:cNvGraphicFramePr>
-              <a:graphicFrameLocks xmlns:a="http://schemas.openxmlformats.org/drawingml/2006/main" noChangeAspect="1"/>
-            </wp:cNvGraphicFramePr>
-            <a:graphic xmlns:a="http://schemas.openxmlformats.org/drawingml/2006/main">
-              <a:graphicData uri="http://schemas.openxmlformats.org/drawingml/2006/picture">
-                <pic:pic xmlns:pic="http://schemas.openxmlformats.org/drawingml/2006/picture">
-                  <pic:nvPicPr>
-                    <pic:cNvPr id="2048114545" name="Picture 2048114545"/>
-                    <pic:cNvPicPr/>
-                  </pic:nvPicPr>
-                  <pic:blipFill>
-                    <a:blip r:embed="rId18">
-                      <a:extLst>
-                        <a:ext uri="{28A0092B-C50C-407E-A947-70E740481C1C}">
-                          <a14:useLocalDpi xmlns:a14="http://schemas.microsoft.com/office/drawing/2010/main"/>
-                        </a:ext>
-                      </a:extLst>
-                    </a:blip>
-                    <a:stretch>
-                      <a:fillRect/>
-                    </a:stretch>
-                  </pic:blipFill>
-                  <pic:spPr>
-                    <a:xfrm>
-                      <a:off x="0" y="0"/>
-                      <a:ext cx="3975849" cy="3201790"/>
-                    </a:xfrm>
-                    <a:prstGeom prst="rect">
-                      <a:avLst/>
-                    </a:prstGeom>
-                  </pic:spPr>
-                </pic:pic>
-              </a:graphicData>
-            </a:graphic>
-          </wp:inline>
-        </w:drawing>
-      </w:r>
-    </w:p>
-    <w:p>
-      <w:pPr>
-        <w:pStyle w:val="NormalWeb"/>
-        <w:rPr>
-          <w:i/>
-          <w:iCs/>
-        </w:rPr>
-      </w:pPr>
-      <w:r>
-        <w:rPr>
-          <w:i/>
-          <w:iCs/>
-        </w:rPr>
-        <w:t xml:space="preserve">Figure </w:t>
-      </w:r>
-      <w:r>
-        <w:rPr>
-          <w:i/>
-          <w:iCs/>
-        </w:rPr>
-        <w:t xml:space="preserve">11. </w:t>
-      </w:r>
-      <w:r>
-        <w:rPr>
-          <w:i/>
-          <w:iCs/>
-        </w:rPr>
-        <w:t>The confusion matrix for the lagged model with SMOTE oversampling demonstrates the highest bloom detection performance across all model configurations, with fewer missed bloom events. However, this improvement is accompanied by a substantial increase in false positives, indicating a strong tendency toward overprediction and reduced precision.</w:t>
-      </w:r>
-    </w:p>
-    <w:p>
-      <w:r>
-        <w:t xml:space="preserve">Despite this tradeoff, the SMOTE-enhanced model may be more appropriate in applications where the cost of missing bloom events is high, such as public health or fisheries </w:t>
-      </w:r>
-      <w:r>
-        <w:t xml:space="preserve">management. </w:t>
-      </w:r>
-    </w:p>
-    <w:p>
-      <w:pPr>
-        <w:pStyle w:val="Heading2"/>
-      </w:pPr>
-      <w:r>
-        <w:t xml:space="preserve">3.5 Comparison Model Performance </w:t>
-      </w:r>
-    </w:p>
-    <w:p>
-      <w:r>
-        <w:t>Comparison across all model configurations revealed clear trade-offs among accuracy, recall, and precision. The baseline</w:t>
-      </w:r>
-      <w:r>
-        <w:t xml:space="preserve"> model </w:t>
-      </w:r>
-      <w:r>
-        <w:t xml:space="preserve">using a 0.50 threshold provided balanced performance but </w:t>
-      </w:r>
-      <w:r>
-        <w:t>under detected</w:t>
-      </w:r>
-      <w:r>
-        <w:t xml:space="preserve"> bloom events, as reflected in relatively low recall. </w:t>
-      </w:r>
-    </w:p>
-    <w:p>
-      <w:r>
-        <w:t xml:space="preserve">Lowering the classification threshold to 0.30 </w:t>
-      </w:r>
-      <w:r>
-        <w:t>substantially</w:t>
-      </w:r>
-      <w:r>
-        <w:t xml:space="preserve"> improved recall, allowing the model to detect a greater number of bloom events, while precision </w:t>
-      </w:r>
-      <w:r>
-        <w:t>remained</w:t>
-      </w:r>
-      <w:r>
-        <w:t xml:space="preserve"> relativ</w:t>
-      </w:r>
-      <w:r>
-        <w:t>e</w:t>
-      </w:r>
-      <w:r>
-        <w:t xml:space="preserve">ly similar. This </w:t>
-      </w:r>
-      <w:r>
-        <w:lastRenderedPageBreak/>
-        <w:t xml:space="preserve">indicates </w:t>
-      </w:r>
-      <w:r>
-        <w:t xml:space="preserve">that threshold adjustment alone was effective in improving bloom detection without significantly increasing classification error. </w:t>
-      </w:r>
-    </w:p>
-    <w:p>
-      <w:r>
-        <w:t xml:space="preserve">Incorporating lagged variables </w:t>
-      </w:r>
-      <w:r>
-        <w:t>further</w:t>
-      </w:r>
-      <w:r>
-        <w:t xml:space="preserve"> improved model performance, as reflected in increased ROC-AUC and a slight improvement in recall. This </w:t>
-      </w:r>
-      <w:r>
-        <w:t xml:space="preserve">suggests that including temporal information enhanced the model’s ability to capture underlying </w:t>
-      </w:r>
-      <w:r>
-        <w:t>environmental processes associated with bloom formation.</w:t>
-      </w:r>
-    </w:p>
-    <w:p/>
-    <w:p>
-      <w:r>
-        <w:t xml:space="preserve">The addition of SMOTE produced the highest recall </w:t>
-      </w:r>
-      <w:r>
-        <w:t>and ROC-AUC across all model configurations, indicating the strongest ability to detect bloom events. However, this improv</w:t>
-      </w:r>
-      <w:r>
-        <w:t>e</w:t>
-      </w:r>
-      <w:r>
-        <w:t xml:space="preserve">ment came at the cost of </w:t>
-      </w:r>
-      <w:r>
-        <w:t xml:space="preserve">reduced precision, as the model increasingly classified non-bloom observations as blooms. </w:t>
+        <w:t xml:space="preserve">3.1 </w:t>
+      </w:r>
+      <w:r>
+        <w:t>Comparison of Model Performances</w:t>
       </w:r>
     </w:p>
     <w:tbl>
@@ -4195,12 +1815,12 @@
       </w:tblPr>
       <w:tblGrid>
         <w:gridCol w:w="330"/>
-        <w:gridCol w:w="3168"/>
-        <w:gridCol w:w="1133"/>
-        <w:gridCol w:w="1256"/>
-        <w:gridCol w:w="1217"/>
-        <w:gridCol w:w="1120"/>
-        <w:gridCol w:w="1136"/>
+        <w:gridCol w:w="2961"/>
+        <w:gridCol w:w="1121"/>
+        <w:gridCol w:w="1519"/>
+        <w:gridCol w:w="1200"/>
+        <w:gridCol w:w="1107"/>
+        <w:gridCol w:w="1122"/>
       </w:tblGrid>
       <w:tr>
         <w:trPr>
@@ -4208,7 +1828,66 @@
         </w:trPr>
         <w:tc>
           <w:tcPr>
-            <w:tcW w:w="132" w:type="dxa"/>
+            <w:tcW w:w="9360" w:type="dxa"/>
+            <w:gridSpan w:val="7"/>
+            <w:tcBorders>
+              <w:top w:val="nil"/>
+              <w:left w:val="nil"/>
+              <w:bottom w:val="nil"/>
+              <w:right w:val="nil"/>
+            </w:tcBorders>
+            <w:shd w:val="clear" w:color="auto" w:fill="FFFFFF" w:themeFill="background1"/>
+            <w:vAlign w:val="center"/>
+          </w:tcPr>
+          <w:p>
+            <w:pPr>
+              <w:jc w:val="center"/>
+              <w:rPr>
+                <w:rFonts w:ascii="system-ui" w:eastAsia="system-ui" w:hAnsi="system-ui" w:cs="system-ui"/>
+                <w:b/>
+                <w:bCs/>
+              </w:rPr>
+            </w:pPr>
+            <w:r>
+              <w:rPr>
+                <w:rFonts w:ascii="system-ui" w:eastAsia="system-ui" w:hAnsi="system-ui" w:cs="system-ui"/>
+                <w:b/>
+                <w:bCs/>
+              </w:rPr>
+              <w:t>Table 1</w:t>
+            </w:r>
+          </w:p>
+          <w:p>
+            <w:pPr>
+              <w:jc w:val="center"/>
+              <w:rPr>
+                <w:rFonts w:ascii="system-ui" w:eastAsia="system-ui" w:hAnsi="system-ui" w:cs="system-ui"/>
+                <w:b/>
+                <w:bCs/>
+                <w:sz w:val="19"/>
+                <w:szCs w:val="19"/>
+              </w:rPr>
+            </w:pPr>
+            <w:r>
+              <w:rPr>
+                <w:rFonts w:ascii="system-ui" w:eastAsia="system-ui" w:hAnsi="system-ui" w:cs="system-ui"/>
+                <w:b/>
+                <w:bCs/>
+                <w:i/>
+                <w:iCs/>
+              </w:rPr>
+              <w:t>Comparison of Model Performances</w:t>
+            </w:r>
+          </w:p>
+        </w:tc>
+      </w:tr>
+      <w:tr>
+        <w:trPr>
+          <w:trHeight w:val="300"/>
+        </w:trPr>
+        <w:tc>
+          <w:tcPr>
+            <w:tcW w:w="330" w:type="dxa"/>
             <w:tcBorders>
               <w:top w:val="nil"/>
               <w:left w:val="nil"/>
@@ -4222,7 +1901,7 @@
         </w:tc>
         <w:tc>
           <w:tcPr>
-            <w:tcW w:w="3270" w:type="dxa"/>
+            <w:tcW w:w="2961" w:type="dxa"/>
             <w:tcBorders>
               <w:top w:val="nil"/>
               <w:left w:val="nil"/>
@@ -4250,7 +1929,7 @@
         </w:tc>
         <w:tc>
           <w:tcPr>
-            <w:tcW w:w="1139" w:type="dxa"/>
+            <w:tcW w:w="1121" w:type="dxa"/>
             <w:tcBorders>
               <w:top w:val="nil"/>
               <w:left w:val="nil"/>
@@ -4278,7 +1957,7 @@
         </w:tc>
         <w:tc>
           <w:tcPr>
-            <w:tcW w:w="1268" w:type="dxa"/>
+            <w:tcW w:w="1519" w:type="dxa"/>
             <w:tcBorders>
               <w:top w:val="nil"/>
               <w:left w:val="nil"/>
@@ -4306,7 +1985,7 @@
         </w:tc>
         <w:tc>
           <w:tcPr>
-            <w:tcW w:w="1226" w:type="dxa"/>
+            <w:tcW w:w="1200" w:type="dxa"/>
             <w:tcBorders>
               <w:top w:val="nil"/>
               <w:left w:val="nil"/>
@@ -4334,7 +2013,7 @@
         </w:tc>
         <w:tc>
           <w:tcPr>
-            <w:tcW w:w="1126" w:type="dxa"/>
+            <w:tcW w:w="1107" w:type="dxa"/>
             <w:tcBorders>
               <w:top w:val="nil"/>
               <w:left w:val="nil"/>
@@ -4362,7 +2041,7 @@
         </w:tc>
         <w:tc>
           <w:tcPr>
-            <w:tcW w:w="1143" w:type="dxa"/>
+            <w:tcW w:w="1122" w:type="dxa"/>
             <w:tcBorders>
               <w:top w:val="nil"/>
               <w:left w:val="nil"/>
@@ -4395,7 +2074,7 @@
         </w:trPr>
         <w:tc>
           <w:tcPr>
-            <w:tcW w:w="132" w:type="dxa"/>
+            <w:tcW w:w="330" w:type="dxa"/>
             <w:tcBorders>
               <w:top w:val="nil"/>
               <w:left w:val="nil"/>
@@ -4423,7 +2102,7 @@
         </w:tc>
         <w:tc>
           <w:tcPr>
-            <w:tcW w:w="3270" w:type="dxa"/>
+            <w:tcW w:w="2961" w:type="dxa"/>
             <w:tcBorders>
               <w:top w:val="nil"/>
               <w:left w:val="nil"/>
@@ -4449,7 +2128,7 @@
         </w:tc>
         <w:tc>
           <w:tcPr>
-            <w:tcW w:w="1139" w:type="dxa"/>
+            <w:tcW w:w="1121" w:type="dxa"/>
             <w:tcBorders>
               <w:top w:val="nil"/>
               <w:left w:val="nil"/>
@@ -4475,7 +2154,7 @@
         </w:tc>
         <w:tc>
           <w:tcPr>
-            <w:tcW w:w="1268" w:type="dxa"/>
+            <w:tcW w:w="1519" w:type="dxa"/>
             <w:tcBorders>
               <w:top w:val="nil"/>
               <w:left w:val="nil"/>
@@ -4501,7 +2180,7 @@
         </w:tc>
         <w:tc>
           <w:tcPr>
-            <w:tcW w:w="1226" w:type="dxa"/>
+            <w:tcW w:w="1200" w:type="dxa"/>
             <w:tcBorders>
               <w:top w:val="nil"/>
               <w:left w:val="nil"/>
@@ -4527,7 +2206,7 @@
         </w:tc>
         <w:tc>
           <w:tcPr>
-            <w:tcW w:w="1126" w:type="dxa"/>
+            <w:tcW w:w="1107" w:type="dxa"/>
             <w:tcBorders>
               <w:top w:val="nil"/>
               <w:left w:val="nil"/>
@@ -4553,7 +2232,7 @@
         </w:tc>
         <w:tc>
           <w:tcPr>
-            <w:tcW w:w="1143" w:type="dxa"/>
+            <w:tcW w:w="1122" w:type="dxa"/>
             <w:tcBorders>
               <w:top w:val="nil"/>
               <w:left w:val="nil"/>
@@ -4584,7 +2263,7 @@
         </w:trPr>
         <w:tc>
           <w:tcPr>
-            <w:tcW w:w="132" w:type="dxa"/>
+            <w:tcW w:w="330" w:type="dxa"/>
             <w:tcBorders>
               <w:top w:val="nil"/>
               <w:left w:val="nil"/>
@@ -4612,7 +2291,7 @@
         </w:tc>
         <w:tc>
           <w:tcPr>
-            <w:tcW w:w="3270" w:type="dxa"/>
+            <w:tcW w:w="2961" w:type="dxa"/>
             <w:tcBorders>
               <w:top w:val="nil"/>
               <w:left w:val="nil"/>
@@ -4638,7 +2317,7 @@
         </w:tc>
         <w:tc>
           <w:tcPr>
-            <w:tcW w:w="1139" w:type="dxa"/>
+            <w:tcW w:w="1121" w:type="dxa"/>
             <w:tcBorders>
               <w:top w:val="nil"/>
               <w:left w:val="nil"/>
@@ -4664,7 +2343,7 @@
         </w:tc>
         <w:tc>
           <w:tcPr>
-            <w:tcW w:w="1268" w:type="dxa"/>
+            <w:tcW w:w="1519" w:type="dxa"/>
             <w:tcBorders>
               <w:top w:val="nil"/>
               <w:left w:val="nil"/>
@@ -4690,7 +2369,7 @@
         </w:tc>
         <w:tc>
           <w:tcPr>
-            <w:tcW w:w="1226" w:type="dxa"/>
+            <w:tcW w:w="1200" w:type="dxa"/>
             <w:tcBorders>
               <w:top w:val="nil"/>
               <w:left w:val="nil"/>
@@ -4716,7 +2395,7 @@
         </w:tc>
         <w:tc>
           <w:tcPr>
-            <w:tcW w:w="1126" w:type="dxa"/>
+            <w:tcW w:w="1107" w:type="dxa"/>
             <w:tcBorders>
               <w:top w:val="nil"/>
               <w:left w:val="nil"/>
@@ -4742,7 +2421,7 @@
         </w:tc>
         <w:tc>
           <w:tcPr>
-            <w:tcW w:w="1143" w:type="dxa"/>
+            <w:tcW w:w="1122" w:type="dxa"/>
             <w:tcBorders>
               <w:top w:val="nil"/>
               <w:left w:val="nil"/>
@@ -4773,7 +2452,7 @@
         </w:trPr>
         <w:tc>
           <w:tcPr>
-            <w:tcW w:w="132" w:type="dxa"/>
+            <w:tcW w:w="330" w:type="dxa"/>
             <w:tcBorders>
               <w:top w:val="nil"/>
               <w:left w:val="nil"/>
@@ -4801,7 +2480,7 @@
         </w:tc>
         <w:tc>
           <w:tcPr>
-            <w:tcW w:w="3270" w:type="dxa"/>
+            <w:tcW w:w="2961" w:type="dxa"/>
             <w:tcBorders>
               <w:top w:val="nil"/>
               <w:left w:val="nil"/>
@@ -4827,7 +2506,7 @@
         </w:tc>
         <w:tc>
           <w:tcPr>
-            <w:tcW w:w="1139" w:type="dxa"/>
+            <w:tcW w:w="1121" w:type="dxa"/>
             <w:tcBorders>
               <w:top w:val="nil"/>
               <w:left w:val="nil"/>
@@ -4853,7 +2532,7 @@
         </w:tc>
         <w:tc>
           <w:tcPr>
-            <w:tcW w:w="1268" w:type="dxa"/>
+            <w:tcW w:w="1519" w:type="dxa"/>
             <w:tcBorders>
               <w:top w:val="nil"/>
               <w:left w:val="nil"/>
@@ -4879,7 +2558,7 @@
         </w:tc>
         <w:tc>
           <w:tcPr>
-            <w:tcW w:w="1226" w:type="dxa"/>
+            <w:tcW w:w="1200" w:type="dxa"/>
             <w:tcBorders>
               <w:top w:val="nil"/>
               <w:left w:val="nil"/>
@@ -4905,7 +2584,7 @@
         </w:tc>
         <w:tc>
           <w:tcPr>
-            <w:tcW w:w="1126" w:type="dxa"/>
+            <w:tcW w:w="1107" w:type="dxa"/>
             <w:tcBorders>
               <w:top w:val="nil"/>
               <w:left w:val="nil"/>
@@ -4931,7 +2610,7 @@
         </w:tc>
         <w:tc>
           <w:tcPr>
-            <w:tcW w:w="1143" w:type="dxa"/>
+            <w:tcW w:w="1122" w:type="dxa"/>
             <w:tcBorders>
               <w:top w:val="nil"/>
               <w:left w:val="nil"/>
@@ -4962,7 +2641,7 @@
         </w:trPr>
         <w:tc>
           <w:tcPr>
-            <w:tcW w:w="132" w:type="dxa"/>
+            <w:tcW w:w="330" w:type="dxa"/>
             <w:tcBorders>
               <w:top w:val="nil"/>
               <w:left w:val="nil"/>
@@ -4990,7 +2669,7 @@
         </w:tc>
         <w:tc>
           <w:tcPr>
-            <w:tcW w:w="3270" w:type="dxa"/>
+            <w:tcW w:w="2961" w:type="dxa"/>
             <w:tcBorders>
               <w:top w:val="nil"/>
               <w:left w:val="nil"/>
@@ -5016,7 +2695,7 @@
         </w:tc>
         <w:tc>
           <w:tcPr>
-            <w:tcW w:w="1139" w:type="dxa"/>
+            <w:tcW w:w="1121" w:type="dxa"/>
             <w:tcBorders>
               <w:top w:val="nil"/>
               <w:left w:val="nil"/>
@@ -5042,7 +2721,7 @@
         </w:tc>
         <w:tc>
           <w:tcPr>
-            <w:tcW w:w="1268" w:type="dxa"/>
+            <w:tcW w:w="1519" w:type="dxa"/>
             <w:tcBorders>
               <w:top w:val="nil"/>
               <w:left w:val="nil"/>
@@ -5068,7 +2747,7 @@
         </w:tc>
         <w:tc>
           <w:tcPr>
-            <w:tcW w:w="1226" w:type="dxa"/>
+            <w:tcW w:w="1200" w:type="dxa"/>
             <w:tcBorders>
               <w:top w:val="nil"/>
               <w:left w:val="nil"/>
@@ -5094,7 +2773,7 @@
         </w:tc>
         <w:tc>
           <w:tcPr>
-            <w:tcW w:w="1126" w:type="dxa"/>
+            <w:tcW w:w="1107" w:type="dxa"/>
             <w:tcBorders>
               <w:top w:val="nil"/>
               <w:left w:val="nil"/>
@@ -5120,7 +2799,7 @@
         </w:tc>
         <w:tc>
           <w:tcPr>
-            <w:tcW w:w="1143" w:type="dxa"/>
+            <w:tcW w:w="1122" w:type="dxa"/>
             <w:tcBorders>
               <w:top w:val="nil"/>
               <w:left w:val="nil"/>
@@ -5146,48 +2825,701 @@
         </w:tc>
       </w:tr>
     </w:tbl>
+    <w:p>
+      <w:pPr>
+        <w:pStyle w:val="NormalWeb"/>
+        <w:ind w:firstLine="720"/>
+      </w:pPr>
+      <w:commentRangeStart w:id="0"/>
+      <w:r>
+        <w:t xml:space="preserve">Table </w:t>
+      </w:r>
+      <w:commentRangeEnd w:id="0"/>
+      <w:r>
+        <w:rPr>
+          <w:rStyle w:val="CommentReference"/>
+          <w:sz w:val="24"/>
+          <w:szCs w:val="24"/>
+        </w:rPr>
+        <w:commentReference w:id="0"/>
+      </w:r>
+      <w:r>
+        <w:t xml:space="preserve">1 </w:t>
+      </w:r>
+      <w:r>
+        <w:t>summarizes model performance across all configurations, including baseline, threshold-adjusted, lagged, and SMOTE-enhanced models. Overall, the results show clear tradeoffs between accuracy, precision, and recall, particularly in the model’s ability to detect bloom events.</w:t>
+      </w:r>
+    </w:p>
+    <w:p>
+      <w:pPr>
+        <w:pStyle w:val="NormalWeb"/>
+        <w:ind w:firstLine="720"/>
+      </w:pPr>
+      <w:r>
+        <w:t>The baseline model demonstrates moderate overall performance but relatively low recall, indicating limited ability to identify bloom conditions. Lowering the classification threshold improves recall substantially, showing that threshold selection plays an important role in enhancing bloom detection. The addition of lagged variables further improves model performance, reflected in increased recall and ROC-AUC, suggesting that temporal information contributes to better predictive capability.</w:t>
+      </w:r>
+    </w:p>
+    <w:p>
+      <w:pPr>
+        <w:pStyle w:val="NormalWeb"/>
+        <w:ind w:firstLine="720"/>
+      </w:pPr>
+      <w:r>
+        <w:t>Among all configurations, the Lagged + SMOTE (0.30 threshold) model achieves the highest recall and ROC-AUC, indicating the strongest ability to detect bloom events. Although this model has lower precision and accuracy due to an increase in false positives, its improved sensitivity makes it the most effective configuration for identifying bloom occurrences.</w:t>
+      </w:r>
+    </w:p>
+    <w:p>
+      <w:pPr>
+        <w:pStyle w:val="NormalWeb"/>
+        <w:ind w:firstLine="720"/>
+      </w:pPr>
+      <w:r>
+        <w:t>Based on these results, the Lagged + SMOTE model was selected as the final model for further analysis, as it best aligns with the study’s objective of maximizing bloom detection.</w:t>
+      </w:r>
+    </w:p>
+    <w:p>
+      <w:pPr>
+        <w:pStyle w:val="NormalWeb"/>
+        <w:ind w:firstLine="720"/>
+      </w:pPr>
+      <w:r>
+        <w:t>The following sections provide a more detailed evaluation of each model configuration and their respective performance characteristics.</w:t>
+      </w:r>
+    </w:p>
+    <w:p>
+      <w:pPr>
+        <w:pStyle w:val="NormalWeb"/>
+        <w:ind w:firstLine="720"/>
+      </w:pPr>
+    </w:p>
+    <w:p>
+      <w:pPr>
+        <w:pStyle w:val="Heading2"/>
+      </w:pPr>
+    </w:p>
     <w:p/>
     <w:p>
       <w:pPr>
+        <w:pStyle w:val="Heading2"/>
+      </w:pPr>
+    </w:p>
+    <w:p>
+      <w:pPr>
+        <w:rPr>
+          <w:rFonts w:ascii="Times New Roman" w:eastAsiaTheme="majorEastAsia" w:hAnsi="Times New Roman" w:cstheme="majorBidi"/>
+          <w:color w:val="3E762A" w:themeColor="accent1" w:themeShade="BF"/>
+          <w:sz w:val="26"/>
+          <w:szCs w:val="26"/>
+        </w:rPr>
+      </w:pPr>
+      <w:r>
+        <w:br w:type="page"/>
+      </w:r>
+    </w:p>
+    <w:p>
+      <w:pPr>
+        <w:pStyle w:val="Heading2"/>
+      </w:pPr>
+      <w:r>
+        <w:lastRenderedPageBreak/>
+        <w:t>3.</w:t>
+      </w:r>
+      <w:r>
+        <w:t>2</w:t>
+      </w:r>
+      <w:r>
+        <w:t xml:space="preserve"> Baseline (0.50 </w:t>
+      </w:r>
+      <w:r>
+        <w:t xml:space="preserve">vs. 0.30 </w:t>
+      </w:r>
+      <w:r>
+        <w:t>T</w:t>
+      </w:r>
+      <w:r>
+        <w:t>hreshold)</w:t>
+      </w:r>
+    </w:p>
+    <w:p>
+      <w:pPr>
+        <w:rPr>
+          <w:i/>
+        </w:rPr>
+        <w:sectPr>
+          <w:headerReference w:type="default" r:id="rId12"/>
+          <w:footerReference w:type="default" r:id="rId13"/>
+          <w:headerReference w:type="first" r:id="rId14"/>
+          <w:footerReference w:type="first" r:id="rId15"/>
+          <w:pgSz w:w="12240" w:h="15840"/>
+          <w:pgMar w:top="1440" w:right="1440" w:bottom="1440" w:left="1440" w:header="720" w:footer="720" w:gutter="0"/>
+          <w:pgNumType w:start="0"/>
+          <w:cols w:space="720"/>
+          <w:titlePg/>
+          <w:docGrid w:linePitch="360"/>
+        </w:sectPr>
+      </w:pPr>
+    </w:p>
+    <w:p>
+      <w:pPr>
+        <w:jc w:val="center"/>
+        <w:rPr>
+          <w:noProof/>
+        </w:rPr>
+      </w:pPr>
+    </w:p>
+    <w:p>
+      <w:pPr>
+        <w:jc w:val="center"/>
+        <w:rPr>
+          <w:i/>
+        </w:rPr>
+      </w:pPr>
+      <w:r>
+        <w:rPr>
+          <w:noProof/>
+        </w:rPr>
+        <w:drawing>
+          <wp:inline distT="0" distB="0" distL="0" distR="0" wp14:anchorId="729ECEC5" wp14:editId="4CB59FD1">
+            <wp:extent cx="2926080" cy="2352377"/>
+            <wp:effectExtent l="0" t="0" r="7620" b="0"/>
+            <wp:docPr id="1171849798" name="Picture 1"/>
+            <wp:cNvGraphicFramePr>
+              <a:graphicFrameLocks xmlns:a="http://schemas.openxmlformats.org/drawingml/2006/main" noChangeAspect="1"/>
+            </wp:cNvGraphicFramePr>
+            <a:graphic xmlns:a="http://schemas.openxmlformats.org/drawingml/2006/main">
+              <a:graphicData uri="http://schemas.openxmlformats.org/drawingml/2006/picture">
+                <pic:pic xmlns:pic="http://schemas.openxmlformats.org/drawingml/2006/picture">
+                  <pic:nvPicPr>
+                    <pic:cNvPr id="1171849798" name=""/>
+                    <pic:cNvPicPr/>
+                  </pic:nvPicPr>
+                  <pic:blipFill rotWithShape="1">
+                    <a:blip r:embed="rId16"/>
+                    <a:srcRect l="24722" t="25679" r="38998" b="22469"/>
+                    <a:stretch>
+                      <a:fillRect/>
+                    </a:stretch>
+                  </pic:blipFill>
+                  <pic:spPr bwMode="auto">
+                    <a:xfrm>
+                      <a:off x="0" y="0"/>
+                      <a:ext cx="2926080" cy="2352377"/>
+                    </a:xfrm>
+                    <a:prstGeom prst="rect">
+                      <a:avLst/>
+                    </a:prstGeom>
+                    <a:ln>
+                      <a:noFill/>
+                    </a:ln>
+                    <a:extLst>
+                      <a:ext uri="{53640926-AAD7-44D8-BBD7-CCE9431645EC}">
+                        <a14:shadowObscured xmlns:a14="http://schemas.microsoft.com/office/drawing/2010/main"/>
+                      </a:ext>
+                    </a:extLst>
+                  </pic:spPr>
+                </pic:pic>
+              </a:graphicData>
+            </a:graphic>
+          </wp:inline>
+        </w:drawing>
+      </w:r>
+    </w:p>
+    <w:p>
+      <w:pPr>
+        <w:rPr>
+          <w:i/>
+          <w:iCs/>
+        </w:rPr>
+      </w:pPr>
+    </w:p>
+    <w:p>
+      <w:pPr>
+        <w:rPr>
+          <w:i/>
+          <w:iCs/>
+        </w:rPr>
+      </w:pPr>
+      <w:r>
+        <w:rPr>
+          <w:i/>
+          <w:iCs/>
+        </w:rPr>
+        <w:t xml:space="preserve">Figure 1. </w:t>
+      </w:r>
+      <w:r>
+        <w:rPr>
+          <w:i/>
+          <w:iCs/>
+        </w:rPr>
+        <w:t>Baseline (0.50 threshold)</w:t>
+      </w:r>
+      <w:r>
+        <w:rPr>
+          <w:i/>
+          <w:iCs/>
+        </w:rPr>
+        <w:t xml:space="preserve"> </w:t>
+      </w:r>
+      <w:r>
+        <w:rPr>
+          <w:i/>
+          <w:iCs/>
+        </w:rPr>
+        <w:t xml:space="preserve">Confusion Matrix </w:t>
+      </w:r>
+      <w:r>
+        <w:rPr>
+          <w:i/>
+          <w:iCs/>
+        </w:rPr>
+        <w:t>shows moderate overall performance but struggles to identify bloom events, as indicated by a high number of false negatives. This suggests the model tends to favor non-bloom classifications under the default threshol</w:t>
+      </w:r>
+      <w:r>
+        <w:rPr>
+          <w:i/>
+          <w:iCs/>
+        </w:rPr>
+        <w:t>d</w:t>
+      </w:r>
+    </w:p>
+    <w:p>
+      <w:pPr>
+        <w:rPr>
+          <w:i/>
+          <w:iCs/>
+        </w:rPr>
+      </w:pPr>
+    </w:p>
+    <w:p>
+      <w:pPr>
+        <w:sectPr>
+          <w:type w:val="continuous"/>
+          <w:pgSz w:w="12240" w:h="15840"/>
+          <w:pgMar w:top="1440" w:right="1440" w:bottom="1440" w:left="1440" w:header="720" w:footer="720" w:gutter="0"/>
+          <w:pgNumType w:start="0"/>
+          <w:cols w:num="2" w:space="720"/>
+          <w:titlePg/>
+          <w:docGrid w:linePitch="360"/>
+        </w:sectPr>
+      </w:pPr>
+    </w:p>
+    <w:p>
+      <w:pPr>
+        <w:sectPr>
+          <w:type w:val="continuous"/>
+          <w:pgSz w:w="12240" w:h="15840"/>
+          <w:pgMar w:top="1440" w:right="1440" w:bottom="1440" w:left="1440" w:header="720" w:footer="720" w:gutter="0"/>
+          <w:pgNumType w:start="0"/>
+          <w:cols w:num="2" w:space="720"/>
+          <w:titlePg/>
+          <w:docGrid w:linePitch="360"/>
+        </w:sectPr>
+      </w:pPr>
+    </w:p>
+    <w:p>
+      <w:pPr>
+        <w:ind w:firstLine="720"/>
+        <w:rPr>
+          <w:i/>
+          <w:iCs/>
+        </w:rPr>
+        <w:sectPr>
+          <w:type w:val="continuous"/>
+          <w:pgSz w:w="12240" w:h="15840"/>
+          <w:pgMar w:top="1440" w:right="1440" w:bottom="1440" w:left="1440" w:header="720" w:footer="720" w:gutter="0"/>
+          <w:pgNumType w:start="0"/>
+          <w:cols w:space="720"/>
+          <w:titlePg/>
+          <w:docGrid w:linePitch="360"/>
+        </w:sectPr>
+      </w:pPr>
+      <w:r>
+        <w:t>T</w:t>
+      </w:r>
+      <w:r>
+        <w:t>he baseline Random Forest model demonstrated moderate classification performance when evaluated using the default probability threshold of 0.50. As shown in Figure 1, the confusion matrix indicates a relatively high number of false negatives, meaning that many bloom events were not correctly identified. This is further supported by the model’s recall value of 0.481 (Table 1), indicating limited sensitivity to bloom conditions. Overall accuracy was 0.559, suggesting acceptable general performance but poor detection of the minority (bloom) clas</w:t>
+      </w:r>
+      <w:r>
+        <w:t>s.</w:t>
+      </w:r>
+    </w:p>
+    <w:p>
+      <w:pPr>
+        <w:tabs>
+          <w:tab w:val="left" w:pos="1752"/>
+        </w:tabs>
+        <w:rPr>
+          <w:lang w:eastAsia="en-US"/>
+        </w:rPr>
+        <w:sectPr>
+          <w:type w:val="continuous"/>
+          <w:pgSz w:w="12240" w:h="15840"/>
+          <w:pgMar w:top="1440" w:right="1440" w:bottom="1440" w:left="1440" w:header="720" w:footer="720" w:gutter="0"/>
+          <w:pgNumType w:start="0"/>
+          <w:cols w:space="720"/>
+          <w:titlePg/>
+          <w:docGrid w:linePitch="360"/>
+        </w:sectPr>
+      </w:pPr>
+    </w:p>
+    <w:p>
+      <w:pPr>
         <w:pStyle w:val="NormalWeb"/>
         <w:rPr>
           <w:i/>
           <w:iCs/>
         </w:rPr>
-      </w:pPr>
-      <w:r>
-        <w:rPr>
-          <w:i/>
-          <w:iCs/>
-        </w:rPr>
-        <w:t xml:space="preserve">Table 1. </w:t>
-      </w:r>
-      <w:r>
-        <w:rPr>
-          <w:i/>
-          <w:iCs/>
-        </w:rPr>
-        <w:t>Comparison of model performance across all configurations, including baseline, threshold-adjusted, lagged, and SMOTE-enhanced models. Metrics include accuracy, ROC-AUC, precision, recall, and F1-score, illustrating tradeoffs between overall performance and bloom detection sensitivity.</w:t>
-      </w:r>
-    </w:p>
-    <w:p>
-      <w:r>
-        <w:t xml:space="preserve">These results demonstrate that no single model configuration is universally optimal. Instead, model selection depends on the </w:t>
-      </w:r>
-      <w:r>
-        <w:t xml:space="preserve">intended application. For early warning systems, models with higher recall may </w:t>
-      </w:r>
-      <w:r>
-        <w:t>be preferred</w:t>
-      </w:r>
-      <w:r>
-        <w:t xml:space="preserve">, while for regulatory applications, precision may be more important to </w:t>
-      </w:r>
-      <w:r>
-        <w:t>avoid</w:t>
-      </w:r>
-      <w:r>
-        <w:t xml:space="preserve"> false alarms. </w:t>
+        <w:sectPr>
+          <w:type w:val="continuous"/>
+          <w:pgSz w:w="12240" w:h="15840"/>
+          <w:pgMar w:top="1440" w:right="1440" w:bottom="1440" w:left="1440" w:header="720" w:footer="720" w:gutter="0"/>
+          <w:pgNumType w:start="0"/>
+          <w:cols w:space="720"/>
+          <w:titlePg/>
+          <w:docGrid w:linePitch="360"/>
+        </w:sectPr>
+      </w:pPr>
+    </w:p>
+    <w:p>
+      <w:pPr>
+        <w:pStyle w:val="NormalWeb"/>
+        <w:rPr>
+          <w:i/>
+          <w:iCs/>
+        </w:rPr>
+      </w:pPr>
+      <w:r>
+        <w:rPr>
+          <w:noProof/>
+        </w:rPr>
+        <w:drawing>
+          <wp:inline distT="0" distB="0" distL="0" distR="0" wp14:anchorId="76A7941E" wp14:editId="00C80A35">
+            <wp:extent cx="2926080" cy="2332679"/>
+            <wp:effectExtent l="0" t="0" r="7620" b="0"/>
+            <wp:docPr id="408344345" name="Picture 1"/>
+            <wp:cNvGraphicFramePr>
+              <a:graphicFrameLocks xmlns:a="http://schemas.openxmlformats.org/drawingml/2006/main" noChangeAspect="1"/>
+            </wp:cNvGraphicFramePr>
+            <a:graphic xmlns:a="http://schemas.openxmlformats.org/drawingml/2006/main">
+              <a:graphicData uri="http://schemas.openxmlformats.org/drawingml/2006/picture">
+                <pic:pic xmlns:pic="http://schemas.openxmlformats.org/drawingml/2006/picture">
+                  <pic:nvPicPr>
+                    <pic:cNvPr id="408344345" name=""/>
+                    <pic:cNvPicPr/>
+                  </pic:nvPicPr>
+                  <pic:blipFill rotWithShape="1">
+                    <a:blip r:embed="rId17"/>
+                    <a:srcRect l="24744" t="31852" r="38590" b="13131"/>
+                    <a:stretch>
+                      <a:fillRect/>
+                    </a:stretch>
+                  </pic:blipFill>
+                  <pic:spPr bwMode="auto">
+                    <a:xfrm>
+                      <a:off x="0" y="0"/>
+                      <a:ext cx="2926080" cy="2332679"/>
+                    </a:xfrm>
+                    <a:prstGeom prst="rect">
+                      <a:avLst/>
+                    </a:prstGeom>
+                    <a:ln>
+                      <a:noFill/>
+                    </a:ln>
+                    <a:extLst>
+                      <a:ext uri="{53640926-AAD7-44D8-BBD7-CCE9431645EC}">
+                        <a14:shadowObscured xmlns:a14="http://schemas.microsoft.com/office/drawing/2010/main"/>
+                      </a:ext>
+                    </a:extLst>
+                  </pic:spPr>
+                </pic:pic>
+              </a:graphicData>
+            </a:graphic>
+          </wp:inline>
+        </w:drawing>
+      </w:r>
+      <w:r>
+        <w:rPr>
+          <w:i/>
+          <w:iCs/>
+        </w:rPr>
+        <w:t xml:space="preserve"> </w:t>
+      </w:r>
+    </w:p>
+    <w:p>
+      <w:pPr>
+        <w:pStyle w:val="NormalWeb"/>
+        <w:rPr>
+          <w:i/>
+          <w:iCs/>
+        </w:rPr>
+      </w:pPr>
+    </w:p>
+    <w:p>
+      <w:pPr>
+        <w:pStyle w:val="NormalWeb"/>
+        <w:rPr>
+          <w:i/>
+          <w:iCs/>
+        </w:rPr>
+      </w:pPr>
+      <w:r>
+        <w:rPr>
+          <w:i/>
+          <w:iCs/>
+        </w:rPr>
+        <w:t xml:space="preserve">Figure 2. </w:t>
+      </w:r>
+      <w:r>
+        <w:rPr>
+          <w:i/>
+          <w:iCs/>
+        </w:rPr>
+        <w:t>Baseline (0.3 threshold) shows that l</w:t>
+      </w:r>
+      <w:r>
+        <w:rPr>
+          <w:i/>
+          <w:iCs/>
+        </w:rPr>
+        <w:t>owering the classification threshold improves detection of bloom events, reducing false negatives and increasing true</w:t>
+      </w:r>
+      <w:r>
+        <w:rPr>
+          <w:i/>
+          <w:iCs/>
+        </w:rPr>
+        <w:t xml:space="preserve"> </w:t>
+      </w:r>
+      <w:r>
+        <w:rPr>
+          <w:i/>
+          <w:iCs/>
+        </w:rPr>
+        <w:t>positives. However, this comes at the cost of more false positives, indicating increased overprediction of blooms.</w:t>
+      </w:r>
+    </w:p>
+    <w:p>
+      <w:pPr>
+        <w:pStyle w:val="NormalWeb"/>
+        <w:rPr>
+          <w:i/>
+          <w:iCs/>
+        </w:rPr>
+        <w:sectPr>
+          <w:type w:val="continuous"/>
+          <w:pgSz w:w="12240" w:h="15840"/>
+          <w:pgMar w:top="1440" w:right="1440" w:bottom="1440" w:left="1440" w:header="720" w:footer="720" w:gutter="0"/>
+          <w:pgNumType w:start="0"/>
+          <w:cols w:num="2" w:space="720"/>
+          <w:titlePg/>
+          <w:docGrid w:linePitch="360"/>
+        </w:sectPr>
+      </w:pPr>
+    </w:p>
+    <w:p>
+      <w:pPr>
+        <w:sectPr>
+          <w:type w:val="continuous"/>
+          <w:pgSz w:w="12240" w:h="15840"/>
+          <w:pgMar w:top="1440" w:right="1440" w:bottom="1440" w:left="1440" w:header="720" w:footer="720" w:gutter="0"/>
+          <w:pgNumType w:start="0"/>
+          <w:cols w:num="2" w:space="720"/>
+          <w:titlePg/>
+          <w:docGrid w:linePitch="360"/>
+        </w:sectPr>
+      </w:pPr>
+    </w:p>
+    <w:p/>
+    <w:p>
+      <w:pPr>
+        <w:ind w:firstLine="720"/>
+      </w:pPr>
+      <w:r>
+        <w:t xml:space="preserve">Reducing the classification threshold from 0.50 to 0.30 resulted in a substantial improvement in bloom detection. As illustrated in Figure 2, the number of true positives increased while false negatives decreased, indicating enhanced sensitivity. </w:t>
+      </w:r>
+    </w:p>
+    <w:p>
+      <w:pPr>
+        <w:ind w:firstLine="720"/>
+        <w:sectPr>
+          <w:type w:val="continuous"/>
+          <w:pgSz w:w="12240" w:h="15840"/>
+          <w:pgMar w:top="1440" w:right="1440" w:bottom="1440" w:left="1440" w:header="720" w:footer="720" w:gutter="0"/>
+          <w:pgNumType w:start="0"/>
+          <w:cols w:space="720"/>
+          <w:titlePg/>
+          <w:docGrid w:linePitch="360"/>
+        </w:sectPr>
+      </w:pPr>
+      <w:r>
+        <w:t>This is reflected quantitatively by an increase in recall from 0.481 to 0.748 (Table 1). However, this improvement came with a slight decrease in accuracy (from 0.559 to 0.549) and only marginal improvement in precision (from 0.457 to 0.464), indicating an increase in false positives.</w:t>
+      </w:r>
+    </w:p>
+    <w:p>
+      <w:r>
+        <w:rPr>
+          <w:noProof/>
+        </w:rPr>
+        <w:drawing>
+          <wp:inline distT="0" distB="0" distL="0" distR="0" wp14:anchorId="3090CF8B" wp14:editId="4C37527A">
+            <wp:extent cx="2743200" cy="2797810"/>
+            <wp:effectExtent l="0" t="0" r="0" b="0"/>
+            <wp:docPr id="1133794414" name="Picture 5"/>
+            <wp:cNvGraphicFramePr>
+              <a:graphicFrameLocks xmlns:a="http://schemas.openxmlformats.org/drawingml/2006/main" noChangeAspect="1"/>
+            </wp:cNvGraphicFramePr>
+            <a:graphic xmlns:a="http://schemas.openxmlformats.org/drawingml/2006/main">
+              <a:graphicData uri="http://schemas.openxmlformats.org/drawingml/2006/picture">
+                <pic:pic xmlns:pic="http://schemas.openxmlformats.org/drawingml/2006/picture">
+                  <pic:nvPicPr>
+                    <pic:cNvPr id="0" name="Picture 7"/>
+                    <pic:cNvPicPr>
+                      <a:picLocks noChangeAspect="1" noChangeArrowheads="1"/>
+                    </pic:cNvPicPr>
+                  </pic:nvPicPr>
+                  <pic:blipFill>
+                    <a:blip r:embed="rId18">
+                      <a:extLst>
+                        <a:ext uri="{28A0092B-C50C-407E-A947-70E740481C1C}">
+                          <a14:useLocalDpi xmlns:a14="http://schemas.microsoft.com/office/drawing/2010/main" val="0"/>
+                        </a:ext>
+                      </a:extLst>
+                    </a:blip>
+                    <a:srcRect/>
+                    <a:stretch>
+                      <a:fillRect/>
+                    </a:stretch>
+                  </pic:blipFill>
+                  <pic:spPr bwMode="auto">
+                    <a:xfrm>
+                      <a:off x="0" y="0"/>
+                      <a:ext cx="2743200" cy="2797810"/>
+                    </a:xfrm>
+                    <a:prstGeom prst="rect">
+                      <a:avLst/>
+                    </a:prstGeom>
+                    <a:noFill/>
+                    <a:ln>
+                      <a:noFill/>
+                    </a:ln>
+                  </pic:spPr>
+                </pic:pic>
+              </a:graphicData>
+            </a:graphic>
+          </wp:inline>
+        </w:drawing>
+      </w:r>
+    </w:p>
+    <w:p>
+      <w:pPr>
+        <w:pStyle w:val="NormalWeb"/>
+        <w:rPr>
+          <w:i/>
+          <w:iCs/>
+        </w:rPr>
+      </w:pPr>
+    </w:p>
+    <w:p>
+      <w:pPr>
+        <w:pStyle w:val="NormalWeb"/>
+        <w:rPr>
+          <w:i/>
+          <w:iCs/>
+        </w:rPr>
+      </w:pPr>
+      <w:r>
+        <w:rPr>
+          <w:i/>
+          <w:iCs/>
+        </w:rPr>
+        <w:t>Figure 3.</w:t>
+      </w:r>
+      <w:r>
+        <w:rPr>
+          <w:i/>
+          <w:iCs/>
+        </w:rPr>
+        <w:t xml:space="preserve"> The ROC curve illustrates the model’s ability to distinguish between bloom and non-bloom conditions across thresholds. The area under the curve (AUC) indicates moderate classification performance.</w:t>
+      </w:r>
+    </w:p>
+    <w:p>
+      <w:pPr>
+        <w:ind w:firstLine="720"/>
+      </w:pPr>
+    </w:p>
+    <w:p>
+      <w:pPr>
+        <w:ind w:firstLine="720"/>
+      </w:pPr>
+    </w:p>
+    <w:p>
+      <w:pPr>
+        <w:ind w:firstLine="720"/>
+      </w:pPr>
+    </w:p>
+    <w:p>
+      <w:pPr>
+        <w:ind w:firstLine="720"/>
+        <w:sectPr>
+          <w:type w:val="continuous"/>
+          <w:pgSz w:w="12240" w:h="15840"/>
+          <w:pgMar w:top="1440" w:right="1440" w:bottom="1440" w:left="1440" w:header="720" w:footer="720" w:gutter="0"/>
+          <w:pgNumType w:start="0"/>
+          <w:cols w:num="2" w:space="720"/>
+          <w:titlePg/>
+          <w:docGrid w:linePitch="360"/>
+        </w:sectPr>
+      </w:pPr>
+    </w:p>
+    <w:p>
+      <w:pPr>
+        <w:ind w:firstLine="720"/>
+        <w:rPr>
+          <w:rFonts w:ascii="Times New Roman" w:eastAsia="Times New Roman" w:hAnsi="Times New Roman" w:cs="Times New Roman"/>
+          <w:i/>
+        </w:rPr>
+      </w:pPr>
+      <w:r>
+        <w:t>The ROC (Receiver Operating Characteristic) curve represents model performance across all probability thresholds, rather than only the tested values of 0.50 and 0.30. Each point along the curve corresponds to a different threshold and reflects the tradeoff between true positive rate (recall) and false positive rate. In this study, the thresholds of 0.50 and 0.30 represent specific operating points on the ROC curve, where lowering the threshold shifts the model toward higher recall at the cost of increased false positives.</w:t>
+      </w:r>
+    </w:p>
+    <w:p>
+      <w:pPr>
+        <w:ind w:firstLine="720"/>
+      </w:pPr>
+      <w:r>
+        <w:t>The AUC (Area Under the Curve) quantifies the model’s overall ability to distinguish between bloom and non-bloom conditions</w:t>
+      </w:r>
+      <w:r>
+        <w:t xml:space="preserve">. </w:t>
+      </w:r>
+      <w:r>
+        <w:t>Higher AUC values indicate greater discriminatory ability, meaning the model is more effective at correctly distinguishing between bloom and non-bloom conditions</w:t>
+      </w:r>
+      <w:r>
+        <w:t>.</w:t>
+      </w:r>
+      <w:r>
+        <w:t xml:space="preserve"> An AUC value of 0.59 indicates moderate discriminatory ability, meaning the model performs better than random classification but still has limited predictive strength</w:t>
+      </w:r>
+      <w:r>
+        <w:t xml:space="preserve">. </w:t>
+      </w:r>
+      <w:r>
+        <w:t>This suggests that while the model captures meaningful environmental patterns associated with bloom occurrence, there is substantial overlap between bloom and non-bloom conditions.</w:t>
+      </w:r>
+    </w:p>
+    <w:p>
+      <w:pPr>
+        <w:rPr>
+          <w:rFonts w:ascii="Times New Roman" w:eastAsiaTheme="majorEastAsia" w:hAnsi="Times New Roman" w:cstheme="majorBidi"/>
+          <w:color w:val="3E762A" w:themeColor="accent1" w:themeShade="BF"/>
+          <w:sz w:val="26"/>
+          <w:szCs w:val="26"/>
+        </w:rPr>
+      </w:pPr>
+      <w:r>
+        <w:br w:type="page"/>
       </w:r>
     </w:p>
     <w:p>
@@ -5195,6 +3527,2227 @@
         <w:pStyle w:val="Heading2"/>
       </w:pPr>
       <w:r>
+        <w:lastRenderedPageBreak/>
+        <w:t>3.</w:t>
+      </w:r>
+      <w:r>
+        <w:t>3</w:t>
+      </w:r>
+      <w:r>
+        <w:t xml:space="preserve"> </w:t>
+      </w:r>
+      <w:r>
+        <w:t xml:space="preserve">Lagged </w:t>
+      </w:r>
+      <w:r>
+        <w:t>M</w:t>
+      </w:r>
+      <w:r>
+        <w:t xml:space="preserve">odel (0.30 </w:t>
+      </w:r>
+      <w:r>
+        <w:t>T</w:t>
+      </w:r>
+      <w:r>
+        <w:t>hreshold)</w:t>
+      </w:r>
+    </w:p>
+    <w:p/>
+    <w:p>
+      <w:pPr>
+        <w:sectPr>
+          <w:type w:val="continuous"/>
+          <w:pgSz w:w="12240" w:h="15840"/>
+          <w:pgMar w:top="1440" w:right="1440" w:bottom="1440" w:left="1440" w:header="720" w:footer="720" w:gutter="0"/>
+          <w:pgNumType w:start="0"/>
+          <w:cols w:space="720"/>
+          <w:titlePg/>
+          <w:docGrid w:linePitch="360"/>
+        </w:sectPr>
+      </w:pPr>
+    </w:p>
+    <w:p>
+      <w:pPr>
+        <w:jc w:val="center"/>
+      </w:pPr>
+      <w:r>
+        <w:rPr>
+          <w:noProof/>
+        </w:rPr>
+        <w:drawing>
+          <wp:inline distT="0" distB="0" distL="0" distR="0" wp14:anchorId="13D7BBD0" wp14:editId="719157F9">
+            <wp:extent cx="2926080" cy="2356400"/>
+            <wp:effectExtent l="0" t="0" r="7620" b="6350"/>
+            <wp:docPr id="1259516388" name="drawing"/>
+            <wp:cNvGraphicFramePr>
+              <a:graphicFrameLocks xmlns:a="http://schemas.openxmlformats.org/drawingml/2006/main" noChangeAspect="1"/>
+            </wp:cNvGraphicFramePr>
+            <a:graphic xmlns:a="http://schemas.openxmlformats.org/drawingml/2006/main">
+              <a:graphicData uri="http://schemas.openxmlformats.org/drawingml/2006/picture">
+                <pic:pic xmlns:pic="http://schemas.openxmlformats.org/drawingml/2006/picture">
+                  <pic:nvPicPr>
+                    <pic:cNvPr id="1054604564" name="Picture 1054604564"/>
+                    <pic:cNvPicPr/>
+                  </pic:nvPicPr>
+                  <pic:blipFill>
+                    <a:blip r:embed="rId19">
+                      <a:extLst>
+                        <a:ext uri="{28A0092B-C50C-407E-A947-70E740481C1C}">
+                          <a14:useLocalDpi xmlns:a14="http://schemas.microsoft.com/office/drawing/2010/main"/>
+                        </a:ext>
+                      </a:extLst>
+                    </a:blip>
+                    <a:stretch>
+                      <a:fillRect/>
+                    </a:stretch>
+                  </pic:blipFill>
+                  <pic:spPr>
+                    <a:xfrm>
+                      <a:off x="0" y="0"/>
+                      <a:ext cx="2926080" cy="2356400"/>
+                    </a:xfrm>
+                    <a:prstGeom prst="rect">
+                      <a:avLst/>
+                    </a:prstGeom>
+                  </pic:spPr>
+                </pic:pic>
+              </a:graphicData>
+            </a:graphic>
+          </wp:inline>
+        </w:drawing>
+      </w:r>
+    </w:p>
+    <w:p>
+      <w:pPr>
+        <w:pStyle w:val="NormalWeb"/>
+        <w:rPr>
+          <w:i/>
+          <w:iCs/>
+        </w:rPr>
+      </w:pPr>
+    </w:p>
+    <w:p>
+      <w:pPr>
+        <w:pStyle w:val="NormalWeb"/>
+        <w:rPr>
+          <w:i/>
+        </w:rPr>
+      </w:pPr>
+      <w:r>
+        <w:rPr>
+          <w:i/>
+          <w:iCs/>
+        </w:rPr>
+        <w:t xml:space="preserve">Figure </w:t>
+      </w:r>
+      <w:r>
+        <w:rPr>
+          <w:i/>
+          <w:iCs/>
+        </w:rPr>
+        <w:t>4</w:t>
+      </w:r>
+      <w:r>
+        <w:rPr>
+          <w:i/>
+          <w:iCs/>
+        </w:rPr>
+        <w:t>. The confusion matrix for the lagged model with SMOTE oversampling shows the highest detection of bloom events, as indicated by increased true positives and reduced false negatives. However, this improvement is accompanied by a substantial increase in false positives, reflecting a strong tendency toward overprediction of bloom conditions.</w:t>
+      </w:r>
+    </w:p>
+    <w:p>
+      <w:pPr>
+        <w:sectPr>
+          <w:type w:val="continuous"/>
+          <w:pgSz w:w="12240" w:h="15840"/>
+          <w:pgMar w:top="1440" w:right="1440" w:bottom="1440" w:left="1440" w:header="720" w:footer="720" w:gutter="0"/>
+          <w:pgNumType w:start="0"/>
+          <w:cols w:num="2" w:space="720"/>
+          <w:titlePg/>
+          <w:docGrid w:linePitch="360"/>
+        </w:sectPr>
+      </w:pPr>
+    </w:p>
+    <w:p>
+      <w:pPr>
+        <w:ind w:firstLine="720"/>
+      </w:pPr>
+      <w:r>
+        <w:t>Incorporating lagged predictors altered the model’s classification behavior, particularly in its ability to detect bloom events. The inclusion of 1-week lag variables for total nitrogen, total phosphorus, and water temperature increased the number of correctly identified bloom observations, indicating improved sensitivity to bloom conditions.</w:t>
+      </w:r>
+    </w:p>
+    <w:p>
+      <w:pPr>
+        <w:ind w:firstLine="720"/>
+      </w:pPr>
+      <w:r>
+        <w:t>As shown in Figure 4, the confusion matrix for the lagged model demonstrates an increase in true positives and a reduction in false negatives compared to the baseline model. This improvement is reflected in the higher recall observed in Table 1, confirming that the model became more effective at detecting bloom events.</w:t>
+      </w:r>
+    </w:p>
+    <w:p>
+      <w:pPr>
+        <w:ind w:firstLine="720"/>
+      </w:pPr>
+      <w:r>
+        <w:t>However, this increased sensitivity was accompanied by a noticeable rise in false positives, indicating that the model classified more non-bloom observations as blooms. This tradeoff highlights a common challenge in environmental prediction, where improving sensitivity often reduces precision.</w:t>
+      </w:r>
+    </w:p>
+    <w:p>
+      <w:pPr>
+        <w:ind w:firstLine="720"/>
+      </w:pPr>
+      <w:r>
+        <w:t>These results suggest that bloom formation is influenced by prior environmental conditions, supporting the idea that harmful algal blooms reflect delayed ecological responses to nutrient loading and thermal dynamics. At the same time, the increase in false positives indicates that lagged variables may introduce additional signals that are not uniquely associated with bloom events.</w:t>
+      </w:r>
+    </w:p>
+    <w:p>
+      <w:pPr>
+        <w:ind w:firstLine="720"/>
+      </w:pPr>
+      <w:commentRangeStart w:id="1"/>
+      <w:r>
+        <w:t xml:space="preserve">Overall, the lagged model demonstrates that temporal structure can improve bloom detection, but careful consideration is needed to manage overprediction and maintain model reliability. </w:t>
+      </w:r>
+      <w:commentRangeEnd w:id="1"/>
+      <w:r>
+        <w:rPr>
+          <w:rStyle w:val="CommentReference"/>
+          <w:sz w:val="24"/>
+          <w:szCs w:val="24"/>
+        </w:rPr>
+        <w:commentReference w:id="1"/>
+      </w:r>
+    </w:p>
+    <w:p>
+      <w:r>
+        <w:rPr>
+          <w:noProof/>
+        </w:rPr>
+        <w:lastRenderedPageBreak/>
+        <w:drawing>
+          <wp:anchor distT="0" distB="0" distL="114300" distR="114300" simplePos="0" relativeHeight="251658243" behindDoc="0" locked="0" layoutInCell="1" allowOverlap="1" wp14:anchorId="5F1D7B50" wp14:editId="4A190972">
+            <wp:simplePos x="914400" y="914400"/>
+            <wp:positionH relativeFrom="column">
+              <wp:align>left</wp:align>
+            </wp:positionH>
+            <wp:positionV relativeFrom="paragraph">
+              <wp:align>top</wp:align>
+            </wp:positionV>
+            <wp:extent cx="2850204" cy="2256155"/>
+            <wp:effectExtent l="0" t="0" r="0" b="4445"/>
+            <wp:wrapSquare wrapText="bothSides"/>
+            <wp:docPr id="664147811" name="Picture 2"/>
+            <wp:cNvGraphicFramePr>
+              <a:graphicFrameLocks xmlns:a="http://schemas.openxmlformats.org/drawingml/2006/main" noChangeAspect="1"/>
+            </wp:cNvGraphicFramePr>
+            <a:graphic xmlns:a="http://schemas.openxmlformats.org/drawingml/2006/main">
+              <a:graphicData uri="http://schemas.openxmlformats.org/drawingml/2006/picture">
+                <pic:pic xmlns:pic="http://schemas.openxmlformats.org/drawingml/2006/picture">
+                  <pic:nvPicPr>
+                    <pic:cNvPr id="0" name="Picture 1"/>
+                    <pic:cNvPicPr>
+                      <a:picLocks noChangeAspect="1" noChangeArrowheads="1"/>
+                    </pic:cNvPicPr>
+                  </pic:nvPicPr>
+                  <pic:blipFill>
+                    <a:blip r:embed="rId20" cstate="print">
+                      <a:extLst>
+                        <a:ext uri="{28A0092B-C50C-407E-A947-70E740481C1C}">
+                          <a14:useLocalDpi xmlns:a14="http://schemas.microsoft.com/office/drawing/2010/main" val="0"/>
+                        </a:ext>
+                      </a:extLst>
+                    </a:blip>
+                    <a:srcRect/>
+                    <a:stretch>
+                      <a:fillRect/>
+                    </a:stretch>
+                  </pic:blipFill>
+                  <pic:spPr bwMode="auto">
+                    <a:xfrm>
+                      <a:off x="0" y="0"/>
+                      <a:ext cx="2850204" cy="2256155"/>
+                    </a:xfrm>
+                    <a:prstGeom prst="rect">
+                      <a:avLst/>
+                    </a:prstGeom>
+                    <a:noFill/>
+                    <a:ln>
+                      <a:noFill/>
+                    </a:ln>
+                  </pic:spPr>
+                </pic:pic>
+              </a:graphicData>
+            </a:graphic>
+          </wp:anchor>
+        </w:drawing>
+      </w:r>
+    </w:p>
+    <w:p>
+      <w:r>
+        <w:rPr>
+          <w:i/>
+          <w:iCs/>
+        </w:rPr>
+        <w:t xml:space="preserve">Figure 5. ROC curve for the lagged random forest model. The curve illustrates the relationship between </w:t>
+      </w:r>
+      <w:r>
+        <w:rPr>
+          <w:i/>
+          <w:iCs/>
+        </w:rPr>
+        <w:t xml:space="preserve">true positive rate and false positive rate across all classification thresholds, with an AUC of 0.619 indicating modest ability to distinguish between bloom </w:t>
+      </w:r>
+      <w:r>
+        <w:rPr>
+          <w:i/>
+          <w:iCs/>
+        </w:rPr>
+        <w:t xml:space="preserve">and no bloom conditions. </w:t>
+      </w:r>
+    </w:p>
+    <w:p/>
+    <w:p/>
+    <w:p>
+      <w:r>
+        <w:t>To compl</w:t>
+      </w:r>
+      <w:r>
+        <w:t>e</w:t>
+      </w:r>
+      <w:r>
+        <w:t xml:space="preserve">ment the confusion matrix results, ROC </w:t>
+      </w:r>
+      <w:r>
+        <w:t xml:space="preserve">curves </w:t>
+      </w:r>
+      <w:r>
+        <w:t xml:space="preserve">were generated to evaluate model performance across </w:t>
+      </w:r>
+      <w:r>
+        <w:t>classification thre</w:t>
+      </w:r>
+      <w:r>
+        <w:t>sholds. Unlike the fixed 0.30 threshold used for classification</w:t>
+      </w:r>
+      <w:r>
+        <w:t xml:space="preserve">, ROC analysis </w:t>
+      </w:r>
+      <w:r>
+        <w:t xml:space="preserve">provides </w:t>
+      </w:r>
+      <w:r>
+        <w:t>a</w:t>
+      </w:r>
+      <w:r>
+        <w:t xml:space="preserve"> </w:t>
+      </w:r>
+      <w:r>
+        <w:t>threshold</w:t>
+      </w:r>
+      <w:r>
+        <w:t>-</w:t>
+      </w:r>
+      <w:r>
+        <w:t>independent</w:t>
+      </w:r>
+      <w:r>
+        <w:t xml:space="preserve"> </w:t>
+      </w:r>
+      <w:r>
+        <w:t>measure</w:t>
+      </w:r>
+      <w:r>
+        <w:t xml:space="preserve"> </w:t>
+      </w:r>
+      <w:r>
+        <w:t>of</w:t>
+      </w:r>
+      <w:r>
+        <w:t xml:space="preserve"> </w:t>
+      </w:r>
+      <w:r>
+        <w:t>how</w:t>
+      </w:r>
+      <w:r>
+        <w:t xml:space="preserve"> </w:t>
+      </w:r>
+      <w:r>
+        <w:t xml:space="preserve">well </w:t>
+      </w:r>
+      <w:r>
+        <w:t>each model distinguishes between bloom and no bloom conditions.</w:t>
+      </w:r>
+    </w:p>
+    <w:p>
+      <w:r>
+        <w:t xml:space="preserve">The lagged model produced an AUC of 0.619, indicating modest predictive ability above random </w:t>
+      </w:r>
+      <w:r>
+        <w:t xml:space="preserve">classification. While incorporating lagged variables </w:t>
+      </w:r>
+      <w:r>
+        <w:t>improved the model</w:t>
+      </w:r>
+      <w:r>
+        <w:t>’</w:t>
+      </w:r>
+      <w:r>
+        <w:t xml:space="preserve">s sensitivity to bloom events, this also resulted in increased false positives, as reflected in the confusion matrix. </w:t>
+      </w:r>
+    </w:p>
+    <w:p>
+      <w:pPr>
+        <w:pStyle w:val="Heading2"/>
+      </w:pPr>
+      <w:r>
+        <w:t>3.</w:t>
+      </w:r>
+      <w:r>
+        <w:t>4</w:t>
+      </w:r>
+      <w:r>
+        <w:t xml:space="preserve"> Lagged + SMOTE Model </w:t>
+      </w:r>
+      <w:r>
+        <w:t>(0.30 threshold)</w:t>
+      </w:r>
+      <w:r>
+        <w:t xml:space="preserve"> </w:t>
+      </w:r>
+    </w:p>
+    <w:p>
+      <w:pPr>
+        <w:jc w:val="center"/>
+        <w:sectPr>
+          <w:type w:val="continuous"/>
+          <w:pgSz w:w="12240" w:h="15840"/>
+          <w:pgMar w:top="1440" w:right="1440" w:bottom="1440" w:left="1440" w:header="720" w:footer="720" w:gutter="0"/>
+          <w:pgNumType w:start="0"/>
+          <w:cols w:space="720"/>
+          <w:titlePg/>
+          <w:docGrid w:linePitch="360"/>
+        </w:sectPr>
+      </w:pPr>
+    </w:p>
+    <w:p>
+      <w:pPr>
+        <w:jc w:val="center"/>
+      </w:pPr>
+      <w:r>
+        <w:rPr>
+          <w:noProof/>
+        </w:rPr>
+        <w:drawing>
+          <wp:inline distT="0" distB="0" distL="0" distR="0" wp14:anchorId="3E902577" wp14:editId="77540049">
+            <wp:extent cx="2926080" cy="2356401"/>
+            <wp:effectExtent l="0" t="0" r="7620" b="6350"/>
+            <wp:docPr id="1949622674" name="drawing"/>
+            <wp:cNvGraphicFramePr>
+              <a:graphicFrameLocks xmlns:a="http://schemas.openxmlformats.org/drawingml/2006/main" noChangeAspect="1"/>
+            </wp:cNvGraphicFramePr>
+            <a:graphic xmlns:a="http://schemas.openxmlformats.org/drawingml/2006/main">
+              <a:graphicData uri="http://schemas.openxmlformats.org/drawingml/2006/picture">
+                <pic:pic xmlns:pic="http://schemas.openxmlformats.org/drawingml/2006/picture">
+                  <pic:nvPicPr>
+                    <pic:cNvPr id="2048114545" name="Picture 2048114545"/>
+                    <pic:cNvPicPr/>
+                  </pic:nvPicPr>
+                  <pic:blipFill>
+                    <a:blip r:embed="rId21">
+                      <a:extLst>
+                        <a:ext uri="{28A0092B-C50C-407E-A947-70E740481C1C}">
+                          <a14:useLocalDpi xmlns:a14="http://schemas.microsoft.com/office/drawing/2010/main"/>
+                        </a:ext>
+                      </a:extLst>
+                    </a:blip>
+                    <a:stretch>
+                      <a:fillRect/>
+                    </a:stretch>
+                  </pic:blipFill>
+                  <pic:spPr>
+                    <a:xfrm>
+                      <a:off x="0" y="0"/>
+                      <a:ext cx="2926080" cy="2356401"/>
+                    </a:xfrm>
+                    <a:prstGeom prst="rect">
+                      <a:avLst/>
+                    </a:prstGeom>
+                  </pic:spPr>
+                </pic:pic>
+              </a:graphicData>
+            </a:graphic>
+          </wp:inline>
+        </w:drawing>
+      </w:r>
+    </w:p>
+    <w:p>
+      <w:pPr>
+        <w:jc w:val="center"/>
+      </w:pPr>
+    </w:p>
+    <w:p>
+      <w:pPr>
+        <w:pStyle w:val="NormalWeb"/>
+        <w:rPr>
+          <w:i/>
+        </w:rPr>
+      </w:pPr>
+      <w:r>
+        <w:rPr>
+          <w:i/>
+          <w:iCs/>
+        </w:rPr>
+        <w:t xml:space="preserve">Figure </w:t>
+      </w:r>
+      <w:r>
+        <w:rPr>
+          <w:i/>
+          <w:iCs/>
+        </w:rPr>
+        <w:t>6</w:t>
+      </w:r>
+      <w:r>
+        <w:rPr>
+          <w:i/>
+          <w:iCs/>
+        </w:rPr>
+        <w:t>. The confusion matrix for the lagged model with SMOTE oversampling demonstrates the highest bloom detection performance across all model configurations, with fewer missed bloom events. However, this improvement is accompanied by a substantial increase in false positives, indicating a strong tendency toward overprediction and reduced precision.</w:t>
+      </w:r>
+    </w:p>
+    <w:p>
+      <w:pPr>
+        <w:sectPr>
+          <w:type w:val="continuous"/>
+          <w:pgSz w:w="12240" w:h="15840"/>
+          <w:pgMar w:top="1440" w:right="1440" w:bottom="1440" w:left="1440" w:header="720" w:footer="720" w:gutter="0"/>
+          <w:pgNumType w:start="0"/>
+          <w:cols w:num="2" w:space="720"/>
+          <w:titlePg/>
+          <w:docGrid w:linePitch="360"/>
+        </w:sectPr>
+      </w:pPr>
+    </w:p>
+    <w:p>
+      <w:pPr>
+        <w:ind w:firstLine="720"/>
+      </w:pPr>
+      <w:r>
+        <w:t>Applying SMOTE to the lagged dataset further enhanced the model’s ability to detect bloom events by addressing class imbalance. The SMOTE-balanced model showed the highest recall among all model configurations, indicating that it was most effective at identifying bloom occurrences.</w:t>
+      </w:r>
+    </w:p>
+    <w:p>
+      <w:pPr>
+        <w:ind w:firstLine="720"/>
+      </w:pPr>
+      <w:r>
+        <w:t xml:space="preserve">As illustrated in Figure </w:t>
+      </w:r>
+      <w:r>
+        <w:t>6</w:t>
+      </w:r>
+      <w:r>
+        <w:t>, the confusion matrix shows a substantial increase in true positives and a further reduction in false negatives compared to both the baseline and lagged-</w:t>
+      </w:r>
+      <w:r>
+        <w:lastRenderedPageBreak/>
+        <w:t>only models. This confirms that oversampling improved the model’s ability to learn patterns associated with bloom conditions.</w:t>
+      </w:r>
+    </w:p>
+    <w:p>
+      <w:pPr>
+        <w:ind w:firstLine="720"/>
+      </w:pPr>
+      <w:r>
+        <w:t>However, this improvement came at the cost of a significant increase in false positives, resulting in reduced precision. The model exhibited a strong tendency to overpredict bloom conditions, classifying many non-bloom observations as blooms.</w:t>
+      </w:r>
+    </w:p>
+    <w:p>
+      <w:pPr>
+        <w:ind w:firstLine="720"/>
+      </w:pPr>
+      <w:r>
+        <w:t>This tradeoff reflects a key challenge in imbalanced environmental datasets, where improving detection of rare events often leads to decreased classification reliability. Despite this limitation, the SMOTE-enhanced model may be more suitable for applications where the cost of missing bloom events is high, such as public health protection and fisheries management.</w:t>
+      </w:r>
+    </w:p>
+    <w:p>
+      <w:pPr>
+        <w:ind w:firstLine="720"/>
+      </w:pPr>
+      <w:r>
+        <w:t xml:space="preserve">Therefore, while the Lagged + SMOTE model provides the strongest detection capability, its tendency toward overprediction must be considered when interpreting results and applying the model in </w:t>
+      </w:r>
+      <w:commentRangeStart w:id="2"/>
+      <w:r>
+        <w:t>practice</w:t>
+      </w:r>
+      <w:commentRangeEnd w:id="2"/>
+      <w:r>
+        <w:rPr>
+          <w:rStyle w:val="CommentReference"/>
+          <w:sz w:val="24"/>
+          <w:szCs w:val="24"/>
+        </w:rPr>
+        <w:commentReference w:id="2"/>
+      </w:r>
+      <w:r>
+        <w:t>.</w:t>
+      </w:r>
+    </w:p>
+    <w:p>
+      <w:r>
+        <w:rPr>
+          <w:noProof/>
+        </w:rPr>
+        <w:drawing>
+          <wp:anchor distT="0" distB="0" distL="114300" distR="114300" simplePos="0" relativeHeight="251658244" behindDoc="0" locked="0" layoutInCell="1" allowOverlap="1" wp14:anchorId="7B5AA427" wp14:editId="41753FB0">
+            <wp:simplePos x="914400" y="3764604"/>
+            <wp:positionH relativeFrom="column">
+              <wp:align>left</wp:align>
+            </wp:positionH>
+            <wp:positionV relativeFrom="paragraph">
+              <wp:align>top</wp:align>
+            </wp:positionV>
+            <wp:extent cx="2714017" cy="2148351"/>
+            <wp:effectExtent l="0" t="0" r="3810" b="0"/>
+            <wp:wrapSquare wrapText="bothSides"/>
+            <wp:docPr id="693051939" name="Picture 3"/>
+            <wp:cNvGraphicFramePr>
+              <a:graphicFrameLocks xmlns:a="http://schemas.openxmlformats.org/drawingml/2006/main" noChangeAspect="1"/>
+            </wp:cNvGraphicFramePr>
+            <a:graphic xmlns:a="http://schemas.openxmlformats.org/drawingml/2006/main">
+              <a:graphicData uri="http://schemas.openxmlformats.org/drawingml/2006/picture">
+                <pic:pic xmlns:pic="http://schemas.openxmlformats.org/drawingml/2006/picture">
+                  <pic:nvPicPr>
+                    <pic:cNvPr id="0" name="Picture 3"/>
+                    <pic:cNvPicPr>
+                      <a:picLocks noChangeAspect="1" noChangeArrowheads="1"/>
+                    </pic:cNvPicPr>
+                  </pic:nvPicPr>
+                  <pic:blipFill>
+                    <a:blip r:embed="rId22" cstate="print">
+                      <a:extLst>
+                        <a:ext uri="{28A0092B-C50C-407E-A947-70E740481C1C}">
+                          <a14:useLocalDpi xmlns:a14="http://schemas.microsoft.com/office/drawing/2010/main" val="0"/>
+                        </a:ext>
+                      </a:extLst>
+                    </a:blip>
+                    <a:srcRect/>
+                    <a:stretch>
+                      <a:fillRect/>
+                    </a:stretch>
+                  </pic:blipFill>
+                  <pic:spPr bwMode="auto">
+                    <a:xfrm>
+                      <a:off x="0" y="0"/>
+                      <a:ext cx="2714017" cy="2148351"/>
+                    </a:xfrm>
+                    <a:prstGeom prst="rect">
+                      <a:avLst/>
+                    </a:prstGeom>
+                    <a:noFill/>
+                    <a:ln>
+                      <a:noFill/>
+                    </a:ln>
+                  </pic:spPr>
+                </pic:pic>
+              </a:graphicData>
+            </a:graphic>
+          </wp:anchor>
+        </w:drawing>
+      </w:r>
+    </w:p>
+    <w:p>
+      <w:r>
+        <w:rPr>
+          <w:i/>
+          <w:iCs/>
+        </w:rPr>
+        <w:t xml:space="preserve">Figure </w:t>
+      </w:r>
+      <w:r>
+        <w:rPr>
+          <w:i/>
+          <w:iCs/>
+        </w:rPr>
+        <w:t xml:space="preserve">7. ROC curve </w:t>
+      </w:r>
+      <w:r>
+        <w:rPr>
+          <w:i/>
+          <w:iCs/>
+        </w:rPr>
+        <w:t xml:space="preserve">for the </w:t>
+      </w:r>
+      <w:r>
+        <w:rPr>
+          <w:i/>
+          <w:iCs/>
+        </w:rPr>
+        <w:t xml:space="preserve">lagged random forest with SMOTE oversampling. The curve shows a slight improvement in classification performance, with an AUC of 0.644, reflecting enhanced detection of bloom events but continued limitations in distinguishing between bloom and no bloom conditions. </w:t>
+      </w:r>
+      <w:r>
+        <w:br w:type="textWrapping" w:clear="all"/>
+      </w:r>
+    </w:p>
+    <w:p>
+      <w:r>
+        <w:t xml:space="preserve">The ROC curve for the lagged + SMOTE model was generated to assess performance across all classification thresholds and evaluate the effects of class balancing on model discrimination. The </w:t>
+      </w:r>
+      <w:r>
+        <w:t xml:space="preserve">model </w:t>
+      </w:r>
+      <w:r>
+        <w:t xml:space="preserve">achieved an AUC of 0.644, indicating a slight improvement over the lagged model without SMOTE. </w:t>
+      </w:r>
+    </w:p>
+    <w:p>
+      <w:r>
+        <w:t xml:space="preserve">This increase </w:t>
+      </w:r>
+      <w:r>
+        <w:t xml:space="preserve">in AUC suggests </w:t>
+      </w:r>
+      <w:r>
+        <w:t xml:space="preserve">that oversampling </w:t>
+      </w:r>
+      <w:r>
+        <w:t>the minority class improves the model</w:t>
+      </w:r>
+      <w:r>
+        <w:t>’s ability to detect bloom events. However</w:t>
+      </w:r>
+      <w:r>
+        <w:t xml:space="preserve">, the overall improvement remains modest, and the ROC curve indicates that the model still has limited </w:t>
+      </w:r>
+      <w:r>
+        <w:t>ability to discriminate</w:t>
+      </w:r>
+      <w:r>
+        <w:t xml:space="preserve"> between </w:t>
+      </w:r>
+      <w:r>
+        <w:t xml:space="preserve">bloom and no-bloom </w:t>
+      </w:r>
+      <w:r>
+        <w:t xml:space="preserve">conditions. </w:t>
+      </w:r>
+      <w:r>
+        <w:t xml:space="preserve">Consistent with the confusion matrix results, the improved detection of blooms is accompanied by an increase in false positives, reinforcing the tradeoff between sensitivity and specificity. </w:t>
+      </w:r>
+    </w:p>
+    <w:p>
+      <w:pPr>
+        <w:rPr>
+          <w:rFonts w:ascii="Times New Roman" w:eastAsiaTheme="majorEastAsia" w:hAnsi="Times New Roman" w:cstheme="majorBidi"/>
+          <w:color w:val="3E762A" w:themeColor="accent1" w:themeShade="BF"/>
+          <w:sz w:val="26"/>
+          <w:szCs w:val="26"/>
+        </w:rPr>
+      </w:pPr>
+      <w:r>
+        <w:br w:type="page"/>
+      </w:r>
+    </w:p>
+    <w:p>
+      <w:pPr>
+        <w:pStyle w:val="Heading2"/>
+      </w:pPr>
+      <w:commentRangeStart w:id="3"/>
+      <w:r>
+        <w:lastRenderedPageBreak/>
+        <w:t xml:space="preserve">3.2 Model Interpretability and Feature Influence </w:t>
+      </w:r>
+      <w:commentRangeEnd w:id="3"/>
+      <w:r>
+        <w:rPr>
+          <w:rStyle w:val="CommentReference"/>
+          <w:sz w:val="26"/>
+          <w:szCs w:val="26"/>
+        </w:rPr>
+        <w:commentReference w:id="3"/>
+      </w:r>
+    </w:p>
+    <w:p>
+      <w:r>
+        <w:t xml:space="preserve">Following model evaluation, the lagged + SMOTE model was selected as the final model based on its highest ROC-AUC (0.644) </w:t>
+      </w:r>
+      <w:r>
+        <w:t xml:space="preserve">and </w:t>
+      </w:r>
+      <w:r>
+        <w:t xml:space="preserve">improved ability to detect bloom events. Although </w:t>
+      </w:r>
+      <w:r>
+        <w:t xml:space="preserve">this model introduces a higher number of false positives, it </w:t>
+      </w:r>
+      <w:r>
+        <w:t>achieves</w:t>
+      </w:r>
+      <w:r>
+        <w:t xml:space="preserve"> greater recall, which</w:t>
+      </w:r>
+      <w:r>
+        <w:t xml:space="preserve"> was</w:t>
+      </w:r>
+      <w:r>
+        <w:t xml:space="preserve"> prioritized </w:t>
+      </w:r>
+      <w:r>
+        <w:t xml:space="preserve">to minimize bloom events. This reflects a tradeoff between sensitivity and precision, where improved detection </w:t>
+      </w:r>
+      <w:r>
+        <w:t xml:space="preserve">comes at the cost of overprediction. </w:t>
+      </w:r>
+    </w:p>
+    <w:p>
+      <w:r>
+        <w:t>SHAP (Shapley Additive Explations) analysis was applied to the selected model to identify the environmental variables driving bloom predictions. The SHAP summary plot (</w:t>
+      </w:r>
+      <w:r>
+        <w:t xml:space="preserve">Figure 8) indicated that water temperature is the most influential predictor, followed by wind speed, lagged temperature, and </w:t>
+      </w:r>
+      <w:r>
+        <w:t>nutrient variables such as total phosphorus. This highlights the importance of both current environmental conditions and temporal dynamics in predicting bloom occurrence.</w:t>
+      </w:r>
+    </w:p>
+    <w:p>
+      <w:r>
+        <w:t>Physical variables, particularly water temperature and wind</w:t>
+      </w:r>
+      <w:r>
+        <w:t>-</w:t>
+      </w:r>
+      <w:r>
+        <w:t xml:space="preserve">related factors, show the strongest and most consistent contributors to model output. Higher values of water temperature are associated </w:t>
+      </w:r>
+      <w:r>
+        <w:t>with increased bloom probability</w:t>
+      </w:r>
+      <w:r>
+        <w:t>,</w:t>
+      </w:r>
+      <w:r>
+        <w:t xml:space="preserve"> reinforcing its role as a key environmental </w:t>
+      </w:r>
+      <w:r>
+        <w:t xml:space="preserve">driver. Wind speed also plays a significant role, suggesting that mixing and transport processes influence bloom formation. </w:t>
+      </w:r>
+    </w:p>
+    <w:p/>
+    <w:p>
+      <w:pPr>
+        <w:pStyle w:val="NormalWeb"/>
+        <w:jc w:val="center"/>
+        <w:rPr>
+          <w:i/>
+          <w:iCs/>
+        </w:rPr>
+      </w:pPr>
+      <w:r>
+        <w:rPr>
+          <w:noProof/>
+        </w:rPr>
+        <w:drawing>
+          <wp:inline distT="0" distB="0" distL="0" distR="0" wp14:anchorId="25C6DBA9" wp14:editId="49259295">
+            <wp:extent cx="3054485" cy="2545210"/>
+            <wp:effectExtent l="0" t="0" r="0" b="0"/>
+            <wp:docPr id="832405288" name="Picture 7"/>
+            <wp:cNvGraphicFramePr>
+              <a:graphicFrameLocks xmlns:a="http://schemas.openxmlformats.org/drawingml/2006/main" noChangeAspect="1"/>
+            </wp:cNvGraphicFramePr>
+            <a:graphic xmlns:a="http://schemas.openxmlformats.org/drawingml/2006/main">
+              <a:graphicData uri="http://schemas.openxmlformats.org/drawingml/2006/picture">
+                <pic:pic xmlns:pic="http://schemas.openxmlformats.org/drawingml/2006/picture">
+                  <pic:nvPicPr>
+                    <pic:cNvPr id="0" name="Picture 14"/>
+                    <pic:cNvPicPr>
+                      <a:picLocks noChangeAspect="1" noChangeArrowheads="1"/>
+                    </pic:cNvPicPr>
+                  </pic:nvPicPr>
+                  <pic:blipFill>
+                    <a:blip r:embed="rId23" cstate="print">
+                      <a:extLst>
+                        <a:ext uri="{28A0092B-C50C-407E-A947-70E740481C1C}">
+                          <a14:useLocalDpi xmlns:a14="http://schemas.microsoft.com/office/drawing/2010/main" val="0"/>
+                        </a:ext>
+                      </a:extLst>
+                    </a:blip>
+                    <a:srcRect/>
+                    <a:stretch>
+                      <a:fillRect/>
+                    </a:stretch>
+                  </pic:blipFill>
+                  <pic:spPr bwMode="auto">
+                    <a:xfrm>
+                      <a:off x="0" y="0"/>
+                      <a:ext cx="3072911" cy="2560564"/>
+                    </a:xfrm>
+                    <a:prstGeom prst="rect">
+                      <a:avLst/>
+                    </a:prstGeom>
+                    <a:noFill/>
+                    <a:ln>
+                      <a:noFill/>
+                    </a:ln>
+                  </pic:spPr>
+                </pic:pic>
+              </a:graphicData>
+            </a:graphic>
+          </wp:inline>
+        </w:drawing>
+      </w:r>
+    </w:p>
+    <w:p>
+      <w:pPr>
+        <w:pStyle w:val="NormalWeb"/>
+        <w:jc w:val="center"/>
+        <w:rPr>
+          <w:i/>
+          <w:iCs/>
+        </w:rPr>
+      </w:pPr>
+      <w:r>
+        <w:rPr>
+          <w:i/>
+          <w:iCs/>
+        </w:rPr>
+        <w:t>Figure 8.</w:t>
+      </w:r>
+      <w:r>
+        <w:rPr>
+          <w:i/>
+          <w:iCs/>
+        </w:rPr>
+        <w:t xml:space="preserve"> SHAP feature importance bar plot displaying the average magnitude of each variable</w:t>
+      </w:r>
+      <w:r>
+        <w:rPr>
+          <w:i/>
+          <w:iCs/>
+        </w:rPr>
+        <w:t>’</w:t>
+      </w:r>
+      <w:r>
+        <w:rPr>
+          <w:i/>
+          <w:iCs/>
+        </w:rPr>
+        <w:t xml:space="preserve">s contribution to </w:t>
+      </w:r>
+      <w:r>
+        <w:rPr>
+          <w:i/>
+          <w:iCs/>
+        </w:rPr>
+        <w:t xml:space="preserve">the </w:t>
+      </w:r>
+      <w:r>
+        <w:rPr>
+          <w:i/>
+          <w:iCs/>
+        </w:rPr>
+        <w:t xml:space="preserve">model output. Water temperature is the </w:t>
+      </w:r>
+      <w:r>
+        <w:rPr>
+          <w:i/>
+          <w:iCs/>
+        </w:rPr>
+        <w:t>dominant</w:t>
+      </w:r>
+      <w:r>
+        <w:rPr>
+          <w:i/>
+          <w:iCs/>
+        </w:rPr>
+        <w:t xml:space="preserve"> </w:t>
+      </w:r>
+      <w:r>
+        <w:rPr>
+          <w:i/>
+          <w:iCs/>
+        </w:rPr>
+        <w:t xml:space="preserve">predictor, followed by wind speed, lagged temperature, and nutrient-related variables. </w:t>
+      </w:r>
+    </w:p>
+    <w:p>
+      <w:pPr>
+        <w:pStyle w:val="NormalWeb"/>
+        <w:jc w:val="center"/>
+        <w:rPr>
+          <w:i/>
+          <w:iCs/>
+        </w:rPr>
+      </w:pPr>
+      <w:r>
+        <w:rPr>
+          <w:noProof/>
+        </w:rPr>
+        <w:lastRenderedPageBreak/>
+        <w:drawing>
+          <wp:inline distT="0" distB="0" distL="0" distR="0" wp14:anchorId="2512F165" wp14:editId="0CDE59BE">
+            <wp:extent cx="3178949" cy="1848255"/>
+            <wp:effectExtent l="0" t="0" r="0" b="6350"/>
+            <wp:docPr id="679223156" name="Picture 8"/>
+            <wp:cNvGraphicFramePr>
+              <a:graphicFrameLocks xmlns:a="http://schemas.openxmlformats.org/drawingml/2006/main" noChangeAspect="1"/>
+            </wp:cNvGraphicFramePr>
+            <a:graphic xmlns:a="http://schemas.openxmlformats.org/drawingml/2006/main">
+              <a:graphicData uri="http://schemas.openxmlformats.org/drawingml/2006/picture">
+                <pic:pic xmlns:pic="http://schemas.openxmlformats.org/drawingml/2006/picture">
+                  <pic:nvPicPr>
+                    <pic:cNvPr id="0" name="Picture 16"/>
+                    <pic:cNvPicPr>
+                      <a:picLocks noChangeAspect="1" noChangeArrowheads="1"/>
+                    </pic:cNvPicPr>
+                  </pic:nvPicPr>
+                  <pic:blipFill>
+                    <a:blip r:embed="rId24" cstate="print">
+                      <a:extLst>
+                        <a:ext uri="{28A0092B-C50C-407E-A947-70E740481C1C}">
+                          <a14:useLocalDpi xmlns:a14="http://schemas.microsoft.com/office/drawing/2010/main" val="0"/>
+                        </a:ext>
+                      </a:extLst>
+                    </a:blip>
+                    <a:srcRect/>
+                    <a:stretch>
+                      <a:fillRect/>
+                    </a:stretch>
+                  </pic:blipFill>
+                  <pic:spPr bwMode="auto">
+                    <a:xfrm>
+                      <a:off x="0" y="0"/>
+                      <a:ext cx="3212630" cy="1867837"/>
+                    </a:xfrm>
+                    <a:prstGeom prst="rect">
+                      <a:avLst/>
+                    </a:prstGeom>
+                    <a:noFill/>
+                    <a:ln>
+                      <a:noFill/>
+                    </a:ln>
+                  </pic:spPr>
+                </pic:pic>
+              </a:graphicData>
+            </a:graphic>
+          </wp:inline>
+        </w:drawing>
+      </w:r>
+    </w:p>
+    <w:p>
+      <w:pPr>
+        <w:pStyle w:val="NormalWeb"/>
+        <w:rPr>
+          <w:i/>
+          <w:iCs/>
+        </w:rPr>
+      </w:pPr>
+      <w:commentRangeStart w:id="4"/>
+      <w:commentRangeStart w:id="5"/>
+      <w:r>
+        <w:rPr>
+          <w:i/>
+          <w:iCs/>
+        </w:rPr>
+        <w:t xml:space="preserve">Figure </w:t>
+      </w:r>
+      <w:commentRangeEnd w:id="4"/>
+      <w:r>
+        <w:rPr>
+          <w:rStyle w:val="CommentReference"/>
+          <w:i/>
+          <w:iCs/>
+          <w:sz w:val="24"/>
+          <w:szCs w:val="24"/>
+        </w:rPr>
+        <w:commentReference w:id="4"/>
+      </w:r>
+      <w:commentRangeEnd w:id="5"/>
+      <w:r>
+        <w:rPr>
+          <w:rStyle w:val="CommentReference"/>
+          <w:i/>
+          <w:iCs/>
+          <w:sz w:val="24"/>
+          <w:szCs w:val="24"/>
+        </w:rPr>
+        <w:commentReference w:id="5"/>
+      </w:r>
+      <w:r>
+        <w:rPr>
+          <w:i/>
+          <w:iCs/>
+        </w:rPr>
+        <w:t>9</w:t>
+      </w:r>
+      <w:r>
+        <w:rPr>
+          <w:i/>
+          <w:iCs/>
+        </w:rPr>
+        <w:t xml:space="preserve">. </w:t>
+      </w:r>
+      <w:r>
+        <w:rPr>
+          <w:i/>
+          <w:iCs/>
+        </w:rPr>
+        <w:t>The bar plot displays the average magnitude of feature contributions, confirming that water temperature and physical drivers are the most influential variables. Nutrient variables contribute to predictions but are of secondary importance.</w:t>
+      </w:r>
+    </w:p>
+    <w:p>
+      <w:pPr>
+        <w:pStyle w:val="NormalWeb"/>
+        <w:jc w:val="center"/>
+        <w:rPr>
+          <w:i/>
+          <w:iCs/>
+        </w:rPr>
+      </w:pPr>
+      <w:r>
+        <w:rPr>
+          <w:i/>
+          <w:iCs/>
+          <w:noProof/>
+        </w:rPr>
+        <w:drawing>
+          <wp:inline distT="0" distB="0" distL="0" distR="0" wp14:anchorId="4B32812F" wp14:editId="6B92C3C9">
+            <wp:extent cx="3365770" cy="2896144"/>
+            <wp:effectExtent l="0" t="0" r="0" b="0"/>
+            <wp:docPr id="10679030" name="Picture 1"/>
+            <wp:cNvGraphicFramePr>
+              <a:graphicFrameLocks xmlns:a="http://schemas.openxmlformats.org/drawingml/2006/main" noChangeAspect="1"/>
+            </wp:cNvGraphicFramePr>
+            <a:graphic xmlns:a="http://schemas.openxmlformats.org/drawingml/2006/main">
+              <a:graphicData uri="http://schemas.openxmlformats.org/drawingml/2006/picture">
+                <pic:pic xmlns:pic="http://schemas.openxmlformats.org/drawingml/2006/picture">
+                  <pic:nvPicPr>
+                    <pic:cNvPr id="10679030" name=""/>
+                    <pic:cNvPicPr/>
+                  </pic:nvPicPr>
+                  <pic:blipFill>
+                    <a:blip r:embed="rId25"/>
+                    <a:stretch>
+                      <a:fillRect/>
+                    </a:stretch>
+                  </pic:blipFill>
+                  <pic:spPr>
+                    <a:xfrm>
+                      <a:off x="0" y="0"/>
+                      <a:ext cx="3372541" cy="2901970"/>
+                    </a:xfrm>
+                    <a:prstGeom prst="rect">
+                      <a:avLst/>
+                    </a:prstGeom>
+                  </pic:spPr>
+                </pic:pic>
+              </a:graphicData>
+            </a:graphic>
+          </wp:inline>
+        </w:drawing>
+      </w:r>
+    </w:p>
+    <w:p>
+      <w:pPr>
+        <w:pStyle w:val="NormalWeb"/>
+        <w:jc w:val="center"/>
+        <w:rPr>
+          <w:i/>
+          <w:iCs/>
+        </w:rPr>
+      </w:pPr>
+      <w:r>
+        <w:rPr>
+          <w:i/>
+          <w:iCs/>
+        </w:rPr>
+        <w:t xml:space="preserve">Figure </w:t>
+      </w:r>
+      <w:r>
+        <w:rPr>
+          <w:i/>
+          <w:iCs/>
+        </w:rPr>
+        <w:t>10</w:t>
+      </w:r>
+      <w:r>
+        <w:rPr>
+          <w:i/>
+          <w:iCs/>
+        </w:rPr>
+        <w:t xml:space="preserve">. </w:t>
+      </w:r>
+      <w:r>
+        <w:rPr>
+          <w:i/>
+          <w:iCs/>
+        </w:rPr>
+        <w:t xml:space="preserve">This lagged + SMOTE SHAP summary plot highlights the importance and </w:t>
+      </w:r>
+      <w:r>
+        <w:rPr>
+          <w:i/>
+          <w:iCs/>
+        </w:rPr>
+        <w:t xml:space="preserve">influence of each predictor on bloom classification. </w:t>
+      </w:r>
+      <w:r>
+        <w:rPr>
+          <w:i/>
+          <w:iCs/>
+        </w:rPr>
+        <w:t xml:space="preserve">Water temperature and wind-related variables exhibit strong influence, with lagged variables also contributing to model predictions. </w:t>
+      </w:r>
+      <w:r>
+        <w:rPr>
+          <w:i/>
+          <w:iCs/>
+        </w:rPr>
+        <w:t xml:space="preserve"> </w:t>
+      </w:r>
+    </w:p>
+    <w:p>
+      <w:pPr>
+        <w:pStyle w:val="NormalWeb"/>
+        <w:jc w:val="center"/>
+        <w:rPr>
+          <w:i/>
+          <w:iCs/>
+        </w:rPr>
+      </w:pPr>
+      <w:r>
+        <w:rPr>
+          <w:noProof/>
+        </w:rPr>
+        <w:lastRenderedPageBreak/>
+        <w:drawing>
+          <wp:inline distT="0" distB="0" distL="0" distR="0" wp14:anchorId="29AD836F" wp14:editId="20A058ED">
+            <wp:extent cx="3404681" cy="2046082"/>
+            <wp:effectExtent l="0" t="0" r="0" b="0"/>
+            <wp:docPr id="1937417195" name="drawing"/>
+            <wp:cNvGraphicFramePr>
+              <a:graphicFrameLocks xmlns:a="http://schemas.openxmlformats.org/drawingml/2006/main" noChangeAspect="1"/>
+            </wp:cNvGraphicFramePr>
+            <a:graphic xmlns:a="http://schemas.openxmlformats.org/drawingml/2006/main">
+              <a:graphicData uri="http://schemas.openxmlformats.org/drawingml/2006/picture">
+                <pic:pic xmlns:pic="http://schemas.openxmlformats.org/drawingml/2006/picture">
+                  <pic:nvPicPr>
+                    <pic:cNvPr id="1937417195" name="Picture 1937417195"/>
+                    <pic:cNvPicPr/>
+                  </pic:nvPicPr>
+                  <pic:blipFill>
+                    <a:blip r:embed="rId26">
+                      <a:extLst>
+                        <a:ext uri="{28A0092B-C50C-407E-A947-70E740481C1C}">
+                          <a14:useLocalDpi xmlns:a14="http://schemas.microsoft.com/office/drawing/2010/main"/>
+                        </a:ext>
+                      </a:extLst>
+                    </a:blip>
+                    <a:stretch>
+                      <a:fillRect/>
+                    </a:stretch>
+                  </pic:blipFill>
+                  <pic:spPr>
+                    <a:xfrm>
+                      <a:off x="0" y="0"/>
+                      <a:ext cx="3451543" cy="2074244"/>
+                    </a:xfrm>
+                    <a:prstGeom prst="rect">
+                      <a:avLst/>
+                    </a:prstGeom>
+                  </pic:spPr>
+                </pic:pic>
+              </a:graphicData>
+            </a:graphic>
+          </wp:inline>
+        </w:drawing>
+      </w:r>
+    </w:p>
+    <w:p>
+      <w:pPr>
+        <w:pStyle w:val="NormalWeb"/>
+        <w:rPr>
+          <w:i/>
+          <w:iCs/>
+        </w:rPr>
+      </w:pPr>
+      <w:commentRangeStart w:id="6"/>
+      <w:r>
+        <w:rPr>
+          <w:i/>
+          <w:iCs/>
+        </w:rPr>
+        <w:t xml:space="preserve">Figure </w:t>
+      </w:r>
+      <w:r>
+        <w:rPr>
+          <w:i/>
+          <w:iCs/>
+        </w:rPr>
+        <w:t>1</w:t>
+      </w:r>
+      <w:r>
+        <w:rPr>
+          <w:i/>
+          <w:iCs/>
+        </w:rPr>
+        <w:t>1</w:t>
+      </w:r>
+      <w:r>
+        <w:rPr>
+          <w:i/>
+          <w:iCs/>
+        </w:rPr>
+        <w:t xml:space="preserve">. </w:t>
+      </w:r>
+      <w:commentRangeEnd w:id="6"/>
+      <w:r>
+        <w:rPr>
+          <w:rStyle w:val="CommentReference"/>
+          <w:i/>
+          <w:iCs/>
+          <w:sz w:val="24"/>
+          <w:szCs w:val="24"/>
+        </w:rPr>
+        <w:commentReference w:id="6"/>
+      </w:r>
+      <w:r>
+        <w:rPr>
+          <w:i/>
+          <w:iCs/>
+        </w:rPr>
+        <w:t>The SHAP summary plot highlights the relative importance and directional influence of each predictor on bloom classification. Physical variables, particularly water temperature and ocean-related conditions, show the strongest impact on model predictions.</w:t>
+      </w:r>
+    </w:p>
+    <w:p>
+      <w:pPr>
+        <w:pStyle w:val="NormalWeb"/>
+        <w:rPr>
+          <w:i/>
+          <w:iCs/>
+        </w:rPr>
+      </w:pPr>
+    </w:p>
+    <w:p>
+      <w:pPr>
+        <w:spacing w:before="240" w:after="240"/>
+        <w:rPr>
+          <w:rFonts w:ascii="Times New Roman" w:eastAsia="Times New Roman" w:hAnsi="Times New Roman" w:cs="Times New Roman"/>
+        </w:rPr>
+      </w:pPr>
+      <w:r>
+        <w:rPr>
+          <w:rFonts w:ascii="Times New Roman" w:eastAsia="Times New Roman" w:hAnsi="Times New Roman" w:cs="Times New Roman"/>
+        </w:rPr>
+        <w:t>Dependence plots revealed that relationships between nutrient variables and bloom probability were nonlinear rather than strictly increasing. For to</w:t>
+      </w:r>
+      <w:r>
+        <w:rPr>
+          <w:rFonts w:ascii="Times New Roman" w:eastAsia="Times New Roman" w:hAnsi="Times New Roman" w:cs="Times New Roman"/>
+        </w:rPr>
+        <w:t>t</w:t>
+      </w:r>
+      <w:r>
+        <w:rPr>
+          <w:rFonts w:ascii="Times New Roman" w:eastAsia="Times New Roman" w:hAnsi="Times New Roman" w:cs="Times New Roman"/>
+        </w:rPr>
+        <w:t>al nitrogen, low concentra</w:t>
+      </w:r>
+      <w:r>
+        <w:rPr>
+          <w:rFonts w:ascii="Times New Roman" w:eastAsia="Times New Roman" w:hAnsi="Times New Roman" w:cs="Times New Roman"/>
+        </w:rPr>
+        <w:t>tions were associated with negative SHAP values, while moderate concentrations contributed positiv</w:t>
+      </w:r>
+      <w:r>
+        <w:rPr>
+          <w:rFonts w:ascii="Times New Roman" w:eastAsia="Times New Roman" w:hAnsi="Times New Roman" w:cs="Times New Roman"/>
+        </w:rPr>
+        <w:t>e</w:t>
+      </w:r>
+      <w:r>
+        <w:rPr>
+          <w:rFonts w:ascii="Times New Roman" w:eastAsia="Times New Roman" w:hAnsi="Times New Roman" w:cs="Times New Roman"/>
+        </w:rPr>
+        <w:t xml:space="preserve">ly to bloom classification. However, this effect leveled off </w:t>
+      </w:r>
+      <w:r>
+        <w:rPr>
+          <w:rFonts w:ascii="Times New Roman" w:eastAsia="Times New Roman" w:hAnsi="Times New Roman" w:cs="Times New Roman"/>
+        </w:rPr>
+        <w:t>to</w:t>
+      </w:r>
+      <w:r>
+        <w:rPr>
+          <w:rFonts w:ascii="Times New Roman" w:eastAsia="Times New Roman" w:hAnsi="Times New Roman" w:cs="Times New Roman"/>
+        </w:rPr>
+        <w:t xml:space="preserve"> higher concentrations, s</w:t>
+      </w:r>
+      <w:r>
+        <w:rPr>
+          <w:rFonts w:ascii="Times New Roman" w:eastAsia="Times New Roman" w:hAnsi="Times New Roman" w:cs="Times New Roman"/>
+        </w:rPr>
+        <w:t>uggesting a threshold beyond which additional nitrogen did not further increase bloom p</w:t>
+      </w:r>
+      <w:r>
+        <w:rPr>
+          <w:rFonts w:ascii="Times New Roman" w:eastAsia="Times New Roman" w:hAnsi="Times New Roman" w:cs="Times New Roman"/>
+        </w:rPr>
+        <w:t>r</w:t>
+      </w:r>
+      <w:r>
+        <w:rPr>
+          <w:rFonts w:ascii="Times New Roman" w:eastAsia="Times New Roman" w:hAnsi="Times New Roman" w:cs="Times New Roman"/>
+        </w:rPr>
+        <w:t xml:space="preserve">obability. </w:t>
+      </w:r>
+    </w:p>
+    <w:p>
+      <w:pPr>
+        <w:spacing w:before="240" w:after="240"/>
+        <w:rPr>
+          <w:rFonts w:ascii="Times New Roman" w:eastAsia="Times New Roman" w:hAnsi="Times New Roman" w:cs="Times New Roman"/>
+        </w:rPr>
+      </w:pPr>
+      <w:r>
+        <w:rPr>
+          <w:rFonts w:ascii="Times New Roman" w:eastAsia="Times New Roman" w:hAnsi="Times New Roman" w:cs="Times New Roman"/>
+        </w:rPr>
+        <w:t>A similar pattern was observed for total phosphorus, where moderate concentrations were associated</w:t>
+      </w:r>
+      <w:r>
+        <w:rPr>
+          <w:rFonts w:ascii="Times New Roman" w:eastAsia="Times New Roman" w:hAnsi="Times New Roman" w:cs="Times New Roman"/>
+        </w:rPr>
+        <w:t xml:space="preserve"> </w:t>
+      </w:r>
+      <w:r>
+        <w:rPr>
+          <w:rFonts w:ascii="Times New Roman" w:eastAsia="Times New Roman" w:hAnsi="Times New Roman" w:cs="Times New Roman"/>
+        </w:rPr>
+        <w:t xml:space="preserve">with the strongest positive </w:t>
+      </w:r>
+      <w:r>
+        <w:rPr>
+          <w:rFonts w:ascii="Times New Roman" w:eastAsia="Times New Roman" w:hAnsi="Times New Roman" w:cs="Times New Roman"/>
+        </w:rPr>
+        <w:t>contributions to bloom prediction. At both low and very high phosphorus levels, the influence on model output was more variable, indicating that optimal nutrient ranges may exist for bloom development ra</w:t>
+      </w:r>
+      <w:r>
+        <w:rPr>
+          <w:rFonts w:ascii="Times New Roman" w:eastAsia="Times New Roman" w:hAnsi="Times New Roman" w:cs="Times New Roman"/>
+        </w:rPr>
+        <w:t xml:space="preserve">ther than a simple monotonic relationship. </w:t>
+      </w:r>
+    </w:p>
+    <w:p>
+      <w:pPr>
+        <w:spacing w:before="240" w:after="240"/>
+        <w:rPr>
+          <w:rFonts w:ascii="Times New Roman" w:eastAsia="Times New Roman" w:hAnsi="Times New Roman" w:cs="Times New Roman"/>
+        </w:rPr>
+      </w:pPr>
+      <w:r>
+        <w:rPr>
+          <w:rFonts w:ascii="Times New Roman" w:eastAsia="Times New Roman" w:hAnsi="Times New Roman" w:cs="Times New Roman"/>
+        </w:rPr>
+        <w:t>In contrast, river discharge showed relatively weak in</w:t>
+      </w:r>
+      <w:r>
+        <w:rPr>
+          <w:rFonts w:ascii="Times New Roman" w:eastAsia="Times New Roman" w:hAnsi="Times New Roman" w:cs="Times New Roman"/>
+        </w:rPr>
+        <w:t>fluence, with most SHAP values near zero and occasional contributions at higher discharge values. This suggests that discharge alone is not a strong direct driver of bloom condi</w:t>
+      </w:r>
+      <w:r>
+        <w:rPr>
+          <w:rFonts w:ascii="Times New Roman" w:eastAsia="Times New Roman" w:hAnsi="Times New Roman" w:cs="Times New Roman"/>
+        </w:rPr>
+        <w:t xml:space="preserve">tions in this model and may instead influence blooms indirectly through nutrient transport. </w:t>
+      </w:r>
+    </w:p>
+    <w:p>
+      <w:pPr>
+        <w:spacing w:before="240" w:after="240"/>
+        <w:rPr>
+          <w:rFonts w:ascii="Times New Roman" w:eastAsia="Times New Roman" w:hAnsi="Times New Roman" w:cs="Times New Roman"/>
+        </w:rPr>
+      </w:pPr>
+      <w:r>
+        <w:rPr>
+          <w:rFonts w:ascii="Times New Roman" w:eastAsia="Times New Roman" w:hAnsi="Times New Roman" w:cs="Times New Roman"/>
+        </w:rPr>
+        <w:t xml:space="preserve">Physical variables such as water temperature and salinity exhibited more consistent contributions to model predictions. </w:t>
+      </w:r>
+      <w:r>
+        <w:rPr>
+          <w:rFonts w:ascii="Times New Roman" w:eastAsia="Times New Roman" w:hAnsi="Times New Roman" w:cs="Times New Roman"/>
+        </w:rPr>
+        <w:t>Temperature</w:t>
+      </w:r>
+      <w:r>
+        <w:rPr>
+          <w:rFonts w:ascii="Times New Roman" w:eastAsia="Times New Roman" w:hAnsi="Times New Roman" w:cs="Times New Roman"/>
+        </w:rPr>
+        <w:t xml:space="preserve"> showed strong positive associations with bloom pro</w:t>
+      </w:r>
+      <w:r>
+        <w:rPr>
+          <w:rFonts w:ascii="Times New Roman" w:eastAsia="Times New Roman" w:hAnsi="Times New Roman" w:cs="Times New Roman"/>
+        </w:rPr>
+        <w:t>b</w:t>
+      </w:r>
+      <w:r>
+        <w:rPr>
+          <w:rFonts w:ascii="Times New Roman" w:eastAsia="Times New Roman" w:hAnsi="Times New Roman" w:cs="Times New Roman"/>
+        </w:rPr>
+        <w:t>ability, reinfor</w:t>
+      </w:r>
+      <w:r>
+        <w:rPr>
+          <w:rFonts w:ascii="Times New Roman" w:eastAsia="Times New Roman" w:hAnsi="Times New Roman" w:cs="Times New Roman"/>
+        </w:rPr>
+        <w:t>cing its role as a key environment</w:t>
+      </w:r>
+      <w:r>
+        <w:rPr>
+          <w:rFonts w:ascii="Times New Roman" w:eastAsia="Times New Roman" w:hAnsi="Times New Roman" w:cs="Times New Roman"/>
+        </w:rPr>
+        <w:t>a</w:t>
+      </w:r>
+      <w:r>
+        <w:rPr>
+          <w:rFonts w:ascii="Times New Roman" w:eastAsia="Times New Roman" w:hAnsi="Times New Roman" w:cs="Times New Roman"/>
+        </w:rPr>
+        <w:t xml:space="preserve">l driver, while salinity appeared to have a weaker and more context-dependent effect, potentially interacting with other variables. </w:t>
+      </w:r>
+    </w:p>
+    <w:p>
+      <w:pPr>
+        <w:spacing w:before="240" w:after="240"/>
+        <w:jc w:val="center"/>
+      </w:pPr>
+      <w:r>
+        <w:rPr>
+          <w:noProof/>
+        </w:rPr>
+        <w:lastRenderedPageBreak/>
+        <w:drawing>
+          <wp:inline distT="0" distB="0" distL="0" distR="0" wp14:anchorId="58A43C70" wp14:editId="3C815C41">
+            <wp:extent cx="4356100" cy="2931990"/>
+            <wp:effectExtent l="0" t="0" r="0" b="1905"/>
+            <wp:docPr id="279663332" name="drawing"/>
+            <wp:cNvGraphicFramePr>
+              <a:graphicFrameLocks xmlns:a="http://schemas.openxmlformats.org/drawingml/2006/main" noChangeAspect="1"/>
+            </wp:cNvGraphicFramePr>
+            <a:graphic xmlns:a="http://schemas.openxmlformats.org/drawingml/2006/main">
+              <a:graphicData uri="http://schemas.openxmlformats.org/drawingml/2006/picture">
+                <pic:pic xmlns:pic="http://schemas.openxmlformats.org/drawingml/2006/picture">
+                  <pic:nvPicPr>
+                    <pic:cNvPr id="279663332" name="Picture 279663332"/>
+                    <pic:cNvPicPr/>
+                  </pic:nvPicPr>
+                  <pic:blipFill>
+                    <a:blip r:embed="rId27">
+                      <a:extLst>
+                        <a:ext uri="{28A0092B-C50C-407E-A947-70E740481C1C}">
+                          <a14:useLocalDpi xmlns:a14="http://schemas.microsoft.com/office/drawing/2010/main"/>
+                        </a:ext>
+                      </a:extLst>
+                    </a:blip>
+                    <a:stretch>
+                      <a:fillRect/>
+                    </a:stretch>
+                  </pic:blipFill>
+                  <pic:spPr>
+                    <a:xfrm>
+                      <a:off x="0" y="0"/>
+                      <a:ext cx="4377453" cy="2946362"/>
+                    </a:xfrm>
+                    <a:prstGeom prst="rect">
+                      <a:avLst/>
+                    </a:prstGeom>
+                  </pic:spPr>
+                </pic:pic>
+              </a:graphicData>
+            </a:graphic>
+          </wp:inline>
+        </w:drawing>
+      </w:r>
+    </w:p>
+    <w:p>
+      <w:pPr>
+        <w:pStyle w:val="NormalWeb"/>
+        <w:rPr>
+          <w:i/>
+          <w:iCs/>
+        </w:rPr>
+      </w:pPr>
+      <w:r>
+        <w:rPr>
+          <w:i/>
+          <w:iCs/>
+        </w:rPr>
+        <w:t xml:space="preserve">Figure </w:t>
+      </w:r>
+      <w:r>
+        <w:rPr>
+          <w:i/>
+          <w:iCs/>
+        </w:rPr>
+        <w:t>1</w:t>
+      </w:r>
+      <w:r>
+        <w:rPr>
+          <w:i/>
+          <w:iCs/>
+        </w:rPr>
+        <w:t>2</w:t>
+      </w:r>
+      <w:r>
+        <w:rPr>
+          <w:i/>
+          <w:iCs/>
+        </w:rPr>
+        <w:t xml:space="preserve">. </w:t>
+      </w:r>
+      <w:r>
+        <w:rPr>
+          <w:i/>
+          <w:iCs/>
+        </w:rPr>
+        <w:t>The relationship between total nitrogen and bloom probability is nonlinear, with moderate concentrations contributing most strongly to bloom prediction. At low concentrations, nitrogen has a negative influence, while higher values show a diminishing effect, suggesting a threshold response</w:t>
+      </w:r>
+      <w:r>
+        <w:rPr>
+          <w:i/>
+          <w:iCs/>
+        </w:rPr>
+        <w:t>.</w:t>
+      </w:r>
+    </w:p>
+    <w:p>
+      <w:pPr>
+        <w:pStyle w:val="NormalWeb"/>
+        <w:rPr>
+          <w:rFonts w:eastAsiaTheme="majorEastAsia"/>
+          <w:i/>
+          <w:iCs/>
+        </w:rPr>
+      </w:pPr>
+      <w:r>
+        <w:rPr>
+          <w:noProof/>
+        </w:rPr>
+        <w:drawing>
+          <wp:anchor distT="0" distB="0" distL="114300" distR="114300" simplePos="0" relativeHeight="251658241" behindDoc="1" locked="0" layoutInCell="1" allowOverlap="1" wp14:anchorId="3EA1D5A2" wp14:editId="77456071">
+            <wp:simplePos x="0" y="0"/>
+            <wp:positionH relativeFrom="margin">
+              <wp:posOffset>914400</wp:posOffset>
+            </wp:positionH>
+            <wp:positionV relativeFrom="paragraph">
+              <wp:posOffset>19685</wp:posOffset>
+            </wp:positionV>
+            <wp:extent cx="4356100" cy="2931795"/>
+            <wp:effectExtent l="0" t="0" r="0" b="1905"/>
+            <wp:wrapSquare wrapText="bothSides"/>
+            <wp:docPr id="318340430" name="drawing"/>
+            <wp:cNvGraphicFramePr>
+              <a:graphicFrameLocks xmlns:a="http://schemas.openxmlformats.org/drawingml/2006/main" noChangeAspect="1"/>
+            </wp:cNvGraphicFramePr>
+            <a:graphic xmlns:a="http://schemas.openxmlformats.org/drawingml/2006/main">
+              <a:graphicData uri="http://schemas.openxmlformats.org/drawingml/2006/picture">
+                <pic:pic xmlns:pic="http://schemas.openxmlformats.org/drawingml/2006/picture">
+                  <pic:nvPicPr>
+                    <pic:cNvPr id="318340430" name="Picture 318340430"/>
+                    <pic:cNvPicPr/>
+                  </pic:nvPicPr>
+                  <pic:blipFill>
+                    <a:blip r:embed="rId28" cstate="print">
+                      <a:extLst>
+                        <a:ext uri="{28A0092B-C50C-407E-A947-70E740481C1C}">
+                          <a14:useLocalDpi xmlns:a14="http://schemas.microsoft.com/office/drawing/2010/main" val="0"/>
+                        </a:ext>
+                      </a:extLst>
+                    </a:blip>
+                    <a:stretch>
+                      <a:fillRect/>
+                    </a:stretch>
+                  </pic:blipFill>
+                  <pic:spPr>
+                    <a:xfrm>
+                      <a:off x="0" y="0"/>
+                      <a:ext cx="4356100" cy="2931795"/>
+                    </a:xfrm>
+                    <a:prstGeom prst="rect">
+                      <a:avLst/>
+                    </a:prstGeom>
+                  </pic:spPr>
+                </pic:pic>
+              </a:graphicData>
+            </a:graphic>
+            <wp14:sizeRelH relativeFrom="margin">
+              <wp14:pctWidth>0</wp14:pctWidth>
+            </wp14:sizeRelH>
+            <wp14:sizeRelV relativeFrom="margin">
+              <wp14:pctHeight>0</wp14:pctHeight>
+            </wp14:sizeRelV>
+          </wp:anchor>
+        </w:drawing>
+      </w:r>
+    </w:p>
+    <w:p>
+      <w:pPr>
+        <w:pStyle w:val="NormalWeb"/>
+        <w:rPr>
+          <w:rFonts w:eastAsiaTheme="majorEastAsia"/>
+          <w:i/>
+          <w:iCs/>
+        </w:rPr>
+      </w:pPr>
+    </w:p>
+    <w:p>
+      <w:pPr>
+        <w:pStyle w:val="NormalWeb"/>
+        <w:rPr>
+          <w:rFonts w:eastAsiaTheme="majorEastAsia"/>
+          <w:i/>
+          <w:iCs/>
+        </w:rPr>
+      </w:pPr>
+    </w:p>
+    <w:p>
+      <w:pPr>
+        <w:pStyle w:val="NormalWeb"/>
+        <w:rPr>
+          <w:rFonts w:eastAsiaTheme="majorEastAsia"/>
+          <w:i/>
+          <w:iCs/>
+        </w:rPr>
+      </w:pPr>
+    </w:p>
+    <w:p>
+      <w:pPr>
+        <w:pStyle w:val="NormalWeb"/>
+        <w:rPr>
+          <w:rFonts w:eastAsiaTheme="majorEastAsia"/>
+          <w:i/>
+          <w:iCs/>
+        </w:rPr>
+      </w:pPr>
+    </w:p>
+    <w:p>
+      <w:pPr>
+        <w:pStyle w:val="NormalWeb"/>
+        <w:rPr>
+          <w:rFonts w:eastAsiaTheme="majorEastAsia"/>
+          <w:i/>
+          <w:iCs/>
+        </w:rPr>
+      </w:pPr>
+    </w:p>
+    <w:p>
+      <w:pPr>
+        <w:pStyle w:val="NormalWeb"/>
+        <w:rPr>
+          <w:rFonts w:eastAsiaTheme="majorEastAsia"/>
+          <w:i/>
+          <w:iCs/>
+        </w:rPr>
+      </w:pPr>
+    </w:p>
+    <w:p>
+      <w:pPr>
+        <w:pStyle w:val="NormalWeb"/>
+        <w:rPr>
+          <w:rFonts w:eastAsiaTheme="majorEastAsia"/>
+          <w:i/>
+          <w:iCs/>
+        </w:rPr>
+      </w:pPr>
+    </w:p>
+    <w:p>
+      <w:pPr>
+        <w:pStyle w:val="NormalWeb"/>
+        <w:rPr>
+          <w:rFonts w:eastAsiaTheme="majorEastAsia"/>
+          <w:i/>
+          <w:iCs/>
+        </w:rPr>
+      </w:pPr>
+    </w:p>
+    <w:p>
+      <w:pPr>
+        <w:pStyle w:val="NormalWeb"/>
+        <w:rPr>
+          <w:rFonts w:eastAsiaTheme="majorEastAsia"/>
+          <w:i/>
+          <w:iCs/>
+        </w:rPr>
+      </w:pPr>
+      <w:r>
+        <w:rPr>
+          <w:rFonts w:eastAsiaTheme="majorEastAsia"/>
+          <w:i/>
+          <w:iCs/>
+        </w:rPr>
+        <w:t xml:space="preserve">Figure </w:t>
+      </w:r>
+      <w:r>
+        <w:rPr>
+          <w:rFonts w:eastAsiaTheme="majorEastAsia"/>
+          <w:i/>
+          <w:iCs/>
+        </w:rPr>
+        <w:t>1</w:t>
+      </w:r>
+      <w:r>
+        <w:rPr>
+          <w:rFonts w:eastAsiaTheme="majorEastAsia"/>
+          <w:i/>
+          <w:iCs/>
+        </w:rPr>
+        <w:t>3</w:t>
+      </w:r>
+      <w:r>
+        <w:rPr>
+          <w:rFonts w:eastAsiaTheme="majorEastAsia"/>
+          <w:i/>
+          <w:iCs/>
+        </w:rPr>
+        <w:t>.</w:t>
+      </w:r>
+      <w:r>
+        <w:rPr>
+          <w:rFonts w:eastAsiaTheme="majorEastAsia" w:cstheme="majorBidi"/>
+          <w:i/>
+          <w:iCs/>
+          <w:color w:val="3E762A" w:themeColor="accent1" w:themeShade="BF"/>
+          <w:sz w:val="26"/>
+          <w:szCs w:val="26"/>
+        </w:rPr>
+        <w:t xml:space="preserve">  </w:t>
+      </w:r>
+      <w:r>
+        <w:rPr>
+          <w:i/>
+          <w:iCs/>
+        </w:rPr>
+        <w:t>Total phosphorus exhibits a similar nonlinear pattern, where intermediate values are associated with increased bloom probability. At very low or high concentrations, the effect becomes more variable, indicating that optimal nutrient ranges may exist for bloom development.</w:t>
+      </w:r>
+    </w:p>
+    <w:p>
+      <w:pPr>
+        <w:pStyle w:val="NormalWeb"/>
+        <w:rPr>
+          <w:rFonts w:eastAsiaTheme="majorEastAsia"/>
+          <w:i/>
+          <w:iCs/>
+        </w:rPr>
+      </w:pPr>
+      <w:r>
+        <w:rPr>
+          <w:noProof/>
+        </w:rPr>
+        <w:lastRenderedPageBreak/>
+        <w:drawing>
+          <wp:anchor distT="0" distB="0" distL="114300" distR="114300" simplePos="0" relativeHeight="251658242" behindDoc="0" locked="0" layoutInCell="1" allowOverlap="1" wp14:anchorId="251C66CF" wp14:editId="6BD4BB3A">
+            <wp:simplePos x="0" y="0"/>
+            <wp:positionH relativeFrom="margin">
+              <wp:posOffset>736600</wp:posOffset>
+            </wp:positionH>
+            <wp:positionV relativeFrom="paragraph">
+              <wp:posOffset>354965</wp:posOffset>
+            </wp:positionV>
+            <wp:extent cx="4533900" cy="3014980"/>
+            <wp:effectExtent l="0" t="0" r="0" b="0"/>
+            <wp:wrapSquare wrapText="bothSides"/>
+            <wp:docPr id="1120736165" name="drawing"/>
+            <wp:cNvGraphicFramePr>
+              <a:graphicFrameLocks xmlns:a="http://schemas.openxmlformats.org/drawingml/2006/main" noChangeAspect="1"/>
+            </wp:cNvGraphicFramePr>
+            <a:graphic xmlns:a="http://schemas.openxmlformats.org/drawingml/2006/main">
+              <a:graphicData uri="http://schemas.openxmlformats.org/drawingml/2006/picture">
+                <pic:pic xmlns:pic="http://schemas.openxmlformats.org/drawingml/2006/picture">
+                  <pic:nvPicPr>
+                    <pic:cNvPr id="1120736165" name="Picture 1120736165"/>
+                    <pic:cNvPicPr/>
+                  </pic:nvPicPr>
+                  <pic:blipFill>
+                    <a:blip r:embed="rId29" cstate="print">
+                      <a:extLst>
+                        <a:ext uri="{28A0092B-C50C-407E-A947-70E740481C1C}">
+                          <a14:useLocalDpi xmlns:a14="http://schemas.microsoft.com/office/drawing/2010/main" val="0"/>
+                        </a:ext>
+                      </a:extLst>
+                    </a:blip>
+                    <a:stretch>
+                      <a:fillRect/>
+                    </a:stretch>
+                  </pic:blipFill>
+                  <pic:spPr>
+                    <a:xfrm>
+                      <a:off x="0" y="0"/>
+                      <a:ext cx="4533900" cy="3014980"/>
+                    </a:xfrm>
+                    <a:prstGeom prst="rect">
+                      <a:avLst/>
+                    </a:prstGeom>
+                  </pic:spPr>
+                </pic:pic>
+              </a:graphicData>
+            </a:graphic>
+            <wp14:sizeRelH relativeFrom="margin">
+              <wp14:pctWidth>0</wp14:pctWidth>
+            </wp14:sizeRelH>
+            <wp14:sizeRelV relativeFrom="margin">
+              <wp14:pctHeight>0</wp14:pctHeight>
+            </wp14:sizeRelV>
+          </wp:anchor>
+        </w:drawing>
+      </w:r>
+    </w:p>
+    <w:p>
+      <w:pPr>
+        <w:pStyle w:val="NormalWeb"/>
+        <w:rPr>
+          <w:i/>
+          <w:iCs/>
+        </w:rPr>
+      </w:pPr>
+    </w:p>
+    <w:p>
+      <w:pPr>
+        <w:pStyle w:val="NormalWeb"/>
+        <w:rPr>
+          <w:i/>
+          <w:iCs/>
+        </w:rPr>
+      </w:pPr>
+    </w:p>
+    <w:p>
+      <w:pPr>
+        <w:pStyle w:val="NormalWeb"/>
+        <w:rPr>
+          <w:i/>
+          <w:iCs/>
+        </w:rPr>
+      </w:pPr>
+    </w:p>
+    <w:p>
+      <w:pPr>
+        <w:pStyle w:val="NormalWeb"/>
+        <w:rPr>
+          <w:i/>
+          <w:iCs/>
+        </w:rPr>
+      </w:pPr>
+    </w:p>
+    <w:p>
+      <w:pPr>
+        <w:pStyle w:val="NormalWeb"/>
+        <w:rPr>
+          <w:i/>
+          <w:iCs/>
+        </w:rPr>
+      </w:pPr>
+    </w:p>
+    <w:p>
+      <w:pPr>
+        <w:pStyle w:val="NormalWeb"/>
+        <w:rPr>
+          <w:i/>
+          <w:iCs/>
+        </w:rPr>
+      </w:pPr>
+    </w:p>
+    <w:p>
+      <w:pPr>
+        <w:pStyle w:val="NormalWeb"/>
+        <w:rPr>
+          <w:i/>
+          <w:iCs/>
+        </w:rPr>
+      </w:pPr>
+    </w:p>
+    <w:p>
+      <w:pPr>
+        <w:pStyle w:val="NormalWeb"/>
+        <w:rPr>
+          <w:i/>
+          <w:iCs/>
+        </w:rPr>
+      </w:pPr>
+    </w:p>
+    <w:p>
+      <w:pPr>
+        <w:pStyle w:val="NormalWeb"/>
+        <w:rPr>
+          <w:i/>
+          <w:iCs/>
+        </w:rPr>
+      </w:pPr>
+    </w:p>
+    <w:p>
+      <w:pPr>
+        <w:pStyle w:val="NormalWeb"/>
+        <w:rPr>
+          <w:i/>
+          <w:iCs/>
+        </w:rPr>
+      </w:pPr>
+      <w:r>
+        <w:rPr>
+          <w:i/>
+          <w:iCs/>
+        </w:rPr>
+        <w:t xml:space="preserve">Figure </w:t>
+      </w:r>
+      <w:r>
+        <w:rPr>
+          <w:i/>
+          <w:iCs/>
+        </w:rPr>
+        <w:t>1</w:t>
+      </w:r>
+      <w:r>
+        <w:rPr>
+          <w:i/>
+          <w:iCs/>
+        </w:rPr>
+        <w:t>4</w:t>
+      </w:r>
+      <w:r>
+        <w:rPr>
+          <w:i/>
+          <w:iCs/>
+        </w:rPr>
+        <w:t>. This plot shows that physical environmental conditions influence bloom probability in a variable and context-dependent manner. The spread of SHAP values suggests interactions with other factors rather than a simple direct relationship.</w:t>
+      </w:r>
+    </w:p>
+    <w:p>
+      <w:pPr>
+        <w:pStyle w:val="NormalWeb"/>
+        <w:jc w:val="center"/>
+        <w:rPr>
+          <w:i/>
+          <w:iCs/>
+        </w:rPr>
+      </w:pPr>
+      <w:r>
+        <w:rPr>
+          <w:noProof/>
+        </w:rPr>
+        <w:drawing>
+          <wp:inline distT="0" distB="0" distL="0" distR="0" wp14:anchorId="6406F8A3" wp14:editId="00CCCABC">
+            <wp:extent cx="4483100" cy="3053395"/>
+            <wp:effectExtent l="0" t="0" r="0" b="0"/>
+            <wp:docPr id="694806273" name="drawing"/>
+            <wp:cNvGraphicFramePr>
+              <a:graphicFrameLocks xmlns:a="http://schemas.openxmlformats.org/drawingml/2006/main" noChangeAspect="1"/>
+            </wp:cNvGraphicFramePr>
+            <a:graphic xmlns:a="http://schemas.openxmlformats.org/drawingml/2006/main">
+              <a:graphicData uri="http://schemas.openxmlformats.org/drawingml/2006/picture">
+                <pic:pic xmlns:pic="http://schemas.openxmlformats.org/drawingml/2006/picture">
+                  <pic:nvPicPr>
+                    <pic:cNvPr id="694806273" name="Picture 694806273"/>
+                    <pic:cNvPicPr/>
+                  </pic:nvPicPr>
+                  <pic:blipFill>
+                    <a:blip r:embed="rId30">
+                      <a:extLst>
+                        <a:ext uri="{28A0092B-C50C-407E-A947-70E740481C1C}">
+                          <a14:useLocalDpi xmlns:a14="http://schemas.microsoft.com/office/drawing/2010/main"/>
+                        </a:ext>
+                      </a:extLst>
+                    </a:blip>
+                    <a:stretch>
+                      <a:fillRect/>
+                    </a:stretch>
+                  </pic:blipFill>
+                  <pic:spPr>
+                    <a:xfrm>
+                      <a:off x="0" y="0"/>
+                      <a:ext cx="4518761" cy="3077684"/>
+                    </a:xfrm>
+                    <a:prstGeom prst="rect">
+                      <a:avLst/>
+                    </a:prstGeom>
+                  </pic:spPr>
+                </pic:pic>
+              </a:graphicData>
+            </a:graphic>
+          </wp:inline>
+        </w:drawing>
+      </w:r>
+    </w:p>
+    <w:p>
+      <w:pPr>
+        <w:pStyle w:val="NormalWeb"/>
+        <w:rPr>
+          <w:rFonts w:eastAsiaTheme="majorEastAsia"/>
+          <w:i/>
+        </w:rPr>
+      </w:pPr>
+      <w:r>
+        <w:rPr>
+          <w:i/>
+          <w:iCs/>
+        </w:rPr>
+        <w:t xml:space="preserve">Figure </w:t>
+      </w:r>
+      <w:r>
+        <w:rPr>
+          <w:i/>
+          <w:iCs/>
+        </w:rPr>
+        <w:t>1</w:t>
+      </w:r>
+      <w:r>
+        <w:rPr>
+          <w:i/>
+          <w:iCs/>
+        </w:rPr>
+        <w:t>5</w:t>
+      </w:r>
+      <w:r>
+        <w:rPr>
+          <w:i/>
+          <w:iCs/>
+        </w:rPr>
+        <w:t xml:space="preserve">. </w:t>
+      </w:r>
+      <w:r>
+        <w:rPr>
+          <w:i/>
+          <w:iCs/>
+        </w:rPr>
+        <w:t>River discharge shows a relatively weak and inconsistent influence on bloom prediction, with most values clustered near zero contribution. Occasional negative SHAP values suggest that higher discharge may reduce bloom likelihood in some cases, possibly through dilution or flushing effects</w:t>
+      </w:r>
+      <w:r>
+        <w:rPr>
+          <w:i/>
+          <w:iCs/>
+        </w:rPr>
+        <w:t>.</w:t>
+      </w:r>
+    </w:p>
+    <w:p>
+      <w:pPr>
+        <w:pStyle w:val="Heading2"/>
+      </w:pPr>
+      <w:r>
+        <w:lastRenderedPageBreak/>
+        <w:t xml:space="preserve">3.5 Comparison Model Performance </w:t>
+      </w:r>
+    </w:p>
+    <w:p>
+      <w:r>
+        <w:t>Comparison across all model configurations revealed clear trade-offs among accuracy, recall, and precision. The baseline</w:t>
+      </w:r>
+      <w:r>
+        <w:t xml:space="preserve"> model </w:t>
+      </w:r>
+      <w:r>
+        <w:t xml:space="preserve">using a 0.50 threshold provided balanced performance but </w:t>
+      </w:r>
+      <w:r>
+        <w:t>under</w:t>
+      </w:r>
+      <w:r>
+        <w:t>-</w:t>
+      </w:r>
+      <w:r>
+        <w:t>detected</w:t>
+      </w:r>
+      <w:r>
+        <w:t xml:space="preserve"> bloom events, as reflected in relatively low recall. </w:t>
+      </w:r>
+    </w:p>
+    <w:p>
+      <w:r>
+        <w:t xml:space="preserve">Lowering the classification threshold to 0.30 </w:t>
+      </w:r>
+      <w:r>
+        <w:t>substantially</w:t>
+      </w:r>
+      <w:r>
+        <w:t xml:space="preserve"> improved recall, allowing the model to detect a greater number of bloom events, while precision </w:t>
+      </w:r>
+      <w:r>
+        <w:t>remained</w:t>
+      </w:r>
+      <w:r>
+        <w:t xml:space="preserve"> relativ</w:t>
+      </w:r>
+      <w:r>
+        <w:t>e</w:t>
+      </w:r>
+      <w:r>
+        <w:t xml:space="preserve">ly similar. This indicates </w:t>
+      </w:r>
+      <w:r>
+        <w:t xml:space="preserve">that threshold adjustment alone was effective in improving bloom detection without significantly increasing classification error. </w:t>
+      </w:r>
+    </w:p>
+    <w:p>
+      <w:r>
+        <w:t xml:space="preserve">Incorporating lagged variables </w:t>
+      </w:r>
+      <w:r>
+        <w:t>further</w:t>
+      </w:r>
+      <w:r>
+        <w:t xml:space="preserve"> improved model performance, as reflected in increased ROC-AUC and a slight improvement in recall. This </w:t>
+      </w:r>
+      <w:r>
+        <w:t xml:space="preserve">suggests that including temporal information enhanced the model’s ability to capture underlying </w:t>
+      </w:r>
+      <w:r>
+        <w:t>environmental processes associated with bloom formation.</w:t>
+      </w:r>
+    </w:p>
+    <w:p>
+      <w:r>
+        <w:t xml:space="preserve">The addition of SMOTE produced the highest recall </w:t>
+      </w:r>
+      <w:r>
+        <w:t>and ROC-AUC across all model configurations, indicating the strongest ability to detect bloom events. However, this improv</w:t>
+      </w:r>
+      <w:r>
+        <w:t>e</w:t>
+      </w:r>
+      <w:r>
+        <w:t xml:space="preserve">ment came at the cost of </w:t>
+      </w:r>
+      <w:r>
+        <w:t xml:space="preserve">reduced precision, as the model increasingly classified non-bloom observations as blooms. </w:t>
+      </w:r>
+    </w:p>
+    <w:p>
+      <w:pPr>
+        <w:pStyle w:val="Heading2"/>
+      </w:pPr>
+    </w:p>
+    <w:p>
+      <w:pPr>
+        <w:rPr>
+          <w:rFonts w:ascii="Times New Roman" w:eastAsiaTheme="majorEastAsia" w:hAnsi="Times New Roman" w:cstheme="majorBidi"/>
+          <w:color w:val="3E762A" w:themeColor="accent1" w:themeShade="BF"/>
+          <w:sz w:val="26"/>
+          <w:szCs w:val="26"/>
+        </w:rPr>
+      </w:pPr>
+      <w:r>
+        <w:br w:type="page"/>
+      </w:r>
+    </w:p>
+    <w:p>
+      <w:pPr>
+        <w:pStyle w:val="Heading2"/>
+      </w:pPr>
+      <w:r>
+        <w:lastRenderedPageBreak/>
         <w:t xml:space="preserve">3.6 Environmental Interpretation and Implications </w:t>
       </w:r>
     </w:p>
@@ -5262,42 +5815,759 @@
         <w:t xml:space="preserve">it </w:t>
       </w:r>
       <w:r>
+        <w:t xml:space="preserve">suggests that early warning systems should incorporate prior </w:t>
+      </w:r>
+      <w:r>
+        <w:t xml:space="preserve">environmental conditions to improve forecasting accuracy. </w:t>
+      </w:r>
+    </w:p>
+    <w:p>
+      <w:r>
+        <w:t xml:space="preserve">From a management perspective, the tradeoffs observed across model configurations highlight the need to align model selection with application goals. Models </w:t>
+      </w:r>
+      <w:r>
+        <w:t xml:space="preserve">optimized </w:t>
+      </w:r>
+      <w:r>
+        <w:t xml:space="preserve">for high recall may be more appropriate for early warning systems where missing bloom events </w:t>
+      </w:r>
+      <w:r>
+        <w:t>are</w:t>
+      </w:r>
+      <w:r>
+        <w:t xml:space="preserve"> costly, while models with higher precision </w:t>
+      </w:r>
+      <w:r>
+        <w:t xml:space="preserve">may be better suited for regulatory decision-making where false alarms must be minimized. </w:t>
+      </w:r>
+    </w:p>
+    <w:p>
+      <w:pPr>
+        <w:pStyle w:val="Heading1"/>
+        <w:numPr>
+          <w:ilvl w:val="0"/>
+          <w:numId w:val="4"/>
+        </w:numPr>
+        <w:rPr>
+          <w:b w:val="0"/>
+          <w:bCs/>
+        </w:rPr>
+      </w:pPr>
+      <w:r>
+        <w:rPr>
+          <w:b w:val="0"/>
+          <w:bCs/>
+        </w:rPr>
+        <w:t>Model Refin</w:t>
+      </w:r>
+      <w:r>
+        <w:rPr>
+          <w:b w:val="0"/>
+          <w:bCs/>
+        </w:rPr>
+        <w:t>e</w:t>
+      </w:r>
+      <w:r>
+        <w:rPr>
+          <w:b w:val="0"/>
+          <w:bCs/>
+        </w:rPr>
+        <w:t>men</w:t>
+      </w:r>
+      <w:r>
+        <w:rPr>
+          <w:b w:val="0"/>
+          <w:bCs/>
+        </w:rPr>
+        <w:t>t</w:t>
+      </w:r>
+    </w:p>
+    <w:p>
+      <w:r>
+        <w:t xml:space="preserve">Following the initial model development, </w:t>
+      </w:r>
+      <w:r>
+        <w:t>refinements</w:t>
+      </w:r>
+      <w:r>
+        <w:t xml:space="preserve"> were made to improve predictive performance, primarily through the inclusion of lagged variables and rolling averages. These additions </w:t>
+      </w:r>
+      <w:r>
+        <w:t xml:space="preserve">allowed the model to capture temporal patterns in red tide dynamics. </w:t>
+      </w:r>
+    </w:p>
+    <w:p>
+      <w:r>
+        <w:t xml:space="preserve">The refined model showed a clear </w:t>
+      </w:r>
+      <w:r>
+        <w:t xml:space="preserve">improvement, </w:t>
+      </w:r>
+      <w:r>
+        <w:t>achieving</w:t>
+      </w:r>
+      <w:r>
+        <w:t xml:space="preserve"> an AUC of 0.94, indicating </w:t>
+      </w:r>
+      <w:r>
+        <w:t xml:space="preserve">a </w:t>
+      </w:r>
+      <w:r>
+        <w:t>strong ability to distinguish between bloom and non</w:t>
+      </w:r>
+      <w:r>
+        <w:t>-</w:t>
+      </w:r>
+      <w:r>
+        <w:t xml:space="preserve">bloom activity, as recent </w:t>
+      </w:r>
+      <w:r>
+        <w:rPr>
+          <w:i/>
+          <w:iCs/>
+        </w:rPr>
+        <w:t>Karenia brevis</w:t>
+      </w:r>
+      <w:r>
+        <w:t xml:space="preserve"> concentrations </w:t>
+      </w:r>
+      <w:r>
+        <w:t xml:space="preserve">and lagged values emerged as the most influential predictors. </w:t>
+      </w:r>
+    </w:p>
+    <w:p>
+      <w:r>
+        <w:t xml:space="preserve">Overall, the refined model provides a more realistic representation of red tide behavior by incorporating both past conditions and </w:t>
+      </w:r>
+      <w:r>
+        <w:t>environmental</w:t>
+      </w:r>
+      <w:r>
+        <w:t xml:space="preserve"> variability, resulting in stronger and more reliable predictions. </w:t>
+      </w:r>
+    </w:p>
+    <w:p>
+      <w:pPr>
+        <w:pStyle w:val="Heading2"/>
+      </w:pPr>
+      <w:r>
+        <w:t xml:space="preserve">4.1 </w:t>
+      </w:r>
+      <w:r>
+        <w:t>R</w:t>
+      </w:r>
+      <w:r>
+        <w:t xml:space="preserve">efined </w:t>
+      </w:r>
+      <w:r>
+        <w:t>M</w:t>
+      </w:r>
+      <w:r>
+        <w:t xml:space="preserve">odel ROC Curve </w:t>
+      </w:r>
+    </w:p>
+    <w:p>
+      <w:r>
+        <w:t xml:space="preserve">The ROC curve for the refined model </w:t>
+      </w:r>
+      <w:r>
+        <w:t xml:space="preserve">shows strong performance, with an AUC of 0.94, indicating improved separation between bloom and non-bloom conditions. This improvement is driven by the inclusion of lagged variables, which allow the model to capture temporal patterns and bloom persistence more effectively. </w:t>
+      </w:r>
+    </w:p>
+    <w:p>
+      <w:pPr>
+        <w:jc w:val="center"/>
+      </w:pPr>
+      <w:r>
+        <w:rPr>
+          <w:noProof/>
+        </w:rPr>
         <w:lastRenderedPageBreak/>
-        <w:t xml:space="preserve">suggests that early warning systems should incorporate prior </w:t>
-      </w:r>
-      <w:r>
-        <w:t xml:space="preserve">environmental conditions to improve forecasting accuracy. </w:t>
-      </w:r>
-    </w:p>
-    <w:p>
-      <w:r>
-        <w:t xml:space="preserve">From a management perspective, the tradeoffs observed across model configurations highlight the need to align model selection with application goals. Models </w:t>
-      </w:r>
-      <w:r>
-        <w:t xml:space="preserve">optimized </w:t>
-      </w:r>
-      <w:r>
-        <w:t xml:space="preserve">for high recall may be more appropriate for early warning systems where missing bloom events </w:t>
-      </w:r>
-      <w:r>
-        <w:t>are</w:t>
-      </w:r>
-      <w:r>
-        <w:t xml:space="preserve"> costly, while models with higher precision </w:t>
-      </w:r>
-      <w:r>
-        <w:t xml:space="preserve">may be better suited for regulatory decision-making where false alarms must be minimized. </w:t>
-      </w:r>
-      <w:r>
-        <w:rPr>
-          <w:rFonts w:cstheme="minorHAnsi"/>
-        </w:rPr>
-        <w:br w:type="page"/>
+        <w:drawing>
+          <wp:inline distT="0" distB="0" distL="0" distR="0" wp14:anchorId="1D469371" wp14:editId="2DFB6F75">
+            <wp:extent cx="3898900" cy="2984500"/>
+            <wp:effectExtent l="0" t="0" r="0" b="0"/>
+            <wp:docPr id="471404859" name="Picture 2"/>
+            <wp:cNvGraphicFramePr>
+              <a:graphicFrameLocks xmlns:a="http://schemas.openxmlformats.org/drawingml/2006/main" noChangeAspect="1"/>
+            </wp:cNvGraphicFramePr>
+            <a:graphic xmlns:a="http://schemas.openxmlformats.org/drawingml/2006/main">
+              <a:graphicData uri="http://schemas.openxmlformats.org/drawingml/2006/picture">
+                <pic:pic xmlns:pic="http://schemas.openxmlformats.org/drawingml/2006/picture">
+                  <pic:nvPicPr>
+                    <pic:cNvPr id="0" name="Picture 1"/>
+                    <pic:cNvPicPr>
+                      <a:picLocks noChangeAspect="1" noChangeArrowheads="1"/>
+                    </pic:cNvPicPr>
+                  </pic:nvPicPr>
+                  <pic:blipFill>
+                    <a:blip r:embed="rId31">
+                      <a:extLst>
+                        <a:ext uri="{28A0092B-C50C-407E-A947-70E740481C1C}">
+                          <a14:useLocalDpi xmlns:a14="http://schemas.microsoft.com/office/drawing/2010/main" val="0"/>
+                        </a:ext>
+                      </a:extLst>
+                    </a:blip>
+                    <a:srcRect/>
+                    <a:stretch>
+                      <a:fillRect/>
+                    </a:stretch>
+                  </pic:blipFill>
+                  <pic:spPr bwMode="auto">
+                    <a:xfrm>
+                      <a:off x="0" y="0"/>
+                      <a:ext cx="3898900" cy="2984500"/>
+                    </a:xfrm>
+                    <a:prstGeom prst="rect">
+                      <a:avLst/>
+                    </a:prstGeom>
+                    <a:noFill/>
+                    <a:ln>
+                      <a:noFill/>
+                    </a:ln>
+                  </pic:spPr>
+                </pic:pic>
+              </a:graphicData>
+            </a:graphic>
+          </wp:inline>
+        </w:drawing>
+      </w:r>
+    </w:p>
+    <w:p>
+      <w:pPr>
+        <w:jc w:val="center"/>
+        <w:rPr>
+          <w:i/>
+          <w:iCs/>
+        </w:rPr>
+      </w:pPr>
+      <w:r>
+        <w:rPr>
+          <w:i/>
+          <w:iCs/>
+        </w:rPr>
+        <w:t>Figure 16. ROC curve for the refined X</w:t>
+      </w:r>
+      <w:r>
+        <w:rPr>
+          <w:i/>
+          <w:iCs/>
+        </w:rPr>
+        <w:t>GBoost model (AUC = 0.94), showing improved classification performance after incorporating lagged variables.</w:t>
+      </w:r>
+    </w:p>
+    <w:p>
+      <w:pPr>
+        <w:pStyle w:val="Heading2"/>
+      </w:pPr>
+      <w:r>
+        <w:t>4.</w:t>
+      </w:r>
+      <w:r>
+        <w:t>2</w:t>
+      </w:r>
+      <w:r>
+        <w:t xml:space="preserve"> </w:t>
+      </w:r>
+      <w:r>
+        <w:t xml:space="preserve">Refined Confusion Matrix </w:t>
+      </w:r>
+    </w:p>
+    <w:p>
+      <w:r>
+        <w:t>The confusion matrix shows that the refined model correctly classified 170 non-bloom cases and 110 bloom cases, with relativ</w:t>
+      </w:r>
+      <w:r>
+        <w:t>ely few errors (22 fa</w:t>
+      </w:r>
+      <w:r>
+        <w:t>ls</w:t>
+      </w:r>
+      <w:r>
+        <w:t xml:space="preserve">e positives and 21 false negatives). This indicates </w:t>
+      </w:r>
+      <w:r>
+        <w:t xml:space="preserve">strong </w:t>
+      </w:r>
+      <w:r>
+        <w:t>and balanced</w:t>
+      </w:r>
+      <w:r>
+        <w:t xml:space="preserve"> performance across both classes. The low number of false negatives is particularly important, as it means </w:t>
+      </w:r>
+      <w:r>
+        <w:t>the model is effective at detecting bloom events, while limited false positives</w:t>
+      </w:r>
+      <w:r>
+        <w:t xml:space="preserve"> suggest it avoids excessive overprediction. Overall, these results support </w:t>
+      </w:r>
+      <w:r>
+        <w:t>the rel</w:t>
+      </w:r>
+      <w:r>
+        <w:t xml:space="preserve">iability of the refined model and are consistent with the improvement of the ROC analysis. </w:t>
+      </w:r>
+    </w:p>
+    <w:p>
+      <w:pPr>
+        <w:jc w:val="center"/>
+      </w:pPr>
+      <w:r>
+        <w:rPr>
+          <w:noProof/>
+        </w:rPr>
+        <w:lastRenderedPageBreak/>
+        <w:drawing>
+          <wp:inline distT="0" distB="0" distL="0" distR="0" wp14:anchorId="6B76D806" wp14:editId="678F5EF7">
+            <wp:extent cx="3657600" cy="2946400"/>
+            <wp:effectExtent l="0" t="0" r="0" b="0"/>
+            <wp:docPr id="1809390647" name="Picture 3"/>
+            <wp:cNvGraphicFramePr>
+              <a:graphicFrameLocks xmlns:a="http://schemas.openxmlformats.org/drawingml/2006/main" noChangeAspect="1"/>
+            </wp:cNvGraphicFramePr>
+            <a:graphic xmlns:a="http://schemas.openxmlformats.org/drawingml/2006/main">
+              <a:graphicData uri="http://schemas.openxmlformats.org/drawingml/2006/picture">
+                <pic:pic xmlns:pic="http://schemas.openxmlformats.org/drawingml/2006/picture">
+                  <pic:nvPicPr>
+                    <pic:cNvPr id="0" name="Picture 3"/>
+                    <pic:cNvPicPr>
+                      <a:picLocks noChangeAspect="1" noChangeArrowheads="1"/>
+                    </pic:cNvPicPr>
+                  </pic:nvPicPr>
+                  <pic:blipFill>
+                    <a:blip r:embed="rId32">
+                      <a:extLst>
+                        <a:ext uri="{28A0092B-C50C-407E-A947-70E740481C1C}">
+                          <a14:useLocalDpi xmlns:a14="http://schemas.microsoft.com/office/drawing/2010/main" val="0"/>
+                        </a:ext>
+                      </a:extLst>
+                    </a:blip>
+                    <a:srcRect/>
+                    <a:stretch>
+                      <a:fillRect/>
+                    </a:stretch>
+                  </pic:blipFill>
+                  <pic:spPr bwMode="auto">
+                    <a:xfrm>
+                      <a:off x="0" y="0"/>
+                      <a:ext cx="3657600" cy="2946400"/>
+                    </a:xfrm>
+                    <a:prstGeom prst="rect">
+                      <a:avLst/>
+                    </a:prstGeom>
+                    <a:noFill/>
+                    <a:ln>
+                      <a:noFill/>
+                    </a:ln>
+                  </pic:spPr>
+                </pic:pic>
+              </a:graphicData>
+            </a:graphic>
+          </wp:inline>
+        </w:drawing>
+      </w:r>
+    </w:p>
+    <w:p>
+      <w:pPr>
+        <w:jc w:val="center"/>
+        <w:rPr>
+          <w:i/>
+          <w:iCs/>
+        </w:rPr>
+      </w:pPr>
+      <w:r>
+        <w:rPr>
+          <w:i/>
+          <w:iCs/>
+        </w:rPr>
+        <w:t>Figure 17. Confusion matrix for the refined model, illustrating accurate classification of both bloom and non-bloom conditions with relatively few misclassifications.</w:t>
+      </w:r>
+    </w:p>
+    <w:p>
+      <w:pPr>
+        <w:pStyle w:val="Heading2"/>
+      </w:pPr>
+      <w:r>
+        <w:t xml:space="preserve">4.3 Feature Importance Analysis </w:t>
+      </w:r>
+    </w:p>
+    <w:p>
+      <w:r>
+        <w:t xml:space="preserve">The feature importance results show that lagged bloom variables, particularly the rolling average of </w:t>
+      </w:r>
+      <w:r>
+        <w:rPr>
+          <w:i/>
+          <w:iCs/>
+        </w:rPr>
+        <w:t>Karen</w:t>
+      </w:r>
+      <w:r>
+        <w:rPr>
+          <w:i/>
+          <w:iCs/>
+        </w:rPr>
+        <w:t xml:space="preserve">ia brevis </w:t>
+      </w:r>
+      <w:r>
+        <w:t>concentrations and recent lag values, are the most influential predictors.</w:t>
+      </w:r>
+      <w:r>
+        <w:rPr>
+          <w:i/>
+          <w:iCs/>
+        </w:rPr>
+        <w:t xml:space="preserve"> </w:t>
+      </w:r>
+      <w:r>
+        <w:t xml:space="preserve">This confirms </w:t>
+      </w:r>
+      <w:r>
+        <w:t xml:space="preserve">that bloom persistence over time is a key driver of model performance. Environmental variables such as nutrients, wind, and sea level also contribute, but to a lesser extent. </w:t>
+      </w:r>
+    </w:p>
+    <w:p>
+      <w:r>
+        <w:t xml:space="preserve">Overall, these results highlight that incorporating temporal information significantly improved the model by capturing </w:t>
+      </w:r>
+      <w:r>
+        <w:t xml:space="preserve">patterns that were not present in the initial model. </w:t>
+      </w:r>
+    </w:p>
+    <w:p>
+      <w:r>
+        <w:rPr>
+          <w:noProof/>
+        </w:rPr>
+        <w:lastRenderedPageBreak/>
+        <w:drawing>
+          <wp:inline distT="0" distB="0" distL="0" distR="0" wp14:anchorId="7BC81BF4" wp14:editId="4E469F39">
+            <wp:extent cx="5943600" cy="3542030"/>
+            <wp:effectExtent l="0" t="0" r="0" b="1270"/>
+            <wp:docPr id="1162090445" name="Picture 4"/>
+            <wp:cNvGraphicFramePr>
+              <a:graphicFrameLocks xmlns:a="http://schemas.openxmlformats.org/drawingml/2006/main" noChangeAspect="1"/>
+            </wp:cNvGraphicFramePr>
+            <a:graphic xmlns:a="http://schemas.openxmlformats.org/drawingml/2006/main">
+              <a:graphicData uri="http://schemas.openxmlformats.org/drawingml/2006/picture">
+                <pic:pic xmlns:pic="http://schemas.openxmlformats.org/drawingml/2006/picture">
+                  <pic:nvPicPr>
+                    <pic:cNvPr id="0" name="Picture 5"/>
+                    <pic:cNvPicPr>
+                      <a:picLocks noChangeAspect="1" noChangeArrowheads="1"/>
+                    </pic:cNvPicPr>
+                  </pic:nvPicPr>
+                  <pic:blipFill>
+                    <a:blip r:embed="rId33">
+                      <a:extLst>
+                        <a:ext uri="{28A0092B-C50C-407E-A947-70E740481C1C}">
+                          <a14:useLocalDpi xmlns:a14="http://schemas.microsoft.com/office/drawing/2010/main" val="0"/>
+                        </a:ext>
+                      </a:extLst>
+                    </a:blip>
+                    <a:srcRect/>
+                    <a:stretch>
+                      <a:fillRect/>
+                    </a:stretch>
+                  </pic:blipFill>
+                  <pic:spPr bwMode="auto">
+                    <a:xfrm>
+                      <a:off x="0" y="0"/>
+                      <a:ext cx="5943600" cy="3542030"/>
+                    </a:xfrm>
+                    <a:prstGeom prst="rect">
+                      <a:avLst/>
+                    </a:prstGeom>
+                    <a:noFill/>
+                    <a:ln>
+                      <a:noFill/>
+                    </a:ln>
+                  </pic:spPr>
+                </pic:pic>
+              </a:graphicData>
+            </a:graphic>
+          </wp:inline>
+        </w:drawing>
+      </w:r>
+    </w:p>
+    <w:p>
+      <w:pPr>
+        <w:jc w:val="center"/>
+        <w:rPr>
+          <w:i/>
+          <w:iCs/>
+        </w:rPr>
+      </w:pPr>
+      <w:r>
+        <w:rPr>
+          <w:i/>
+          <w:iCs/>
+        </w:rPr>
+        <w:t xml:space="preserve">Figure </w:t>
+      </w:r>
+      <w:r>
+        <w:rPr>
+          <w:i/>
+          <w:iCs/>
+        </w:rPr>
+        <w:t xml:space="preserve">18. </w:t>
+      </w:r>
+      <w:r>
+        <w:rPr>
+          <w:i/>
+          <w:iCs/>
+        </w:rPr>
+        <w:t xml:space="preserve">Top feature importance for the refined XGBoost model, highlighting the dominant role of lagged bloom variables in improving prediction performance. </w:t>
+      </w:r>
+    </w:p>
+    <w:p>
+      <w:pPr>
+        <w:pStyle w:val="Heading2"/>
+      </w:pPr>
+      <w:r>
+        <w:t xml:space="preserve">4.4 Prediction Probability Distribution Analysis </w:t>
+      </w:r>
+    </w:p>
+    <w:p>
+      <w:r>
+        <w:t>The predicted probability distribution shows clear separation between bloom and non-bloom observations, with most non-bloom cases assigned low pro</w:t>
+      </w:r>
+      <w:r>
+        <w:t>babiliti</w:t>
+      </w:r>
+      <w:r>
+        <w:t xml:space="preserve">es and bloom cases assigned high probabilities. The 0.5 threshold effectively </w:t>
+      </w:r>
+      <w:r>
+        <w:t>separates</w:t>
+      </w:r>
+      <w:r>
+        <w:t xml:space="preserve"> the two classes, with limited overlap </w:t>
+      </w:r>
+      <w:r>
+        <w:t xml:space="preserve">explaining the small number of </w:t>
+      </w:r>
+      <w:r>
+        <w:t>misclassifications</w:t>
+      </w:r>
+      <w:r>
+        <w:t xml:space="preserve">. </w:t>
+      </w:r>
+    </w:p>
+    <w:p>
+      <w:r>
+        <w:t xml:space="preserve">This result further supports the improved performance of the refined model and demonstrates its ability to </w:t>
+      </w:r>
+      <w:r>
+        <w:t xml:space="preserve">make confident and well-separated predictions. </w:t>
+      </w:r>
+    </w:p>
+    <w:p>
+      <w:pPr>
+        <w:jc w:val="center"/>
+        <w:rPr>
+          <w:i/>
+          <w:iCs/>
+        </w:rPr>
+      </w:pPr>
+      <w:r>
+        <w:rPr>
+          <w:noProof/>
+        </w:rPr>
+        <w:lastRenderedPageBreak/>
+        <w:drawing>
+          <wp:inline distT="0" distB="0" distL="0" distR="0" wp14:anchorId="7EC02588" wp14:editId="1CADCD04">
+            <wp:extent cx="5016500" cy="3111500"/>
+            <wp:effectExtent l="0" t="0" r="0" b="0"/>
+            <wp:docPr id="949041555" name="Picture 5"/>
+            <wp:cNvGraphicFramePr>
+              <a:graphicFrameLocks xmlns:a="http://schemas.openxmlformats.org/drawingml/2006/main" noChangeAspect="1"/>
+            </wp:cNvGraphicFramePr>
+            <a:graphic xmlns:a="http://schemas.openxmlformats.org/drawingml/2006/main">
+              <a:graphicData uri="http://schemas.openxmlformats.org/drawingml/2006/picture">
+                <pic:pic xmlns:pic="http://schemas.openxmlformats.org/drawingml/2006/picture">
+                  <pic:nvPicPr>
+                    <pic:cNvPr id="0" name="Picture 7"/>
+                    <pic:cNvPicPr>
+                      <a:picLocks noChangeAspect="1" noChangeArrowheads="1"/>
+                    </pic:cNvPicPr>
+                  </pic:nvPicPr>
+                  <pic:blipFill>
+                    <a:blip r:embed="rId34">
+                      <a:extLst>
+                        <a:ext uri="{28A0092B-C50C-407E-A947-70E740481C1C}">
+                          <a14:useLocalDpi xmlns:a14="http://schemas.microsoft.com/office/drawing/2010/main" val="0"/>
+                        </a:ext>
+                      </a:extLst>
+                    </a:blip>
+                    <a:srcRect/>
+                    <a:stretch>
+                      <a:fillRect/>
+                    </a:stretch>
+                  </pic:blipFill>
+                  <pic:spPr bwMode="auto">
+                    <a:xfrm>
+                      <a:off x="0" y="0"/>
+                      <a:ext cx="5016500" cy="3111500"/>
+                    </a:xfrm>
+                    <a:prstGeom prst="rect">
+                      <a:avLst/>
+                    </a:prstGeom>
+                    <a:noFill/>
+                    <a:ln>
+                      <a:noFill/>
+                    </a:ln>
+                  </pic:spPr>
+                </pic:pic>
+              </a:graphicData>
+            </a:graphic>
+          </wp:inline>
+        </w:drawing>
+      </w:r>
+    </w:p>
+    <w:p>
+      <w:pPr>
+        <w:jc w:val="center"/>
+        <w:rPr>
+          <w:i/>
+          <w:iCs/>
+        </w:rPr>
+      </w:pPr>
+      <w:r>
+        <w:rPr>
+          <w:i/>
+          <w:iCs/>
+        </w:rPr>
+        <w:t xml:space="preserve">Figure 19. </w:t>
+      </w:r>
+      <w:r>
+        <w:rPr>
+          <w:i/>
+          <w:iCs/>
+        </w:rPr>
+        <w:t>P</w:t>
+      </w:r>
+      <w:r>
+        <w:rPr>
+          <w:i/>
+          <w:iCs/>
+        </w:rPr>
+        <w:t xml:space="preserve">redicted </w:t>
+      </w:r>
+      <w:r>
+        <w:rPr>
+          <w:i/>
+          <w:iCs/>
+        </w:rPr>
+        <w:t xml:space="preserve">probability distribution for the refined model, showing clear separation between bloom and non-bloom predictions and effective threshold classification. </w:t>
+      </w:r>
+    </w:p>
+    <w:p>
+      <w:pPr>
+        <w:pStyle w:val="Heading2"/>
+      </w:pPr>
+      <w:r>
+        <w:t xml:space="preserve">4.5 SHAP Analysis </w:t>
+      </w:r>
+    </w:p>
+    <w:p>
+      <w:r>
+        <w:t xml:space="preserve">The SHAP summary plot confirms that lagged bloom variables have the strongest influence on model predictions, with higher values increasing the likelihood of bloom classification. Environmental variables such as wind, nutrients, and sea level also contribute, but with more </w:t>
+      </w:r>
+      <w:r>
+        <w:t xml:space="preserve">variable effects. </w:t>
+      </w:r>
+    </w:p>
+    <w:p>
+      <w:r>
+        <w:t xml:space="preserve">These results reinforce that temporal persistence is the primary driver of model performance, while </w:t>
+      </w:r>
+      <w:r>
+        <w:t xml:space="preserve">environmental conditions act as secondary influences. </w:t>
+      </w:r>
+    </w:p>
+    <w:p>
+      <w:pPr>
+        <w:jc w:val="center"/>
+      </w:pPr>
+      <w:r>
+        <w:rPr>
+          <w:noProof/>
+        </w:rPr>
+        <w:lastRenderedPageBreak/>
+        <w:drawing>
+          <wp:inline distT="0" distB="0" distL="0" distR="0" wp14:anchorId="3F3DF0A2" wp14:editId="56184D3E">
+            <wp:extent cx="4902200" cy="5969000"/>
+            <wp:effectExtent l="0" t="0" r="0" b="0"/>
+            <wp:docPr id="482282132" name="Picture 6"/>
+            <wp:cNvGraphicFramePr>
+              <a:graphicFrameLocks xmlns:a="http://schemas.openxmlformats.org/drawingml/2006/main" noChangeAspect="1"/>
+            </wp:cNvGraphicFramePr>
+            <a:graphic xmlns:a="http://schemas.openxmlformats.org/drawingml/2006/main">
+              <a:graphicData uri="http://schemas.openxmlformats.org/drawingml/2006/picture">
+                <pic:pic xmlns:pic="http://schemas.openxmlformats.org/drawingml/2006/picture">
+                  <pic:nvPicPr>
+                    <pic:cNvPr id="0" name="Picture 9"/>
+                    <pic:cNvPicPr>
+                      <a:picLocks noChangeAspect="1" noChangeArrowheads="1"/>
+                    </pic:cNvPicPr>
+                  </pic:nvPicPr>
+                  <pic:blipFill>
+                    <a:blip r:embed="rId35">
+                      <a:extLst>
+                        <a:ext uri="{28A0092B-C50C-407E-A947-70E740481C1C}">
+                          <a14:useLocalDpi xmlns:a14="http://schemas.microsoft.com/office/drawing/2010/main" val="0"/>
+                        </a:ext>
+                      </a:extLst>
+                    </a:blip>
+                    <a:srcRect/>
+                    <a:stretch>
+                      <a:fillRect/>
+                    </a:stretch>
+                  </pic:blipFill>
+                  <pic:spPr bwMode="auto">
+                    <a:xfrm>
+                      <a:off x="0" y="0"/>
+                      <a:ext cx="4902200" cy="5969000"/>
+                    </a:xfrm>
+                    <a:prstGeom prst="rect">
+                      <a:avLst/>
+                    </a:prstGeom>
+                    <a:noFill/>
+                    <a:ln>
+                      <a:noFill/>
+                    </a:ln>
+                  </pic:spPr>
+                </pic:pic>
+              </a:graphicData>
+            </a:graphic>
+          </wp:inline>
+        </w:drawing>
+      </w:r>
+    </w:p>
+    <w:p>
+      <w:pPr>
+        <w:jc w:val="center"/>
+        <w:rPr>
+          <w:i/>
+          <w:iCs/>
+        </w:rPr>
+      </w:pPr>
+      <w:r>
+        <w:rPr>
+          <w:i/>
+          <w:iCs/>
+        </w:rPr>
+        <w:t xml:space="preserve">Figure 20. SHAP summary plot for the refined model, illustrating the influence of lagged bloom variables and environmental factors on prediction outcomes. </w:t>
       </w:r>
     </w:p>
     <w:p>
       <w:pPr>
         <w:pStyle w:val="Heading1"/>
+        <w:numPr>
+          <w:ilvl w:val="0"/>
+          <w:numId w:val="4"/>
+        </w:numPr>
         <w:rPr>
           <w:rFonts w:asciiTheme="minorHAnsi" w:eastAsia="Segoe UI" w:hAnsiTheme="minorHAnsi" w:cstheme="minorHAnsi"/>
           <w:b w:val="0"/>
@@ -5310,145 +6580,142 @@
           <w:b w:val="0"/>
           <w:bCs/>
         </w:rPr>
+        <w:t>Conclusions</w:t>
+      </w:r>
+    </w:p>
+    <w:p>
+      <w:r>
+        <w:t>This study developed a refined machine learning model to predict red tide bloom conditions using environ</w:t>
+      </w:r>
+      <w:r>
+        <w:t>ment</w:t>
+      </w:r>
+      <w:r>
+        <w:t xml:space="preserve">al </w:t>
+      </w:r>
+      <w:r>
+        <w:t>and biological data. The final XGBoost model demonstrated strong performance</w:t>
+      </w:r>
+      <w:r>
+        <w:t>, achi</w:t>
+      </w:r>
+      <w:r>
+        <w:t>eving</w:t>
+      </w:r>
+      <w:r>
+        <w:t xml:space="preserve"> an AUC of 0.94 along with balanced classification results. Evaluation th</w:t>
+      </w:r>
+      <w:r>
+        <w:t>r</w:t>
+      </w:r>
+      <w:r>
+        <w:t xml:space="preserve">ough </w:t>
+      </w:r>
+      <w:r>
+        <w:t xml:space="preserve">the ROC curve, confusion matrix, and precision-recall analysis confirmed that the </w:t>
+      </w:r>
+      <w:r>
+        <w:t xml:space="preserve">model effectively distinguishes between bloom and non-bloom conditions with relatively low error rates. </w:t>
+      </w:r>
+    </w:p>
+    <w:p>
+      <w:r>
         <w:lastRenderedPageBreak/>
-        <w:t>4.</w:t>
-      </w:r>
-      <w:r>
-        <w:rPr>
-          <w:rFonts w:asciiTheme="minorHAnsi" w:eastAsia="Segoe UI" w:hAnsiTheme="minorHAnsi" w:cstheme="minorHAnsi"/>
-          <w:b w:val="0"/>
-          <w:bCs/>
-        </w:rPr>
+        <w:t xml:space="preserve">A </w:t>
+      </w:r>
+      <w:r>
+        <w:t xml:space="preserve">key improvement in performance resulted from </w:t>
+      </w:r>
+      <w:r>
+        <w:t>incorporating</w:t>
+      </w:r>
+      <w:r>
+        <w:t xml:space="preserve"> lagged variables and rolling averages, which </w:t>
+      </w:r>
+      <w:r>
+        <w:t>enabl</w:t>
+      </w:r>
+      <w:r>
+        <w:t xml:space="preserve">ed the model to capture temporal dependencies in red tide dynamics. The results showed that recent </w:t>
+      </w:r>
+      <w:r>
+        <w:rPr>
+          <w:i/>
+          <w:iCs/>
+        </w:rPr>
+        <w:t xml:space="preserve">Karenia brevis </w:t>
+      </w:r>
+      <w:r>
+        <w:t>concentrations and prior bloom conditions</w:t>
+      </w:r>
+      <w:r>
+        <w:t xml:space="preserve"> were the most influential predictors</w:t>
+      </w:r>
+      <w:r>
+        <w:t xml:space="preserve">, indicating that bloom events are strongly driven by persistence over time. Environmental variables such as nutrients, wind, and sea level contributed as secondary drivers, reflecting the complex and nonlinear nature of bloom formation. </w:t>
+      </w:r>
+    </w:p>
+    <w:p>
+      <w:r>
+        <w:t>In addition,</w:t>
+      </w:r>
+      <w:r>
         <w:t xml:space="preserve"> </w:t>
       </w:r>
       <w:r>
-        <w:rPr>
-          <w:rFonts w:asciiTheme="minorHAnsi" w:eastAsia="Segoe UI" w:hAnsiTheme="minorHAnsi" w:cstheme="minorHAnsi"/>
-          <w:b w:val="0"/>
-          <w:bCs/>
-        </w:rPr>
-        <w:t>Conclusions</w:t>
-      </w:r>
-    </w:p>
-    <w:p>
-      <w:r>
-        <w:t>The results of this study highlight the importance of physical environmental conditions in shaping harmful algal bloom dynamics</w:t>
-      </w:r>
-      <w:r>
-        <w:t xml:space="preserve"> nearshore</w:t>
-      </w:r>
-      <w:r>
-        <w:t xml:space="preserve">. While nutrient variables contributed to model predictions, SHAP </w:t>
-      </w:r>
-      <w:r>
-        <w:t xml:space="preserve">analysis indicated that factors such as water temperature and ocean conditions had a stronger influence on bloom </w:t>
-      </w:r>
-      <w:r>
-        <w:t>occurrence</w:t>
-      </w:r>
-      <w:r>
-        <w:t xml:space="preserve">. This suggests that nutrient availability alone may not be </w:t>
-      </w:r>
-      <w:r>
-        <w:t>sufficient</w:t>
-      </w:r>
-      <w:r>
-        <w:t xml:space="preserve"> </w:t>
-      </w:r>
-      <w:r>
-        <w:t xml:space="preserve">to drive bloom formation, but instead </w:t>
-      </w:r>
-      <w:r>
-        <w:t>interact</w:t>
+        <w:t xml:space="preserve">the </w:t>
+      </w:r>
+      <w:r>
+        <w:t xml:space="preserve">analysis predicted probability distributions demonstrated clear separation between classes and highlighted </w:t>
+      </w:r>
+      <w:r>
+        <w:t>the importance of threshold selection for practical applications. The model can be adjusted to prioritize early detection of bloom events o</w:t>
+      </w:r>
+      <w:r>
+        <w:t>r reduce false alarm</w:t>
       </w:r>
       <w:r>
         <w:t>s</w:t>
       </w:r>
       <w:r>
-        <w:t xml:space="preserve"> with physical processes that regulate transport, mixing, and growth. </w:t>
-      </w:r>
-    </w:p>
-    <w:p>
-      <w:r>
-        <w:t xml:space="preserve">The improved performance of lagged models further supports the role of temporal dynamics, indicating that bloom development reflects delayed responses to environmental conditions rather than immediate </w:t>
-      </w:r>
-      <w:r>
-        <w:t>input</w:t>
-      </w:r>
-      <w:r>
-        <w:t xml:space="preserve"> alone. This has importa</w:t>
-      </w:r>
-      <w:r>
-        <w:t xml:space="preserve">nt implications for monitoring and prediction, as it suggests that early warning systems should incorporate prior environmental conditions to improve forecasting accuracy. </w:t>
-      </w:r>
-    </w:p>
-    <w:p>
-      <w:r>
-        <w:t xml:space="preserve">From a </w:t>
-      </w:r>
-      <w:r>
-        <w:t>management</w:t>
-      </w:r>
-      <w:r>
-        <w:t xml:space="preserve"> </w:t>
-      </w:r>
-      <w:r>
-        <w:t>perspective</w:t>
-      </w:r>
-      <w:r>
-        <w:t>, the tradeoffs obser</w:t>
-      </w:r>
-      <w:r>
-        <w:t>v</w:t>
-      </w:r>
-      <w:r>
-        <w:t xml:space="preserve">ed across model configurations highlight the need to align model selection with application goals. Models optimized for high recall may be </w:t>
-      </w:r>
-      <w:r>
-        <w:t xml:space="preserve">more appropriate for early warning systems where missing bloom events </w:t>
-      </w:r>
-      <w:r>
-        <w:t>are</w:t>
-      </w:r>
-      <w:r>
-        <w:t xml:space="preserve"> costly, while models with higher precision may be better suited for regulatory decision-making where false alarms </w:t>
-      </w:r>
-      <w:r>
-        <w:t xml:space="preserve">must be minimized. </w:t>
+        <w:t xml:space="preserve"> depending on management needs. SHAP analysis further confirmed that the model</w:t>
+      </w:r>
+      <w:r>
+        <w:t>’</w:t>
+      </w:r>
+      <w:r>
+        <w:t xml:space="preserve">s predictions are grounded in realistic environmental processes, providing transparency and interpretability. </w:t>
+      </w:r>
+    </w:p>
+    <w:p>
+      <w:r>
+        <w:t xml:space="preserve">Overall, the refined model provides a more accurate and realistic framework for predicting red tide conditions by incorporating both temporal and environmental variability. </w:t>
+      </w:r>
+      <w:r>
+        <w:t xml:space="preserve">These findings support the importance of model </w:t>
+      </w:r>
+      <w:r>
+        <w:t>refinement</w:t>
+      </w:r>
+      <w:r>
+        <w:t xml:space="preserve"> and demonstrate that including historical significanc</w:t>
+      </w:r>
+      <w:r>
+        <w:t>e</w:t>
+      </w:r>
+      <w:r>
+        <w:t xml:space="preserve"> improves predictive performance. Future work should extend this approach into </w:t>
+      </w:r>
+      <w:r>
+        <w:t xml:space="preserve">a forecasting framework to predict bloom conditions in advance, further enhancing its value for environmental monitoring and decision making. </w:t>
       </w:r>
     </w:p>
     <w:p>
       <w:pPr>
         <w:pStyle w:val="Heading1"/>
-        <w:rPr>
-          <w:rFonts w:asciiTheme="minorHAnsi" w:eastAsia="Segoe UI" w:hAnsiTheme="minorHAnsi" w:cstheme="minorHAnsi"/>
-          <w:b w:val="0"/>
-          <w:bCs/>
-        </w:rPr>
-      </w:pPr>
-      <w:r>
-        <w:rPr>
-          <w:rFonts w:asciiTheme="minorHAnsi" w:eastAsia="Segoe UI" w:hAnsiTheme="minorHAnsi" w:cstheme="minorHAnsi"/>
-          <w:b w:val="0"/>
-          <w:bCs/>
-        </w:rPr>
-        <w:t>Data availability statement (containing link to your code, presentation</w:t>
-      </w:r>
-      <w:r>
-        <w:rPr>
-          <w:rFonts w:asciiTheme="minorHAnsi" w:eastAsia="Segoe UI" w:hAnsiTheme="minorHAnsi" w:cstheme="minorHAnsi"/>
-          <w:b w:val="0"/>
-          <w:bCs/>
-        </w:rPr>
-        <w:t>,</w:t>
-      </w:r>
-      <w:r>
-        <w:rPr>
-          <w:rFonts w:asciiTheme="minorHAnsi" w:eastAsia="Segoe UI" w:hAnsiTheme="minorHAnsi" w:cstheme="minorHAnsi"/>
-          <w:b w:val="0"/>
-          <w:bCs/>
-        </w:rPr>
-        <w:t xml:space="preserve"> and report repository)</w:t>
+      </w:pPr>
+      <w:r>
+        <w:t xml:space="preserve">Data availability statement </w:t>
       </w:r>
     </w:p>
     <w:p>
@@ -5479,7 +6746,7 @@
           <w:rFonts w:cstheme="minorHAnsi"/>
         </w:rPr>
       </w:pPr>
-      <w:hyperlink r:id="rId19" w:history="1">
+      <w:hyperlink r:id="rId36" w:history="1">
         <w:r>
           <w:rPr>
             <w:rStyle w:val="Hyperlink"/>
@@ -5497,14 +6764,46 @@
     </w:p>
     <w:p>
       <w:pPr>
+        <w:spacing w:after="0"/>
+        <w:rPr>
+          <w:rFonts w:cstheme="minorHAnsi"/>
+        </w:rPr>
+      </w:pPr>
+    </w:p>
+    <w:p>
+      <w:pPr>
         <w:pStyle w:val="NormalWeb"/>
         <w:spacing w:before="0" w:beforeAutospacing="0" w:after="0" w:afterAutospacing="0"/>
       </w:pPr>
       <w:r>
-        <w:t>The repository contains the full modeling workflow, including data preprocessing, model implementation, evaluation, and visualization scripts, as well as the final report and presentation materials.</w:t>
-      </w:r>
-      <w:r>
-        <w:t xml:space="preserve"> (Presentation coming soon)</w:t>
+        <w:t>The repository contains the full modeling workflow, including data preprocessing, model implementation, evaluation, and visualization scripts, as well as the final report and presentation materials</w:t>
+      </w:r>
+      <w:r>
+        <w:t>:</w:t>
+      </w:r>
+    </w:p>
+    <w:p>
+      <w:pPr>
+        <w:pStyle w:val="NormalWeb"/>
+        <w:spacing w:before="0" w:beforeAutospacing="0" w:after="0" w:afterAutospacing="0"/>
+        <w:rPr>
+          <w:rStyle w:val="Hyperlink"/>
+        </w:rPr>
+      </w:pPr>
+      <w:r>
+        <w:fldChar w:fldCharType="begin"/>
+      </w:r>
+      <w:r>
+        <w:instrText>HYPERLINK "https://eaglefgcu-my.sharepoint.com/personal/aelshall_fgcu_edu/Documents/Data/Research/HABs/Papers/37%20ML%20Interp/Algae%20Bloom%20Presentation.pptx"</w:instrText>
+      </w:r>
+      <w:r>
+        <w:fldChar w:fldCharType="separate"/>
+      </w:r>
+      <w:r>
+        <w:rPr>
+          <w:rStyle w:val="Hyperlink"/>
+        </w:rPr>
+        <w:t>https://eaglefgcu-my.sharepoint.com/personal/aelshall_fgcu_edu/Documents/Data/Research/HABs/Papers/37%20ML%20Interp/Algae%20Bloom%20Presentation.pptx</w:t>
       </w:r>
     </w:p>
     <w:p>
@@ -5514,30 +6813,80 @@
           <w:rFonts w:cstheme="minorHAnsi"/>
         </w:rPr>
       </w:pPr>
+      <w:r>
+        <w:rPr>
+          <w:rFonts w:ascii="Times New Roman" w:eastAsia="Times New Roman" w:hAnsi="Times New Roman" w:cs="Times New Roman"/>
+          <w:lang w:eastAsia="en-US"/>
+        </w:rPr>
+        <w:fldChar w:fldCharType="end"/>
+      </w:r>
     </w:p>
     <w:p>
       <w:pPr>
         <w:pStyle w:val="Heading1"/>
-        <w:rPr>
-          <w:rFonts w:asciiTheme="minorHAnsi" w:eastAsia="Segoe UI" w:hAnsiTheme="minorHAnsi" w:cstheme="minorHAnsi"/>
-          <w:b w:val="0"/>
+      </w:pPr>
+      <w:r>
+        <w:t>AI Assistance Statement</w:t>
+      </w:r>
+    </w:p>
+    <w:p>
+      <w:pPr>
+        <w:rPr>
+          <w:rFonts w:eastAsia="Segoe UI" w:cstheme="minorHAnsi"/>
           <w:bCs/>
-        </w:rPr>
-      </w:pPr>
-      <w:r>
-        <w:rPr>
-          <w:rFonts w:asciiTheme="minorHAnsi" w:eastAsia="Segoe UI" w:hAnsiTheme="minorHAnsi" w:cstheme="minorHAnsi"/>
-          <w:b w:val="0"/>
+          <w:color w:val="3E762A" w:themeColor="accent1" w:themeShade="BF"/>
+          <w:sz w:val="32"/>
+          <w:szCs w:val="32"/>
+        </w:rPr>
+      </w:pPr>
+      <w:r>
+        <w:rPr>
+          <w:rFonts w:eastAsia="Segoe UI" w:cstheme="minorHAnsi"/>
           <w:bCs/>
         </w:rPr>
+        <w:t>This report utilized artificial intelligence tools to assist with writing refinement, organization, and clarification of technical concepts. ChatGPT (OpenAI, GPT-5.3) was used to support editing and improve the clarity of explanations. All modeling, analysis, and interpretation of results were completed and reviewed by the author to ensure accuracy and academic integrity.</w:t>
+      </w:r>
+      <w:r>
+        <w:rPr>
+          <w:rFonts w:eastAsia="Segoe UI" w:cstheme="minorHAnsi"/>
+          <w:bCs/>
+        </w:rPr>
+        <w:br w:type="page"/>
+      </w:r>
+    </w:p>
+    <w:p>
+      <w:pPr>
+        <w:pStyle w:val="Heading1"/>
+      </w:pPr>
+      <w:r>
+        <w:lastRenderedPageBreak/>
         <w:t>References</w:t>
       </w:r>
     </w:p>
     <w:p>
       <w:pPr>
-        <w:pStyle w:val="ListParagraph"/>
-        <w:shd w:val="clear" w:color="auto" w:fill="FFFFFF" w:themeFill="background1"/>
+        <w:pStyle w:val="paragraph"/>
+        <w:spacing w:before="0" w:beforeAutospacing="0" w:after="0" w:afterAutospacing="0"/>
+        <w:textAlignment w:val="baseline"/>
+        <w:rPr>
+          <w:rFonts w:eastAsia="Segoe UI" w:cstheme="minorHAnsi"/>
+          <w:color w:val="24292E"/>
+        </w:rPr>
+      </w:pPr>
+      <w:r>
+        <w:rPr>
+          <w:rFonts w:eastAsia="Segoe UI" w:cstheme="minorHAnsi"/>
+          <w:color w:val="24292E"/>
+        </w:rPr>
+        <w:t xml:space="preserve">Anderson, Donald M., et al. “Harmful Algal Blooms and Eutrophication: Nutrient Sources, </w:t>
+      </w:r>
+    </w:p>
+    <w:p>
+      <w:pPr>
+        <w:pStyle w:val="paragraph"/>
+        <w:spacing w:before="0" w:beforeAutospacing="0" w:after="0" w:afterAutospacing="0"/>
         <w:ind w:firstLine="720"/>
+        <w:textAlignment w:val="baseline"/>
         <w:rPr>
           <w:rFonts w:eastAsia="Segoe UI" w:cstheme="minorHAnsi"/>
           <w:color w:val="24292E"/>
@@ -5548,7 +6897,7 @@
           <w:rFonts w:eastAsia="Segoe UI" w:cstheme="minorHAnsi"/>
           <w:color w:val="24292E"/>
         </w:rPr>
-        <w:t>Florida Fish and Wildlife Conservation Commission. “Effects of Florida’s Red Tide on Marine Animals.” </w:t>
+        <w:t xml:space="preserve">Composition, and Consequences.” </w:t>
       </w:r>
       <w:r>
         <w:rPr>
@@ -5557,6 +6906,181 @@
           <w:iCs/>
           <w:color w:val="24292E"/>
         </w:rPr>
+        <w:t>Estuaries</w:t>
+      </w:r>
+      <w:r>
+        <w:rPr>
+          <w:rFonts w:eastAsia="Segoe UI" w:cstheme="minorHAnsi"/>
+          <w:color w:val="24292E"/>
+        </w:rPr>
+        <w:t>, vol. 25, no. 4, 2002, pp. 704–726.</w:t>
+      </w:r>
+    </w:p>
+    <w:p>
+      <w:pPr>
+        <w:pStyle w:val="paragraph"/>
+        <w:textAlignment w:val="baseline"/>
+        <w:rPr>
+          <w:rFonts w:eastAsia="Segoe UI" w:cstheme="minorHAnsi"/>
+          <w:color w:val="24292E"/>
+        </w:rPr>
+      </w:pPr>
+      <w:r>
+        <w:rPr>
+          <w:rFonts w:eastAsia="Segoe UI" w:cstheme="minorHAnsi"/>
+          <w:color w:val="24292E"/>
+        </w:rPr>
+        <w:t xml:space="preserve">Evidently AI Team. “How to Explain the ROC AUC Score and ROC Curve?” </w:t>
+      </w:r>
+      <w:r>
+        <w:rPr>
+          <w:rFonts w:eastAsia="Segoe UI" w:cstheme="minorHAnsi"/>
+          <w:i/>
+          <w:iCs/>
+          <w:color w:val="24292E"/>
+        </w:rPr>
+        <w:t>w</w:t>
+      </w:r>
+      <w:r>
+        <w:rPr>
+          <w:rFonts w:eastAsia="Segoe UI" w:cstheme="minorHAnsi"/>
+          <w:i/>
+          <w:iCs/>
+          <w:color w:val="24292E"/>
+        </w:rPr>
+        <w:t>ww.evidentlyai.com</w:t>
+      </w:r>
+      <w:r>
+        <w:rPr>
+          <w:rFonts w:eastAsia="Segoe UI" w:cstheme="minorHAnsi"/>
+          <w:color w:val="24292E"/>
+        </w:rPr>
+        <w:t>, 2024, www.evidentlyai.com/classification-metrics/explain-roc-curve.</w:t>
+      </w:r>
+    </w:p>
+    <w:p>
+      <w:pPr>
+        <w:pStyle w:val="paragraph"/>
+        <w:spacing w:before="0" w:beforeAutospacing="0" w:after="0" w:afterAutospacing="0"/>
+        <w:textAlignment w:val="baseline"/>
+        <w:rPr>
+          <w:rFonts w:eastAsia="Segoe UI" w:cstheme="minorHAnsi"/>
+          <w:color w:val="24292E"/>
+        </w:rPr>
+      </w:pPr>
+    </w:p>
+    <w:p>
+      <w:pPr>
+        <w:pStyle w:val="paragraph"/>
+        <w:spacing w:before="0" w:beforeAutospacing="0" w:after="0" w:afterAutospacing="0"/>
+        <w:textAlignment w:val="baseline"/>
+        <w:rPr>
+          <w:rFonts w:eastAsia="Segoe UI" w:cstheme="minorHAnsi"/>
+          <w:i/>
+          <w:iCs/>
+          <w:color w:val="24292E"/>
+        </w:rPr>
+      </w:pPr>
+      <w:r>
+        <w:rPr>
+          <w:rFonts w:eastAsia="Segoe UI" w:cstheme="minorHAnsi"/>
+          <w:color w:val="24292E"/>
+        </w:rPr>
+        <w:t>Flewelling, Leanne J., "Vectors of Brevetoxins to Marine Mammals" (2008). </w:t>
+      </w:r>
+      <w:r>
+        <w:rPr>
+          <w:rFonts w:eastAsia="Segoe UI" w:cstheme="minorHAnsi"/>
+          <w:i/>
+          <w:iCs/>
+          <w:color w:val="24292E"/>
+        </w:rPr>
+        <w:t xml:space="preserve">USF Tampa </w:t>
+      </w:r>
+    </w:p>
+    <w:p>
+      <w:pPr>
+        <w:pStyle w:val="paragraph"/>
+        <w:spacing w:before="0" w:beforeAutospacing="0" w:after="0" w:afterAutospacing="0"/>
+        <w:ind w:left="720"/>
+        <w:textAlignment w:val="baseline"/>
+        <w:rPr>
+          <w:rFonts w:eastAsia="Segoe UI" w:cstheme="minorHAnsi"/>
+          <w:color w:val="24292E"/>
+        </w:rPr>
+      </w:pPr>
+      <w:r>
+        <w:rPr>
+          <w:rFonts w:eastAsia="Segoe UI" w:cstheme="minorHAnsi"/>
+          <w:i/>
+          <w:iCs/>
+          <w:color w:val="24292E"/>
+        </w:rPr>
+        <w:t>Graduate Theses and Dissertations.</w:t>
+      </w:r>
+      <w:r>
+        <w:rPr>
+          <w:rFonts w:eastAsia="Segoe UI" w:cstheme="minorHAnsi"/>
+          <w:color w:val="24292E"/>
+        </w:rPr>
+        <w:br/>
+        <w:t>https://digitalcommons.usf.edu/etd/243</w:t>
+      </w:r>
+    </w:p>
+    <w:p>
+      <w:pPr>
+        <w:pStyle w:val="paragraph"/>
+        <w:spacing w:before="0" w:beforeAutospacing="0" w:after="0" w:afterAutospacing="0"/>
+        <w:textAlignment w:val="baseline"/>
+        <w:rPr>
+          <w:rFonts w:eastAsia="Segoe UI" w:cstheme="minorHAnsi"/>
+          <w:color w:val="24292E"/>
+        </w:rPr>
+      </w:pPr>
+    </w:p>
+    <w:p>
+      <w:pPr>
+        <w:pStyle w:val="paragraph"/>
+        <w:spacing w:before="0" w:beforeAutospacing="0" w:after="0" w:afterAutospacing="0"/>
+        <w:textAlignment w:val="baseline"/>
+        <w:rPr>
+          <w:rFonts w:eastAsia="Segoe UI" w:cstheme="minorHAnsi"/>
+          <w:color w:val="24292E"/>
+        </w:rPr>
+      </w:pPr>
+      <w:r>
+        <w:rPr>
+          <w:rFonts w:eastAsia="Segoe UI" w:cstheme="minorHAnsi"/>
+          <w:color w:val="24292E"/>
+        </w:rPr>
+        <w:t xml:space="preserve">Florida Fish and Wildlife Conservation Commission. “Effects of Florida’s Red Tide on Marine </w:t>
+      </w:r>
+    </w:p>
+    <w:p>
+      <w:pPr>
+        <w:pStyle w:val="paragraph"/>
+        <w:spacing w:before="0" w:beforeAutospacing="0" w:after="0" w:afterAutospacing="0"/>
+        <w:ind w:left="720"/>
+        <w:textAlignment w:val="baseline"/>
+        <w:rPr>
+          <w:rFonts w:eastAsia="Segoe UI" w:cstheme="minorHAnsi"/>
+          <w:color w:val="24292E"/>
+        </w:rPr>
+      </w:pPr>
+      <w:r>
+        <w:rPr>
+          <w:rFonts w:eastAsia="Segoe UI" w:cstheme="minorHAnsi"/>
+          <w:color w:val="24292E"/>
+        </w:rPr>
+        <w:t xml:space="preserve">Animals.” </w:t>
+      </w:r>
+      <w:r>
+        <w:rPr>
+          <w:rFonts w:eastAsia="Segoe UI" w:cstheme="minorHAnsi"/>
+          <w:i/>
+          <w:iCs/>
+          <w:color w:val="24292E"/>
+        </w:rPr>
         <w:t>Florida Fish and Wildlife Conservation Commission</w:t>
       </w:r>
       <w:r>
@@ -5564,41 +7088,208 @@
           <w:rFonts w:eastAsia="Segoe UI" w:cstheme="minorHAnsi"/>
           <w:color w:val="24292E"/>
         </w:rPr>
-        <w:t>, myfwc.com/research/</w:t>
-      </w:r>
-      <w:proofErr w:type="spellStart"/>
+        <w:t>,</w:t>
+      </w:r>
       <w:r>
         <w:rPr>
           <w:rFonts w:eastAsia="Segoe UI" w:cstheme="minorHAnsi"/>
           <w:color w:val="24292E"/>
         </w:rPr>
-        <w:t>redtide</w:t>
-      </w:r>
-      <w:proofErr w:type="spellEnd"/>
-      <w:r>
+        <w:br/>
+        <w:t>myfwc.com/research/redtide/general/marine-animals/.</w:t>
+      </w:r>
+    </w:p>
+    <w:p>
+      <w:pPr>
+        <w:pStyle w:val="paragraph"/>
+        <w:spacing w:before="0" w:beforeAutospacing="0" w:after="0" w:afterAutospacing="0"/>
+        <w:textAlignment w:val="baseline"/>
         <w:rPr>
           <w:rFonts w:eastAsia="Segoe UI" w:cstheme="minorHAnsi"/>
           <w:color w:val="24292E"/>
         </w:rPr>
-        <w:t>/general/marine-animals/. </w:t>
-      </w:r>
-    </w:p>
-    <w:p>
-      <w:pPr>
-        <w:pStyle w:val="ListParagraph"/>
-        <w:shd w:val="clear" w:color="auto" w:fill="FFFFFF" w:themeFill="background1"/>
+      </w:pPr>
+    </w:p>
+    <w:p>
+      <w:pPr>
+        <w:pStyle w:val="paragraph"/>
+        <w:spacing w:before="0" w:beforeAutospacing="0" w:after="0" w:afterAutospacing="0"/>
+        <w:textAlignment w:val="baseline"/>
+        <w:rPr>
+          <w:rFonts w:eastAsia="Segoe UI" w:cstheme="minorHAnsi"/>
+          <w:i/>
+          <w:iCs/>
+          <w:color w:val="24292E"/>
+        </w:rPr>
+      </w:pPr>
+      <w:r>
+        <w:rPr>
+          <w:rFonts w:eastAsia="Segoe UI" w:cstheme="minorHAnsi"/>
+          <w:color w:val="24292E"/>
+        </w:rPr>
+        <w:t xml:space="preserve">Florida Fish and Wildlife Conservation Commission. “Florida Red Tide.” </w:t>
+      </w:r>
+      <w:r>
+        <w:rPr>
+          <w:rFonts w:eastAsia="Segoe UI" w:cstheme="minorHAnsi"/>
+          <w:i/>
+          <w:iCs/>
+          <w:color w:val="24292E"/>
+        </w:rPr>
+        <w:t xml:space="preserve">Florida Fish and </w:t>
+      </w:r>
+    </w:p>
+    <w:p>
+      <w:pPr>
+        <w:pStyle w:val="paragraph"/>
+        <w:spacing w:before="0" w:beforeAutospacing="0" w:after="0" w:afterAutospacing="0"/>
+        <w:ind w:left="720"/>
+        <w:textAlignment w:val="baseline"/>
+        <w:rPr>
+          <w:rFonts w:eastAsia="Segoe UI" w:cstheme="minorHAnsi"/>
+          <w:color w:val="24292E"/>
+        </w:rPr>
+      </w:pPr>
+      <w:r>
+        <w:rPr>
+          <w:rFonts w:eastAsia="Segoe UI" w:cstheme="minorHAnsi"/>
+          <w:i/>
+          <w:iCs/>
+          <w:color w:val="24292E"/>
+        </w:rPr>
+        <w:t>Wildlife Conservation Commission</w:t>
+      </w:r>
+      <w:r>
+        <w:rPr>
+          <w:rFonts w:eastAsia="Segoe UI" w:cstheme="minorHAnsi"/>
+          <w:color w:val="24292E"/>
+        </w:rPr>
+        <w:t>,</w:t>
+      </w:r>
+      <w:r>
+        <w:rPr>
+          <w:rFonts w:eastAsia="Segoe UI" w:cstheme="minorHAnsi"/>
+          <w:color w:val="24292E"/>
+        </w:rPr>
+        <w:br/>
+        <w:t>myfwc.com/research/redtide/.</w:t>
+      </w:r>
+    </w:p>
+    <w:p>
+      <w:pPr>
+        <w:pStyle w:val="paragraph"/>
+        <w:spacing w:before="0" w:beforeAutospacing="0" w:after="0" w:afterAutospacing="0"/>
+        <w:textAlignment w:val="baseline"/>
+        <w:rPr>
+          <w:rFonts w:eastAsia="Segoe UI" w:cstheme="minorHAnsi"/>
+          <w:color w:val="24292E"/>
+        </w:rPr>
+      </w:pPr>
+    </w:p>
+    <w:p>
+      <w:pPr>
+        <w:pStyle w:val="paragraph"/>
+        <w:spacing w:before="0" w:beforeAutospacing="0" w:after="0" w:afterAutospacing="0"/>
+        <w:textAlignment w:val="baseline"/>
+        <w:rPr>
+          <w:rFonts w:eastAsia="Segoe UI" w:cstheme="minorHAnsi"/>
+          <w:color w:val="24292E"/>
+        </w:rPr>
+      </w:pPr>
+      <w:r>
+        <w:rPr>
+          <w:rFonts w:eastAsia="Segoe UI" w:cstheme="minorHAnsi"/>
+          <w:color w:val="24292E"/>
+        </w:rPr>
+        <w:t xml:space="preserve">National Ocean Service. “What Is a Red Tide?” </w:t>
+      </w:r>
+      <w:r>
+        <w:rPr>
+          <w:rFonts w:eastAsia="Segoe UI" w:cstheme="minorHAnsi"/>
+          <w:i/>
+          <w:iCs/>
+          <w:color w:val="24292E"/>
+        </w:rPr>
+        <w:t>NOAA</w:t>
+      </w:r>
+      <w:r>
+        <w:rPr>
+          <w:rFonts w:eastAsia="Segoe UI" w:cstheme="minorHAnsi"/>
+          <w:color w:val="24292E"/>
+        </w:rPr>
+        <w:t>, 16 June 2024,</w:t>
+      </w:r>
+    </w:p>
+    <w:p>
+      <w:pPr>
+        <w:pStyle w:val="paragraph"/>
+        <w:spacing w:before="0" w:beforeAutospacing="0" w:after="0" w:afterAutospacing="0"/>
         <w:ind w:firstLine="720"/>
+        <w:textAlignment w:val="baseline"/>
         <w:rPr>
           <w:rFonts w:eastAsia="Segoe UI" w:cstheme="minorHAnsi"/>
           <w:color w:val="24292E"/>
         </w:rPr>
       </w:pPr>
-    </w:p>
-    <w:p>
-      <w:pPr>
-        <w:pStyle w:val="ListParagraph"/>
-        <w:shd w:val="clear" w:color="auto" w:fill="FFFFFF" w:themeFill="background1"/>
+      <w:r>
+        <w:rPr>
+          <w:rFonts w:eastAsia="Segoe UI" w:cstheme="minorHAnsi"/>
+          <w:color w:val="24292E"/>
+        </w:rPr>
+        <w:t>oceanservice.noaa.gov/facts/redtide.html. Accessed 3 Mar. 2026.</w:t>
+      </w:r>
+    </w:p>
+    <w:p>
+      <w:pPr>
+        <w:pStyle w:val="paragraph"/>
+        <w:spacing w:before="0" w:beforeAutospacing="0" w:after="0" w:afterAutospacing="0"/>
+        <w:textAlignment w:val="baseline"/>
+        <w:rPr>
+          <w:rFonts w:eastAsia="Segoe UI" w:cstheme="minorHAnsi"/>
+          <w:color w:val="24292E"/>
+        </w:rPr>
+      </w:pPr>
+    </w:p>
+    <w:p>
+      <w:pPr>
+        <w:pStyle w:val="paragraph"/>
+        <w:spacing w:before="0" w:beforeAutospacing="0" w:after="0" w:afterAutospacing="0"/>
+        <w:textAlignment w:val="baseline"/>
+        <w:rPr>
+          <w:rFonts w:eastAsia="Segoe UI" w:cstheme="minorHAnsi"/>
+          <w:color w:val="24292E"/>
+        </w:rPr>
+      </w:pPr>
+      <w:r>
+        <w:rPr>
+          <w:rFonts w:eastAsia="Segoe UI" w:cstheme="minorHAnsi"/>
+          <w:color w:val="24292E"/>
+        </w:rPr>
+        <w:t xml:space="preserve">National Oceanic and Atmospheric Administration. “Harmful Algal Blooms.” </w:t>
+      </w:r>
+      <w:r>
+        <w:rPr>
+          <w:rFonts w:eastAsia="Segoe UI" w:cstheme="minorHAnsi"/>
+          <w:i/>
+          <w:iCs/>
+          <w:color w:val="24292E"/>
+        </w:rPr>
+        <w:t>NOAA</w:t>
+      </w:r>
+      <w:r>
+        <w:rPr>
+          <w:rFonts w:eastAsia="Segoe UI" w:cstheme="minorHAnsi"/>
+          <w:color w:val="24292E"/>
+        </w:rPr>
+        <w:t>,</w:t>
+      </w:r>
+    </w:p>
+    <w:p>
+      <w:pPr>
+        <w:pStyle w:val="paragraph"/>
+        <w:spacing w:before="0" w:beforeAutospacing="0" w:after="0" w:afterAutospacing="0"/>
         <w:ind w:firstLine="720"/>
+        <w:textAlignment w:val="baseline"/>
         <w:rPr>
           <w:rFonts w:eastAsia="Segoe UI" w:cstheme="minorHAnsi"/>
           <w:color w:val="24292E"/>
@@ -5609,41 +7300,44 @@
           <w:rFonts w:eastAsia="Segoe UI" w:cstheme="minorHAnsi"/>
           <w:color w:val="24292E"/>
         </w:rPr>
-        <w:t>National Ocean Service. “What Is a Red Tide?” </w:t>
-      </w:r>
-      <w:r>
-        <w:rPr>
-          <w:rFonts w:eastAsia="Segoe UI" w:cstheme="minorHAnsi"/>
-          <w:i/>
-          <w:iCs/>
+        <w:t>oceanservice.noaa.gov/hazards/hab/.</w:t>
+      </w:r>
+    </w:p>
+    <w:p>
+      <w:pPr>
+        <w:pStyle w:val="paragraph"/>
+        <w:spacing w:before="0" w:beforeAutospacing="0" w:after="0" w:afterAutospacing="0"/>
+        <w:textAlignment w:val="baseline"/>
+        <w:rPr>
+          <w:rFonts w:eastAsia="Segoe UI" w:cstheme="minorHAnsi"/>
           <w:color w:val="24292E"/>
         </w:rPr>
-        <w:t>Noaa.gov</w:t>
-      </w:r>
-      <w:r>
+      </w:pPr>
+    </w:p>
+    <w:p>
+      <w:pPr>
+        <w:pStyle w:val="paragraph"/>
+        <w:spacing w:before="0" w:beforeAutospacing="0" w:after="0" w:afterAutospacing="0"/>
+        <w:textAlignment w:val="baseline"/>
         <w:rPr>
           <w:rFonts w:eastAsia="Segoe UI" w:cstheme="minorHAnsi"/>
           <w:color w:val="24292E"/>
         </w:rPr>
-        <w:t>, NOAA, 16 June 2024, oceanservice.noaa.gov/facts/redtide.html. Accessed 3 Mar. 2026. </w:t>
-      </w:r>
-    </w:p>
-    <w:p>
-      <w:pPr>
-        <w:pStyle w:val="ListParagraph"/>
-        <w:shd w:val="clear" w:color="auto" w:fill="FFFFFF" w:themeFill="background1"/>
-        <w:ind w:firstLine="720"/>
+      </w:pPr>
+      <w:r>
         <w:rPr>
           <w:rFonts w:eastAsia="Segoe UI" w:cstheme="minorHAnsi"/>
           <w:color w:val="24292E"/>
         </w:rPr>
-      </w:pPr>
-    </w:p>
-    <w:p>
-      <w:pPr>
-        <w:pStyle w:val="ListParagraph"/>
-        <w:shd w:val="clear" w:color="auto" w:fill="FFFFFF" w:themeFill="background1"/>
-        <w:ind w:firstLine="720"/>
+        <w:t xml:space="preserve">NOAA Fisheries. “Hitting Us Where It Hurts: The Untold Story of Harmful Algal Blooms.” </w:t>
+      </w:r>
+    </w:p>
+    <w:p>
+      <w:pPr>
+        <w:pStyle w:val="paragraph"/>
+        <w:spacing w:before="0" w:beforeAutospacing="0" w:after="0" w:afterAutospacing="0"/>
+        <w:ind w:left="720"/>
+        <w:textAlignment w:val="baseline"/>
         <w:rPr>
           <w:rFonts w:eastAsia="Segoe UI" w:cstheme="minorHAnsi"/>
           <w:color w:val="24292E"/>
@@ -5652,56 +7346,118 @@
       <w:r>
         <w:rPr>
           <w:rFonts w:eastAsia="Segoe UI" w:cstheme="minorHAnsi"/>
+          <w:i/>
+          <w:iCs/>
           <w:color w:val="24292E"/>
         </w:rPr>
-        <w:t>National Oceanic and Atmospheric Administration. “Harmful Algal Blooms.” NOAA, oceanservice.noaa.gov/hazards/</w:t>
-      </w:r>
-      <w:proofErr w:type="spellStart"/>
+        <w:t>NOAA</w:t>
+      </w:r>
       <w:r>
         <w:rPr>
           <w:rFonts w:eastAsia="Segoe UI" w:cstheme="minorHAnsi"/>
           <w:color w:val="24292E"/>
         </w:rPr>
-        <w:t>hab</w:t>
-      </w:r>
-      <w:proofErr w:type="spellEnd"/>
+        <w:t>, 10 Dec. 2020,</w:t>
+      </w:r>
       <w:r>
         <w:rPr>
           <w:rFonts w:eastAsia="Segoe UI" w:cstheme="minorHAnsi"/>
           <w:color w:val="24292E"/>
         </w:rPr>
-        <w:t>/. </w:t>
-      </w:r>
-    </w:p>
-    <w:p>
-      <w:pPr>
-        <w:pStyle w:val="ListParagraph"/>
-        <w:shd w:val="clear" w:color="auto" w:fill="FFFFFF" w:themeFill="background1"/>
+        <w:br/>
+      </w:r>
+      <w:hyperlink r:id="rId37" w:history="1">
+        <w:r>
+          <w:rPr>
+            <w:rStyle w:val="Hyperlink"/>
+            <w:rFonts w:eastAsia="Segoe UI" w:cstheme="minorHAnsi"/>
+          </w:rPr>
+          <w:t>www.fisheries.noaa.gov/west-coast/science-data/hitting-us-where-it-hurts-untold-story-harmful-algal-blooms</w:t>
+        </w:r>
+      </w:hyperlink>
+      <w:r>
         <w:rPr>
           <w:rFonts w:eastAsia="Segoe UI" w:cstheme="minorHAnsi"/>
           <w:color w:val="24292E"/>
         </w:rPr>
-      </w:pPr>
-    </w:p>
-    <w:p>
-      <w:pPr>
-        <w:pStyle w:val="ListParagraph"/>
-        <w:shd w:val="clear" w:color="auto" w:fill="FFFFFF" w:themeFill="background1"/>
-        <w:ind w:firstLine="720"/>
+        <w:t>.</w:t>
+      </w:r>
+    </w:p>
+    <w:p>
+      <w:pPr>
+        <w:pStyle w:val="paragraph"/>
+        <w:spacing w:before="0" w:beforeAutospacing="0" w:after="0" w:afterAutospacing="0"/>
+        <w:textAlignment w:val="baseline"/>
         <w:rPr>
           <w:rFonts w:eastAsia="Segoe UI" w:cstheme="minorHAnsi"/>
           <w:color w:val="24292E"/>
         </w:rPr>
       </w:pPr>
-      <w:r>
-        <w:rPr>
-          <w:rFonts w:eastAsia="Segoe UI" w:cstheme="minorHAnsi"/>
+    </w:p>
+    <w:p>
+      <w:pPr>
+        <w:pStyle w:val="paragraph"/>
+        <w:spacing w:before="0" w:beforeAutospacing="0" w:after="0" w:afterAutospacing="0"/>
+        <w:textAlignment w:val="baseline"/>
+        <w:rPr>
+          <w:rFonts w:eastAsia="Segoe UI" w:cstheme="minorHAnsi"/>
+          <w:i/>
+          <w:iCs/>
           <w:color w:val="24292E"/>
         </w:rPr>
-        <w:lastRenderedPageBreak/>
-        <w:t>United States Environmental Protection Agency. “Nutrient Pollution: The Problem.” U.S. Environmental Protection Agency, </w:t>
-      </w:r>
-      <w:hyperlink r:id="rId20" w:history="1">
+      </w:pPr>
+      <w:r>
+        <w:rPr>
+          <w:rFonts w:eastAsia="Segoe UI" w:cstheme="minorHAnsi"/>
+          <w:color w:val="24292E"/>
+        </w:rPr>
+        <w:t xml:space="preserve">United States Environmental Protection Agency. “Nutrient Pollution: The Problem.” </w:t>
+      </w:r>
+      <w:r>
+        <w:rPr>
+          <w:rFonts w:eastAsia="Segoe UI" w:cstheme="minorHAnsi"/>
+          <w:i/>
+          <w:iCs/>
+          <w:color w:val="24292E"/>
+        </w:rPr>
+        <w:t xml:space="preserve">U.S. </w:t>
+      </w:r>
+    </w:p>
+    <w:p>
+      <w:pPr>
+        <w:pStyle w:val="paragraph"/>
+        <w:spacing w:before="0" w:beforeAutospacing="0" w:after="0" w:afterAutospacing="0"/>
+        <w:ind w:left="720"/>
+        <w:textAlignment w:val="baseline"/>
+        <w:rPr>
+          <w:rFonts w:eastAsia="Segoe UI" w:cstheme="minorHAnsi"/>
+          <w:color w:val="24292E"/>
+        </w:rPr>
+      </w:pPr>
+      <w:r>
+        <w:rPr>
+          <w:rFonts w:eastAsia="Segoe UI" w:cstheme="minorHAnsi"/>
+          <w:i/>
+          <w:iCs/>
+          <w:color w:val="24292E"/>
+        </w:rPr>
+        <w:t>Environmental Protection Agency</w:t>
+      </w:r>
+      <w:r>
+        <w:rPr>
+          <w:rFonts w:eastAsia="Segoe UI" w:cstheme="minorHAnsi"/>
+          <w:color w:val="24292E"/>
+        </w:rPr>
+        <w:t>,</w:t>
+      </w:r>
+      <w:r>
+        <w:rPr>
+          <w:rFonts w:eastAsia="Segoe UI" w:cstheme="minorHAnsi"/>
+          <w:color w:val="24292E"/>
+        </w:rPr>
+        <w:br/>
+      </w:r>
+      <w:hyperlink r:id="rId38" w:history="1">
         <w:r>
           <w:rPr>
             <w:rStyle w:val="Hyperlink"/>
@@ -5715,580 +7471,18 @@
           <w:rFonts w:eastAsia="Segoe UI" w:cstheme="minorHAnsi"/>
           <w:color w:val="24292E"/>
         </w:rPr>
-        <w:t>. </w:t>
-      </w:r>
-    </w:p>
-    <w:p>
-      <w:pPr>
-        <w:pStyle w:val="ListParagraph"/>
-        <w:shd w:val="clear" w:color="auto" w:fill="FFFFFF" w:themeFill="background1"/>
-        <w:ind w:firstLine="720"/>
-        <w:rPr>
-          <w:rFonts w:eastAsia="Segoe UI" w:cstheme="minorHAnsi"/>
-          <w:color w:val="24292E"/>
-        </w:rPr>
-      </w:pPr>
-    </w:p>
-    <w:p>
-      <w:pPr>
-        <w:pStyle w:val="ListParagraph"/>
-        <w:shd w:val="clear" w:color="auto" w:fill="FFFFFF" w:themeFill="background1"/>
-        <w:ind w:firstLine="720"/>
-        <w:rPr>
-          <w:rFonts w:eastAsia="Segoe UI" w:cstheme="minorHAnsi"/>
-          <w:color w:val="24292E"/>
-        </w:rPr>
-      </w:pPr>
-      <w:r>
-        <w:rPr>
-          <w:rFonts w:eastAsia="Segoe UI" w:cstheme="minorHAnsi"/>
-          <w:color w:val="24292E"/>
-        </w:rPr>
-        <w:t xml:space="preserve">Florida Fish and Wildlife Conservation Commission. “Florida Red Tide.” Florida Fish and Wildlife Conservation </w:t>
-      </w:r>
-      <w:r>
-        <w:rPr>
-          <w:rFonts w:eastAsia="Segoe UI" w:cstheme="minorHAnsi"/>
-          <w:color w:val="24292E"/>
-        </w:rPr>
-        <w:t>Commission, myfwc.com</w:t>
-      </w:r>
-      <w:r>
-        <w:rPr>
-          <w:rFonts w:eastAsia="Segoe UI" w:cstheme="minorHAnsi"/>
-          <w:color w:val="24292E"/>
-        </w:rPr>
-        <w:t>/research/</w:t>
-      </w:r>
-      <w:proofErr w:type="spellStart"/>
-      <w:r>
-        <w:rPr>
-          <w:rFonts w:eastAsia="Segoe UI" w:cstheme="minorHAnsi"/>
-          <w:color w:val="24292E"/>
-        </w:rPr>
-        <w:t>redtide</w:t>
-      </w:r>
-      <w:proofErr w:type="spellEnd"/>
-      <w:r>
-        <w:rPr>
-          <w:rFonts w:eastAsia="Segoe UI" w:cstheme="minorHAnsi"/>
-          <w:color w:val="24292E"/>
-        </w:rPr>
-        <w:t>/. </w:t>
-      </w:r>
-    </w:p>
-    <w:p>
-      <w:pPr>
-        <w:pStyle w:val="ListParagraph"/>
-        <w:shd w:val="clear" w:color="auto" w:fill="FFFFFF" w:themeFill="background1"/>
-        <w:rPr>
-          <w:rFonts w:eastAsia="Segoe UI" w:cstheme="minorHAnsi"/>
-          <w:color w:val="24292E"/>
-        </w:rPr>
-      </w:pPr>
-    </w:p>
-    <w:p>
-      <w:pPr>
-        <w:pStyle w:val="ListParagraph"/>
-        <w:shd w:val="clear" w:color="auto" w:fill="FFFFFF" w:themeFill="background1"/>
-        <w:ind w:firstLine="720"/>
-        <w:rPr>
-          <w:rFonts w:eastAsia="Segoe UI" w:cstheme="minorHAnsi"/>
-          <w:color w:val="24292E"/>
-        </w:rPr>
-      </w:pPr>
-      <w:r>
-        <w:rPr>
-          <w:rFonts w:eastAsia="Segoe UI" w:cstheme="minorHAnsi"/>
-          <w:color w:val="24292E"/>
-        </w:rPr>
-        <w:t>Anderson, Donald M., et al. “Harmful Algal Blooms and Eutrophication: Nutrient Sources, Composition, and Consequences.”  Estuaries, vol. 25, no. 4, 2002, pp. 704–726. </w:t>
-      </w:r>
-    </w:p>
-    <w:p>
-      <w:pPr>
-        <w:pStyle w:val="ListParagraph"/>
-        <w:shd w:val="clear" w:color="auto" w:fill="FFFFFF" w:themeFill="background1"/>
-        <w:spacing w:after="0"/>
-        <w:rPr>
-          <w:rFonts w:eastAsia="Segoe UI" w:cstheme="minorHAnsi"/>
-          <w:color w:val="24292E"/>
-        </w:rPr>
-      </w:pPr>
-    </w:p>
-    <w:p>
-      <w:pPr>
-        <w:pStyle w:val="paragraph"/>
-        <w:spacing w:before="0" w:beforeAutospacing="0" w:after="0" w:afterAutospacing="0"/>
-        <w:ind w:left="720" w:hanging="720"/>
-        <w:textAlignment w:val="baseline"/>
-        <w:rPr>
-          <w:rFonts w:ascii="Segoe UI" w:hAnsi="Segoe UI" w:cs="Segoe UI"/>
-          <w:sz w:val="18"/>
-          <w:szCs w:val="18"/>
-        </w:rPr>
-      </w:pPr>
-      <w:r>
+        <w:t>.</w:t>
+      </w:r>
+    </w:p>
+    <w:p>
+      <w:pPr>
         <w:rPr>
           <w:rFonts w:cstheme="minorHAnsi"/>
         </w:rPr>
-        <w:br w:type="page"/>
-      </w:r>
-      <w:r>
-        <w:rPr>
-          <w:rStyle w:val="normaltextrun"/>
-        </w:rPr>
-        <w:lastRenderedPageBreak/>
-        <w:t>Florida Fish and Wildlife Conservation Commission. “Effects of Florida’s Red Tide on Marine</w:t>
-      </w:r>
-      <w:r>
-        <w:rPr>
-          <w:rStyle w:val="eop"/>
-          <w:bdr w:val="none" w:sz="0" w:space="0" w:color="auto" w:frame="1"/>
-          <w:shd w:val="clear" w:color="auto" w:fill="606060"/>
-        </w:rPr>
-        <w:t> </w:t>
-      </w:r>
-    </w:p>
-    <w:p>
-      <w:pPr>
-        <w:pStyle w:val="paragraph"/>
-        <w:spacing w:before="0" w:beforeAutospacing="0" w:after="0" w:afterAutospacing="0"/>
-        <w:ind w:left="720" w:hanging="720"/>
-        <w:textAlignment w:val="baseline"/>
-        <w:rPr>
-          <w:rStyle w:val="eop"/>
-          <w:bdr w:val="none" w:sz="0" w:space="0" w:color="auto" w:frame="1"/>
-          <w:shd w:val="clear" w:color="auto" w:fill="606060"/>
-        </w:rPr>
-      </w:pPr>
-      <w:r>
-        <w:rPr>
-          <w:rStyle w:val="normaltextrun"/>
-        </w:rPr>
-        <w:t>Animals.” </w:t>
-      </w:r>
-      <w:r>
-        <w:rPr>
-          <w:rStyle w:val="normaltextrun"/>
-          <w:i/>
-          <w:iCs/>
-        </w:rPr>
-        <w:t>Florida Fish and Wildlife Conservation Commission</w:t>
-      </w:r>
-      <w:r>
-        <w:rPr>
-          <w:rStyle w:val="normaltextrun"/>
-        </w:rPr>
-        <w:t>, myfwc.com/research/</w:t>
-      </w:r>
-      <w:proofErr w:type="spellStart"/>
-      <w:r>
-        <w:rPr>
-          <w:rStyle w:val="normaltextrun"/>
-        </w:rPr>
-        <w:t>redtide</w:t>
-      </w:r>
-      <w:proofErr w:type="spellEnd"/>
-      <w:r>
-        <w:rPr>
-          <w:rStyle w:val="normaltextrun"/>
-        </w:rPr>
-        <w:t>/general/marine-animals/.</w:t>
-      </w:r>
-      <w:r>
-        <w:rPr>
-          <w:rStyle w:val="eop"/>
-          <w:bdr w:val="none" w:sz="0" w:space="0" w:color="auto" w:frame="1"/>
-          <w:shd w:val="clear" w:color="auto" w:fill="606060"/>
-        </w:rPr>
-        <w:t> </w:t>
-      </w:r>
-    </w:p>
-    <w:p>
-      <w:pPr>
-        <w:pStyle w:val="paragraph"/>
-        <w:spacing w:before="0" w:beforeAutospacing="0" w:after="0" w:afterAutospacing="0"/>
-        <w:ind w:left="720" w:hanging="720"/>
-        <w:textAlignment w:val="baseline"/>
-        <w:rPr>
-          <w:rFonts w:ascii="Segoe UI" w:hAnsi="Segoe UI" w:cs="Segoe UI"/>
-          <w:sz w:val="18"/>
-          <w:szCs w:val="18"/>
-        </w:rPr>
-      </w:pPr>
-    </w:p>
-    <w:p>
-      <w:pPr>
-        <w:pStyle w:val="paragraph"/>
-        <w:spacing w:before="0" w:beforeAutospacing="0" w:after="0" w:afterAutospacing="0"/>
-        <w:ind w:left="720" w:hanging="720"/>
-        <w:textAlignment w:val="baseline"/>
-        <w:rPr>
-          <w:rStyle w:val="eop"/>
-          <w:bdr w:val="none" w:sz="0" w:space="0" w:color="auto" w:frame="1"/>
-          <w:shd w:val="clear" w:color="auto" w:fill="606060"/>
-        </w:rPr>
-      </w:pPr>
-      <w:r>
-        <w:rPr>
-          <w:rStyle w:val="normaltextrun"/>
-        </w:rPr>
-        <w:t>National Ocean Service. “What Is a Red Tide?” </w:t>
-      </w:r>
-      <w:r>
-        <w:rPr>
-          <w:rStyle w:val="normaltextrun"/>
-          <w:i/>
-          <w:iCs/>
-        </w:rPr>
-        <w:t>Noaa.gov</w:t>
-      </w:r>
-      <w:r>
-        <w:rPr>
-          <w:rStyle w:val="normaltextrun"/>
-        </w:rPr>
-        <w:t>, NOAA, 16 June 2024, oceanservice.noaa.gov/facts/redtide.html. Accessed 3 Mar. 2026.</w:t>
-      </w:r>
-      <w:r>
-        <w:rPr>
-          <w:rStyle w:val="eop"/>
-          <w:bdr w:val="none" w:sz="0" w:space="0" w:color="auto" w:frame="1"/>
-          <w:shd w:val="clear" w:color="auto" w:fill="606060"/>
-        </w:rPr>
-        <w:t> </w:t>
-      </w:r>
-    </w:p>
-    <w:p>
-      <w:pPr>
-        <w:pStyle w:val="paragraph"/>
-        <w:spacing w:before="0" w:beforeAutospacing="0" w:after="0" w:afterAutospacing="0"/>
-        <w:ind w:left="720" w:hanging="720"/>
-        <w:textAlignment w:val="baseline"/>
-        <w:rPr>
-          <w:rFonts w:ascii="Segoe UI" w:hAnsi="Segoe UI" w:cs="Segoe UI"/>
-          <w:sz w:val="18"/>
-          <w:szCs w:val="18"/>
-        </w:rPr>
-      </w:pPr>
-    </w:p>
-    <w:p>
-      <w:pPr>
-        <w:pStyle w:val="paragraph"/>
-        <w:spacing w:before="0" w:beforeAutospacing="0" w:after="0"/>
-        <w:textAlignment w:val="baseline"/>
-        <w:rPr>
-          <w:rFonts w:ascii="Segoe UI" w:hAnsi="Segoe UI" w:cs="Segoe UI"/>
-          <w:sz w:val="18"/>
-          <w:szCs w:val="18"/>
-        </w:rPr>
-      </w:pPr>
-      <w:r>
-        <w:rPr>
-          <w:rStyle w:val="normaltextrun"/>
-        </w:rPr>
-        <w:t>National Oceanic and Atmospheric Administration. “Harmful Algal Blooms.” NOAA,</w:t>
-      </w:r>
-      <w:r>
-        <w:rPr>
-          <w:rStyle w:val="eop"/>
-          <w:bdr w:val="none" w:sz="0" w:space="0" w:color="auto" w:frame="1"/>
-          <w:shd w:val="clear" w:color="auto" w:fill="606060"/>
-        </w:rPr>
-        <w:t> </w:t>
-      </w:r>
-    </w:p>
-    <w:p>
-      <w:pPr>
-        <w:pStyle w:val="paragraph"/>
-        <w:spacing w:before="0" w:after="0"/>
-        <w:ind w:firstLine="720"/>
-        <w:textAlignment w:val="baseline"/>
-        <w:rPr>
-          <w:rFonts w:ascii="Segoe UI" w:hAnsi="Segoe UI" w:cs="Segoe UI"/>
-          <w:sz w:val="18"/>
-          <w:szCs w:val="18"/>
-        </w:rPr>
-      </w:pPr>
-      <w:r>
-        <w:rPr>
-          <w:rStyle w:val="normaltextrun"/>
-        </w:rPr>
-        <w:t>oceanservice.noaa.gov/hazards/</w:t>
-      </w:r>
-      <w:proofErr w:type="spellStart"/>
-      <w:r>
-        <w:rPr>
-          <w:rStyle w:val="normaltextrun"/>
-        </w:rPr>
-        <w:t>hab</w:t>
-      </w:r>
-      <w:proofErr w:type="spellEnd"/>
-      <w:r>
-        <w:rPr>
-          <w:rStyle w:val="normaltextrun"/>
-        </w:rPr>
-        <w:t>/.</w:t>
-      </w:r>
-      <w:r>
-        <w:rPr>
-          <w:rStyle w:val="eop"/>
-          <w:bdr w:val="none" w:sz="0" w:space="0" w:color="auto" w:frame="1"/>
-          <w:shd w:val="clear" w:color="auto" w:fill="606060"/>
-        </w:rPr>
-        <w:t> </w:t>
-      </w:r>
-    </w:p>
-    <w:p>
-      <w:pPr>
-        <w:pStyle w:val="paragraph"/>
-        <w:spacing w:before="0" w:after="0"/>
-        <w:textAlignment w:val="baseline"/>
-        <w:rPr>
-          <w:rFonts w:ascii="Segoe UI" w:hAnsi="Segoe UI" w:cs="Segoe UI"/>
-          <w:sz w:val="18"/>
-          <w:szCs w:val="18"/>
-        </w:rPr>
-      </w:pPr>
-      <w:r>
-        <w:rPr>
-          <w:rStyle w:val="normaltextrun"/>
-        </w:rPr>
-        <w:t>United States Environmental Protection Agency. “Nutrient Pollution: The Problem.” U.S. Environmental Protection Agency, </w:t>
-      </w:r>
-      <w:r>
-        <w:rPr>
-          <w:rStyle w:val="eop"/>
-          <w:bdr w:val="none" w:sz="0" w:space="0" w:color="auto" w:frame="1"/>
-          <w:shd w:val="clear" w:color="auto" w:fill="606060"/>
-        </w:rPr>
-        <w:t> </w:t>
-      </w:r>
-    </w:p>
-    <w:p>
-      <w:pPr>
-        <w:pStyle w:val="paragraph"/>
-        <w:spacing w:before="0" w:after="0"/>
-        <w:ind w:firstLine="720"/>
-        <w:textAlignment w:val="baseline"/>
-        <w:rPr>
-          <w:rFonts w:ascii="Segoe UI" w:hAnsi="Segoe UI" w:cs="Segoe UI"/>
-          <w:sz w:val="18"/>
-          <w:szCs w:val="18"/>
-        </w:rPr>
-      </w:pPr>
-      <w:r>
-        <w:rPr>
-          <w:rStyle w:val="normaltextrun"/>
-        </w:rPr>
-        <w:t>www.epa.gov/nutrientpollution/problem.</w:t>
-      </w:r>
-      <w:r>
-        <w:rPr>
-          <w:rStyle w:val="eop"/>
-          <w:bdr w:val="none" w:sz="0" w:space="0" w:color="auto" w:frame="1"/>
-          <w:shd w:val="clear" w:color="auto" w:fill="606060"/>
-        </w:rPr>
-        <w:t> </w:t>
-      </w:r>
-    </w:p>
-    <w:p>
-      <w:pPr>
-        <w:pStyle w:val="paragraph"/>
-        <w:spacing w:before="0" w:after="0"/>
-        <w:textAlignment w:val="baseline"/>
-        <w:rPr>
-          <w:rFonts w:ascii="Segoe UI" w:hAnsi="Segoe UI" w:cs="Segoe UI"/>
-          <w:sz w:val="18"/>
-          <w:szCs w:val="18"/>
-        </w:rPr>
-      </w:pPr>
-      <w:r>
-        <w:rPr>
-          <w:rStyle w:val="normaltextrun"/>
-        </w:rPr>
-        <w:t>Florida Fish and Wildlife Conservation Commission. “Florida Red Tide.” Florida Fish and Wildlife Conservation Commission, </w:t>
-      </w:r>
-      <w:r>
-        <w:rPr>
-          <w:rStyle w:val="eop"/>
-          <w:bdr w:val="none" w:sz="0" w:space="0" w:color="auto" w:frame="1"/>
-          <w:shd w:val="clear" w:color="auto" w:fill="606060"/>
-        </w:rPr>
-        <w:t> </w:t>
-      </w:r>
-    </w:p>
-    <w:p>
-      <w:pPr>
-        <w:pStyle w:val="paragraph"/>
-        <w:spacing w:before="0" w:after="0"/>
-        <w:ind w:firstLine="720"/>
-        <w:textAlignment w:val="baseline"/>
-        <w:rPr>
-          <w:rFonts w:ascii="Segoe UI" w:hAnsi="Segoe UI" w:cs="Segoe UI"/>
-          <w:sz w:val="18"/>
-          <w:szCs w:val="18"/>
-        </w:rPr>
-      </w:pPr>
-      <w:r>
-        <w:rPr>
-          <w:rStyle w:val="normaltextrun"/>
-        </w:rPr>
-        <w:t>myfwc.com/research/</w:t>
-      </w:r>
-      <w:proofErr w:type="spellStart"/>
-      <w:r>
-        <w:rPr>
-          <w:rStyle w:val="normaltextrun"/>
-        </w:rPr>
-        <w:t>redtide</w:t>
-      </w:r>
-      <w:proofErr w:type="spellEnd"/>
-      <w:r>
-        <w:rPr>
-          <w:rStyle w:val="normaltextrun"/>
-        </w:rPr>
-        <w:t>/.</w:t>
-      </w:r>
-      <w:r>
-        <w:rPr>
-          <w:rStyle w:val="eop"/>
-          <w:bdr w:val="none" w:sz="0" w:space="0" w:color="auto" w:frame="1"/>
-          <w:shd w:val="clear" w:color="auto" w:fill="606060"/>
-        </w:rPr>
-        <w:t> </w:t>
-      </w:r>
-    </w:p>
-    <w:p>
-      <w:pPr>
-        <w:pStyle w:val="paragraph"/>
-        <w:spacing w:before="0" w:after="0"/>
-        <w:textAlignment w:val="baseline"/>
-        <w:rPr>
-          <w:rFonts w:ascii="Segoe UI" w:hAnsi="Segoe UI" w:cs="Segoe UI"/>
-          <w:sz w:val="18"/>
-          <w:szCs w:val="18"/>
-        </w:rPr>
-      </w:pPr>
-      <w:r>
-        <w:rPr>
-          <w:rStyle w:val="normaltextrun"/>
-        </w:rPr>
-        <w:t>Anderson, Donald M., et al. “Harmful Algal Blooms and Eutrophication: Nutrient Sources, Composition, and Consequences.” </w:t>
-      </w:r>
-      <w:r>
-        <w:rPr>
-          <w:rStyle w:val="eop"/>
-          <w:bdr w:val="none" w:sz="0" w:space="0" w:color="auto" w:frame="1"/>
-          <w:shd w:val="clear" w:color="auto" w:fill="606060"/>
-        </w:rPr>
-        <w:t> </w:t>
-      </w:r>
-    </w:p>
-    <w:p>
-      <w:pPr>
-        <w:pStyle w:val="paragraph"/>
-        <w:spacing w:before="0" w:after="0"/>
-        <w:ind w:firstLine="720"/>
-        <w:textAlignment w:val="baseline"/>
-        <w:rPr>
-          <w:rFonts w:ascii="Segoe UI" w:hAnsi="Segoe UI" w:cs="Segoe UI"/>
-          <w:sz w:val="18"/>
-          <w:szCs w:val="18"/>
-        </w:rPr>
-      </w:pPr>
-      <w:r>
-        <w:rPr>
-          <w:rStyle w:val="normaltextrun"/>
-        </w:rPr>
-        <w:t>Estuaries, vol. 25, no. 4, 2002, pp. 704–726.</w:t>
-      </w:r>
-      <w:r>
-        <w:rPr>
-          <w:rStyle w:val="eop"/>
-          <w:bdr w:val="none" w:sz="0" w:space="0" w:color="auto" w:frame="1"/>
-          <w:shd w:val="clear" w:color="auto" w:fill="606060"/>
-        </w:rPr>
-        <w:t> </w:t>
-      </w:r>
-    </w:p>
-    <w:p>
-      <w:pPr>
-        <w:pStyle w:val="NormalWeb"/>
-        <w:spacing w:before="0" w:beforeAutospacing="0" w:after="0" w:afterAutospacing="0" w:line="480" w:lineRule="auto"/>
-        <w:ind w:left="720" w:hanging="720"/>
-      </w:pPr>
-      <w:r>
-        <w:rPr>
-          <w:rStyle w:val="eop"/>
-          <w:bdr w:val="none" w:sz="0" w:space="0" w:color="auto" w:frame="1"/>
-          <w:shd w:val="clear" w:color="auto" w:fill="606060"/>
-        </w:rPr>
-        <w:t> </w:t>
-      </w:r>
-      <w:r>
-        <w:t xml:space="preserve">NOAA Fisheries. “Hitting Us Where It Hurts: The Untold Story of Harmful Algal Blooms | NOAA Fisheries.” </w:t>
-      </w:r>
-      <w:r>
-        <w:rPr>
-          <w:i/>
-          <w:iCs/>
-        </w:rPr>
-        <w:t>NOAA</w:t>
-      </w:r>
-      <w:r>
-        <w:t>, 10 Dec. 2020, www.fisheries.noaa.gov/west-coast/science-data/hitting-us-where-it-hurts-untold-story-harmful-algal-blooms.</w:t>
-      </w:r>
-    </w:p>
-    <w:p>
-      <w:pPr>
-        <w:pStyle w:val="paragraph"/>
-        <w:spacing w:before="0" w:beforeAutospacing="0" w:after="0" w:afterAutospacing="0"/>
-        <w:textAlignment w:val="baseline"/>
-        <w:rPr>
-          <w:rFonts w:ascii="Segoe UI" w:hAnsi="Segoe UI" w:cs="Segoe UI"/>
-          <w:sz w:val="18"/>
-          <w:szCs w:val="18"/>
-        </w:rPr>
-      </w:pPr>
-    </w:p>
-    <w:p>
-      <w:pPr>
-        <w:rPr>
-          <w:rFonts w:cstheme="minorHAnsi"/>
-        </w:rPr>
-      </w:pPr>
-    </w:p>
-    <w:p>
-      <w:pPr>
-        <w:pStyle w:val="ListParagraph"/>
-        <w:shd w:val="clear" w:color="auto" w:fill="FFFFFF" w:themeFill="background1"/>
-        <w:spacing w:after="0"/>
-        <w:rPr>
-          <w:rFonts w:eastAsia="Segoe UI" w:cstheme="minorHAnsi"/>
-          <w:color w:val="24292E"/>
-        </w:rPr>
-      </w:pPr>
-      <w:r>
-        <w:rPr>
-          <w:rFonts w:eastAsia="Segoe UI" w:cstheme="minorHAnsi"/>
-          <w:color w:val="24292E"/>
-        </w:rPr>
-        <w:t>Appendix (if needed)</w:t>
-      </w:r>
-    </w:p>
-    <w:p>
-      <w:pPr>
-        <w:rPr>
-          <w:rFonts w:cstheme="minorHAnsi"/>
-        </w:rPr>
       </w:pPr>
     </w:p>
     <w:sectPr>
-      <w:headerReference w:type="default" r:id="rId21"/>
-      <w:footerReference w:type="default" r:id="rId22"/>
-      <w:headerReference w:type="first" r:id="rId23"/>
-      <w:footerReference w:type="first" r:id="rId24"/>
+      <w:type w:val="continuous"/>
       <w:pgSz w:w="12240" w:h="15840"/>
       <w:pgMar w:top="1440" w:right="1440" w:bottom="1440" w:left="1440" w:header="720" w:footer="720" w:gutter="0"/>
       <w:pgNumType w:start="0"/>
@@ -6298,6 +7492,297 @@
     </w:sectPr>
   </w:body>
 </w:document>
+</file>
+
+<file path=word/comments.xml><?xml version="1.0" encoding="utf-8"?>
+<w:comments xmlns:wpc="http://schemas.microsoft.com/office/word/2010/wordprocessingCanvas" xmlns:cx="http://schemas.microsoft.com/office/drawing/2014/chartex" xmlns:cx1="http://schemas.microsoft.com/office/drawing/2015/9/8/chartex" xmlns:cx2="http://schemas.microsoft.com/office/drawing/2015/10/21/chartex" xmlns:cx3="http://schemas.microsoft.com/office/drawing/2016/5/9/chartex" xmlns:cx4="http://schemas.microsoft.com/office/drawing/2016/5/10/chartex" xmlns:cx5="http://schemas.microsoft.com/office/drawing/2016/5/11/chartex" xmlns:cx6="http://schemas.microsoft.com/office/drawing/2016/5/12/chartex" xmlns:cx7="http://schemas.microsoft.com/office/drawing/2016/5/13/chartex" xmlns:cx8="http://schemas.microsoft.com/office/drawing/2016/5/14/chartex" xmlns:mc="http://schemas.openxmlformats.org/markup-compatibility/2006" xmlns:aink="http://schemas.microsoft.com/office/drawing/2016/ink" xmlns:am3d="http://schemas.microsoft.com/office/drawing/2017/model3d" xmlns:o="urn:schemas-microsoft-com:office:office" xmlns:oel="http://schemas.microsoft.com/office/2019/extlst" xmlns:r="http://schemas.openxmlformats.org/officeDocument/2006/relationships" xmlns:m="http://schemas.openxmlformats.org/officeDocument/2006/math" xmlns:v="urn:schemas-microsoft-com:vml" xmlns:wp14="http://schemas.microsoft.com/office/word/2010/wordprocessingDrawing" xmlns:wp="http://schemas.openxmlformats.org/drawingml/2006/wordprocessingDrawing" xmlns:w10="urn:schemas-microsoft-com:office:word" xmlns:w="http://schemas.openxmlformats.org/wordprocessingml/2006/main" xmlns:w14="http://schemas.microsoft.com/office/word/2010/wordml" xmlns:w15="http://schemas.microsoft.com/office/word/2012/wordml" xmlns:w16cex="http://schemas.microsoft.com/office/word/2018/wordml/cex" xmlns:w16cid="http://schemas.microsoft.com/office/word/2016/wordml/cid" xmlns:w16="http://schemas.microsoft.com/office/word/2018/wordml" xmlns:w16du="http://schemas.microsoft.com/office/word/2023/wordml/word16du" xmlns:w16sdtdh="http://schemas.microsoft.com/office/word/2020/wordml/sdtdatahash" xmlns:w16sdtfl="http://schemas.microsoft.com/office/word/2024/wordml/sdtformatlock" xmlns:w16se="http://schemas.microsoft.com/office/word/2015/wordml/symex" xmlns:wpg="http://schemas.microsoft.com/office/word/2010/wordprocessingGroup" xmlns:wpi="http://schemas.microsoft.com/office/word/2010/wordprocessingInk" xmlns:wne="http://schemas.microsoft.com/office/word/2006/wordml" xmlns:wps="http://schemas.microsoft.com/office/word/2010/wordprocessingShape" mc:Ignorable="w14 w15 w16se w16cid w16 w16cex w16sdtdh w16sdtfl w16du wp14">
+  <w:comment w:id="0" w:author="Mia Geudtner" w:date="2026-04-18T15:46:00Z" w:initials="MG">
+    <w:p>
+      <w:pPr>
+        <w:pStyle w:val="CommentText"/>
+      </w:pPr>
+      <w:r>
+        <w:rPr>
+          <w:rStyle w:val="CommentReference"/>
+        </w:rPr>
+        <w:annotationRef/>
+      </w:r>
+      <w:r>
+        <w:rPr>
+          <w:color w:val="000000"/>
+        </w:rPr>
+        <w:t xml:space="preserve">You need to improve the organization of your report and the clarity of your writing. In the introduction clearly state your research questions, objectives and scope (these fours cases). </w:t>
+      </w:r>
+    </w:p>
+    <w:p>
+      <w:pPr>
+        <w:pStyle w:val="CommentText"/>
+      </w:pPr>
+      <w:r>
+        <w:rPr>
+          <w:color w:val="000000"/>
+        </w:rPr>
+        <w:t xml:space="preserve">First start with your model development and select the best model:  </w:t>
+      </w:r>
+    </w:p>
+    <w:p>
+      <w:pPr>
+        <w:pStyle w:val="CommentText"/>
+      </w:pPr>
+      <w:r>
+        <w:rPr>
+          <w:color w:val="000000"/>
+        </w:rPr>
+        <w:t xml:space="preserve">Lagged + SMOTE (0.30 threshold)   </w:t>
+      </w:r>
+    </w:p>
+    <w:p>
+      <w:pPr>
+        <w:pStyle w:val="CommentText"/>
+      </w:pPr>
+    </w:p>
+    <w:p>
+      <w:pPr>
+        <w:pStyle w:val="CommentText"/>
+      </w:pPr>
+      <w:r>
+        <w:rPr>
+          <w:color w:val="000000"/>
+        </w:rPr>
+        <w:t xml:space="preserve">You might want to try other lagging schemes. Check that code and paper that I shared with you. </w:t>
+      </w:r>
+    </w:p>
+    <w:p>
+      <w:pPr>
+        <w:pStyle w:val="CommentText"/>
+      </w:pPr>
+    </w:p>
+    <w:p>
+      <w:pPr>
+        <w:pStyle w:val="CommentText"/>
+      </w:pPr>
+      <w:r>
+        <w:rPr>
+          <w:color w:val="000000"/>
+        </w:rPr>
+        <w:t>You must clearly separate model development/selection from interpretation. First identify the best-performing model using quantitative metrics (ROC-AUC, recall, precision), then apply SHAP to that selected model. Clearly state which model is the final model and why (baseline vs threshold vs lagged vs SMOTE). Also tradeoffs (recall vs precision) as part of model selection criteria. After you select the model, then do SHAP.</w:t>
+      </w:r>
+    </w:p>
+    <w:p>
+      <w:pPr>
+        <w:pStyle w:val="CommentText"/>
+      </w:pPr>
+    </w:p>
+    <w:p>
+      <w:pPr>
+        <w:pStyle w:val="CommentText"/>
+      </w:pPr>
+    </w:p>
+    <w:p>
+      <w:pPr>
+        <w:pStyle w:val="CommentText"/>
+      </w:pPr>
+      <w:r>
+        <w:rPr>
+          <w:color w:val="000000"/>
+        </w:rPr>
+        <w:t>Grade 9/10</w:t>
+      </w:r>
+    </w:p>
+    <w:p>
+      <w:pPr>
+        <w:pStyle w:val="CommentText"/>
+      </w:pPr>
+      <w:r>
+        <w:rPr>
+          <w:color w:val="000000"/>
+        </w:rPr>
+        <w:t>Improve writing skills and report organization as described by the above comments. Overall, you did a good job and looking forward for your final report and presentation. Please stop by my office and I will provide you with more tips on how to improve your model, report and writing skills in general. Good job.</w:t>
+      </w:r>
+    </w:p>
+  </w:comment>
+  <w:comment w:id="1" w:author="Mia Geudtner" w:date="2026-04-18T15:35:00Z" w:initials="MG">
+    <w:p>
+      <w:pPr>
+        <w:pStyle w:val="CommentText"/>
+      </w:pPr>
+      <w:r>
+        <w:rPr>
+          <w:rStyle w:val="CommentReference"/>
+        </w:rPr>
+        <w:annotationRef/>
+      </w:r>
+      <w:r>
+        <w:t xml:space="preserve">Create a ROC model for lagged model as well as the lagged+shape. Then at the end of all the 4 models make a new table with the model, ROC, AUC, and what the auc means: </w:t>
+      </w:r>
+    </w:p>
+    <w:p>
+      <w:pPr>
+        <w:pStyle w:val="CommentText"/>
+      </w:pPr>
+      <w:r>
+        <w:t xml:space="preserve">0.50 = random guessing </w:t>
+      </w:r>
+    </w:p>
+    <w:p>
+      <w:pPr>
+        <w:pStyle w:val="CommentText"/>
+      </w:pPr>
+      <w:r>
+        <w:t xml:space="preserve">0.60 = weak/moderate </w:t>
+      </w:r>
+    </w:p>
+    <w:p>
+      <w:pPr>
+        <w:pStyle w:val="CommentText"/>
+      </w:pPr>
+      <w:r>
+        <w:t xml:space="preserve">0.70+ = decent </w:t>
+      </w:r>
+    </w:p>
+    <w:p>
+      <w:pPr>
+        <w:pStyle w:val="CommentText"/>
+      </w:pPr>
+      <w:r>
+        <w:t>0.80+ = strong</w:t>
+      </w:r>
+    </w:p>
+    <w:p>
+      <w:pPr>
+        <w:pStyle w:val="CommentText"/>
+      </w:pPr>
+      <w:r>
+        <w:t xml:space="preserve">From there, determine which model has the best AUC and then run the SNAP model. </w:t>
+      </w:r>
+    </w:p>
+  </w:comment>
+  <w:comment w:id="2" w:author="Mia Geudtner" w:date="2026-04-18T17:21:00Z" w:initials="MG">
+    <w:p>
+      <w:pPr>
+        <w:pStyle w:val="CommentText"/>
+      </w:pPr>
+      <w:r>
+        <w:rPr>
+          <w:rStyle w:val="CommentReference"/>
+        </w:rPr>
+        <w:annotationRef/>
+      </w:r>
+      <w:r>
+        <w:t>Add ROC</w:t>
+      </w:r>
+    </w:p>
+  </w:comment>
+  <w:comment w:id="3" w:author="Mia Geudtner" w:date="2026-04-18T17:28:00Z" w:initials="MG">
+    <w:p>
+      <w:pPr>
+        <w:pStyle w:val="CommentText"/>
+      </w:pPr>
+      <w:r>
+        <w:rPr>
+          <w:rStyle w:val="CommentReference"/>
+        </w:rPr>
+        <w:annotationRef/>
+      </w:r>
+      <w:r>
+        <w:t>Do SNAP analysis on lagged + smoke</w:t>
+      </w:r>
+    </w:p>
+  </w:comment>
+  <w:comment w:id="4" w:author="Mia Geudtner" w:date="2026-04-14T17:38:00Z" w:initials="MG">
+    <w:p>
+      <w:pPr>
+        <w:pStyle w:val="CommentText"/>
+      </w:pPr>
+      <w:r>
+        <w:rPr>
+          <w:rStyle w:val="CommentReference"/>
+        </w:rPr>
+        <w:annotationRef/>
+      </w:r>
+      <w:r>
+        <w:rPr>
+          <w:color w:val="000000"/>
+        </w:rPr>
+        <w:t xml:space="preserve">You should first identify your best model. After you decided on the best model to use (high AUC value) then you can do this SAHP analysis </w:t>
+      </w:r>
+    </w:p>
+  </w:comment>
+  <w:comment w:id="5" w:author="Mia Geudtner" w:date="2026-04-18T15:19:00Z" w:initials="MG">
+    <w:p>
+      <w:pPr>
+        <w:pStyle w:val="CommentText"/>
+      </w:pPr>
+      <w:r>
+        <w:rPr>
+          <w:rStyle w:val="CommentReference"/>
+        </w:rPr>
+        <w:annotationRef/>
+      </w:r>
+      <w:r>
+        <w:rPr>
+          <w:color w:val="000000"/>
+        </w:rPr>
+        <w:t>You must clearly separate model development/selection from interpretation. First identify the best-performing model using quantitative metrics (ROC-AUC, recall, precision), then apply SHAP to that selected model. Clearly state which model is the final model and why (baseline vs threshold vs lagged vs SMOTE). Also tradeoffs (recall vs precision) as part of model selection criteria. After you select the model, then do SHAP.</w:t>
+      </w:r>
+    </w:p>
+  </w:comment>
+  <w:comment w:id="6" w:author="Mia Geudtner" w:date="2026-04-14T17:38:00Z" w:initials="MG">
+    <w:p>
+      <w:pPr>
+        <w:pStyle w:val="CommentText"/>
+      </w:pPr>
+      <w:r>
+        <w:rPr>
+          <w:rStyle w:val="CommentReference"/>
+        </w:rPr>
+        <w:annotationRef/>
+      </w:r>
+      <w:r>
+        <w:rPr>
+          <w:color w:val="000000"/>
+        </w:rPr>
+        <w:t>Wrong figure caption. This should be for Figure 4.</w:t>
+      </w:r>
+    </w:p>
+  </w:comment>
+</w:comments>
+</file>
+
+<file path=word/commentsExtended.xml><?xml version="1.0" encoding="utf-8"?>
+<w15:commentsEx xmlns:wpc="http://schemas.microsoft.com/office/word/2010/wordprocessingCanvas" xmlns:cx="http://schemas.microsoft.com/office/drawing/2014/chartex" xmlns:cx1="http://schemas.microsoft.com/office/drawing/2015/9/8/chartex" xmlns:cx2="http://schemas.microsoft.com/office/drawing/2015/10/21/chartex" xmlns:cx3="http://schemas.microsoft.com/office/drawing/2016/5/9/chartex" xmlns:cx4="http://schemas.microsoft.com/office/drawing/2016/5/10/chartex" xmlns:cx5="http://schemas.microsoft.com/office/drawing/2016/5/11/chartex" xmlns:cx6="http://schemas.microsoft.com/office/drawing/2016/5/12/chartex" xmlns:cx7="http://schemas.microsoft.com/office/drawing/2016/5/13/chartex" xmlns:cx8="http://schemas.microsoft.com/office/drawing/2016/5/14/chartex" xmlns:mc="http://schemas.openxmlformats.org/markup-compatibility/2006" xmlns:aink="http://schemas.microsoft.com/office/drawing/2016/ink" xmlns:am3d="http://schemas.microsoft.com/office/drawing/2017/model3d" xmlns:o="urn:schemas-microsoft-com:office:office" xmlns:oel="http://schemas.microsoft.com/office/2019/extlst" xmlns:r="http://schemas.openxmlformats.org/officeDocument/2006/relationships" xmlns:m="http://schemas.openxmlformats.org/officeDocument/2006/math" xmlns:v="urn:schemas-microsoft-com:vml" xmlns:wp14="http://schemas.microsoft.com/office/word/2010/wordprocessingDrawing" xmlns:wp="http://schemas.openxmlformats.org/drawingml/2006/wordprocessingDrawing" xmlns:w10="urn:schemas-microsoft-com:office:word" xmlns:w="http://schemas.openxmlformats.org/wordprocessingml/2006/main" xmlns:w14="http://schemas.microsoft.com/office/word/2010/wordml" xmlns:w15="http://schemas.microsoft.com/office/word/2012/wordml" xmlns:w16cex="http://schemas.microsoft.com/office/word/2018/wordml/cex" xmlns:w16cid="http://schemas.microsoft.com/office/word/2016/wordml/cid" xmlns:w16="http://schemas.microsoft.com/office/word/2018/wordml" xmlns:w16du="http://schemas.microsoft.com/office/word/2023/wordml/word16du" xmlns:w16sdtdh="http://schemas.microsoft.com/office/word/2020/wordml/sdtdatahash" xmlns:w16sdtfl="http://schemas.microsoft.com/office/word/2024/wordml/sdtformatlock" xmlns:w16se="http://schemas.microsoft.com/office/word/2015/wordml/symex" xmlns:wpg="http://schemas.microsoft.com/office/word/2010/wordprocessingGroup" xmlns:wpi="http://schemas.microsoft.com/office/word/2010/wordprocessingInk" xmlns:wne="http://schemas.microsoft.com/office/word/2006/wordml" xmlns:wps="http://schemas.microsoft.com/office/word/2010/wordprocessingShape" mc:Ignorable="w14 w15 w16se w16cid w16 w16cex w16sdtdh w16sdtfl w16du wp14">
+  <w15:commentEx w15:paraId="407AD845" w15:done="0"/>
+  <w15:commentEx w15:paraId="36B7CC75" w15:done="1"/>
+  <w15:commentEx w15:paraId="25AD770D" w15:done="1"/>
+  <w15:commentEx w15:paraId="56ECAF36" w15:done="1"/>
+  <w15:commentEx w15:paraId="79E92E53" w15:done="1"/>
+  <w15:commentEx w15:paraId="5D0C4D09" w15:paraIdParent="79E92E53" w15:done="1"/>
+  <w15:commentEx w15:paraId="00E65F9B" w15:done="1"/>
+</w15:commentsEx>
+</file>
+
+<file path=word/commentsExtensible.xml><?xml version="1.0" encoding="utf-8"?>
+<w16cex:commentsExtensible xmlns:wpc="http://schemas.microsoft.com/office/word/2010/wordprocessingCanvas" xmlns:cx="http://schemas.microsoft.com/office/drawing/2014/chartex" xmlns:cx1="http://schemas.microsoft.com/office/drawing/2015/9/8/chartex" xmlns:cx2="http://schemas.microsoft.com/office/drawing/2015/10/21/chartex" xmlns:cx3="http://schemas.microsoft.com/office/drawing/2016/5/9/chartex" xmlns:cx4="http://schemas.microsoft.com/office/drawing/2016/5/10/chartex" xmlns:cx5="http://schemas.microsoft.com/office/drawing/2016/5/11/chartex" xmlns:cx6="http://schemas.microsoft.com/office/drawing/2016/5/12/chartex" xmlns:cx7="http://schemas.microsoft.com/office/drawing/2016/5/13/chartex" xmlns:cx8="http://schemas.microsoft.com/office/drawing/2016/5/14/chartex" xmlns:cr="http://schemas.microsoft.com/office/comments/2020/reactions" xmlns:mc="http://schemas.openxmlformats.org/markup-compatibility/2006" xmlns:aink="http://schemas.microsoft.com/office/drawing/2016/ink" xmlns:am3d="http://schemas.microsoft.com/office/drawing/2017/model3d" xmlns:o="urn:schemas-microsoft-com:office:office" xmlns:oel="http://schemas.microsoft.com/office/2019/extlst" xmlns:r="http://schemas.openxmlformats.org/officeDocument/2006/relationships" xmlns:m="http://schemas.openxmlformats.org/officeDocument/2006/math" xmlns:v="urn:schemas-microsoft-com:vml" xmlns:wp14="http://schemas.microsoft.com/office/word/2010/wordprocessingDrawing" xmlns:wp="http://schemas.openxmlformats.org/drawingml/2006/wordprocessingDrawing" xmlns:w10="urn:schemas-microsoft-com:office:word" xmlns:w="http://schemas.openxmlformats.org/wordprocessingml/2006/main" xmlns:w14="http://schemas.microsoft.com/office/word/2010/wordml" xmlns:w15="http://schemas.microsoft.com/office/word/2012/wordml" xmlns:w16cex="http://schemas.microsoft.com/office/word/2018/wordml/cex" xmlns:w16cid="http://schemas.microsoft.com/office/word/2016/wordml/cid" xmlns:w16="http://schemas.microsoft.com/office/word/2018/wordml" xmlns:w16du="http://schemas.microsoft.com/office/word/2023/wordml/word16du" xmlns:w16sdtdh="http://schemas.microsoft.com/office/word/2020/wordml/sdtdatahash" xmlns:w16sdtfl="http://schemas.microsoft.com/office/word/2024/wordml/sdtformatlock" xmlns:w16se="http://schemas.microsoft.com/office/word/2015/wordml/symex" xmlns:wpg="http://schemas.microsoft.com/office/word/2010/wordprocessingGroup" xmlns:wpi="http://schemas.microsoft.com/office/word/2010/wordprocessingInk" xmlns:wne="http://schemas.microsoft.com/office/word/2006/wordml" xmlns:wps="http://schemas.microsoft.com/office/word/2010/wordprocessingShape" mc:Ignorable="w14 w15 w16se w16cid w16 w16cex w16sdtdh w16sdtfl cr w16du wp14">
+  <w16cex:commentExtensible w16cex:durableId="66FAE3AD" w16cex:dateUtc="2026-04-18T19:46:00Z"/>
+  <w16cex:commentExtensible w16cex:durableId="53D24E42" w16cex:dateUtc="2026-04-18T19:35:00Z"/>
+  <w16cex:commentExtensible w16cex:durableId="203A8CA5" w16cex:dateUtc="2026-04-18T21:21:00Z"/>
+  <w16cex:commentExtensible w16cex:durableId="2ED97696" w16cex:dateUtc="2026-04-18T21:28:00Z"/>
+  <w16cex:commentExtensible w16cex:durableId="423F853A" w16cex:dateUtc="2026-04-14T21:38:00Z"/>
+  <w16cex:commentExtensible w16cex:durableId="335202A0" w16cex:dateUtc="2026-04-18T19:19:00Z"/>
+  <w16cex:commentExtensible w16cex:durableId="305EB334" w16cex:dateUtc="2026-04-14T21:38:00Z"/>
+</w16cex:commentsExtensible>
+</file>
+
+<file path=word/commentsIds.xml><?xml version="1.0" encoding="utf-8"?>
+<w16cid:commentsIds xmlns:wpc="http://schemas.microsoft.com/office/word/2010/wordprocessingCanvas" xmlns:cx="http://schemas.microsoft.com/office/drawing/2014/chartex" xmlns:cx1="http://schemas.microsoft.com/office/drawing/2015/9/8/chartex" xmlns:cx2="http://schemas.microsoft.com/office/drawing/2015/10/21/chartex" xmlns:cx3="http://schemas.microsoft.com/office/drawing/2016/5/9/chartex" xmlns:cx4="http://schemas.microsoft.com/office/drawing/2016/5/10/chartex" xmlns:cx5="http://schemas.microsoft.com/office/drawing/2016/5/11/chartex" xmlns:cx6="http://schemas.microsoft.com/office/drawing/2016/5/12/chartex" xmlns:cx7="http://schemas.microsoft.com/office/drawing/2016/5/13/chartex" xmlns:cx8="http://schemas.microsoft.com/office/drawing/2016/5/14/chartex" xmlns:mc="http://schemas.openxmlformats.org/markup-compatibility/2006" xmlns:aink="http://schemas.microsoft.com/office/drawing/2016/ink" xmlns:am3d="http://schemas.microsoft.com/office/drawing/2017/model3d" xmlns:o="urn:schemas-microsoft-com:office:office" xmlns:oel="http://schemas.microsoft.com/office/2019/extlst" xmlns:r="http://schemas.openxmlformats.org/officeDocument/2006/relationships" xmlns:m="http://schemas.openxmlformats.org/officeDocument/2006/math" xmlns:v="urn:schemas-microsoft-com:vml" xmlns:wp14="http://schemas.microsoft.com/office/word/2010/wordprocessingDrawing" xmlns:wp="http://schemas.openxmlformats.org/drawingml/2006/wordprocessingDrawing" xmlns:w10="urn:schemas-microsoft-com:office:word" xmlns:w="http://schemas.openxmlformats.org/wordprocessingml/2006/main" xmlns:w14="http://schemas.microsoft.com/office/word/2010/wordml" xmlns:w15="http://schemas.microsoft.com/office/word/2012/wordml" xmlns:w16cex="http://schemas.microsoft.com/office/word/2018/wordml/cex" xmlns:w16cid="http://schemas.microsoft.com/office/word/2016/wordml/cid" xmlns:w16="http://schemas.microsoft.com/office/word/2018/wordml" xmlns:w16du="http://schemas.microsoft.com/office/word/2023/wordml/word16du" xmlns:w16sdtdh="http://schemas.microsoft.com/office/word/2020/wordml/sdtdatahash" xmlns:w16sdtfl="http://schemas.microsoft.com/office/word/2024/wordml/sdtformatlock" xmlns:w16se="http://schemas.microsoft.com/office/word/2015/wordml/symex" xmlns:wpg="http://schemas.microsoft.com/office/word/2010/wordprocessingGroup" xmlns:wpi="http://schemas.microsoft.com/office/word/2010/wordprocessingInk" xmlns:wne="http://schemas.microsoft.com/office/word/2006/wordml" xmlns:wps="http://schemas.microsoft.com/office/word/2010/wordprocessingShape" mc:Ignorable="w14 w15 w16se w16cid w16 w16cex w16sdtdh w16sdtfl w16du wp14">
+  <w16cid:commentId w16cid:paraId="407AD845" w16cid:durableId="66FAE3AD"/>
+  <w16cid:commentId w16cid:paraId="36B7CC75" w16cid:durableId="53D24E42"/>
+  <w16cid:commentId w16cid:paraId="25AD770D" w16cid:durableId="203A8CA5"/>
+  <w16cid:commentId w16cid:paraId="56ECAF36" w16cid:durableId="2ED97696"/>
+  <w16cid:commentId w16cid:paraId="79E92E53" w16cid:durableId="423F853A"/>
+  <w16cid:commentId w16cid:paraId="5D0C4D09" w16cid:durableId="335202A0"/>
+  <w16cid:commentId w16cid:paraId="00E65F9B" w16cid:durableId="305EB334"/>
+</w16cid:commentsIds>
 </file>
 
 <file path=word/endnotes.xml><?xml version="1.0" encoding="utf-8"?>
@@ -6465,6 +7950,86 @@
       <w:r>
         <w:continuationSeparator/>
       </w:r>
+    </w:p>
+  </w:footnote>
+  <w:footnote w:id="1">
+    <w:p>
+      <w:pPr>
+        <w:pStyle w:val="paragraph"/>
+        <w:spacing w:before="0" w:beforeAutospacing="0" w:after="0" w:afterAutospacing="0"/>
+        <w:textAlignment w:val="baseline"/>
+        <w:rPr>
+          <w:rFonts w:eastAsia="Segoe UI" w:cstheme="minorHAnsi"/>
+          <w:color w:val="000000" w:themeColor="text1"/>
+        </w:rPr>
+      </w:pPr>
+      <w:r>
+        <w:rPr>
+          <w:rStyle w:val="FootnoteReference"/>
+        </w:rPr>
+        <w:footnoteRef/>
+      </w:r>
+      <w:r>
+        <w:t xml:space="preserve"> </w:t>
+      </w:r>
+      <w:r>
+        <w:rPr>
+          <w:rFonts w:eastAsia="Segoe UI" w:cstheme="minorHAnsi"/>
+          <w:color w:val="000000" w:themeColor="text1"/>
+          <w:sz w:val="20"/>
+          <w:szCs w:val="20"/>
+        </w:rPr>
+        <w:t xml:space="preserve">Florida Fish and Wildlife Conservation Commission. “Effects of Florida’s Red Tide on Marine Animals.” </w:t>
+      </w:r>
+      <w:r>
+        <w:rPr>
+          <w:rFonts w:eastAsia="Segoe UI" w:cstheme="minorHAnsi"/>
+          <w:i/>
+          <w:iCs/>
+          <w:color w:val="000000" w:themeColor="text1"/>
+          <w:sz w:val="20"/>
+          <w:szCs w:val="20"/>
+        </w:rPr>
+        <w:t>Florida Fish and Wildlife Conservation Commission</w:t>
+      </w:r>
+      <w:r>
+        <w:rPr>
+          <w:rFonts w:eastAsia="Segoe UI" w:cstheme="minorHAnsi"/>
+          <w:color w:val="000000" w:themeColor="text1"/>
+          <w:sz w:val="20"/>
+          <w:szCs w:val="20"/>
+        </w:rPr>
+        <w:t>, myfwc.com/research/redtide/general/marine-animals/.</w:t>
+      </w:r>
+    </w:p>
+  </w:footnote>
+  <w:footnote w:id="2">
+    <w:p>
+      <w:pPr>
+        <w:pStyle w:val="FootnoteText"/>
+      </w:pPr>
+      <w:r>
+        <w:rPr>
+          <w:rStyle w:val="FootnoteReference"/>
+        </w:rPr>
+        <w:footnoteRef/>
+      </w:r>
+      <w:r>
+        <w:t xml:space="preserve"> NOAA Fisheries. “Hitting Us Where It Hurts: The Untold Story of Harmful Algal Blooms.” NOAA, 10 Dec. 2020,</w:t>
+      </w:r>
+    </w:p>
+    <w:p>
+      <w:pPr>
+        <w:pStyle w:val="FootnoteText"/>
+      </w:pPr>
+      <w:r>
+        <w:t>www.fisheries.noaa.gov/west-coast/science-data/hitting-us-where-it-hurts-untold-story-harmful-algal-blooms.</w:t>
+      </w:r>
+    </w:p>
+    <w:p>
+      <w:pPr>
+        <w:pStyle w:val="FootnoteText"/>
+      </w:pPr>
     </w:p>
   </w:footnote>
 </w:footnotes>
@@ -6944,6 +8509,119 @@
       </w:rPr>
     </w:lvl>
   </w:abstractNum>
+  <w:abstractNum w:abstractNumId="3" w15:restartNumberingAfterBreak="0">
+    <w:nsid w:val="457A1C99"/>
+    <w:multiLevelType w:val="multilevel"/>
+    <w:tmpl w:val="9034AC0E"/>
+    <w:lvl w:ilvl="0">
+      <w:start w:val="1"/>
+      <w:numFmt w:val="decimal"/>
+      <w:lvlText w:val="%1."/>
+      <w:lvlJc w:val="left"/>
+      <w:pPr>
+        <w:tabs>
+          <w:tab w:val="num" w:pos="720"/>
+        </w:tabs>
+        <w:ind w:left="720" w:hanging="360"/>
+      </w:pPr>
+    </w:lvl>
+    <w:lvl w:ilvl="1" w:tentative="1">
+      <w:start w:val="1"/>
+      <w:numFmt w:val="decimal"/>
+      <w:lvlText w:val="%2."/>
+      <w:lvlJc w:val="left"/>
+      <w:pPr>
+        <w:tabs>
+          <w:tab w:val="num" w:pos="1440"/>
+        </w:tabs>
+        <w:ind w:left="1440" w:hanging="360"/>
+      </w:pPr>
+    </w:lvl>
+    <w:lvl w:ilvl="2" w:tentative="1">
+      <w:start w:val="1"/>
+      <w:numFmt w:val="decimal"/>
+      <w:lvlText w:val="%3."/>
+      <w:lvlJc w:val="left"/>
+      <w:pPr>
+        <w:tabs>
+          <w:tab w:val="num" w:pos="2160"/>
+        </w:tabs>
+        <w:ind w:left="2160" w:hanging="360"/>
+      </w:pPr>
+    </w:lvl>
+    <w:lvl w:ilvl="3" w:tentative="1">
+      <w:start w:val="1"/>
+      <w:numFmt w:val="decimal"/>
+      <w:lvlText w:val="%4."/>
+      <w:lvlJc w:val="left"/>
+      <w:pPr>
+        <w:tabs>
+          <w:tab w:val="num" w:pos="2880"/>
+        </w:tabs>
+        <w:ind w:left="2880" w:hanging="360"/>
+      </w:pPr>
+    </w:lvl>
+    <w:lvl w:ilvl="4" w:tentative="1">
+      <w:start w:val="1"/>
+      <w:numFmt w:val="decimal"/>
+      <w:lvlText w:val="%5."/>
+      <w:lvlJc w:val="left"/>
+      <w:pPr>
+        <w:tabs>
+          <w:tab w:val="num" w:pos="3600"/>
+        </w:tabs>
+        <w:ind w:left="3600" w:hanging="360"/>
+      </w:pPr>
+    </w:lvl>
+    <w:lvl w:ilvl="5" w:tentative="1">
+      <w:start w:val="1"/>
+      <w:numFmt w:val="decimal"/>
+      <w:lvlText w:val="%6."/>
+      <w:lvlJc w:val="left"/>
+      <w:pPr>
+        <w:tabs>
+          <w:tab w:val="num" w:pos="4320"/>
+        </w:tabs>
+        <w:ind w:left="4320" w:hanging="360"/>
+      </w:pPr>
+    </w:lvl>
+    <w:lvl w:ilvl="6" w:tentative="1">
+      <w:start w:val="1"/>
+      <w:numFmt w:val="decimal"/>
+      <w:lvlText w:val="%7."/>
+      <w:lvlJc w:val="left"/>
+      <w:pPr>
+        <w:tabs>
+          <w:tab w:val="num" w:pos="5040"/>
+        </w:tabs>
+        <w:ind w:left="5040" w:hanging="360"/>
+      </w:pPr>
+    </w:lvl>
+    <w:lvl w:ilvl="7" w:tentative="1">
+      <w:start w:val="1"/>
+      <w:numFmt w:val="decimal"/>
+      <w:lvlText w:val="%8."/>
+      <w:lvlJc w:val="left"/>
+      <w:pPr>
+        <w:tabs>
+          <w:tab w:val="num" w:pos="5760"/>
+        </w:tabs>
+        <w:ind w:left="5760" w:hanging="360"/>
+      </w:pPr>
+    </w:lvl>
+    <w:lvl w:ilvl="8" w:tentative="1">
+      <w:start w:val="1"/>
+      <w:numFmt w:val="decimal"/>
+      <w:lvlText w:val="%9."/>
+      <w:lvlJc w:val="left"/>
+      <w:pPr>
+        <w:tabs>
+          <w:tab w:val="num" w:pos="6480"/>
+        </w:tabs>
+        <w:ind w:left="6480" w:hanging="360"/>
+      </w:pPr>
+    </w:lvl>
+  </w:abstractNum>
   <w:num w:numId="1" w16cid:durableId="1501700170">
     <w:abstractNumId w:val="0"/>
   </w:num>
@@ -6953,7 +8631,18 @@
   <w:num w:numId="3" w16cid:durableId="487787751">
     <w:abstractNumId w:val="1"/>
   </w:num>
+  <w:num w:numId="4" w16cid:durableId="572861959">
+    <w:abstractNumId w:val="3"/>
+  </w:num>
 </w:numbering>
+</file>
+
+<file path=word/people.xml><?xml version="1.0" encoding="utf-8"?>
+<w15:people xmlns:wpc="http://schemas.microsoft.com/office/word/2010/wordprocessingCanvas" xmlns:cx="http://schemas.microsoft.com/office/drawing/2014/chartex" xmlns:cx1="http://schemas.microsoft.com/office/drawing/2015/9/8/chartex" xmlns:cx2="http://schemas.microsoft.com/office/drawing/2015/10/21/chartex" xmlns:cx3="http://schemas.microsoft.com/office/drawing/2016/5/9/chartex" xmlns:cx4="http://schemas.microsoft.com/office/drawing/2016/5/10/chartex" xmlns:cx5="http://schemas.microsoft.com/office/drawing/2016/5/11/chartex" xmlns:cx6="http://schemas.microsoft.com/office/drawing/2016/5/12/chartex" xmlns:cx7="http://schemas.microsoft.com/office/drawing/2016/5/13/chartex" xmlns:cx8="http://schemas.microsoft.com/office/drawing/2016/5/14/chartex" xmlns:mc="http://schemas.openxmlformats.org/markup-compatibility/2006" xmlns:aink="http://schemas.microsoft.com/office/drawing/2016/ink" xmlns:am3d="http://schemas.microsoft.com/office/drawing/2017/model3d" xmlns:o="urn:schemas-microsoft-com:office:office" xmlns:oel="http://schemas.microsoft.com/office/2019/extlst" xmlns:r="http://schemas.openxmlformats.org/officeDocument/2006/relationships" xmlns:m="http://schemas.openxmlformats.org/officeDocument/2006/math" xmlns:v="urn:schemas-microsoft-com:vml" xmlns:wp14="http://schemas.microsoft.com/office/word/2010/wordprocessingDrawing" xmlns:wp="http://schemas.openxmlformats.org/drawingml/2006/wordprocessingDrawing" xmlns:w10="urn:schemas-microsoft-com:office:word" xmlns:w="http://schemas.openxmlformats.org/wordprocessingml/2006/main" xmlns:w14="http://schemas.microsoft.com/office/word/2010/wordml" xmlns:w15="http://schemas.microsoft.com/office/word/2012/wordml" xmlns:w16cex="http://schemas.microsoft.com/office/word/2018/wordml/cex" xmlns:w16cid="http://schemas.microsoft.com/office/word/2016/wordml/cid" xmlns:w16="http://schemas.microsoft.com/office/word/2018/wordml" xmlns:w16du="http://schemas.microsoft.com/office/word/2023/wordml/word16du" xmlns:w16sdtdh="http://schemas.microsoft.com/office/word/2020/wordml/sdtdatahash" xmlns:w16sdtfl="http://schemas.microsoft.com/office/word/2024/wordml/sdtformatlock" xmlns:w16se="http://schemas.microsoft.com/office/word/2015/wordml/symex" xmlns:wpg="http://schemas.microsoft.com/office/word/2010/wordprocessingGroup" xmlns:wpi="http://schemas.microsoft.com/office/word/2010/wordprocessingInk" xmlns:wne="http://schemas.microsoft.com/office/word/2006/wordml" xmlns:wps="http://schemas.microsoft.com/office/word/2010/wordprocessingShape" mc:Ignorable="w14 w15 w16se w16cid w16 w16cex w16sdtdh w16sdtfl w16du wp14">
+  <w15:person w15:author="Mia Geudtner">
+    <w15:presenceInfo w15:providerId="AD" w15:userId="S::mrgeudtner3558@eagle.fgcu.edu::73338fb3-694b-4ab6-97f9-05023423fae3"/>
+  </w15:person>
+</w15:people>
 </file>
 
 <file path=word/styles.xml><?xml version="1.0" encoding="utf-8"?>
@@ -7402,6 +9091,7 @@
   <w:style w:type="character" w:default="1" w:styleId="DefaultParagraphFont">
     <w:name w:val="Default Paragraph Font"/>
     <w:uiPriority w:val="1"/>
+    <w:semiHidden/>
     <w:unhideWhenUsed/>
   </w:style>
   <w:style w:type="table" w:default="1" w:styleId="TableNormal">
@@ -7660,6 +9350,123 @@
       <w:color w:val="455F51" w:themeColor="text2"/>
       <w:sz w:val="18"/>
       <w:szCs w:val="18"/>
+    </w:rPr>
+  </w:style>
+  <w:style w:type="paragraph" w:styleId="FootnoteText">
+    <w:name w:val="footnote text"/>
+    <w:basedOn w:val="Normal"/>
+    <w:link w:val="FootnoteTextChar"/>
+    <w:uiPriority w:val="99"/>
+    <w:semiHidden/>
+    <w:unhideWhenUsed/>
+    <w:rsid w:val="003E11B7"/>
+    <w:pPr>
+      <w:spacing w:after="0" w:line="240" w:lineRule="auto"/>
+    </w:pPr>
+    <w:rPr>
+      <w:sz w:val="20"/>
+      <w:szCs w:val="20"/>
+    </w:rPr>
+  </w:style>
+  <w:style w:type="character" w:customStyle="1" w:styleId="FootnoteTextChar">
+    <w:name w:val="Footnote Text Char"/>
+    <w:basedOn w:val="DefaultParagraphFont"/>
+    <w:link w:val="FootnoteText"/>
+    <w:uiPriority w:val="99"/>
+    <w:semiHidden/>
+    <w:rsid w:val="003E11B7"/>
+    <w:rPr>
+      <w:sz w:val="20"/>
+      <w:szCs w:val="20"/>
+    </w:rPr>
+  </w:style>
+  <w:style w:type="character" w:styleId="FootnoteReference">
+    <w:name w:val="footnote reference"/>
+    <w:basedOn w:val="DefaultParagraphFont"/>
+    <w:uiPriority w:val="99"/>
+    <w:semiHidden/>
+    <w:unhideWhenUsed/>
+    <w:rsid w:val="003E11B7"/>
+    <w:rPr>
+      <w:vertAlign w:val="superscript"/>
+    </w:rPr>
+  </w:style>
+  <w:style w:type="character" w:styleId="CommentReference">
+    <w:name w:val="annotation reference"/>
+    <w:basedOn w:val="DefaultParagraphFont"/>
+    <w:uiPriority w:val="99"/>
+    <w:semiHidden/>
+    <w:unhideWhenUsed/>
+    <w:rsid w:val="003E11B7"/>
+    <w:rPr>
+      <w:sz w:val="16"/>
+      <w:szCs w:val="16"/>
+    </w:rPr>
+  </w:style>
+  <w:style w:type="paragraph" w:styleId="CommentText">
+    <w:name w:val="annotation text"/>
+    <w:basedOn w:val="Normal"/>
+    <w:link w:val="CommentTextChar"/>
+    <w:uiPriority w:val="99"/>
+    <w:unhideWhenUsed/>
+    <w:rsid w:val="003E11B7"/>
+    <w:pPr>
+      <w:spacing w:line="240" w:lineRule="auto"/>
+    </w:pPr>
+    <w:rPr>
+      <w:sz w:val="20"/>
+      <w:szCs w:val="20"/>
+    </w:rPr>
+  </w:style>
+  <w:style w:type="character" w:customStyle="1" w:styleId="CommentTextChar">
+    <w:name w:val="Comment Text Char"/>
+    <w:basedOn w:val="DefaultParagraphFont"/>
+    <w:link w:val="CommentText"/>
+    <w:uiPriority w:val="99"/>
+    <w:rsid w:val="003E11B7"/>
+    <w:rPr>
+      <w:sz w:val="20"/>
+      <w:szCs w:val="20"/>
+    </w:rPr>
+  </w:style>
+  <w:style w:type="paragraph" w:styleId="CommentSubject">
+    <w:name w:val="annotation subject"/>
+    <w:basedOn w:val="CommentText"/>
+    <w:next w:val="CommentText"/>
+    <w:link w:val="CommentSubjectChar"/>
+    <w:uiPriority w:val="99"/>
+    <w:semiHidden/>
+    <w:unhideWhenUsed/>
+    <w:rsid w:val="003E11B7"/>
+    <w:rPr>
+      <w:b/>
+      <w:bCs/>
+    </w:rPr>
+  </w:style>
+  <w:style w:type="character" w:customStyle="1" w:styleId="CommentSubjectChar">
+    <w:name w:val="Comment Subject Char"/>
+    <w:basedOn w:val="CommentTextChar"/>
+    <w:link w:val="CommentSubject"/>
+    <w:uiPriority w:val="99"/>
+    <w:semiHidden/>
+    <w:rsid w:val="003E11B7"/>
+    <w:rPr>
+      <w:b/>
+      <w:bCs/>
+      <w:sz w:val="20"/>
+      <w:szCs w:val="20"/>
+    </w:rPr>
+  </w:style>
+  <w:style w:type="character" w:styleId="FollowedHyperlink">
+    <w:name w:val="FollowedHyperlink"/>
+    <w:basedOn w:val="DefaultParagraphFont"/>
+    <w:uiPriority w:val="99"/>
+    <w:semiHidden/>
+    <w:unhideWhenUsed/>
+    <w:rsid w:val="003E11B7"/>
+    <w:rPr>
+      <w:color w:val="BA6906" w:themeColor="followedHyperlink"/>
+      <w:u w:val="single"/>
     </w:rPr>
   </w:style>
 </w:styles>
